--- a/PAPER2_HRSID_literature_comparison.docx
+++ b/PAPER2_HRSID_literature_comparison.docx
@@ -10057,7 +10057,9705 @@
           <w:sz w:val="21"/>
           <w:szCs w:val="21"/>
         </w:rPr>
-        <w:t xml:space="preserve"> %).</w:t>
+        <w:t xml:space="preserve"> %). This is the original run; the paired comparison over five runs in Table 2c shows the robust effect is fewer false events at about equal recall, not the two points of recall.</w:t>
+      </w:r>
+    </w:p>
+    <w:p>
+      <w:pPr>
+        <w:pStyle w:val="Heading1"/>
+        <w:spacing w:after="110" w:before="260"/>
+      </w:pPr>
+      <w:r>
+        <w:rPr>
+          <w:rFonts w:ascii="Times New Roman" w:cs="Times New Roman" w:eastAsia="Times New Roman" w:hAnsi="Times New Roman"/>
+          <w:b/>
+          <w:bCs/>
+          <w:sz w:val="26"/>
+          <w:szCs w:val="26"/>
+        </w:rPr>
+        <w:t xml:space="preserve">5a. Whole data set on the board: Weibull only versus Weibull + CNN</w:t>
+      </w:r>
+    </w:p>
+    <w:p>
+      <w:pPr>
+        <w:spacing w:after="110" w:line="270"/>
+        <w:jc w:val="both"/>
+      </w:pPr>
+      <w:r>
+        <w:rPr>
+          <w:rFonts w:ascii="Times New Roman" w:cs="Times New Roman" w:eastAsia="Times New Roman" w:hAnsi="Times New Roman"/>
+          <w:sz w:val="21"/>
+          <w:szCs w:val="21"/>
+        </w:rPr>
+        <w:t xml:space="preserve">The context cascade was run on the DE10-Standard over all 5,604 HRSID images (1,015,171 events, every frame bit-exact against the golden models, prescreen 9.01 ms per frame). One sweep gives both systems: </w:t>
+      </w:r>
+      <w:r>
+        <w:rPr>
+          <w:rFonts w:ascii="Times New Roman" w:cs="Times New Roman" w:eastAsia="Times New Roman" w:hAnsi="Times New Roman"/>
+          <w:b/>
+          <w:bCs/>
+          <w:sz w:val="21"/>
+          <w:szCs w:val="21"/>
+        </w:rPr>
+        <w:t xml:space="preserve">Weibull only</w:t>
+      </w:r>
+      <w:r>
+        <w:rPr>
+          <w:rFonts w:ascii="Times New Roman" w:cs="Times New Roman" w:eastAsia="Times New Roman" w:hAnsi="Times New Roman"/>
+          <w:sz w:val="21"/>
+          <w:szCs w:val="21"/>
+        </w:rPr>
+        <w:t xml:space="preserve"> accepts every prescreen event; </w:t>
+      </w:r>
+      <w:r>
+        <w:rPr>
+          <w:rFonts w:ascii="Times New Roman" w:cs="Times New Roman" w:eastAsia="Times New Roman" w:hAnsi="Times New Roman"/>
+          <w:b/>
+          <w:bCs/>
+          <w:sz w:val="21"/>
+          <w:szCs w:val="21"/>
+        </w:rPr>
+        <w:t xml:space="preserve">Weibull + CNN</w:t>
+      </w:r>
+      <w:r>
+        <w:rPr>
+          <w:rFonts w:ascii="Times New Roman" w:cs="Times New Roman" w:eastAsia="Times New Roman" w:hAnsi="Times New Roman"/>
+          <w:sz w:val="21"/>
+          <w:szCs w:val="21"/>
+        </w:rPr>
+        <w:t xml:space="preserve"> accepts events whose integer logit reaches the threshold, which is applied to the stored logits at the four validation-calibrated values (90 / 95 / 97 / 98 % ship retention on the validation images). The CNN was trained on the train images, so only the test rows are held-out; train and validation rows are in-sample for the CNN (the prescreen has no training). 95 % confidence intervals come from 1,000 bootstrap resamples of images.</w:t>
+      </w:r>
+    </w:p>
+    <w:p>
+      <w:pPr>
+        <w:keepNext/>
+        <w:spacing w:after="70" w:before="150"/>
+      </w:pPr>
+      <w:r>
+        <w:rPr>
+          <w:rFonts w:ascii="Times New Roman" w:cs="Times New Roman" w:eastAsia="Times New Roman" w:hAnsi="Times New Roman"/>
+          <w:sz w:val="20"/>
+          <w:szCs w:val="20"/>
+        </w:rPr>
+        <w:t xml:space="preserve">Table 2a. Whole-data-set evaluation of the on-board sweep (context cascade, config A prescreen), by subset.</w:t>
+      </w:r>
+    </w:p>
+    <w:tbl>
+      <w:tblPr>
+        <w:tblW w:type="dxa" w:w="14200"/>
+        <w:tblBorders>
+          <w:top w:val="single" w:color="auto" w:sz="4"/>
+          <w:left w:val="single" w:color="auto" w:sz="4"/>
+          <w:bottom w:val="single" w:color="auto" w:sz="4"/>
+          <w:right w:val="single" w:color="auto" w:sz="4"/>
+          <w:insideH w:val="single" w:color="auto" w:sz="4"/>
+          <w:insideV w:val="single" w:color="auto" w:sz="4"/>
+        </w:tblBorders>
+      </w:tblPr>
+      <w:tblGrid>
+        <w:gridCol w:w="1300"/>
+        <w:gridCol w:w="3700"/>
+        <w:gridCol w:w="2500"/>
+        <w:gridCol w:w="1150"/>
+        <w:gridCol w:w="1150"/>
+        <w:gridCol w:w="2600"/>
+        <w:gridCol w:w="1000"/>
+        <w:gridCol w:w="800"/>
+      </w:tblGrid>
+      <w:tr>
+        <w:trPr>
+          <w:tblHeader/>
+        </w:trPr>
+        <w:tc>
+          <w:tcPr>
+            <w:tcW w:type="dxa" w:w="1300"/>
+            <w:tcBorders>
+              <w:top w:val="single" w:color="999999" w:sz="4"/>
+              <w:left w:val="single" w:color="999999" w:sz="4"/>
+              <w:bottom w:val="single" w:color="999999" w:sz="4"/>
+              <w:right w:val="single" w:color="999999" w:sz="4"/>
+            </w:tcBorders>
+            <w:shd w:fill="E8EDF5" w:color="auto" w:val="clear"/>
+            <w:tcMar>
+              <w:top w:type="dxa" w:w="30"/>
+              <w:left w:type="dxa" w:w="60"/>
+              <w:bottom w:type="dxa" w:w="30"/>
+              <w:right w:type="dxa" w:w="60"/>
+            </w:tcMar>
+          </w:tcPr>
+          <w:p>
+            <w:pPr>
+              <w:jc w:val="center"/>
+            </w:pPr>
+            <w:r>
+              <w:rPr>
+                <w:rFonts w:ascii="Times New Roman" w:cs="Times New Roman" w:eastAsia="Times New Roman" w:hAnsi="Times New Roman"/>
+                <w:b/>
+                <w:bCs/>
+                <w:sz w:val="15"/>
+                <w:szCs w:val="15"/>
+              </w:rPr>
+              <w:t xml:space="preserve">Subset (images)</w:t>
+            </w:r>
+          </w:p>
+        </w:tc>
+        <w:tc>
+          <w:tcPr>
+            <w:tcW w:type="dxa" w:w="3700"/>
+            <w:tcBorders>
+              <w:top w:val="single" w:color="999999" w:sz="4"/>
+              <w:left w:val="single" w:color="999999" w:sz="4"/>
+              <w:bottom w:val="single" w:color="999999" w:sz="4"/>
+              <w:right w:val="single" w:color="999999" w:sz="4"/>
+            </w:tcBorders>
+            <w:shd w:fill="E8EDF5" w:color="auto" w:val="clear"/>
+            <w:tcMar>
+              <w:top w:type="dxa" w:w="30"/>
+              <w:left w:type="dxa" w:w="60"/>
+              <w:bottom w:type="dxa" w:w="30"/>
+              <w:right w:type="dxa" w:w="60"/>
+            </w:tcMar>
+          </w:tcPr>
+          <w:p>
+            <w:pPr>
+              <w:jc w:val="center"/>
+            </w:pPr>
+            <w:r>
+              <w:rPr>
+                <w:rFonts w:ascii="Times New Roman" w:cs="Times New Roman" w:eastAsia="Times New Roman" w:hAnsi="Times New Roman"/>
+                <w:b/>
+                <w:bCs/>
+                <w:sz w:val="15"/>
+                <w:szCs w:val="15"/>
+              </w:rPr>
+              <w:t xml:space="preserve">System</w:t>
+            </w:r>
+          </w:p>
+        </w:tc>
+        <w:tc>
+          <w:tcPr>
+            <w:tcW w:type="dxa" w:w="2500"/>
+            <w:tcBorders>
+              <w:top w:val="single" w:color="999999" w:sz="4"/>
+              <w:left w:val="single" w:color="999999" w:sz="4"/>
+              <w:bottom w:val="single" w:color="999999" w:sz="4"/>
+              <w:right w:val="single" w:color="999999" w:sz="4"/>
+            </w:tcBorders>
+            <w:shd w:fill="E8EDF5" w:color="auto" w:val="clear"/>
+            <w:tcMar>
+              <w:top w:type="dxa" w:w="30"/>
+              <w:left w:type="dxa" w:w="60"/>
+              <w:bottom w:type="dxa" w:w="30"/>
+              <w:right w:type="dxa" w:w="60"/>
+            </w:tcMar>
+          </w:tcPr>
+          <w:p>
+            <w:pPr>
+              <w:jc w:val="center"/>
+            </w:pPr>
+            <w:r>
+              <w:rPr>
+                <w:rFonts w:ascii="Times New Roman" w:cs="Times New Roman" w:eastAsia="Times New Roman" w:hAnsi="Times New Roman"/>
+                <w:b/>
+                <w:bCs/>
+                <w:sz w:val="15"/>
+                <w:szCs w:val="15"/>
+              </w:rPr>
+              <w:t xml:space="preserve">Recall % (95 % CI)</w:t>
+            </w:r>
+          </w:p>
+        </w:tc>
+        <w:tc>
+          <w:tcPr>
+            <w:tcW w:type="dxa" w:w="1150"/>
+            <w:tcBorders>
+              <w:top w:val="single" w:color="999999" w:sz="4"/>
+              <w:left w:val="single" w:color="999999" w:sz="4"/>
+              <w:bottom w:val="single" w:color="999999" w:sz="4"/>
+              <w:right w:val="single" w:color="999999" w:sz="4"/>
+            </w:tcBorders>
+            <w:shd w:fill="E8EDF5" w:color="auto" w:val="clear"/>
+            <w:tcMar>
+              <w:top w:type="dxa" w:w="30"/>
+              <w:left w:type="dxa" w:w="60"/>
+              <w:bottom w:type="dxa" w:w="30"/>
+              <w:right w:type="dxa" w:w="60"/>
+            </w:tcMar>
+          </w:tcPr>
+          <w:p>
+            <w:pPr>
+              <w:jc w:val="center"/>
+            </w:pPr>
+            <w:r>
+              <w:rPr>
+                <w:rFonts w:ascii="Times New Roman" w:cs="Times New Roman" w:eastAsia="Times New Roman" w:hAnsi="Times New Roman"/>
+                <w:b/>
+                <w:bCs/>
+                <w:sz w:val="15"/>
+                <w:szCs w:val="15"/>
+              </w:rPr>
+              <w:t xml:space="preserve">Inshore %</w:t>
+            </w:r>
+          </w:p>
+        </w:tc>
+        <w:tc>
+          <w:tcPr>
+            <w:tcW w:type="dxa" w:w="1150"/>
+            <w:tcBorders>
+              <w:top w:val="single" w:color="999999" w:sz="4"/>
+              <w:left w:val="single" w:color="999999" w:sz="4"/>
+              <w:bottom w:val="single" w:color="999999" w:sz="4"/>
+              <w:right w:val="single" w:color="999999" w:sz="4"/>
+            </w:tcBorders>
+            <w:shd w:fill="E8EDF5" w:color="auto" w:val="clear"/>
+            <w:tcMar>
+              <w:top w:type="dxa" w:w="30"/>
+              <w:left w:type="dxa" w:w="60"/>
+              <w:bottom w:type="dxa" w:w="30"/>
+              <w:right w:type="dxa" w:w="60"/>
+            </w:tcMar>
+          </w:tcPr>
+          <w:p>
+            <w:pPr>
+              <w:jc w:val="center"/>
+            </w:pPr>
+            <w:r>
+              <w:rPr>
+                <w:rFonts w:ascii="Times New Roman" w:cs="Times New Roman" w:eastAsia="Times New Roman" w:hAnsi="Times New Roman"/>
+                <w:b/>
+                <w:bCs/>
+                <w:sz w:val="15"/>
+                <w:szCs w:val="15"/>
+              </w:rPr>
+              <w:t xml:space="preserve">Offshore %</w:t>
+            </w:r>
+          </w:p>
+        </w:tc>
+        <w:tc>
+          <w:tcPr>
+            <w:tcW w:type="dxa" w:w="2600"/>
+            <w:tcBorders>
+              <w:top w:val="single" w:color="999999" w:sz="4"/>
+              <w:left w:val="single" w:color="999999" w:sz="4"/>
+              <w:bottom w:val="single" w:color="999999" w:sz="4"/>
+              <w:right w:val="single" w:color="999999" w:sz="4"/>
+            </w:tcBorders>
+            <w:shd w:fill="E8EDF5" w:color="auto" w:val="clear"/>
+            <w:tcMar>
+              <w:top w:type="dxa" w:w="30"/>
+              <w:left w:type="dxa" w:w="60"/>
+              <w:bottom w:type="dxa" w:w="30"/>
+              <w:right w:type="dxa" w:w="60"/>
+            </w:tcMar>
+          </w:tcPr>
+          <w:p>
+            <w:pPr>
+              <w:jc w:val="center"/>
+            </w:pPr>
+            <w:r>
+              <w:rPr>
+                <w:rFonts w:ascii="Times New Roman" w:cs="Times New Roman" w:eastAsia="Times New Roman" w:hAnsi="Times New Roman"/>
+                <w:b/>
+                <w:bCs/>
+                <w:sz w:val="15"/>
+                <w:szCs w:val="15"/>
+              </w:rPr>
+              <w:t xml:space="preserve">False events / img (95 % CI)</w:t>
+            </w:r>
+          </w:p>
+        </w:tc>
+        <w:tc>
+          <w:tcPr>
+            <w:tcW w:type="dxa" w:w="1000"/>
+            <w:tcBorders>
+              <w:top w:val="single" w:color="999999" w:sz="4"/>
+              <w:left w:val="single" w:color="999999" w:sz="4"/>
+              <w:bottom w:val="single" w:color="999999" w:sz="4"/>
+              <w:right w:val="single" w:color="999999" w:sz="4"/>
+            </w:tcBorders>
+            <w:shd w:fill="E8EDF5" w:color="auto" w:val="clear"/>
+            <w:tcMar>
+              <w:top w:type="dxa" w:w="30"/>
+              <w:left w:type="dxa" w:w="60"/>
+              <w:bottom w:type="dxa" w:w="30"/>
+              <w:right w:type="dxa" w:w="60"/>
+            </w:tcMar>
+          </w:tcPr>
+          <w:p>
+            <w:pPr>
+              <w:jc w:val="center"/>
+            </w:pPr>
+            <w:r>
+              <w:rPr>
+                <w:rFonts w:ascii="Times New Roman" w:cs="Times New Roman" w:eastAsia="Times New Roman" w:hAnsi="Times New Roman"/>
+                <w:b/>
+                <w:bCs/>
+                <w:sz w:val="15"/>
+                <w:szCs w:val="15"/>
+              </w:rPr>
+              <w:t xml:space="preserve">Precision</w:t>
+            </w:r>
+          </w:p>
+        </w:tc>
+        <w:tc>
+          <w:tcPr>
+            <w:tcW w:type="dxa" w:w="800"/>
+            <w:tcBorders>
+              <w:top w:val="single" w:color="999999" w:sz="4"/>
+              <w:left w:val="single" w:color="999999" w:sz="4"/>
+              <w:bottom w:val="single" w:color="999999" w:sz="4"/>
+              <w:right w:val="single" w:color="999999" w:sz="4"/>
+            </w:tcBorders>
+            <w:shd w:fill="E8EDF5" w:color="auto" w:val="clear"/>
+            <w:tcMar>
+              <w:top w:type="dxa" w:w="30"/>
+              <w:left w:type="dxa" w:w="60"/>
+              <w:bottom w:type="dxa" w:w="30"/>
+              <w:right w:type="dxa" w:w="60"/>
+            </w:tcMar>
+          </w:tcPr>
+          <w:p>
+            <w:pPr>
+              <w:jc w:val="center"/>
+            </w:pPr>
+            <w:r>
+              <w:rPr>
+                <w:rFonts w:ascii="Times New Roman" w:cs="Times New Roman" w:eastAsia="Times New Roman" w:hAnsi="Times New Roman"/>
+                <w:b/>
+                <w:bCs/>
+                <w:sz w:val="15"/>
+                <w:szCs w:val="15"/>
+              </w:rPr>
+              <w:t xml:space="preserve">F1</w:t>
+            </w:r>
+          </w:p>
+        </w:tc>
+      </w:tr>
+      <w:tr>
+        <w:trPr>
+          <w:cantSplit/>
+        </w:trPr>
+        <w:tc>
+          <w:tcPr>
+            <w:tcW w:type="dxa" w:w="1300"/>
+            <w:tcBorders>
+              <w:top w:val="single" w:color="999999" w:sz="4"/>
+              <w:left w:val="single" w:color="999999" w:sz="4"/>
+              <w:bottom w:val="single" w:color="999999" w:sz="4"/>
+              <w:right w:val="single" w:color="999999" w:sz="4"/>
+            </w:tcBorders>
+            <w:tcMar>
+              <w:top w:type="dxa" w:w="30"/>
+              <w:left w:type="dxa" w:w="60"/>
+              <w:bottom w:type="dxa" w:w="30"/>
+              <w:right w:type="dxa" w:w="60"/>
+            </w:tcMar>
+          </w:tcPr>
+          <w:p>
+            <w:pPr>
+              <w:jc w:val="left"/>
+            </w:pPr>
+            <w:r>
+              <w:rPr>
+                <w:rFonts w:ascii="Times New Roman" w:cs="Times New Roman" w:eastAsia="Times New Roman" w:hAnsi="Times New Roman"/>
+                <w:b w:val="false"/>
+                <w:bCs w:val="false"/>
+                <w:sz w:val="15"/>
+                <w:szCs w:val="15"/>
+              </w:rPr>
+              <w:t xml:space="preserve">all 5,604</w:t>
+            </w:r>
+          </w:p>
+        </w:tc>
+        <w:tc>
+          <w:tcPr>
+            <w:tcW w:type="dxa" w:w="3700"/>
+            <w:tcBorders>
+              <w:top w:val="single" w:color="999999" w:sz="4"/>
+              <w:left w:val="single" w:color="999999" w:sz="4"/>
+              <w:bottom w:val="single" w:color="999999" w:sz="4"/>
+              <w:right w:val="single" w:color="999999" w:sz="4"/>
+            </w:tcBorders>
+            <w:tcMar>
+              <w:top w:type="dxa" w:w="30"/>
+              <w:left w:type="dxa" w:w="60"/>
+              <w:bottom w:type="dxa" w:w="30"/>
+              <w:right w:type="dxa" w:w="60"/>
+            </w:tcMar>
+          </w:tcPr>
+          <w:p>
+            <w:pPr>
+              <w:jc w:val="left"/>
+            </w:pPr>
+            <w:r>
+              <w:rPr>
+                <w:rFonts w:ascii="Times New Roman" w:cs="Times New Roman" w:eastAsia="Times New Roman" w:hAnsi="Times New Roman"/>
+                <w:b w:val="false"/>
+                <w:bCs w:val="false"/>
+                <w:sz w:val="15"/>
+                <w:szCs w:val="15"/>
+              </w:rPr>
+              <w:t xml:space="preserve">Weibull only</w:t>
+            </w:r>
+          </w:p>
+        </w:tc>
+        <w:tc>
+          <w:tcPr>
+            <w:tcW w:type="dxa" w:w="2500"/>
+            <w:tcBorders>
+              <w:top w:val="single" w:color="999999" w:sz="4"/>
+              <w:left w:val="single" w:color="999999" w:sz="4"/>
+              <w:bottom w:val="single" w:color="999999" w:sz="4"/>
+              <w:right w:val="single" w:color="999999" w:sz="4"/>
+            </w:tcBorders>
+            <w:tcMar>
+              <w:top w:type="dxa" w:w="30"/>
+              <w:left w:type="dxa" w:w="60"/>
+              <w:bottom w:type="dxa" w:w="30"/>
+              <w:right w:type="dxa" w:w="60"/>
+            </w:tcMar>
+          </w:tcPr>
+          <w:p>
+            <w:pPr>
+              <w:jc w:val="center"/>
+            </w:pPr>
+            <w:r>
+              <w:rPr>
+                <w:rFonts w:ascii="Times New Roman" w:cs="Times New Roman" w:eastAsia="Times New Roman" w:hAnsi="Times New Roman"/>
+                <w:b w:val="false"/>
+                <w:bCs w:val="false"/>
+                <w:sz w:val="15"/>
+                <w:szCs w:val="15"/>
+              </w:rPr>
+              <w:t xml:space="preserve">99.6 (99.5-99.7)</w:t>
+            </w:r>
+          </w:p>
+        </w:tc>
+        <w:tc>
+          <w:tcPr>
+            <w:tcW w:type="dxa" w:w="1150"/>
+            <w:tcBorders>
+              <w:top w:val="single" w:color="999999" w:sz="4"/>
+              <w:left w:val="single" w:color="999999" w:sz="4"/>
+              <w:bottom w:val="single" w:color="999999" w:sz="4"/>
+              <w:right w:val="single" w:color="999999" w:sz="4"/>
+            </w:tcBorders>
+            <w:tcMar>
+              <w:top w:type="dxa" w:w="30"/>
+              <w:left w:type="dxa" w:w="60"/>
+              <w:bottom w:type="dxa" w:w="30"/>
+              <w:right w:type="dxa" w:w="60"/>
+            </w:tcMar>
+          </w:tcPr>
+          <w:p>
+            <w:pPr>
+              <w:jc w:val="center"/>
+            </w:pPr>
+            <w:r>
+              <w:rPr>
+                <w:rFonts w:ascii="Times New Roman" w:cs="Times New Roman" w:eastAsia="Times New Roman" w:hAnsi="Times New Roman"/>
+                <w:b w:val="false"/>
+                <w:bCs w:val="false"/>
+                <w:sz w:val="15"/>
+                <w:szCs w:val="15"/>
+              </w:rPr>
+              <w:t xml:space="preserve">99.2</w:t>
+            </w:r>
+          </w:p>
+        </w:tc>
+        <w:tc>
+          <w:tcPr>
+            <w:tcW w:type="dxa" w:w="1150"/>
+            <w:tcBorders>
+              <w:top w:val="single" w:color="999999" w:sz="4"/>
+              <w:left w:val="single" w:color="999999" w:sz="4"/>
+              <w:bottom w:val="single" w:color="999999" w:sz="4"/>
+              <w:right w:val="single" w:color="999999" w:sz="4"/>
+            </w:tcBorders>
+            <w:tcMar>
+              <w:top w:type="dxa" w:w="30"/>
+              <w:left w:type="dxa" w:w="60"/>
+              <w:bottom w:type="dxa" w:w="30"/>
+              <w:right w:type="dxa" w:w="60"/>
+            </w:tcMar>
+          </w:tcPr>
+          <w:p>
+            <w:pPr>
+              <w:jc w:val="center"/>
+            </w:pPr>
+            <w:r>
+              <w:rPr>
+                <w:rFonts w:ascii="Times New Roman" w:cs="Times New Roman" w:eastAsia="Times New Roman" w:hAnsi="Times New Roman"/>
+                <w:b w:val="false"/>
+                <w:bCs w:val="false"/>
+                <w:sz w:val="15"/>
+                <w:szCs w:val="15"/>
+              </w:rPr>
+              <w:t xml:space="preserve">100.0</w:t>
+            </w:r>
+          </w:p>
+        </w:tc>
+        <w:tc>
+          <w:tcPr>
+            <w:tcW w:type="dxa" w:w="2600"/>
+            <w:tcBorders>
+              <w:top w:val="single" w:color="999999" w:sz="4"/>
+              <w:left w:val="single" w:color="999999" w:sz="4"/>
+              <w:bottom w:val="single" w:color="999999" w:sz="4"/>
+              <w:right w:val="single" w:color="999999" w:sz="4"/>
+            </w:tcBorders>
+            <w:tcMar>
+              <w:top w:type="dxa" w:w="30"/>
+              <w:left w:type="dxa" w:w="60"/>
+              <w:bottom w:type="dxa" w:w="30"/>
+              <w:right w:type="dxa" w:w="60"/>
+            </w:tcMar>
+          </w:tcPr>
+          <w:p>
+            <w:pPr>
+              <w:jc w:val="center"/>
+            </w:pPr>
+            <w:r>
+              <w:rPr>
+                <w:rFonts w:ascii="Times New Roman" w:cs="Times New Roman" w:eastAsia="Times New Roman" w:hAnsi="Times New Roman"/>
+                <w:b w:val="false"/>
+                <w:bCs w:val="false"/>
+                <w:sz w:val="15"/>
+                <w:szCs w:val="15"/>
+              </w:rPr>
+              <w:t xml:space="preserve">165.95 (155.69-176.77)</w:t>
+            </w:r>
+          </w:p>
+        </w:tc>
+        <w:tc>
+          <w:tcPr>
+            <w:tcW w:type="dxa" w:w="1000"/>
+            <w:tcBorders>
+              <w:top w:val="single" w:color="999999" w:sz="4"/>
+              <w:left w:val="single" w:color="999999" w:sz="4"/>
+              <w:bottom w:val="single" w:color="999999" w:sz="4"/>
+              <w:right w:val="single" w:color="999999" w:sz="4"/>
+            </w:tcBorders>
+            <w:tcMar>
+              <w:top w:type="dxa" w:w="30"/>
+              <w:left w:type="dxa" w:w="60"/>
+              <w:bottom w:type="dxa" w:w="30"/>
+              <w:right w:type="dxa" w:w="60"/>
+            </w:tcMar>
+          </w:tcPr>
+          <w:p>
+            <w:pPr>
+              <w:jc w:val="center"/>
+            </w:pPr>
+            <w:r>
+              <w:rPr>
+                <w:rFonts w:ascii="Times New Roman" w:cs="Times New Roman" w:eastAsia="Times New Roman" w:hAnsi="Times New Roman"/>
+                <w:b w:val="false"/>
+                <w:bCs w:val="false"/>
+                <w:sz w:val="15"/>
+                <w:szCs w:val="15"/>
+              </w:rPr>
+              <w:t xml:space="preserve">0.018</w:t>
+            </w:r>
+          </w:p>
+        </w:tc>
+        <w:tc>
+          <w:tcPr>
+            <w:tcW w:type="dxa" w:w="800"/>
+            <w:tcBorders>
+              <w:top w:val="single" w:color="999999" w:sz="4"/>
+              <w:left w:val="single" w:color="999999" w:sz="4"/>
+              <w:bottom w:val="single" w:color="999999" w:sz="4"/>
+              <w:right w:val="single" w:color="999999" w:sz="4"/>
+            </w:tcBorders>
+            <w:tcMar>
+              <w:top w:type="dxa" w:w="30"/>
+              <w:left w:type="dxa" w:w="60"/>
+              <w:bottom w:type="dxa" w:w="30"/>
+              <w:right w:type="dxa" w:w="60"/>
+            </w:tcMar>
+          </w:tcPr>
+          <w:p>
+            <w:pPr>
+              <w:jc w:val="center"/>
+            </w:pPr>
+            <w:r>
+              <w:rPr>
+                <w:rFonts w:ascii="Times New Roman" w:cs="Times New Roman" w:eastAsia="Times New Roman" w:hAnsi="Times New Roman"/>
+                <w:b w:val="false"/>
+                <w:bCs w:val="false"/>
+                <w:sz w:val="15"/>
+                <w:szCs w:val="15"/>
+              </w:rPr>
+              <w:t xml:space="preserve">0.035</w:t>
+            </w:r>
+          </w:p>
+        </w:tc>
+      </w:tr>
+      <w:tr>
+        <w:trPr>
+          <w:cantSplit/>
+        </w:trPr>
+        <w:tc>
+          <w:tcPr>
+            <w:tcW w:type="dxa" w:w="1300"/>
+            <w:tcBorders>
+              <w:top w:val="single" w:color="999999" w:sz="4"/>
+              <w:left w:val="single" w:color="999999" w:sz="4"/>
+              <w:bottom w:val="single" w:color="999999" w:sz="4"/>
+              <w:right w:val="single" w:color="999999" w:sz="4"/>
+            </w:tcBorders>
+            <w:tcMar>
+              <w:top w:type="dxa" w:w="30"/>
+              <w:left w:type="dxa" w:w="60"/>
+              <w:bottom w:type="dxa" w:w="30"/>
+              <w:right w:type="dxa" w:w="60"/>
+            </w:tcMar>
+          </w:tcPr>
+          <w:p>
+            <w:pPr>
+              <w:jc w:val="left"/>
+            </w:pPr>
+            <w:r>
+              <w:rPr>
+                <w:rFonts w:ascii="Times New Roman" w:cs="Times New Roman" w:eastAsia="Times New Roman" w:hAnsi="Times New Roman"/>
+                <w:b w:val="false"/>
+                <w:bCs w:val="false"/>
+                <w:sz w:val="15"/>
+                <w:szCs w:val="15"/>
+              </w:rPr>
+              <w:t xml:space="preserve">all 5,604</w:t>
+            </w:r>
+          </w:p>
+        </w:tc>
+        <w:tc>
+          <w:tcPr>
+            <w:tcW w:type="dxa" w:w="3700"/>
+            <w:tcBorders>
+              <w:top w:val="single" w:color="999999" w:sz="4"/>
+              <w:left w:val="single" w:color="999999" w:sz="4"/>
+              <w:bottom w:val="single" w:color="999999" w:sz="4"/>
+              <w:right w:val="single" w:color="999999" w:sz="4"/>
+            </w:tcBorders>
+            <w:tcMar>
+              <w:top w:type="dxa" w:w="30"/>
+              <w:left w:type="dxa" w:w="60"/>
+              <w:bottom w:type="dxa" w:w="30"/>
+              <w:right w:type="dxa" w:w="60"/>
+            </w:tcMar>
+          </w:tcPr>
+          <w:p>
+            <w:pPr>
+              <w:jc w:val="left"/>
+            </w:pPr>
+            <w:r>
+              <w:rPr>
+                <w:rFonts w:ascii="Times New Roman" w:cs="Times New Roman" w:eastAsia="Times New Roman" w:hAnsi="Times New Roman"/>
+                <w:b w:val="false"/>
+                <w:bCs w:val="false"/>
+                <w:sz w:val="15"/>
+                <w:szCs w:val="15"/>
+              </w:rPr>
+              <w:t xml:space="preserve">Weibull + CNN @ 90 % (theta -5979)</w:t>
+            </w:r>
+          </w:p>
+        </w:tc>
+        <w:tc>
+          <w:tcPr>
+            <w:tcW w:type="dxa" w:w="2500"/>
+            <w:tcBorders>
+              <w:top w:val="single" w:color="999999" w:sz="4"/>
+              <w:left w:val="single" w:color="999999" w:sz="4"/>
+              <w:bottom w:val="single" w:color="999999" w:sz="4"/>
+              <w:right w:val="single" w:color="999999" w:sz="4"/>
+            </w:tcBorders>
+            <w:tcMar>
+              <w:top w:type="dxa" w:w="30"/>
+              <w:left w:type="dxa" w:w="60"/>
+              <w:bottom w:type="dxa" w:w="30"/>
+              <w:right w:type="dxa" w:w="60"/>
+            </w:tcMar>
+          </w:tcPr>
+          <w:p>
+            <w:pPr>
+              <w:jc w:val="center"/>
+            </w:pPr>
+            <w:r>
+              <w:rPr>
+                <w:rFonts w:ascii="Times New Roman" w:cs="Times New Roman" w:eastAsia="Times New Roman" w:hAnsi="Times New Roman"/>
+                <w:b w:val="false"/>
+                <w:bCs w:val="false"/>
+                <w:sz w:val="15"/>
+                <w:szCs w:val="15"/>
+              </w:rPr>
+              <w:t xml:space="preserve">88.6 (87.7-89.4)</w:t>
+            </w:r>
+          </w:p>
+        </w:tc>
+        <w:tc>
+          <w:tcPr>
+            <w:tcW w:type="dxa" w:w="1150"/>
+            <w:tcBorders>
+              <w:top w:val="single" w:color="999999" w:sz="4"/>
+              <w:left w:val="single" w:color="999999" w:sz="4"/>
+              <w:bottom w:val="single" w:color="999999" w:sz="4"/>
+              <w:right w:val="single" w:color="999999" w:sz="4"/>
+            </w:tcBorders>
+            <w:tcMar>
+              <w:top w:type="dxa" w:w="30"/>
+              <w:left w:type="dxa" w:w="60"/>
+              <w:bottom w:type="dxa" w:w="30"/>
+              <w:right w:type="dxa" w:w="60"/>
+            </w:tcMar>
+          </w:tcPr>
+          <w:p>
+            <w:pPr>
+              <w:jc w:val="center"/>
+            </w:pPr>
+            <w:r>
+              <w:rPr>
+                <w:rFonts w:ascii="Times New Roman" w:cs="Times New Roman" w:eastAsia="Times New Roman" w:hAnsi="Times New Roman"/>
+                <w:b w:val="false"/>
+                <w:bCs w:val="false"/>
+                <w:sz w:val="15"/>
+                <w:szCs w:val="15"/>
+              </w:rPr>
+              <w:t xml:space="preserve">78.0</w:t>
+            </w:r>
+          </w:p>
+        </w:tc>
+        <w:tc>
+          <w:tcPr>
+            <w:tcW w:type="dxa" w:w="1150"/>
+            <w:tcBorders>
+              <w:top w:val="single" w:color="999999" w:sz="4"/>
+              <w:left w:val="single" w:color="999999" w:sz="4"/>
+              <w:bottom w:val="single" w:color="999999" w:sz="4"/>
+              <w:right w:val="single" w:color="999999" w:sz="4"/>
+            </w:tcBorders>
+            <w:tcMar>
+              <w:top w:type="dxa" w:w="30"/>
+              <w:left w:type="dxa" w:w="60"/>
+              <w:bottom w:type="dxa" w:w="30"/>
+              <w:right w:type="dxa" w:w="60"/>
+            </w:tcMar>
+          </w:tcPr>
+          <w:p>
+            <w:pPr>
+              <w:jc w:val="center"/>
+            </w:pPr>
+            <w:r>
+              <w:rPr>
+                <w:rFonts w:ascii="Times New Roman" w:cs="Times New Roman" w:eastAsia="Times New Roman" w:hAnsi="Times New Roman"/>
+                <w:b w:val="false"/>
+                <w:bCs w:val="false"/>
+                <w:sz w:val="15"/>
+                <w:szCs w:val="15"/>
+              </w:rPr>
+              <w:t xml:space="preserve">98.5</w:t>
+            </w:r>
+          </w:p>
+        </w:tc>
+        <w:tc>
+          <w:tcPr>
+            <w:tcW w:type="dxa" w:w="2600"/>
+            <w:tcBorders>
+              <w:top w:val="single" w:color="999999" w:sz="4"/>
+              <w:left w:val="single" w:color="999999" w:sz="4"/>
+              <w:bottom w:val="single" w:color="999999" w:sz="4"/>
+              <w:right w:val="single" w:color="999999" w:sz="4"/>
+            </w:tcBorders>
+            <w:tcMar>
+              <w:top w:type="dxa" w:w="30"/>
+              <w:left w:type="dxa" w:w="60"/>
+              <w:bottom w:type="dxa" w:w="30"/>
+              <w:right w:type="dxa" w:w="60"/>
+            </w:tcMar>
+          </w:tcPr>
+          <w:p>
+            <w:pPr>
+              <w:jc w:val="center"/>
+            </w:pPr>
+            <w:r>
+              <w:rPr>
+                <w:rFonts w:ascii="Times New Roman" w:cs="Times New Roman" w:eastAsia="Times New Roman" w:hAnsi="Times New Roman"/>
+                <w:b w:val="false"/>
+                <w:bCs w:val="false"/>
+                <w:sz w:val="15"/>
+                <w:szCs w:val="15"/>
+              </w:rPr>
+              <w:t xml:space="preserve">0.38 (0.35-0.41)</w:t>
+            </w:r>
+          </w:p>
+        </w:tc>
+        <w:tc>
+          <w:tcPr>
+            <w:tcW w:type="dxa" w:w="1000"/>
+            <w:tcBorders>
+              <w:top w:val="single" w:color="999999" w:sz="4"/>
+              <w:left w:val="single" w:color="999999" w:sz="4"/>
+              <w:bottom w:val="single" w:color="999999" w:sz="4"/>
+              <w:right w:val="single" w:color="999999" w:sz="4"/>
+            </w:tcBorders>
+            <w:tcMar>
+              <w:top w:type="dxa" w:w="30"/>
+              <w:left w:type="dxa" w:w="60"/>
+              <w:bottom w:type="dxa" w:w="30"/>
+              <w:right w:type="dxa" w:w="60"/>
+            </w:tcMar>
+          </w:tcPr>
+          <w:p>
+            <w:pPr>
+              <w:jc w:val="center"/>
+            </w:pPr>
+            <w:r>
+              <w:rPr>
+                <w:rFonts w:ascii="Times New Roman" w:cs="Times New Roman" w:eastAsia="Times New Roman" w:hAnsi="Times New Roman"/>
+                <w:b w:val="false"/>
+                <w:bCs w:val="false"/>
+                <w:sz w:val="15"/>
+                <w:szCs w:val="15"/>
+              </w:rPr>
+              <w:t xml:space="preserve">0.876</w:t>
+            </w:r>
+          </w:p>
+        </w:tc>
+        <w:tc>
+          <w:tcPr>
+            <w:tcW w:type="dxa" w:w="800"/>
+            <w:tcBorders>
+              <w:top w:val="single" w:color="999999" w:sz="4"/>
+              <w:left w:val="single" w:color="999999" w:sz="4"/>
+              <w:bottom w:val="single" w:color="999999" w:sz="4"/>
+              <w:right w:val="single" w:color="999999" w:sz="4"/>
+            </w:tcBorders>
+            <w:tcMar>
+              <w:top w:type="dxa" w:w="30"/>
+              <w:left w:type="dxa" w:w="60"/>
+              <w:bottom w:type="dxa" w:w="30"/>
+              <w:right w:type="dxa" w:w="60"/>
+            </w:tcMar>
+          </w:tcPr>
+          <w:p>
+            <w:pPr>
+              <w:jc w:val="center"/>
+            </w:pPr>
+            <w:r>
+              <w:rPr>
+                <w:rFonts w:ascii="Times New Roman" w:cs="Times New Roman" w:eastAsia="Times New Roman" w:hAnsi="Times New Roman"/>
+                <w:b w:val="false"/>
+                <w:bCs w:val="false"/>
+                <w:sz w:val="15"/>
+                <w:szCs w:val="15"/>
+              </w:rPr>
+              <w:t xml:space="preserve">0.881</w:t>
+            </w:r>
+          </w:p>
+        </w:tc>
+      </w:tr>
+      <w:tr>
+        <w:trPr>
+          <w:cantSplit/>
+        </w:trPr>
+        <w:tc>
+          <w:tcPr>
+            <w:tcW w:type="dxa" w:w="1300"/>
+            <w:tcBorders>
+              <w:top w:val="single" w:color="999999" w:sz="4"/>
+              <w:left w:val="single" w:color="999999" w:sz="4"/>
+              <w:bottom w:val="single" w:color="999999" w:sz="4"/>
+              <w:right w:val="single" w:color="999999" w:sz="4"/>
+            </w:tcBorders>
+            <w:tcMar>
+              <w:top w:type="dxa" w:w="30"/>
+              <w:left w:type="dxa" w:w="60"/>
+              <w:bottom w:type="dxa" w:w="30"/>
+              <w:right w:type="dxa" w:w="60"/>
+            </w:tcMar>
+          </w:tcPr>
+          <w:p>
+            <w:pPr>
+              <w:jc w:val="left"/>
+            </w:pPr>
+            <w:r>
+              <w:rPr>
+                <w:rFonts w:ascii="Times New Roman" w:cs="Times New Roman" w:eastAsia="Times New Roman" w:hAnsi="Times New Roman"/>
+                <w:b w:val="false"/>
+                <w:bCs w:val="false"/>
+                <w:sz w:val="15"/>
+                <w:szCs w:val="15"/>
+              </w:rPr>
+              <w:t xml:space="preserve">all 5,604</w:t>
+            </w:r>
+          </w:p>
+        </w:tc>
+        <w:tc>
+          <w:tcPr>
+            <w:tcW w:type="dxa" w:w="3700"/>
+            <w:tcBorders>
+              <w:top w:val="single" w:color="999999" w:sz="4"/>
+              <w:left w:val="single" w:color="999999" w:sz="4"/>
+              <w:bottom w:val="single" w:color="999999" w:sz="4"/>
+              <w:right w:val="single" w:color="999999" w:sz="4"/>
+            </w:tcBorders>
+            <w:tcMar>
+              <w:top w:type="dxa" w:w="30"/>
+              <w:left w:type="dxa" w:w="60"/>
+              <w:bottom w:type="dxa" w:w="30"/>
+              <w:right w:type="dxa" w:w="60"/>
+            </w:tcMar>
+          </w:tcPr>
+          <w:p>
+            <w:pPr>
+              <w:jc w:val="left"/>
+            </w:pPr>
+            <w:r>
+              <w:rPr>
+                <w:rFonts w:ascii="Times New Roman" w:cs="Times New Roman" w:eastAsia="Times New Roman" w:hAnsi="Times New Roman"/>
+                <w:b w:val="false"/>
+                <w:bCs w:val="false"/>
+                <w:sz w:val="15"/>
+                <w:szCs w:val="15"/>
+              </w:rPr>
+              <w:t xml:space="preserve">Weibull + CNN @ 95 % (theta -10695)</w:t>
+            </w:r>
+          </w:p>
+        </w:tc>
+        <w:tc>
+          <w:tcPr>
+            <w:tcW w:type="dxa" w:w="2500"/>
+            <w:tcBorders>
+              <w:top w:val="single" w:color="999999" w:sz="4"/>
+              <w:left w:val="single" w:color="999999" w:sz="4"/>
+              <w:bottom w:val="single" w:color="999999" w:sz="4"/>
+              <w:right w:val="single" w:color="999999" w:sz="4"/>
+            </w:tcBorders>
+            <w:tcMar>
+              <w:top w:type="dxa" w:w="30"/>
+              <w:left w:type="dxa" w:w="60"/>
+              <w:bottom w:type="dxa" w:w="30"/>
+              <w:right w:type="dxa" w:w="60"/>
+            </w:tcMar>
+          </w:tcPr>
+          <w:p>
+            <w:pPr>
+              <w:jc w:val="center"/>
+            </w:pPr>
+            <w:r>
+              <w:rPr>
+                <w:rFonts w:ascii="Times New Roman" w:cs="Times New Roman" w:eastAsia="Times New Roman" w:hAnsi="Times New Roman"/>
+                <w:b w:val="false"/>
+                <w:bCs w:val="false"/>
+                <w:sz w:val="15"/>
+                <w:szCs w:val="15"/>
+              </w:rPr>
+              <w:t xml:space="preserve">94.1 (93.5-94.6)</w:t>
+            </w:r>
+          </w:p>
+        </w:tc>
+        <w:tc>
+          <w:tcPr>
+            <w:tcW w:type="dxa" w:w="1150"/>
+            <w:tcBorders>
+              <w:top w:val="single" w:color="999999" w:sz="4"/>
+              <w:left w:val="single" w:color="999999" w:sz="4"/>
+              <w:bottom w:val="single" w:color="999999" w:sz="4"/>
+              <w:right w:val="single" w:color="999999" w:sz="4"/>
+            </w:tcBorders>
+            <w:tcMar>
+              <w:top w:type="dxa" w:w="30"/>
+              <w:left w:type="dxa" w:w="60"/>
+              <w:bottom w:type="dxa" w:w="30"/>
+              <w:right w:type="dxa" w:w="60"/>
+            </w:tcMar>
+          </w:tcPr>
+          <w:p>
+            <w:pPr>
+              <w:jc w:val="center"/>
+            </w:pPr>
+            <w:r>
+              <w:rPr>
+                <w:rFonts w:ascii="Times New Roman" w:cs="Times New Roman" w:eastAsia="Times New Roman" w:hAnsi="Times New Roman"/>
+                <w:b w:val="false"/>
+                <w:bCs w:val="false"/>
+                <w:sz w:val="15"/>
+                <w:szCs w:val="15"/>
+              </w:rPr>
+              <w:t xml:space="preserve">88.5</w:t>
+            </w:r>
+          </w:p>
+        </w:tc>
+        <w:tc>
+          <w:tcPr>
+            <w:tcW w:type="dxa" w:w="1150"/>
+            <w:tcBorders>
+              <w:top w:val="single" w:color="999999" w:sz="4"/>
+              <w:left w:val="single" w:color="999999" w:sz="4"/>
+              <w:bottom w:val="single" w:color="999999" w:sz="4"/>
+              <w:right w:val="single" w:color="999999" w:sz="4"/>
+            </w:tcBorders>
+            <w:tcMar>
+              <w:top w:type="dxa" w:w="30"/>
+              <w:left w:type="dxa" w:w="60"/>
+              <w:bottom w:type="dxa" w:w="30"/>
+              <w:right w:type="dxa" w:w="60"/>
+            </w:tcMar>
+          </w:tcPr>
+          <w:p>
+            <w:pPr>
+              <w:jc w:val="center"/>
+            </w:pPr>
+            <w:r>
+              <w:rPr>
+                <w:rFonts w:ascii="Times New Roman" w:cs="Times New Roman" w:eastAsia="Times New Roman" w:hAnsi="Times New Roman"/>
+                <w:b w:val="false"/>
+                <w:bCs w:val="false"/>
+                <w:sz w:val="15"/>
+                <w:szCs w:val="15"/>
+              </w:rPr>
+              <w:t xml:space="preserve">99.3</w:t>
+            </w:r>
+          </w:p>
+        </w:tc>
+        <w:tc>
+          <w:tcPr>
+            <w:tcW w:type="dxa" w:w="2600"/>
+            <w:tcBorders>
+              <w:top w:val="single" w:color="999999" w:sz="4"/>
+              <w:left w:val="single" w:color="999999" w:sz="4"/>
+              <w:bottom w:val="single" w:color="999999" w:sz="4"/>
+              <w:right w:val="single" w:color="999999" w:sz="4"/>
+            </w:tcBorders>
+            <w:tcMar>
+              <w:top w:type="dxa" w:w="30"/>
+              <w:left w:type="dxa" w:w="60"/>
+              <w:bottom w:type="dxa" w:w="30"/>
+              <w:right w:type="dxa" w:w="60"/>
+            </w:tcMar>
+          </w:tcPr>
+          <w:p>
+            <w:pPr>
+              <w:jc w:val="center"/>
+            </w:pPr>
+            <w:r>
+              <w:rPr>
+                <w:rFonts w:ascii="Times New Roman" w:cs="Times New Roman" w:eastAsia="Times New Roman" w:hAnsi="Times New Roman"/>
+                <w:b w:val="false"/>
+                <w:bCs w:val="false"/>
+                <w:sz w:val="15"/>
+                <w:szCs w:val="15"/>
+              </w:rPr>
+              <w:t xml:space="preserve">1.12 (1.04-1.21)</w:t>
+            </w:r>
+          </w:p>
+        </w:tc>
+        <w:tc>
+          <w:tcPr>
+            <w:tcW w:type="dxa" w:w="1000"/>
+            <w:tcBorders>
+              <w:top w:val="single" w:color="999999" w:sz="4"/>
+              <w:left w:val="single" w:color="999999" w:sz="4"/>
+              <w:bottom w:val="single" w:color="999999" w:sz="4"/>
+              <w:right w:val="single" w:color="999999" w:sz="4"/>
+            </w:tcBorders>
+            <w:tcMar>
+              <w:top w:type="dxa" w:w="30"/>
+              <w:left w:type="dxa" w:w="60"/>
+              <w:bottom w:type="dxa" w:w="30"/>
+              <w:right w:type="dxa" w:w="60"/>
+            </w:tcMar>
+          </w:tcPr>
+          <w:p>
+            <w:pPr>
+              <w:jc w:val="center"/>
+            </w:pPr>
+            <w:r>
+              <w:rPr>
+                <w:rFonts w:ascii="Times New Roman" w:cs="Times New Roman" w:eastAsia="Times New Roman" w:hAnsi="Times New Roman"/>
+                <w:b w:val="false"/>
+                <w:bCs w:val="false"/>
+                <w:sz w:val="15"/>
+                <w:szCs w:val="15"/>
+              </w:rPr>
+              <w:t xml:space="preserve">0.717</w:t>
+            </w:r>
+          </w:p>
+        </w:tc>
+        <w:tc>
+          <w:tcPr>
+            <w:tcW w:type="dxa" w:w="800"/>
+            <w:tcBorders>
+              <w:top w:val="single" w:color="999999" w:sz="4"/>
+              <w:left w:val="single" w:color="999999" w:sz="4"/>
+              <w:bottom w:val="single" w:color="999999" w:sz="4"/>
+              <w:right w:val="single" w:color="999999" w:sz="4"/>
+            </w:tcBorders>
+            <w:tcMar>
+              <w:top w:type="dxa" w:w="30"/>
+              <w:left w:type="dxa" w:w="60"/>
+              <w:bottom w:type="dxa" w:w="30"/>
+              <w:right w:type="dxa" w:w="60"/>
+            </w:tcMar>
+          </w:tcPr>
+          <w:p>
+            <w:pPr>
+              <w:jc w:val="center"/>
+            </w:pPr>
+            <w:r>
+              <w:rPr>
+                <w:rFonts w:ascii="Times New Roman" w:cs="Times New Roman" w:eastAsia="Times New Roman" w:hAnsi="Times New Roman"/>
+                <w:b w:val="false"/>
+                <w:bCs w:val="false"/>
+                <w:sz w:val="15"/>
+                <w:szCs w:val="15"/>
+              </w:rPr>
+              <w:t xml:space="preserve">0.814</w:t>
+            </w:r>
+          </w:p>
+        </w:tc>
+      </w:tr>
+      <w:tr>
+        <w:trPr>
+          <w:cantSplit/>
+        </w:trPr>
+        <w:tc>
+          <w:tcPr>
+            <w:tcW w:type="dxa" w:w="1300"/>
+            <w:tcBorders>
+              <w:top w:val="single" w:color="999999" w:sz="4"/>
+              <w:left w:val="single" w:color="999999" w:sz="4"/>
+              <w:bottom w:val="single" w:color="999999" w:sz="4"/>
+              <w:right w:val="single" w:color="999999" w:sz="4"/>
+            </w:tcBorders>
+            <w:shd w:fill="FFF4D6" w:color="auto" w:val="clear"/>
+            <w:tcMar>
+              <w:top w:type="dxa" w:w="30"/>
+              <w:left w:type="dxa" w:w="60"/>
+              <w:bottom w:type="dxa" w:w="30"/>
+              <w:right w:type="dxa" w:w="60"/>
+            </w:tcMar>
+          </w:tcPr>
+          <w:p>
+            <w:pPr>
+              <w:jc w:val="left"/>
+            </w:pPr>
+            <w:r>
+              <w:rPr>
+                <w:rFonts w:ascii="Times New Roman" w:cs="Times New Roman" w:eastAsia="Times New Roman" w:hAnsi="Times New Roman"/>
+                <w:b w:val="false"/>
+                <w:bCs w:val="false"/>
+                <w:sz w:val="15"/>
+                <w:szCs w:val="15"/>
+              </w:rPr>
+              <w:t xml:space="preserve">all 5,604</w:t>
+            </w:r>
+          </w:p>
+        </w:tc>
+        <w:tc>
+          <w:tcPr>
+            <w:tcW w:type="dxa" w:w="3700"/>
+            <w:tcBorders>
+              <w:top w:val="single" w:color="999999" w:sz="4"/>
+              <w:left w:val="single" w:color="999999" w:sz="4"/>
+              <w:bottom w:val="single" w:color="999999" w:sz="4"/>
+              <w:right w:val="single" w:color="999999" w:sz="4"/>
+            </w:tcBorders>
+            <w:shd w:fill="FFF4D6" w:color="auto" w:val="clear"/>
+            <w:tcMar>
+              <w:top w:type="dxa" w:w="30"/>
+              <w:left w:type="dxa" w:w="60"/>
+              <w:bottom w:type="dxa" w:w="30"/>
+              <w:right w:type="dxa" w:w="60"/>
+            </w:tcMar>
+          </w:tcPr>
+          <w:p>
+            <w:pPr>
+              <w:jc w:val="left"/>
+            </w:pPr>
+            <w:r>
+              <w:rPr>
+                <w:rFonts w:ascii="Times New Roman" w:cs="Times New Roman" w:eastAsia="Times New Roman" w:hAnsi="Times New Roman"/>
+                <w:b w:val="false"/>
+                <w:bCs w:val="false"/>
+                <w:sz w:val="15"/>
+                <w:szCs w:val="15"/>
+              </w:rPr>
+              <w:t xml:space="preserve">Weibull + CNN @ 97 % (theta -14462)</w:t>
+            </w:r>
+          </w:p>
+        </w:tc>
+        <w:tc>
+          <w:tcPr>
+            <w:tcW w:type="dxa" w:w="2500"/>
+            <w:tcBorders>
+              <w:top w:val="single" w:color="999999" w:sz="4"/>
+              <w:left w:val="single" w:color="999999" w:sz="4"/>
+              <w:bottom w:val="single" w:color="999999" w:sz="4"/>
+              <w:right w:val="single" w:color="999999" w:sz="4"/>
+            </w:tcBorders>
+            <w:shd w:fill="FFF4D6" w:color="auto" w:val="clear"/>
+            <w:tcMar>
+              <w:top w:type="dxa" w:w="30"/>
+              <w:left w:type="dxa" w:w="60"/>
+              <w:bottom w:type="dxa" w:w="30"/>
+              <w:right w:type="dxa" w:w="60"/>
+            </w:tcMar>
+          </w:tcPr>
+          <w:p>
+            <w:pPr>
+              <w:jc w:val="center"/>
+            </w:pPr>
+            <w:r>
+              <w:rPr>
+                <w:rFonts w:ascii="Times New Roman" w:cs="Times New Roman" w:eastAsia="Times New Roman" w:hAnsi="Times New Roman"/>
+                <w:b w:val="false"/>
+                <w:bCs w:val="false"/>
+                <w:sz w:val="15"/>
+                <w:szCs w:val="15"/>
+              </w:rPr>
+              <w:t xml:space="preserve">96.7 (96.3-97.0)</w:t>
+            </w:r>
+          </w:p>
+        </w:tc>
+        <w:tc>
+          <w:tcPr>
+            <w:tcW w:type="dxa" w:w="1150"/>
+            <w:tcBorders>
+              <w:top w:val="single" w:color="999999" w:sz="4"/>
+              <w:left w:val="single" w:color="999999" w:sz="4"/>
+              <w:bottom w:val="single" w:color="999999" w:sz="4"/>
+              <w:right w:val="single" w:color="999999" w:sz="4"/>
+            </w:tcBorders>
+            <w:shd w:fill="FFF4D6" w:color="auto" w:val="clear"/>
+            <w:tcMar>
+              <w:top w:type="dxa" w:w="30"/>
+              <w:left w:type="dxa" w:w="60"/>
+              <w:bottom w:type="dxa" w:w="30"/>
+              <w:right w:type="dxa" w:w="60"/>
+            </w:tcMar>
+          </w:tcPr>
+          <w:p>
+            <w:pPr>
+              <w:jc w:val="center"/>
+            </w:pPr>
+            <w:r>
+              <w:rPr>
+                <w:rFonts w:ascii="Times New Roman" w:cs="Times New Roman" w:eastAsia="Times New Roman" w:hAnsi="Times New Roman"/>
+                <w:b w:val="false"/>
+                <w:bCs w:val="false"/>
+                <w:sz w:val="15"/>
+                <w:szCs w:val="15"/>
+              </w:rPr>
+              <w:t xml:space="preserve">93.6</w:t>
+            </w:r>
+          </w:p>
+        </w:tc>
+        <w:tc>
+          <w:tcPr>
+            <w:tcW w:type="dxa" w:w="1150"/>
+            <w:tcBorders>
+              <w:top w:val="single" w:color="999999" w:sz="4"/>
+              <w:left w:val="single" w:color="999999" w:sz="4"/>
+              <w:bottom w:val="single" w:color="999999" w:sz="4"/>
+              <w:right w:val="single" w:color="999999" w:sz="4"/>
+            </w:tcBorders>
+            <w:shd w:fill="FFF4D6" w:color="auto" w:val="clear"/>
+            <w:tcMar>
+              <w:top w:type="dxa" w:w="30"/>
+              <w:left w:type="dxa" w:w="60"/>
+              <w:bottom w:type="dxa" w:w="30"/>
+              <w:right w:type="dxa" w:w="60"/>
+            </w:tcMar>
+          </w:tcPr>
+          <w:p>
+            <w:pPr>
+              <w:jc w:val="center"/>
+            </w:pPr>
+            <w:r>
+              <w:rPr>
+                <w:rFonts w:ascii="Times New Roman" w:cs="Times New Roman" w:eastAsia="Times New Roman" w:hAnsi="Times New Roman"/>
+                <w:b w:val="false"/>
+                <w:bCs w:val="false"/>
+                <w:sz w:val="15"/>
+                <w:szCs w:val="15"/>
+              </w:rPr>
+              <w:t xml:space="preserve">99.6</w:t>
+            </w:r>
+          </w:p>
+        </w:tc>
+        <w:tc>
+          <w:tcPr>
+            <w:tcW w:type="dxa" w:w="2600"/>
+            <w:tcBorders>
+              <w:top w:val="single" w:color="999999" w:sz="4"/>
+              <w:left w:val="single" w:color="999999" w:sz="4"/>
+              <w:bottom w:val="single" w:color="999999" w:sz="4"/>
+              <w:right w:val="single" w:color="999999" w:sz="4"/>
+            </w:tcBorders>
+            <w:shd w:fill="FFF4D6" w:color="auto" w:val="clear"/>
+            <w:tcMar>
+              <w:top w:type="dxa" w:w="30"/>
+              <w:left w:type="dxa" w:w="60"/>
+              <w:bottom w:type="dxa" w:w="30"/>
+              <w:right w:type="dxa" w:w="60"/>
+            </w:tcMar>
+          </w:tcPr>
+          <w:p>
+            <w:pPr>
+              <w:jc w:val="center"/>
+            </w:pPr>
+            <w:r>
+              <w:rPr>
+                <w:rFonts w:ascii="Times New Roman" w:cs="Times New Roman" w:eastAsia="Times New Roman" w:hAnsi="Times New Roman"/>
+                <w:b w:val="false"/>
+                <w:bCs w:val="false"/>
+                <w:sz w:val="15"/>
+                <w:szCs w:val="15"/>
+              </w:rPr>
+              <w:t xml:space="preserve">2.31 (2.15-2.49)</w:t>
+            </w:r>
+          </w:p>
+        </w:tc>
+        <w:tc>
+          <w:tcPr>
+            <w:tcW w:type="dxa" w:w="1000"/>
+            <w:tcBorders>
+              <w:top w:val="single" w:color="999999" w:sz="4"/>
+              <w:left w:val="single" w:color="999999" w:sz="4"/>
+              <w:bottom w:val="single" w:color="999999" w:sz="4"/>
+              <w:right w:val="single" w:color="999999" w:sz="4"/>
+            </w:tcBorders>
+            <w:shd w:fill="FFF4D6" w:color="auto" w:val="clear"/>
+            <w:tcMar>
+              <w:top w:type="dxa" w:w="30"/>
+              <w:left w:type="dxa" w:w="60"/>
+              <w:bottom w:type="dxa" w:w="30"/>
+              <w:right w:type="dxa" w:w="60"/>
+            </w:tcMar>
+          </w:tcPr>
+          <w:p>
+            <w:pPr>
+              <w:jc w:val="center"/>
+            </w:pPr>
+            <w:r>
+              <w:rPr>
+                <w:rFonts w:ascii="Times New Roman" w:cs="Times New Roman" w:eastAsia="Times New Roman" w:hAnsi="Times New Roman"/>
+                <w:b w:val="false"/>
+                <w:bCs w:val="false"/>
+                <w:sz w:val="15"/>
+                <w:szCs w:val="15"/>
+              </w:rPr>
+              <w:t xml:space="preserve">0.558</w:t>
+            </w:r>
+          </w:p>
+        </w:tc>
+        <w:tc>
+          <w:tcPr>
+            <w:tcW w:type="dxa" w:w="800"/>
+            <w:tcBorders>
+              <w:top w:val="single" w:color="999999" w:sz="4"/>
+              <w:left w:val="single" w:color="999999" w:sz="4"/>
+              <w:bottom w:val="single" w:color="999999" w:sz="4"/>
+              <w:right w:val="single" w:color="999999" w:sz="4"/>
+            </w:tcBorders>
+            <w:shd w:fill="FFF4D6" w:color="auto" w:val="clear"/>
+            <w:tcMar>
+              <w:top w:type="dxa" w:w="30"/>
+              <w:left w:type="dxa" w:w="60"/>
+              <w:bottom w:type="dxa" w:w="30"/>
+              <w:right w:type="dxa" w:w="60"/>
+            </w:tcMar>
+          </w:tcPr>
+          <w:p>
+            <w:pPr>
+              <w:jc w:val="center"/>
+            </w:pPr>
+            <w:r>
+              <w:rPr>
+                <w:rFonts w:ascii="Times New Roman" w:cs="Times New Roman" w:eastAsia="Times New Roman" w:hAnsi="Times New Roman"/>
+                <w:b w:val="false"/>
+                <w:bCs w:val="false"/>
+                <w:sz w:val="15"/>
+                <w:szCs w:val="15"/>
+              </w:rPr>
+              <w:t xml:space="preserve">0.708</w:t>
+            </w:r>
+          </w:p>
+        </w:tc>
+      </w:tr>
+      <w:tr>
+        <w:trPr>
+          <w:cantSplit/>
+        </w:trPr>
+        <w:tc>
+          <w:tcPr>
+            <w:tcW w:type="dxa" w:w="1300"/>
+            <w:tcBorders>
+              <w:top w:val="single" w:color="999999" w:sz="4"/>
+              <w:left w:val="single" w:color="999999" w:sz="4"/>
+              <w:bottom w:val="single" w:color="999999" w:sz="4"/>
+              <w:right w:val="single" w:color="999999" w:sz="4"/>
+            </w:tcBorders>
+            <w:tcMar>
+              <w:top w:type="dxa" w:w="30"/>
+              <w:left w:type="dxa" w:w="60"/>
+              <w:bottom w:type="dxa" w:w="30"/>
+              <w:right w:type="dxa" w:w="60"/>
+            </w:tcMar>
+          </w:tcPr>
+          <w:p>
+            <w:pPr>
+              <w:jc w:val="left"/>
+            </w:pPr>
+            <w:r>
+              <w:rPr>
+                <w:rFonts w:ascii="Times New Roman" w:cs="Times New Roman" w:eastAsia="Times New Roman" w:hAnsi="Times New Roman"/>
+                <w:b w:val="false"/>
+                <w:bCs w:val="false"/>
+                <w:sz w:val="15"/>
+                <w:szCs w:val="15"/>
+              </w:rPr>
+              <w:t xml:space="preserve">all 5,604</w:t>
+            </w:r>
+          </w:p>
+        </w:tc>
+        <w:tc>
+          <w:tcPr>
+            <w:tcW w:type="dxa" w:w="3700"/>
+            <w:tcBorders>
+              <w:top w:val="single" w:color="999999" w:sz="4"/>
+              <w:left w:val="single" w:color="999999" w:sz="4"/>
+              <w:bottom w:val="single" w:color="999999" w:sz="4"/>
+              <w:right w:val="single" w:color="999999" w:sz="4"/>
+            </w:tcBorders>
+            <w:tcMar>
+              <w:top w:type="dxa" w:w="30"/>
+              <w:left w:type="dxa" w:w="60"/>
+              <w:bottom w:type="dxa" w:w="30"/>
+              <w:right w:type="dxa" w:w="60"/>
+            </w:tcMar>
+          </w:tcPr>
+          <w:p>
+            <w:pPr>
+              <w:jc w:val="left"/>
+            </w:pPr>
+            <w:r>
+              <w:rPr>
+                <w:rFonts w:ascii="Times New Roman" w:cs="Times New Roman" w:eastAsia="Times New Roman" w:hAnsi="Times New Roman"/>
+                <w:b w:val="false"/>
+                <w:bCs w:val="false"/>
+                <w:sz w:val="15"/>
+                <w:szCs w:val="15"/>
+              </w:rPr>
+              <w:t xml:space="preserve">Weibull + CNN @ 98 % (theta -17056)</w:t>
+            </w:r>
+          </w:p>
+        </w:tc>
+        <w:tc>
+          <w:tcPr>
+            <w:tcW w:type="dxa" w:w="2500"/>
+            <w:tcBorders>
+              <w:top w:val="single" w:color="999999" w:sz="4"/>
+              <w:left w:val="single" w:color="999999" w:sz="4"/>
+              <w:bottom w:val="single" w:color="999999" w:sz="4"/>
+              <w:right w:val="single" w:color="999999" w:sz="4"/>
+            </w:tcBorders>
+            <w:tcMar>
+              <w:top w:type="dxa" w:w="30"/>
+              <w:left w:type="dxa" w:w="60"/>
+              <w:bottom w:type="dxa" w:w="30"/>
+              <w:right w:type="dxa" w:w="60"/>
+            </w:tcMar>
+          </w:tcPr>
+          <w:p>
+            <w:pPr>
+              <w:jc w:val="center"/>
+            </w:pPr>
+            <w:r>
+              <w:rPr>
+                <w:rFonts w:ascii="Times New Roman" w:cs="Times New Roman" w:eastAsia="Times New Roman" w:hAnsi="Times New Roman"/>
+                <w:b w:val="false"/>
+                <w:bCs w:val="false"/>
+                <w:sz w:val="15"/>
+                <w:szCs w:val="15"/>
+              </w:rPr>
+              <w:t xml:space="preserve">97.7 (97.4-97.9)</w:t>
+            </w:r>
+          </w:p>
+        </w:tc>
+        <w:tc>
+          <w:tcPr>
+            <w:tcW w:type="dxa" w:w="1150"/>
+            <w:tcBorders>
+              <w:top w:val="single" w:color="999999" w:sz="4"/>
+              <w:left w:val="single" w:color="999999" w:sz="4"/>
+              <w:bottom w:val="single" w:color="999999" w:sz="4"/>
+              <w:right w:val="single" w:color="999999" w:sz="4"/>
+            </w:tcBorders>
+            <w:tcMar>
+              <w:top w:type="dxa" w:w="30"/>
+              <w:left w:type="dxa" w:w="60"/>
+              <w:bottom w:type="dxa" w:w="30"/>
+              <w:right w:type="dxa" w:w="60"/>
+            </w:tcMar>
+          </w:tcPr>
+          <w:p>
+            <w:pPr>
+              <w:jc w:val="center"/>
+            </w:pPr>
+            <w:r>
+              <w:rPr>
+                <w:rFonts w:ascii="Times New Roman" w:cs="Times New Roman" w:eastAsia="Times New Roman" w:hAnsi="Times New Roman"/>
+                <w:b w:val="false"/>
+                <w:bCs w:val="false"/>
+                <w:sz w:val="15"/>
+                <w:szCs w:val="15"/>
+              </w:rPr>
+              <w:t xml:space="preserve">95.5</w:t>
+            </w:r>
+          </w:p>
+        </w:tc>
+        <w:tc>
+          <w:tcPr>
+            <w:tcW w:type="dxa" w:w="1150"/>
+            <w:tcBorders>
+              <w:top w:val="single" w:color="999999" w:sz="4"/>
+              <w:left w:val="single" w:color="999999" w:sz="4"/>
+              <w:bottom w:val="single" w:color="999999" w:sz="4"/>
+              <w:right w:val="single" w:color="999999" w:sz="4"/>
+            </w:tcBorders>
+            <w:tcMar>
+              <w:top w:type="dxa" w:w="30"/>
+              <w:left w:type="dxa" w:w="60"/>
+              <w:bottom w:type="dxa" w:w="30"/>
+              <w:right w:type="dxa" w:w="60"/>
+            </w:tcMar>
+          </w:tcPr>
+          <w:p>
+            <w:pPr>
+              <w:jc w:val="center"/>
+            </w:pPr>
+            <w:r>
+              <w:rPr>
+                <w:rFonts w:ascii="Times New Roman" w:cs="Times New Roman" w:eastAsia="Times New Roman" w:hAnsi="Times New Roman"/>
+                <w:b w:val="false"/>
+                <w:bCs w:val="false"/>
+                <w:sz w:val="15"/>
+                <w:szCs w:val="15"/>
+              </w:rPr>
+              <w:t xml:space="preserve">99.7</w:t>
+            </w:r>
+          </w:p>
+        </w:tc>
+        <w:tc>
+          <w:tcPr>
+            <w:tcW w:type="dxa" w:w="2600"/>
+            <w:tcBorders>
+              <w:top w:val="single" w:color="999999" w:sz="4"/>
+              <w:left w:val="single" w:color="999999" w:sz="4"/>
+              <w:bottom w:val="single" w:color="999999" w:sz="4"/>
+              <w:right w:val="single" w:color="999999" w:sz="4"/>
+            </w:tcBorders>
+            <w:tcMar>
+              <w:top w:type="dxa" w:w="30"/>
+              <w:left w:type="dxa" w:w="60"/>
+              <w:bottom w:type="dxa" w:w="30"/>
+              <w:right w:type="dxa" w:w="60"/>
+            </w:tcMar>
+          </w:tcPr>
+          <w:p>
+            <w:pPr>
+              <w:jc w:val="center"/>
+            </w:pPr>
+            <w:r>
+              <w:rPr>
+                <w:rFonts w:ascii="Times New Roman" w:cs="Times New Roman" w:eastAsia="Times New Roman" w:hAnsi="Times New Roman"/>
+                <w:b w:val="false"/>
+                <w:bCs w:val="false"/>
+                <w:sz w:val="15"/>
+                <w:szCs w:val="15"/>
+              </w:rPr>
+              <w:t xml:space="preserve">3.62 (3.36-3.88)</w:t>
+            </w:r>
+          </w:p>
+        </w:tc>
+        <w:tc>
+          <w:tcPr>
+            <w:tcW w:type="dxa" w:w="1000"/>
+            <w:tcBorders>
+              <w:top w:val="single" w:color="999999" w:sz="4"/>
+              <w:left w:val="single" w:color="999999" w:sz="4"/>
+              <w:bottom w:val="single" w:color="999999" w:sz="4"/>
+              <w:right w:val="single" w:color="999999" w:sz="4"/>
+            </w:tcBorders>
+            <w:tcMar>
+              <w:top w:type="dxa" w:w="30"/>
+              <w:left w:type="dxa" w:w="60"/>
+              <w:bottom w:type="dxa" w:w="30"/>
+              <w:right w:type="dxa" w:w="60"/>
+            </w:tcMar>
+          </w:tcPr>
+          <w:p>
+            <w:pPr>
+              <w:jc w:val="center"/>
+            </w:pPr>
+            <w:r>
+              <w:rPr>
+                <w:rFonts w:ascii="Times New Roman" w:cs="Times New Roman" w:eastAsia="Times New Roman" w:hAnsi="Times New Roman"/>
+                <w:b w:val="false"/>
+                <w:bCs w:val="false"/>
+                <w:sz w:val="15"/>
+                <w:szCs w:val="15"/>
+              </w:rPr>
+              <w:t xml:space="preserve">0.450</w:t>
+            </w:r>
+          </w:p>
+        </w:tc>
+        <w:tc>
+          <w:tcPr>
+            <w:tcW w:type="dxa" w:w="800"/>
+            <w:tcBorders>
+              <w:top w:val="single" w:color="999999" w:sz="4"/>
+              <w:left w:val="single" w:color="999999" w:sz="4"/>
+              <w:bottom w:val="single" w:color="999999" w:sz="4"/>
+              <w:right w:val="single" w:color="999999" w:sz="4"/>
+            </w:tcBorders>
+            <w:tcMar>
+              <w:top w:type="dxa" w:w="30"/>
+              <w:left w:type="dxa" w:w="60"/>
+              <w:bottom w:type="dxa" w:w="30"/>
+              <w:right w:type="dxa" w:w="60"/>
+            </w:tcMar>
+          </w:tcPr>
+          <w:p>
+            <w:pPr>
+              <w:jc w:val="center"/>
+            </w:pPr>
+            <w:r>
+              <w:rPr>
+                <w:rFonts w:ascii="Times New Roman" w:cs="Times New Roman" w:eastAsia="Times New Roman" w:hAnsi="Times New Roman"/>
+                <w:b w:val="false"/>
+                <w:bCs w:val="false"/>
+                <w:sz w:val="15"/>
+                <w:szCs w:val="15"/>
+              </w:rPr>
+              <w:t xml:space="preserve">0.616</w:t>
+            </w:r>
+          </w:p>
+        </w:tc>
+      </w:tr>
+      <w:tr>
+        <w:trPr>
+          <w:cantSplit/>
+        </w:trPr>
+        <w:tc>
+          <w:tcPr>
+            <w:tcW w:type="dxa" w:w="1300"/>
+            <w:tcBorders>
+              <w:top w:val="single" w:color="999999" w:sz="4"/>
+              <w:left w:val="single" w:color="999999" w:sz="4"/>
+              <w:bottom w:val="single" w:color="999999" w:sz="4"/>
+              <w:right w:val="single" w:color="999999" w:sz="4"/>
+            </w:tcBorders>
+            <w:tcMar>
+              <w:top w:type="dxa" w:w="30"/>
+              <w:left w:type="dxa" w:w="60"/>
+              <w:bottom w:type="dxa" w:w="30"/>
+              <w:right w:type="dxa" w:w="60"/>
+            </w:tcMar>
+          </w:tcPr>
+          <w:p>
+            <w:pPr>
+              <w:jc w:val="left"/>
+            </w:pPr>
+            <w:r>
+              <w:rPr>
+                <w:rFonts w:ascii="Times New Roman" w:cs="Times New Roman" w:eastAsia="Times New Roman" w:hAnsi="Times New Roman"/>
+                <w:b w:val="false"/>
+                <w:bCs w:val="false"/>
+                <w:sz w:val="15"/>
+                <w:szCs w:val="15"/>
+              </w:rPr>
+              <w:t xml:space="preserve">train 3,922</w:t>
+            </w:r>
+          </w:p>
+        </w:tc>
+        <w:tc>
+          <w:tcPr>
+            <w:tcW w:type="dxa" w:w="3700"/>
+            <w:tcBorders>
+              <w:top w:val="single" w:color="999999" w:sz="4"/>
+              <w:left w:val="single" w:color="999999" w:sz="4"/>
+              <w:bottom w:val="single" w:color="999999" w:sz="4"/>
+              <w:right w:val="single" w:color="999999" w:sz="4"/>
+            </w:tcBorders>
+            <w:tcMar>
+              <w:top w:type="dxa" w:w="30"/>
+              <w:left w:type="dxa" w:w="60"/>
+              <w:bottom w:type="dxa" w:w="30"/>
+              <w:right w:type="dxa" w:w="60"/>
+            </w:tcMar>
+          </w:tcPr>
+          <w:p>
+            <w:pPr>
+              <w:jc w:val="left"/>
+            </w:pPr>
+            <w:r>
+              <w:rPr>
+                <w:rFonts w:ascii="Times New Roman" w:cs="Times New Roman" w:eastAsia="Times New Roman" w:hAnsi="Times New Roman"/>
+                <w:b w:val="false"/>
+                <w:bCs w:val="false"/>
+                <w:sz w:val="15"/>
+                <w:szCs w:val="15"/>
+              </w:rPr>
+              <w:t xml:space="preserve">Weibull only</w:t>
+            </w:r>
+          </w:p>
+        </w:tc>
+        <w:tc>
+          <w:tcPr>
+            <w:tcW w:type="dxa" w:w="2500"/>
+            <w:tcBorders>
+              <w:top w:val="single" w:color="999999" w:sz="4"/>
+              <w:left w:val="single" w:color="999999" w:sz="4"/>
+              <w:bottom w:val="single" w:color="999999" w:sz="4"/>
+              <w:right w:val="single" w:color="999999" w:sz="4"/>
+            </w:tcBorders>
+            <w:tcMar>
+              <w:top w:type="dxa" w:w="30"/>
+              <w:left w:type="dxa" w:w="60"/>
+              <w:bottom w:type="dxa" w:w="30"/>
+              <w:right w:type="dxa" w:w="60"/>
+            </w:tcMar>
+          </w:tcPr>
+          <w:p>
+            <w:pPr>
+              <w:jc w:val="center"/>
+            </w:pPr>
+            <w:r>
+              <w:rPr>
+                <w:rFonts w:ascii="Times New Roman" w:cs="Times New Roman" w:eastAsia="Times New Roman" w:hAnsi="Times New Roman"/>
+                <w:b w:val="false"/>
+                <w:bCs w:val="false"/>
+                <w:sz w:val="15"/>
+                <w:szCs w:val="15"/>
+              </w:rPr>
+              <w:t xml:space="preserve">99.5 (99.3-99.7)</w:t>
+            </w:r>
+          </w:p>
+        </w:tc>
+        <w:tc>
+          <w:tcPr>
+            <w:tcW w:type="dxa" w:w="1150"/>
+            <w:tcBorders>
+              <w:top w:val="single" w:color="999999" w:sz="4"/>
+              <w:left w:val="single" w:color="999999" w:sz="4"/>
+              <w:bottom w:val="single" w:color="999999" w:sz="4"/>
+              <w:right w:val="single" w:color="999999" w:sz="4"/>
+            </w:tcBorders>
+            <w:tcMar>
+              <w:top w:type="dxa" w:w="30"/>
+              <w:left w:type="dxa" w:w="60"/>
+              <w:bottom w:type="dxa" w:w="30"/>
+              <w:right w:type="dxa" w:w="60"/>
+            </w:tcMar>
+          </w:tcPr>
+          <w:p>
+            <w:pPr>
+              <w:jc w:val="center"/>
+            </w:pPr>
+            <w:r>
+              <w:rPr>
+                <w:rFonts w:ascii="Times New Roman" w:cs="Times New Roman" w:eastAsia="Times New Roman" w:hAnsi="Times New Roman"/>
+                <w:b w:val="false"/>
+                <w:bCs w:val="false"/>
+                <w:sz w:val="15"/>
+                <w:szCs w:val="15"/>
+              </w:rPr>
+              <w:t xml:space="preserve">99.1</w:t>
+            </w:r>
+          </w:p>
+        </w:tc>
+        <w:tc>
+          <w:tcPr>
+            <w:tcW w:type="dxa" w:w="1150"/>
+            <w:tcBorders>
+              <w:top w:val="single" w:color="999999" w:sz="4"/>
+              <w:left w:val="single" w:color="999999" w:sz="4"/>
+              <w:bottom w:val="single" w:color="999999" w:sz="4"/>
+              <w:right w:val="single" w:color="999999" w:sz="4"/>
+            </w:tcBorders>
+            <w:tcMar>
+              <w:top w:type="dxa" w:w="30"/>
+              <w:left w:type="dxa" w:w="60"/>
+              <w:bottom w:type="dxa" w:w="30"/>
+              <w:right w:type="dxa" w:w="60"/>
+            </w:tcMar>
+          </w:tcPr>
+          <w:p>
+            <w:pPr>
+              <w:jc w:val="center"/>
+            </w:pPr>
+            <w:r>
+              <w:rPr>
+                <w:rFonts w:ascii="Times New Roman" w:cs="Times New Roman" w:eastAsia="Times New Roman" w:hAnsi="Times New Roman"/>
+                <w:b w:val="false"/>
+                <w:bCs w:val="false"/>
+                <w:sz w:val="15"/>
+                <w:szCs w:val="15"/>
+              </w:rPr>
+              <w:t xml:space="preserve">100.0</w:t>
+            </w:r>
+          </w:p>
+        </w:tc>
+        <w:tc>
+          <w:tcPr>
+            <w:tcW w:type="dxa" w:w="2600"/>
+            <w:tcBorders>
+              <w:top w:val="single" w:color="999999" w:sz="4"/>
+              <w:left w:val="single" w:color="999999" w:sz="4"/>
+              <w:bottom w:val="single" w:color="999999" w:sz="4"/>
+              <w:right w:val="single" w:color="999999" w:sz="4"/>
+            </w:tcBorders>
+            <w:tcMar>
+              <w:top w:type="dxa" w:w="30"/>
+              <w:left w:type="dxa" w:w="60"/>
+              <w:bottom w:type="dxa" w:w="30"/>
+              <w:right w:type="dxa" w:w="60"/>
+            </w:tcMar>
+          </w:tcPr>
+          <w:p>
+            <w:pPr>
+              <w:jc w:val="center"/>
+            </w:pPr>
+            <w:r>
+              <w:rPr>
+                <w:rFonts w:ascii="Times New Roman" w:cs="Times New Roman" w:eastAsia="Times New Roman" w:hAnsi="Times New Roman"/>
+                <w:b w:val="false"/>
+                <w:bCs w:val="false"/>
+                <w:sz w:val="15"/>
+                <w:szCs w:val="15"/>
+              </w:rPr>
+              <w:t xml:space="preserve">166.95 (154.80-178.45)</w:t>
+            </w:r>
+          </w:p>
+        </w:tc>
+        <w:tc>
+          <w:tcPr>
+            <w:tcW w:type="dxa" w:w="1000"/>
+            <w:tcBorders>
+              <w:top w:val="single" w:color="999999" w:sz="4"/>
+              <w:left w:val="single" w:color="999999" w:sz="4"/>
+              <w:bottom w:val="single" w:color="999999" w:sz="4"/>
+              <w:right w:val="single" w:color="999999" w:sz="4"/>
+            </w:tcBorders>
+            <w:tcMar>
+              <w:top w:type="dxa" w:w="30"/>
+              <w:left w:type="dxa" w:w="60"/>
+              <w:bottom w:type="dxa" w:w="30"/>
+              <w:right w:type="dxa" w:w="60"/>
+            </w:tcMar>
+          </w:tcPr>
+          <w:p>
+            <w:pPr>
+              <w:jc w:val="center"/>
+            </w:pPr>
+            <w:r>
+              <w:rPr>
+                <w:rFonts w:ascii="Times New Roman" w:cs="Times New Roman" w:eastAsia="Times New Roman" w:hAnsi="Times New Roman"/>
+                <w:b w:val="false"/>
+                <w:bCs w:val="false"/>
+                <w:sz w:val="15"/>
+                <w:szCs w:val="15"/>
+              </w:rPr>
+              <w:t xml:space="preserve">0.018</w:t>
+            </w:r>
+          </w:p>
+        </w:tc>
+        <w:tc>
+          <w:tcPr>
+            <w:tcW w:type="dxa" w:w="800"/>
+            <w:tcBorders>
+              <w:top w:val="single" w:color="999999" w:sz="4"/>
+              <w:left w:val="single" w:color="999999" w:sz="4"/>
+              <w:bottom w:val="single" w:color="999999" w:sz="4"/>
+              <w:right w:val="single" w:color="999999" w:sz="4"/>
+            </w:tcBorders>
+            <w:tcMar>
+              <w:top w:type="dxa" w:w="30"/>
+              <w:left w:type="dxa" w:w="60"/>
+              <w:bottom w:type="dxa" w:w="30"/>
+              <w:right w:type="dxa" w:w="60"/>
+            </w:tcMar>
+          </w:tcPr>
+          <w:p>
+            <w:pPr>
+              <w:jc w:val="center"/>
+            </w:pPr>
+            <w:r>
+              <w:rPr>
+                <w:rFonts w:ascii="Times New Roman" w:cs="Times New Roman" w:eastAsia="Times New Roman" w:hAnsi="Times New Roman"/>
+                <w:b w:val="false"/>
+                <w:bCs w:val="false"/>
+                <w:sz w:val="15"/>
+                <w:szCs w:val="15"/>
+              </w:rPr>
+              <w:t xml:space="preserve">0.035</w:t>
+            </w:r>
+          </w:p>
+        </w:tc>
+      </w:tr>
+      <w:tr>
+        <w:trPr>
+          <w:cantSplit/>
+        </w:trPr>
+        <w:tc>
+          <w:tcPr>
+            <w:tcW w:type="dxa" w:w="1300"/>
+            <w:tcBorders>
+              <w:top w:val="single" w:color="999999" w:sz="4"/>
+              <w:left w:val="single" w:color="999999" w:sz="4"/>
+              <w:bottom w:val="single" w:color="999999" w:sz="4"/>
+              <w:right w:val="single" w:color="999999" w:sz="4"/>
+            </w:tcBorders>
+            <w:tcMar>
+              <w:top w:type="dxa" w:w="30"/>
+              <w:left w:type="dxa" w:w="60"/>
+              <w:bottom w:type="dxa" w:w="30"/>
+              <w:right w:type="dxa" w:w="60"/>
+            </w:tcMar>
+          </w:tcPr>
+          <w:p>
+            <w:pPr>
+              <w:jc w:val="left"/>
+            </w:pPr>
+            <w:r>
+              <w:rPr>
+                <w:rFonts w:ascii="Times New Roman" w:cs="Times New Roman" w:eastAsia="Times New Roman" w:hAnsi="Times New Roman"/>
+                <w:b w:val="false"/>
+                <w:bCs w:val="false"/>
+                <w:sz w:val="15"/>
+                <w:szCs w:val="15"/>
+              </w:rPr>
+              <w:t xml:space="preserve">train 3,922</w:t>
+            </w:r>
+          </w:p>
+        </w:tc>
+        <w:tc>
+          <w:tcPr>
+            <w:tcW w:type="dxa" w:w="3700"/>
+            <w:tcBorders>
+              <w:top w:val="single" w:color="999999" w:sz="4"/>
+              <w:left w:val="single" w:color="999999" w:sz="4"/>
+              <w:bottom w:val="single" w:color="999999" w:sz="4"/>
+              <w:right w:val="single" w:color="999999" w:sz="4"/>
+            </w:tcBorders>
+            <w:tcMar>
+              <w:top w:type="dxa" w:w="30"/>
+              <w:left w:type="dxa" w:w="60"/>
+              <w:bottom w:type="dxa" w:w="30"/>
+              <w:right w:type="dxa" w:w="60"/>
+            </w:tcMar>
+          </w:tcPr>
+          <w:p>
+            <w:pPr>
+              <w:jc w:val="left"/>
+            </w:pPr>
+            <w:r>
+              <w:rPr>
+                <w:rFonts w:ascii="Times New Roman" w:cs="Times New Roman" w:eastAsia="Times New Roman" w:hAnsi="Times New Roman"/>
+                <w:b w:val="false"/>
+                <w:bCs w:val="false"/>
+                <w:sz w:val="15"/>
+                <w:szCs w:val="15"/>
+              </w:rPr>
+              <w:t xml:space="preserve">Weibull + CNN @ 90 % (theta -5979)</w:t>
+            </w:r>
+          </w:p>
+        </w:tc>
+        <w:tc>
+          <w:tcPr>
+            <w:tcW w:type="dxa" w:w="2500"/>
+            <w:tcBorders>
+              <w:top w:val="single" w:color="999999" w:sz="4"/>
+              <w:left w:val="single" w:color="999999" w:sz="4"/>
+              <w:bottom w:val="single" w:color="999999" w:sz="4"/>
+              <w:right w:val="single" w:color="999999" w:sz="4"/>
+            </w:tcBorders>
+            <w:tcMar>
+              <w:top w:type="dxa" w:w="30"/>
+              <w:left w:type="dxa" w:w="60"/>
+              <w:bottom w:type="dxa" w:w="30"/>
+              <w:right w:type="dxa" w:w="60"/>
+            </w:tcMar>
+          </w:tcPr>
+          <w:p>
+            <w:pPr>
+              <w:jc w:val="center"/>
+            </w:pPr>
+            <w:r>
+              <w:rPr>
+                <w:rFonts w:ascii="Times New Roman" w:cs="Times New Roman" w:eastAsia="Times New Roman" w:hAnsi="Times New Roman"/>
+                <w:b w:val="false"/>
+                <w:bCs w:val="false"/>
+                <w:sz w:val="15"/>
+                <w:szCs w:val="15"/>
+              </w:rPr>
+              <w:t xml:space="preserve">88.5 (87.5-89.5)</w:t>
+            </w:r>
+          </w:p>
+        </w:tc>
+        <w:tc>
+          <w:tcPr>
+            <w:tcW w:type="dxa" w:w="1150"/>
+            <w:tcBorders>
+              <w:top w:val="single" w:color="999999" w:sz="4"/>
+              <w:left w:val="single" w:color="999999" w:sz="4"/>
+              <w:bottom w:val="single" w:color="999999" w:sz="4"/>
+              <w:right w:val="single" w:color="999999" w:sz="4"/>
+            </w:tcBorders>
+            <w:tcMar>
+              <w:top w:type="dxa" w:w="30"/>
+              <w:left w:type="dxa" w:w="60"/>
+              <w:bottom w:type="dxa" w:w="30"/>
+              <w:right w:type="dxa" w:w="60"/>
+            </w:tcMar>
+          </w:tcPr>
+          <w:p>
+            <w:pPr>
+              <w:jc w:val="center"/>
+            </w:pPr>
+            <w:r>
+              <w:rPr>
+                <w:rFonts w:ascii="Times New Roman" w:cs="Times New Roman" w:eastAsia="Times New Roman" w:hAnsi="Times New Roman"/>
+                <w:b w:val="false"/>
+                <w:bCs w:val="false"/>
+                <w:sz w:val="15"/>
+                <w:szCs w:val="15"/>
+              </w:rPr>
+              <w:t xml:space="preserve">77.8</w:t>
+            </w:r>
+          </w:p>
+        </w:tc>
+        <w:tc>
+          <w:tcPr>
+            <w:tcW w:type="dxa" w:w="1150"/>
+            <w:tcBorders>
+              <w:top w:val="single" w:color="999999" w:sz="4"/>
+              <w:left w:val="single" w:color="999999" w:sz="4"/>
+              <w:bottom w:val="single" w:color="999999" w:sz="4"/>
+              <w:right w:val="single" w:color="999999" w:sz="4"/>
+            </w:tcBorders>
+            <w:tcMar>
+              <w:top w:type="dxa" w:w="30"/>
+              <w:left w:type="dxa" w:w="60"/>
+              <w:bottom w:type="dxa" w:w="30"/>
+              <w:right w:type="dxa" w:w="60"/>
+            </w:tcMar>
+          </w:tcPr>
+          <w:p>
+            <w:pPr>
+              <w:jc w:val="center"/>
+            </w:pPr>
+            <w:r>
+              <w:rPr>
+                <w:rFonts w:ascii="Times New Roman" w:cs="Times New Roman" w:eastAsia="Times New Roman" w:hAnsi="Times New Roman"/>
+                <w:b w:val="false"/>
+                <w:bCs w:val="false"/>
+                <w:sz w:val="15"/>
+                <w:szCs w:val="15"/>
+              </w:rPr>
+              <w:t xml:space="preserve">98.7</w:t>
+            </w:r>
+          </w:p>
+        </w:tc>
+        <w:tc>
+          <w:tcPr>
+            <w:tcW w:type="dxa" w:w="2600"/>
+            <w:tcBorders>
+              <w:top w:val="single" w:color="999999" w:sz="4"/>
+              <w:left w:val="single" w:color="999999" w:sz="4"/>
+              <w:bottom w:val="single" w:color="999999" w:sz="4"/>
+              <w:right w:val="single" w:color="999999" w:sz="4"/>
+            </w:tcBorders>
+            <w:tcMar>
+              <w:top w:type="dxa" w:w="30"/>
+              <w:left w:type="dxa" w:w="60"/>
+              <w:bottom w:type="dxa" w:w="30"/>
+              <w:right w:type="dxa" w:w="60"/>
+            </w:tcMar>
+          </w:tcPr>
+          <w:p>
+            <w:pPr>
+              <w:jc w:val="center"/>
+            </w:pPr>
+            <w:r>
+              <w:rPr>
+                <w:rFonts w:ascii="Times New Roman" w:cs="Times New Roman" w:eastAsia="Times New Roman" w:hAnsi="Times New Roman"/>
+                <w:b w:val="false"/>
+                <w:bCs w:val="false"/>
+                <w:sz w:val="15"/>
+                <w:szCs w:val="15"/>
+              </w:rPr>
+              <w:t xml:space="preserve">0.35 (0.32-0.39)</w:t>
+            </w:r>
+          </w:p>
+        </w:tc>
+        <w:tc>
+          <w:tcPr>
+            <w:tcW w:type="dxa" w:w="1000"/>
+            <w:tcBorders>
+              <w:top w:val="single" w:color="999999" w:sz="4"/>
+              <w:left w:val="single" w:color="999999" w:sz="4"/>
+              <w:bottom w:val="single" w:color="999999" w:sz="4"/>
+              <w:right w:val="single" w:color="999999" w:sz="4"/>
+            </w:tcBorders>
+            <w:tcMar>
+              <w:top w:type="dxa" w:w="30"/>
+              <w:left w:type="dxa" w:w="60"/>
+              <w:bottom w:type="dxa" w:w="30"/>
+              <w:right w:type="dxa" w:w="60"/>
+            </w:tcMar>
+          </w:tcPr>
+          <w:p>
+            <w:pPr>
+              <w:jc w:val="center"/>
+            </w:pPr>
+            <w:r>
+              <w:rPr>
+                <w:rFonts w:ascii="Times New Roman" w:cs="Times New Roman" w:eastAsia="Times New Roman" w:hAnsi="Times New Roman"/>
+                <w:b w:val="false"/>
+                <w:bCs w:val="false"/>
+                <w:sz w:val="15"/>
+                <w:szCs w:val="15"/>
+              </w:rPr>
+              <w:t xml:space="preserve">0.883</w:t>
+            </w:r>
+          </w:p>
+        </w:tc>
+        <w:tc>
+          <w:tcPr>
+            <w:tcW w:type="dxa" w:w="800"/>
+            <w:tcBorders>
+              <w:top w:val="single" w:color="999999" w:sz="4"/>
+              <w:left w:val="single" w:color="999999" w:sz="4"/>
+              <w:bottom w:val="single" w:color="999999" w:sz="4"/>
+              <w:right w:val="single" w:color="999999" w:sz="4"/>
+            </w:tcBorders>
+            <w:tcMar>
+              <w:top w:type="dxa" w:w="30"/>
+              <w:left w:type="dxa" w:w="60"/>
+              <w:bottom w:type="dxa" w:w="30"/>
+              <w:right w:type="dxa" w:w="60"/>
+            </w:tcMar>
+          </w:tcPr>
+          <w:p>
+            <w:pPr>
+              <w:jc w:val="center"/>
+            </w:pPr>
+            <w:r>
+              <w:rPr>
+                <w:rFonts w:ascii="Times New Roman" w:cs="Times New Roman" w:eastAsia="Times New Roman" w:hAnsi="Times New Roman"/>
+                <w:b w:val="false"/>
+                <w:bCs w:val="false"/>
+                <w:sz w:val="15"/>
+                <w:szCs w:val="15"/>
+              </w:rPr>
+              <w:t xml:space="preserve">0.884</w:t>
+            </w:r>
+          </w:p>
+        </w:tc>
+      </w:tr>
+      <w:tr>
+        <w:trPr>
+          <w:cantSplit/>
+        </w:trPr>
+        <w:tc>
+          <w:tcPr>
+            <w:tcW w:type="dxa" w:w="1300"/>
+            <w:tcBorders>
+              <w:top w:val="single" w:color="999999" w:sz="4"/>
+              <w:left w:val="single" w:color="999999" w:sz="4"/>
+              <w:bottom w:val="single" w:color="999999" w:sz="4"/>
+              <w:right w:val="single" w:color="999999" w:sz="4"/>
+            </w:tcBorders>
+            <w:tcMar>
+              <w:top w:type="dxa" w:w="30"/>
+              <w:left w:type="dxa" w:w="60"/>
+              <w:bottom w:type="dxa" w:w="30"/>
+              <w:right w:type="dxa" w:w="60"/>
+            </w:tcMar>
+          </w:tcPr>
+          <w:p>
+            <w:pPr>
+              <w:jc w:val="left"/>
+            </w:pPr>
+            <w:r>
+              <w:rPr>
+                <w:rFonts w:ascii="Times New Roman" w:cs="Times New Roman" w:eastAsia="Times New Roman" w:hAnsi="Times New Roman"/>
+                <w:b w:val="false"/>
+                <w:bCs w:val="false"/>
+                <w:sz w:val="15"/>
+                <w:szCs w:val="15"/>
+              </w:rPr>
+              <w:t xml:space="preserve">train 3,922</w:t>
+            </w:r>
+          </w:p>
+        </w:tc>
+        <w:tc>
+          <w:tcPr>
+            <w:tcW w:type="dxa" w:w="3700"/>
+            <w:tcBorders>
+              <w:top w:val="single" w:color="999999" w:sz="4"/>
+              <w:left w:val="single" w:color="999999" w:sz="4"/>
+              <w:bottom w:val="single" w:color="999999" w:sz="4"/>
+              <w:right w:val="single" w:color="999999" w:sz="4"/>
+            </w:tcBorders>
+            <w:tcMar>
+              <w:top w:type="dxa" w:w="30"/>
+              <w:left w:type="dxa" w:w="60"/>
+              <w:bottom w:type="dxa" w:w="30"/>
+              <w:right w:type="dxa" w:w="60"/>
+            </w:tcMar>
+          </w:tcPr>
+          <w:p>
+            <w:pPr>
+              <w:jc w:val="left"/>
+            </w:pPr>
+            <w:r>
+              <w:rPr>
+                <w:rFonts w:ascii="Times New Roman" w:cs="Times New Roman" w:eastAsia="Times New Roman" w:hAnsi="Times New Roman"/>
+                <w:b w:val="false"/>
+                <w:bCs w:val="false"/>
+                <w:sz w:val="15"/>
+                <w:szCs w:val="15"/>
+              </w:rPr>
+              <w:t xml:space="preserve">Weibull + CNN @ 95 % (theta -10695)</w:t>
+            </w:r>
+          </w:p>
+        </w:tc>
+        <w:tc>
+          <w:tcPr>
+            <w:tcW w:type="dxa" w:w="2500"/>
+            <w:tcBorders>
+              <w:top w:val="single" w:color="999999" w:sz="4"/>
+              <w:left w:val="single" w:color="999999" w:sz="4"/>
+              <w:bottom w:val="single" w:color="999999" w:sz="4"/>
+              <w:right w:val="single" w:color="999999" w:sz="4"/>
+            </w:tcBorders>
+            <w:tcMar>
+              <w:top w:type="dxa" w:w="30"/>
+              <w:left w:type="dxa" w:w="60"/>
+              <w:bottom w:type="dxa" w:w="30"/>
+              <w:right w:type="dxa" w:w="60"/>
+            </w:tcMar>
+          </w:tcPr>
+          <w:p>
+            <w:pPr>
+              <w:jc w:val="center"/>
+            </w:pPr>
+            <w:r>
+              <w:rPr>
+                <w:rFonts w:ascii="Times New Roman" w:cs="Times New Roman" w:eastAsia="Times New Roman" w:hAnsi="Times New Roman"/>
+                <w:b w:val="false"/>
+                <w:bCs w:val="false"/>
+                <w:sz w:val="15"/>
+                <w:szCs w:val="15"/>
+              </w:rPr>
+              <w:t xml:space="preserve">94.0 (93.4-94.7)</w:t>
+            </w:r>
+          </w:p>
+        </w:tc>
+        <w:tc>
+          <w:tcPr>
+            <w:tcW w:type="dxa" w:w="1150"/>
+            <w:tcBorders>
+              <w:top w:val="single" w:color="999999" w:sz="4"/>
+              <w:left w:val="single" w:color="999999" w:sz="4"/>
+              <w:bottom w:val="single" w:color="999999" w:sz="4"/>
+              <w:right w:val="single" w:color="999999" w:sz="4"/>
+            </w:tcBorders>
+            <w:tcMar>
+              <w:top w:type="dxa" w:w="30"/>
+              <w:left w:type="dxa" w:w="60"/>
+              <w:bottom w:type="dxa" w:w="30"/>
+              <w:right w:type="dxa" w:w="60"/>
+            </w:tcMar>
+          </w:tcPr>
+          <w:p>
+            <w:pPr>
+              <w:jc w:val="center"/>
+            </w:pPr>
+            <w:r>
+              <w:rPr>
+                <w:rFonts w:ascii="Times New Roman" w:cs="Times New Roman" w:eastAsia="Times New Roman" w:hAnsi="Times New Roman"/>
+                <w:b w:val="false"/>
+                <w:bCs w:val="false"/>
+                <w:sz w:val="15"/>
+                <w:szCs w:val="15"/>
+              </w:rPr>
+              <w:t xml:space="preserve">88.4</w:t>
+            </w:r>
+          </w:p>
+        </w:tc>
+        <w:tc>
+          <w:tcPr>
+            <w:tcW w:type="dxa" w:w="1150"/>
+            <w:tcBorders>
+              <w:top w:val="single" w:color="999999" w:sz="4"/>
+              <w:left w:val="single" w:color="999999" w:sz="4"/>
+              <w:bottom w:val="single" w:color="999999" w:sz="4"/>
+              <w:right w:val="single" w:color="999999" w:sz="4"/>
+            </w:tcBorders>
+            <w:tcMar>
+              <w:top w:type="dxa" w:w="30"/>
+              <w:left w:type="dxa" w:w="60"/>
+              <w:bottom w:type="dxa" w:w="30"/>
+              <w:right w:type="dxa" w:w="60"/>
+            </w:tcMar>
+          </w:tcPr>
+          <w:p>
+            <w:pPr>
+              <w:jc w:val="center"/>
+            </w:pPr>
+            <w:r>
+              <w:rPr>
+                <w:rFonts w:ascii="Times New Roman" w:cs="Times New Roman" w:eastAsia="Times New Roman" w:hAnsi="Times New Roman"/>
+                <w:b w:val="false"/>
+                <w:bCs w:val="false"/>
+                <w:sz w:val="15"/>
+                <w:szCs w:val="15"/>
+              </w:rPr>
+              <w:t xml:space="preserve">99.4</w:t>
+            </w:r>
+          </w:p>
+        </w:tc>
+        <w:tc>
+          <w:tcPr>
+            <w:tcW w:type="dxa" w:w="2600"/>
+            <w:tcBorders>
+              <w:top w:val="single" w:color="999999" w:sz="4"/>
+              <w:left w:val="single" w:color="999999" w:sz="4"/>
+              <w:bottom w:val="single" w:color="999999" w:sz="4"/>
+              <w:right w:val="single" w:color="999999" w:sz="4"/>
+            </w:tcBorders>
+            <w:tcMar>
+              <w:top w:type="dxa" w:w="30"/>
+              <w:left w:type="dxa" w:w="60"/>
+              <w:bottom w:type="dxa" w:w="30"/>
+              <w:right w:type="dxa" w:w="60"/>
+            </w:tcMar>
+          </w:tcPr>
+          <w:p>
+            <w:pPr>
+              <w:jc w:val="center"/>
+            </w:pPr>
+            <w:r>
+              <w:rPr>
+                <w:rFonts w:ascii="Times New Roman" w:cs="Times New Roman" w:eastAsia="Times New Roman" w:hAnsi="Times New Roman"/>
+                <w:b w:val="false"/>
+                <w:bCs w:val="false"/>
+                <w:sz w:val="15"/>
+                <w:szCs w:val="15"/>
+              </w:rPr>
+              <w:t xml:space="preserve">1.10 (1.00-1.20)</w:t>
+            </w:r>
+          </w:p>
+        </w:tc>
+        <w:tc>
+          <w:tcPr>
+            <w:tcW w:type="dxa" w:w="1000"/>
+            <w:tcBorders>
+              <w:top w:val="single" w:color="999999" w:sz="4"/>
+              <w:left w:val="single" w:color="999999" w:sz="4"/>
+              <w:bottom w:val="single" w:color="999999" w:sz="4"/>
+              <w:right w:val="single" w:color="999999" w:sz="4"/>
+            </w:tcBorders>
+            <w:tcMar>
+              <w:top w:type="dxa" w:w="30"/>
+              <w:left w:type="dxa" w:w="60"/>
+              <w:bottom w:type="dxa" w:w="30"/>
+              <w:right w:type="dxa" w:w="60"/>
+            </w:tcMar>
+          </w:tcPr>
+          <w:p>
+            <w:pPr>
+              <w:jc w:val="center"/>
+            </w:pPr>
+            <w:r>
+              <w:rPr>
+                <w:rFonts w:ascii="Times New Roman" w:cs="Times New Roman" w:eastAsia="Times New Roman" w:hAnsi="Times New Roman"/>
+                <w:b w:val="false"/>
+                <w:bCs w:val="false"/>
+                <w:sz w:val="15"/>
+                <w:szCs w:val="15"/>
+              </w:rPr>
+              <w:t xml:space="preserve">0.721</w:t>
+            </w:r>
+          </w:p>
+        </w:tc>
+        <w:tc>
+          <w:tcPr>
+            <w:tcW w:type="dxa" w:w="800"/>
+            <w:tcBorders>
+              <w:top w:val="single" w:color="999999" w:sz="4"/>
+              <w:left w:val="single" w:color="999999" w:sz="4"/>
+              <w:bottom w:val="single" w:color="999999" w:sz="4"/>
+              <w:right w:val="single" w:color="999999" w:sz="4"/>
+            </w:tcBorders>
+            <w:tcMar>
+              <w:top w:type="dxa" w:w="30"/>
+              <w:left w:type="dxa" w:w="60"/>
+              <w:bottom w:type="dxa" w:w="30"/>
+              <w:right w:type="dxa" w:w="60"/>
+            </w:tcMar>
+          </w:tcPr>
+          <w:p>
+            <w:pPr>
+              <w:jc w:val="center"/>
+            </w:pPr>
+            <w:r>
+              <w:rPr>
+                <w:rFonts w:ascii="Times New Roman" w:cs="Times New Roman" w:eastAsia="Times New Roman" w:hAnsi="Times New Roman"/>
+                <w:b w:val="false"/>
+                <w:bCs w:val="false"/>
+                <w:sz w:val="15"/>
+                <w:szCs w:val="15"/>
+              </w:rPr>
+              <w:t xml:space="preserve">0.817</w:t>
+            </w:r>
+          </w:p>
+        </w:tc>
+      </w:tr>
+      <w:tr>
+        <w:trPr>
+          <w:cantSplit/>
+        </w:trPr>
+        <w:tc>
+          <w:tcPr>
+            <w:tcW w:type="dxa" w:w="1300"/>
+            <w:tcBorders>
+              <w:top w:val="single" w:color="999999" w:sz="4"/>
+              <w:left w:val="single" w:color="999999" w:sz="4"/>
+              <w:bottom w:val="single" w:color="999999" w:sz="4"/>
+              <w:right w:val="single" w:color="999999" w:sz="4"/>
+            </w:tcBorders>
+            <w:shd w:fill="FFF4D6" w:color="auto" w:val="clear"/>
+            <w:tcMar>
+              <w:top w:type="dxa" w:w="30"/>
+              <w:left w:type="dxa" w:w="60"/>
+              <w:bottom w:type="dxa" w:w="30"/>
+              <w:right w:type="dxa" w:w="60"/>
+            </w:tcMar>
+          </w:tcPr>
+          <w:p>
+            <w:pPr>
+              <w:jc w:val="left"/>
+            </w:pPr>
+            <w:r>
+              <w:rPr>
+                <w:rFonts w:ascii="Times New Roman" w:cs="Times New Roman" w:eastAsia="Times New Roman" w:hAnsi="Times New Roman"/>
+                <w:b w:val="false"/>
+                <w:bCs w:val="false"/>
+                <w:sz w:val="15"/>
+                <w:szCs w:val="15"/>
+              </w:rPr>
+              <w:t xml:space="preserve">train 3,922</w:t>
+            </w:r>
+          </w:p>
+        </w:tc>
+        <w:tc>
+          <w:tcPr>
+            <w:tcW w:type="dxa" w:w="3700"/>
+            <w:tcBorders>
+              <w:top w:val="single" w:color="999999" w:sz="4"/>
+              <w:left w:val="single" w:color="999999" w:sz="4"/>
+              <w:bottom w:val="single" w:color="999999" w:sz="4"/>
+              <w:right w:val="single" w:color="999999" w:sz="4"/>
+            </w:tcBorders>
+            <w:shd w:fill="FFF4D6" w:color="auto" w:val="clear"/>
+            <w:tcMar>
+              <w:top w:type="dxa" w:w="30"/>
+              <w:left w:type="dxa" w:w="60"/>
+              <w:bottom w:type="dxa" w:w="30"/>
+              <w:right w:type="dxa" w:w="60"/>
+            </w:tcMar>
+          </w:tcPr>
+          <w:p>
+            <w:pPr>
+              <w:jc w:val="left"/>
+            </w:pPr>
+            <w:r>
+              <w:rPr>
+                <w:rFonts w:ascii="Times New Roman" w:cs="Times New Roman" w:eastAsia="Times New Roman" w:hAnsi="Times New Roman"/>
+                <w:b w:val="false"/>
+                <w:bCs w:val="false"/>
+                <w:sz w:val="15"/>
+                <w:szCs w:val="15"/>
+              </w:rPr>
+              <w:t xml:space="preserve">Weibull + CNN @ 97 % (theta -14462)</w:t>
+            </w:r>
+          </w:p>
+        </w:tc>
+        <w:tc>
+          <w:tcPr>
+            <w:tcW w:type="dxa" w:w="2500"/>
+            <w:tcBorders>
+              <w:top w:val="single" w:color="999999" w:sz="4"/>
+              <w:left w:val="single" w:color="999999" w:sz="4"/>
+              <w:bottom w:val="single" w:color="999999" w:sz="4"/>
+              <w:right w:val="single" w:color="999999" w:sz="4"/>
+            </w:tcBorders>
+            <w:shd w:fill="FFF4D6" w:color="auto" w:val="clear"/>
+            <w:tcMar>
+              <w:top w:type="dxa" w:w="30"/>
+              <w:left w:type="dxa" w:w="60"/>
+              <w:bottom w:type="dxa" w:w="30"/>
+              <w:right w:type="dxa" w:w="60"/>
+            </w:tcMar>
+          </w:tcPr>
+          <w:p>
+            <w:pPr>
+              <w:jc w:val="center"/>
+            </w:pPr>
+            <w:r>
+              <w:rPr>
+                <w:rFonts w:ascii="Times New Roman" w:cs="Times New Roman" w:eastAsia="Times New Roman" w:hAnsi="Times New Roman"/>
+                <w:b w:val="false"/>
+                <w:bCs w:val="false"/>
+                <w:sz w:val="15"/>
+                <w:szCs w:val="15"/>
+              </w:rPr>
+              <w:t xml:space="preserve">96.8 (96.4-97.2)</w:t>
+            </w:r>
+          </w:p>
+        </w:tc>
+        <w:tc>
+          <w:tcPr>
+            <w:tcW w:type="dxa" w:w="1150"/>
+            <w:tcBorders>
+              <w:top w:val="single" w:color="999999" w:sz="4"/>
+              <w:left w:val="single" w:color="999999" w:sz="4"/>
+              <w:bottom w:val="single" w:color="999999" w:sz="4"/>
+              <w:right w:val="single" w:color="999999" w:sz="4"/>
+            </w:tcBorders>
+            <w:shd w:fill="FFF4D6" w:color="auto" w:val="clear"/>
+            <w:tcMar>
+              <w:top w:type="dxa" w:w="30"/>
+              <w:left w:type="dxa" w:w="60"/>
+              <w:bottom w:type="dxa" w:w="30"/>
+              <w:right w:type="dxa" w:w="60"/>
+            </w:tcMar>
+          </w:tcPr>
+          <w:p>
+            <w:pPr>
+              <w:jc w:val="center"/>
+            </w:pPr>
+            <w:r>
+              <w:rPr>
+                <w:rFonts w:ascii="Times New Roman" w:cs="Times New Roman" w:eastAsia="Times New Roman" w:hAnsi="Times New Roman"/>
+                <w:b w:val="false"/>
+                <w:bCs w:val="false"/>
+                <w:sz w:val="15"/>
+                <w:szCs w:val="15"/>
+              </w:rPr>
+              <w:t xml:space="preserve">93.7</w:t>
+            </w:r>
+          </w:p>
+        </w:tc>
+        <w:tc>
+          <w:tcPr>
+            <w:tcW w:type="dxa" w:w="1150"/>
+            <w:tcBorders>
+              <w:top w:val="single" w:color="999999" w:sz="4"/>
+              <w:left w:val="single" w:color="999999" w:sz="4"/>
+              <w:bottom w:val="single" w:color="999999" w:sz="4"/>
+              <w:right w:val="single" w:color="999999" w:sz="4"/>
+            </w:tcBorders>
+            <w:shd w:fill="FFF4D6" w:color="auto" w:val="clear"/>
+            <w:tcMar>
+              <w:top w:type="dxa" w:w="30"/>
+              <w:left w:type="dxa" w:w="60"/>
+              <w:bottom w:type="dxa" w:w="30"/>
+              <w:right w:type="dxa" w:w="60"/>
+            </w:tcMar>
+          </w:tcPr>
+          <w:p>
+            <w:pPr>
+              <w:jc w:val="center"/>
+            </w:pPr>
+            <w:r>
+              <w:rPr>
+                <w:rFonts w:ascii="Times New Roman" w:cs="Times New Roman" w:eastAsia="Times New Roman" w:hAnsi="Times New Roman"/>
+                <w:b w:val="false"/>
+                <w:bCs w:val="false"/>
+                <w:sz w:val="15"/>
+                <w:szCs w:val="15"/>
+              </w:rPr>
+              <w:t xml:space="preserve">99.7</w:t>
+            </w:r>
+          </w:p>
+        </w:tc>
+        <w:tc>
+          <w:tcPr>
+            <w:tcW w:type="dxa" w:w="2600"/>
+            <w:tcBorders>
+              <w:top w:val="single" w:color="999999" w:sz="4"/>
+              <w:left w:val="single" w:color="999999" w:sz="4"/>
+              <w:bottom w:val="single" w:color="999999" w:sz="4"/>
+              <w:right w:val="single" w:color="999999" w:sz="4"/>
+            </w:tcBorders>
+            <w:shd w:fill="FFF4D6" w:color="auto" w:val="clear"/>
+            <w:tcMar>
+              <w:top w:type="dxa" w:w="30"/>
+              <w:left w:type="dxa" w:w="60"/>
+              <w:bottom w:type="dxa" w:w="30"/>
+              <w:right w:type="dxa" w:w="60"/>
+            </w:tcMar>
+          </w:tcPr>
+          <w:p>
+            <w:pPr>
+              <w:jc w:val="center"/>
+            </w:pPr>
+            <w:r>
+              <w:rPr>
+                <w:rFonts w:ascii="Times New Roman" w:cs="Times New Roman" w:eastAsia="Times New Roman" w:hAnsi="Times New Roman"/>
+                <w:b w:val="false"/>
+                <w:bCs w:val="false"/>
+                <w:sz w:val="15"/>
+                <w:szCs w:val="15"/>
+              </w:rPr>
+              <w:t xml:space="preserve">2.25 (2.06-2.42)</w:t>
+            </w:r>
+          </w:p>
+        </w:tc>
+        <w:tc>
+          <w:tcPr>
+            <w:tcW w:type="dxa" w:w="1000"/>
+            <w:tcBorders>
+              <w:top w:val="single" w:color="999999" w:sz="4"/>
+              <w:left w:val="single" w:color="999999" w:sz="4"/>
+              <w:bottom w:val="single" w:color="999999" w:sz="4"/>
+              <w:right w:val="single" w:color="999999" w:sz="4"/>
+            </w:tcBorders>
+            <w:shd w:fill="FFF4D6" w:color="auto" w:val="clear"/>
+            <w:tcMar>
+              <w:top w:type="dxa" w:w="30"/>
+              <w:left w:type="dxa" w:w="60"/>
+              <w:bottom w:type="dxa" w:w="30"/>
+              <w:right w:type="dxa" w:w="60"/>
+            </w:tcMar>
+          </w:tcPr>
+          <w:p>
+            <w:pPr>
+              <w:jc w:val="center"/>
+            </w:pPr>
+            <w:r>
+              <w:rPr>
+                <w:rFonts w:ascii="Times New Roman" w:cs="Times New Roman" w:eastAsia="Times New Roman" w:hAnsi="Times New Roman"/>
+                <w:b w:val="false"/>
+                <w:bCs w:val="false"/>
+                <w:sz w:val="15"/>
+                <w:szCs w:val="15"/>
+              </w:rPr>
+              <w:t xml:space="preserve">0.565</w:t>
+            </w:r>
+          </w:p>
+        </w:tc>
+        <w:tc>
+          <w:tcPr>
+            <w:tcW w:type="dxa" w:w="800"/>
+            <w:tcBorders>
+              <w:top w:val="single" w:color="999999" w:sz="4"/>
+              <w:left w:val="single" w:color="999999" w:sz="4"/>
+              <w:bottom w:val="single" w:color="999999" w:sz="4"/>
+              <w:right w:val="single" w:color="999999" w:sz="4"/>
+            </w:tcBorders>
+            <w:shd w:fill="FFF4D6" w:color="auto" w:val="clear"/>
+            <w:tcMar>
+              <w:top w:type="dxa" w:w="30"/>
+              <w:left w:type="dxa" w:w="60"/>
+              <w:bottom w:type="dxa" w:w="30"/>
+              <w:right w:type="dxa" w:w="60"/>
+            </w:tcMar>
+          </w:tcPr>
+          <w:p>
+            <w:pPr>
+              <w:jc w:val="center"/>
+            </w:pPr>
+            <w:r>
+              <w:rPr>
+                <w:rFonts w:ascii="Times New Roman" w:cs="Times New Roman" w:eastAsia="Times New Roman" w:hAnsi="Times New Roman"/>
+                <w:b w:val="false"/>
+                <w:bCs w:val="false"/>
+                <w:sz w:val="15"/>
+                <w:szCs w:val="15"/>
+              </w:rPr>
+              <w:t xml:space="preserve">0.714</w:t>
+            </w:r>
+          </w:p>
+        </w:tc>
+      </w:tr>
+      <w:tr>
+        <w:trPr>
+          <w:cantSplit/>
+        </w:trPr>
+        <w:tc>
+          <w:tcPr>
+            <w:tcW w:type="dxa" w:w="1300"/>
+            <w:tcBorders>
+              <w:top w:val="single" w:color="999999" w:sz="4"/>
+              <w:left w:val="single" w:color="999999" w:sz="4"/>
+              <w:bottom w:val="single" w:color="999999" w:sz="4"/>
+              <w:right w:val="single" w:color="999999" w:sz="4"/>
+            </w:tcBorders>
+            <w:tcMar>
+              <w:top w:type="dxa" w:w="30"/>
+              <w:left w:type="dxa" w:w="60"/>
+              <w:bottom w:type="dxa" w:w="30"/>
+              <w:right w:type="dxa" w:w="60"/>
+            </w:tcMar>
+          </w:tcPr>
+          <w:p>
+            <w:pPr>
+              <w:jc w:val="left"/>
+            </w:pPr>
+            <w:r>
+              <w:rPr>
+                <w:rFonts w:ascii="Times New Roman" w:cs="Times New Roman" w:eastAsia="Times New Roman" w:hAnsi="Times New Roman"/>
+                <w:b w:val="false"/>
+                <w:bCs w:val="false"/>
+                <w:sz w:val="15"/>
+                <w:szCs w:val="15"/>
+              </w:rPr>
+              <w:t xml:space="preserve">train 3,922</w:t>
+            </w:r>
+          </w:p>
+        </w:tc>
+        <w:tc>
+          <w:tcPr>
+            <w:tcW w:type="dxa" w:w="3700"/>
+            <w:tcBorders>
+              <w:top w:val="single" w:color="999999" w:sz="4"/>
+              <w:left w:val="single" w:color="999999" w:sz="4"/>
+              <w:bottom w:val="single" w:color="999999" w:sz="4"/>
+              <w:right w:val="single" w:color="999999" w:sz="4"/>
+            </w:tcBorders>
+            <w:tcMar>
+              <w:top w:type="dxa" w:w="30"/>
+              <w:left w:type="dxa" w:w="60"/>
+              <w:bottom w:type="dxa" w:w="30"/>
+              <w:right w:type="dxa" w:w="60"/>
+            </w:tcMar>
+          </w:tcPr>
+          <w:p>
+            <w:pPr>
+              <w:jc w:val="left"/>
+            </w:pPr>
+            <w:r>
+              <w:rPr>
+                <w:rFonts w:ascii="Times New Roman" w:cs="Times New Roman" w:eastAsia="Times New Roman" w:hAnsi="Times New Roman"/>
+                <w:b w:val="false"/>
+                <w:bCs w:val="false"/>
+                <w:sz w:val="15"/>
+                <w:szCs w:val="15"/>
+              </w:rPr>
+              <w:t xml:space="preserve">Weibull + CNN @ 98 % (theta -17056)</w:t>
+            </w:r>
+          </w:p>
+        </w:tc>
+        <w:tc>
+          <w:tcPr>
+            <w:tcW w:type="dxa" w:w="2500"/>
+            <w:tcBorders>
+              <w:top w:val="single" w:color="999999" w:sz="4"/>
+              <w:left w:val="single" w:color="999999" w:sz="4"/>
+              <w:bottom w:val="single" w:color="999999" w:sz="4"/>
+              <w:right w:val="single" w:color="999999" w:sz="4"/>
+            </w:tcBorders>
+            <w:tcMar>
+              <w:top w:type="dxa" w:w="30"/>
+              <w:left w:type="dxa" w:w="60"/>
+              <w:bottom w:type="dxa" w:w="30"/>
+              <w:right w:type="dxa" w:w="60"/>
+            </w:tcMar>
+          </w:tcPr>
+          <w:p>
+            <w:pPr>
+              <w:jc w:val="center"/>
+            </w:pPr>
+            <w:r>
+              <w:rPr>
+                <w:rFonts w:ascii="Times New Roman" w:cs="Times New Roman" w:eastAsia="Times New Roman" w:hAnsi="Times New Roman"/>
+                <w:b w:val="false"/>
+                <w:bCs w:val="false"/>
+                <w:sz w:val="15"/>
+                <w:szCs w:val="15"/>
+              </w:rPr>
+              <w:t xml:space="preserve">97.7 (97.3-98.0)</w:t>
+            </w:r>
+          </w:p>
+        </w:tc>
+        <w:tc>
+          <w:tcPr>
+            <w:tcW w:type="dxa" w:w="1150"/>
+            <w:tcBorders>
+              <w:top w:val="single" w:color="999999" w:sz="4"/>
+              <w:left w:val="single" w:color="999999" w:sz="4"/>
+              <w:bottom w:val="single" w:color="999999" w:sz="4"/>
+              <w:right w:val="single" w:color="999999" w:sz="4"/>
+            </w:tcBorders>
+            <w:tcMar>
+              <w:top w:type="dxa" w:w="30"/>
+              <w:left w:type="dxa" w:w="60"/>
+              <w:bottom w:type="dxa" w:w="30"/>
+              <w:right w:type="dxa" w:w="60"/>
+            </w:tcMar>
+          </w:tcPr>
+          <w:p>
+            <w:pPr>
+              <w:jc w:val="center"/>
+            </w:pPr>
+            <w:r>
+              <w:rPr>
+                <w:rFonts w:ascii="Times New Roman" w:cs="Times New Roman" w:eastAsia="Times New Roman" w:hAnsi="Times New Roman"/>
+                <w:b w:val="false"/>
+                <w:bCs w:val="false"/>
+                <w:sz w:val="15"/>
+                <w:szCs w:val="15"/>
+              </w:rPr>
+              <w:t xml:space="preserve">95.5</w:t>
+            </w:r>
+          </w:p>
+        </w:tc>
+        <w:tc>
+          <w:tcPr>
+            <w:tcW w:type="dxa" w:w="1150"/>
+            <w:tcBorders>
+              <w:top w:val="single" w:color="999999" w:sz="4"/>
+              <w:left w:val="single" w:color="999999" w:sz="4"/>
+              <w:bottom w:val="single" w:color="999999" w:sz="4"/>
+              <w:right w:val="single" w:color="999999" w:sz="4"/>
+            </w:tcBorders>
+            <w:tcMar>
+              <w:top w:type="dxa" w:w="30"/>
+              <w:left w:type="dxa" w:w="60"/>
+              <w:bottom w:type="dxa" w:w="30"/>
+              <w:right w:type="dxa" w:w="60"/>
+            </w:tcMar>
+          </w:tcPr>
+          <w:p>
+            <w:pPr>
+              <w:jc w:val="center"/>
+            </w:pPr>
+            <w:r>
+              <w:rPr>
+                <w:rFonts w:ascii="Times New Roman" w:cs="Times New Roman" w:eastAsia="Times New Roman" w:hAnsi="Times New Roman"/>
+                <w:b w:val="false"/>
+                <w:bCs w:val="false"/>
+                <w:sz w:val="15"/>
+                <w:szCs w:val="15"/>
+              </w:rPr>
+              <w:t xml:space="preserve">99.8</w:t>
+            </w:r>
+          </w:p>
+        </w:tc>
+        <w:tc>
+          <w:tcPr>
+            <w:tcW w:type="dxa" w:w="2600"/>
+            <w:tcBorders>
+              <w:top w:val="single" w:color="999999" w:sz="4"/>
+              <w:left w:val="single" w:color="999999" w:sz="4"/>
+              <w:bottom w:val="single" w:color="999999" w:sz="4"/>
+              <w:right w:val="single" w:color="999999" w:sz="4"/>
+            </w:tcBorders>
+            <w:tcMar>
+              <w:top w:type="dxa" w:w="30"/>
+              <w:left w:type="dxa" w:w="60"/>
+              <w:bottom w:type="dxa" w:w="30"/>
+              <w:right w:type="dxa" w:w="60"/>
+            </w:tcMar>
+          </w:tcPr>
+          <w:p>
+            <w:pPr>
+              <w:jc w:val="center"/>
+            </w:pPr>
+            <w:r>
+              <w:rPr>
+                <w:rFonts w:ascii="Times New Roman" w:cs="Times New Roman" w:eastAsia="Times New Roman" w:hAnsi="Times New Roman"/>
+                <w:b w:val="false"/>
+                <w:bCs w:val="false"/>
+                <w:sz w:val="15"/>
+                <w:szCs w:val="15"/>
+              </w:rPr>
+              <w:t xml:space="preserve">3.53 (3.24-3.79)</w:t>
+            </w:r>
+          </w:p>
+        </w:tc>
+        <w:tc>
+          <w:tcPr>
+            <w:tcW w:type="dxa" w:w="1000"/>
+            <w:tcBorders>
+              <w:top w:val="single" w:color="999999" w:sz="4"/>
+              <w:left w:val="single" w:color="999999" w:sz="4"/>
+              <w:bottom w:val="single" w:color="999999" w:sz="4"/>
+              <w:right w:val="single" w:color="999999" w:sz="4"/>
+            </w:tcBorders>
+            <w:tcMar>
+              <w:top w:type="dxa" w:w="30"/>
+              <w:left w:type="dxa" w:w="60"/>
+              <w:bottom w:type="dxa" w:w="30"/>
+              <w:right w:type="dxa" w:w="60"/>
+            </w:tcMar>
+          </w:tcPr>
+          <w:p>
+            <w:pPr>
+              <w:jc w:val="center"/>
+            </w:pPr>
+            <w:r>
+              <w:rPr>
+                <w:rFonts w:ascii="Times New Roman" w:cs="Times New Roman" w:eastAsia="Times New Roman" w:hAnsi="Times New Roman"/>
+                <w:b w:val="false"/>
+                <w:bCs w:val="false"/>
+                <w:sz w:val="15"/>
+                <w:szCs w:val="15"/>
+              </w:rPr>
+              <w:t xml:space="preserve">0.455</w:t>
+            </w:r>
+          </w:p>
+        </w:tc>
+        <w:tc>
+          <w:tcPr>
+            <w:tcW w:type="dxa" w:w="800"/>
+            <w:tcBorders>
+              <w:top w:val="single" w:color="999999" w:sz="4"/>
+              <w:left w:val="single" w:color="999999" w:sz="4"/>
+              <w:bottom w:val="single" w:color="999999" w:sz="4"/>
+              <w:right w:val="single" w:color="999999" w:sz="4"/>
+            </w:tcBorders>
+            <w:tcMar>
+              <w:top w:type="dxa" w:w="30"/>
+              <w:left w:type="dxa" w:w="60"/>
+              <w:bottom w:type="dxa" w:w="30"/>
+              <w:right w:type="dxa" w:w="60"/>
+            </w:tcMar>
+          </w:tcPr>
+          <w:p>
+            <w:pPr>
+              <w:jc w:val="center"/>
+            </w:pPr>
+            <w:r>
+              <w:rPr>
+                <w:rFonts w:ascii="Times New Roman" w:cs="Times New Roman" w:eastAsia="Times New Roman" w:hAnsi="Times New Roman"/>
+                <w:b w:val="false"/>
+                <w:bCs w:val="false"/>
+                <w:sz w:val="15"/>
+                <w:szCs w:val="15"/>
+              </w:rPr>
+              <w:t xml:space="preserve">0.621</w:t>
+            </w:r>
+          </w:p>
+        </w:tc>
+      </w:tr>
+      <w:tr>
+        <w:trPr>
+          <w:cantSplit/>
+        </w:trPr>
+        <w:tc>
+          <w:tcPr>
+            <w:tcW w:type="dxa" w:w="1300"/>
+            <w:tcBorders>
+              <w:top w:val="single" w:color="999999" w:sz="4"/>
+              <w:left w:val="single" w:color="999999" w:sz="4"/>
+              <w:bottom w:val="single" w:color="999999" w:sz="4"/>
+              <w:right w:val="single" w:color="999999" w:sz="4"/>
+            </w:tcBorders>
+            <w:tcMar>
+              <w:top w:type="dxa" w:w="30"/>
+              <w:left w:type="dxa" w:w="60"/>
+              <w:bottom w:type="dxa" w:w="30"/>
+              <w:right w:type="dxa" w:w="60"/>
+            </w:tcMar>
+          </w:tcPr>
+          <w:p>
+            <w:pPr>
+              <w:jc w:val="left"/>
+            </w:pPr>
+            <w:r>
+              <w:rPr>
+                <w:rFonts w:ascii="Times New Roman" w:cs="Times New Roman" w:eastAsia="Times New Roman" w:hAnsi="Times New Roman"/>
+                <w:b w:val="false"/>
+                <w:bCs w:val="false"/>
+                <w:sz w:val="15"/>
+                <w:szCs w:val="15"/>
+              </w:rPr>
+              <w:t xml:space="preserve">val 840</w:t>
+            </w:r>
+          </w:p>
+        </w:tc>
+        <w:tc>
+          <w:tcPr>
+            <w:tcW w:type="dxa" w:w="3700"/>
+            <w:tcBorders>
+              <w:top w:val="single" w:color="999999" w:sz="4"/>
+              <w:left w:val="single" w:color="999999" w:sz="4"/>
+              <w:bottom w:val="single" w:color="999999" w:sz="4"/>
+              <w:right w:val="single" w:color="999999" w:sz="4"/>
+            </w:tcBorders>
+            <w:tcMar>
+              <w:top w:type="dxa" w:w="30"/>
+              <w:left w:type="dxa" w:w="60"/>
+              <w:bottom w:type="dxa" w:w="30"/>
+              <w:right w:type="dxa" w:w="60"/>
+            </w:tcMar>
+          </w:tcPr>
+          <w:p>
+            <w:pPr>
+              <w:jc w:val="left"/>
+            </w:pPr>
+            <w:r>
+              <w:rPr>
+                <w:rFonts w:ascii="Times New Roman" w:cs="Times New Roman" w:eastAsia="Times New Roman" w:hAnsi="Times New Roman"/>
+                <w:b w:val="false"/>
+                <w:bCs w:val="false"/>
+                <w:sz w:val="15"/>
+                <w:szCs w:val="15"/>
+              </w:rPr>
+              <w:t xml:space="preserve">Weibull only</w:t>
+            </w:r>
+          </w:p>
+        </w:tc>
+        <w:tc>
+          <w:tcPr>
+            <w:tcW w:type="dxa" w:w="2500"/>
+            <w:tcBorders>
+              <w:top w:val="single" w:color="999999" w:sz="4"/>
+              <w:left w:val="single" w:color="999999" w:sz="4"/>
+              <w:bottom w:val="single" w:color="999999" w:sz="4"/>
+              <w:right w:val="single" w:color="999999" w:sz="4"/>
+            </w:tcBorders>
+            <w:tcMar>
+              <w:top w:type="dxa" w:w="30"/>
+              <w:left w:type="dxa" w:w="60"/>
+              <w:bottom w:type="dxa" w:w="30"/>
+              <w:right w:type="dxa" w:w="60"/>
+            </w:tcMar>
+          </w:tcPr>
+          <w:p>
+            <w:pPr>
+              <w:jc w:val="center"/>
+            </w:pPr>
+            <w:r>
+              <w:rPr>
+                <w:rFonts w:ascii="Times New Roman" w:cs="Times New Roman" w:eastAsia="Times New Roman" w:hAnsi="Times New Roman"/>
+                <w:b w:val="false"/>
+                <w:bCs w:val="false"/>
+                <w:sz w:val="15"/>
+                <w:szCs w:val="15"/>
+              </w:rPr>
+              <w:t xml:space="preserve">99.9 (99.7-100.0)</w:t>
+            </w:r>
+          </w:p>
+        </w:tc>
+        <w:tc>
+          <w:tcPr>
+            <w:tcW w:type="dxa" w:w="1150"/>
+            <w:tcBorders>
+              <w:top w:val="single" w:color="999999" w:sz="4"/>
+              <w:left w:val="single" w:color="999999" w:sz="4"/>
+              <w:bottom w:val="single" w:color="999999" w:sz="4"/>
+              <w:right w:val="single" w:color="999999" w:sz="4"/>
+            </w:tcBorders>
+            <w:tcMar>
+              <w:top w:type="dxa" w:w="30"/>
+              <w:left w:type="dxa" w:w="60"/>
+              <w:bottom w:type="dxa" w:w="30"/>
+              <w:right w:type="dxa" w:w="60"/>
+            </w:tcMar>
+          </w:tcPr>
+          <w:p>
+            <w:pPr>
+              <w:jc w:val="center"/>
+            </w:pPr>
+            <w:r>
+              <w:rPr>
+                <w:rFonts w:ascii="Times New Roman" w:cs="Times New Roman" w:eastAsia="Times New Roman" w:hAnsi="Times New Roman"/>
+                <w:b w:val="false"/>
+                <w:bCs w:val="false"/>
+                <w:sz w:val="15"/>
+                <w:szCs w:val="15"/>
+              </w:rPr>
+              <w:t xml:space="preserve">99.7</w:t>
+            </w:r>
+          </w:p>
+        </w:tc>
+        <w:tc>
+          <w:tcPr>
+            <w:tcW w:type="dxa" w:w="1150"/>
+            <w:tcBorders>
+              <w:top w:val="single" w:color="999999" w:sz="4"/>
+              <w:left w:val="single" w:color="999999" w:sz="4"/>
+              <w:bottom w:val="single" w:color="999999" w:sz="4"/>
+              <w:right w:val="single" w:color="999999" w:sz="4"/>
+            </w:tcBorders>
+            <w:tcMar>
+              <w:top w:type="dxa" w:w="30"/>
+              <w:left w:type="dxa" w:w="60"/>
+              <w:bottom w:type="dxa" w:w="30"/>
+              <w:right w:type="dxa" w:w="60"/>
+            </w:tcMar>
+          </w:tcPr>
+          <w:p>
+            <w:pPr>
+              <w:jc w:val="center"/>
+            </w:pPr>
+            <w:r>
+              <w:rPr>
+                <w:rFonts w:ascii="Times New Roman" w:cs="Times New Roman" w:eastAsia="Times New Roman" w:hAnsi="Times New Roman"/>
+                <w:b w:val="false"/>
+                <w:bCs w:val="false"/>
+                <w:sz w:val="15"/>
+                <w:szCs w:val="15"/>
+              </w:rPr>
+              <w:t xml:space="preserve">100.0</w:t>
+            </w:r>
+          </w:p>
+        </w:tc>
+        <w:tc>
+          <w:tcPr>
+            <w:tcW w:type="dxa" w:w="2600"/>
+            <w:tcBorders>
+              <w:top w:val="single" w:color="999999" w:sz="4"/>
+              <w:left w:val="single" w:color="999999" w:sz="4"/>
+              <w:bottom w:val="single" w:color="999999" w:sz="4"/>
+              <w:right w:val="single" w:color="999999" w:sz="4"/>
+            </w:tcBorders>
+            <w:tcMar>
+              <w:top w:type="dxa" w:w="30"/>
+              <w:left w:type="dxa" w:w="60"/>
+              <w:bottom w:type="dxa" w:w="30"/>
+              <w:right w:type="dxa" w:w="60"/>
+            </w:tcMar>
+          </w:tcPr>
+          <w:p>
+            <w:pPr>
+              <w:jc w:val="center"/>
+            </w:pPr>
+            <w:r>
+              <w:rPr>
+                <w:rFonts w:ascii="Times New Roman" w:cs="Times New Roman" w:eastAsia="Times New Roman" w:hAnsi="Times New Roman"/>
+                <w:b w:val="false"/>
+                <w:bCs w:val="false"/>
+                <w:sz w:val="15"/>
+                <w:szCs w:val="15"/>
+              </w:rPr>
+              <w:t xml:space="preserve">154.61 (129.17-180.93)</w:t>
+            </w:r>
+          </w:p>
+        </w:tc>
+        <w:tc>
+          <w:tcPr>
+            <w:tcW w:type="dxa" w:w="1000"/>
+            <w:tcBorders>
+              <w:top w:val="single" w:color="999999" w:sz="4"/>
+              <w:left w:val="single" w:color="999999" w:sz="4"/>
+              <w:bottom w:val="single" w:color="999999" w:sz="4"/>
+              <w:right w:val="single" w:color="999999" w:sz="4"/>
+            </w:tcBorders>
+            <w:tcMar>
+              <w:top w:type="dxa" w:w="30"/>
+              <w:left w:type="dxa" w:w="60"/>
+              <w:bottom w:type="dxa" w:w="30"/>
+              <w:right w:type="dxa" w:w="60"/>
+            </w:tcMar>
+          </w:tcPr>
+          <w:p>
+            <w:pPr>
+              <w:jc w:val="center"/>
+            </w:pPr>
+            <w:r>
+              <w:rPr>
+                <w:rFonts w:ascii="Times New Roman" w:cs="Times New Roman" w:eastAsia="Times New Roman" w:hAnsi="Times New Roman"/>
+                <w:b w:val="false"/>
+                <w:bCs w:val="false"/>
+                <w:sz w:val="15"/>
+                <w:szCs w:val="15"/>
+              </w:rPr>
+              <w:t xml:space="preserve">0.017</w:t>
+            </w:r>
+          </w:p>
+        </w:tc>
+        <w:tc>
+          <w:tcPr>
+            <w:tcW w:type="dxa" w:w="800"/>
+            <w:tcBorders>
+              <w:top w:val="single" w:color="999999" w:sz="4"/>
+              <w:left w:val="single" w:color="999999" w:sz="4"/>
+              <w:bottom w:val="single" w:color="999999" w:sz="4"/>
+              <w:right w:val="single" w:color="999999" w:sz="4"/>
+            </w:tcBorders>
+            <w:tcMar>
+              <w:top w:type="dxa" w:w="30"/>
+              <w:left w:type="dxa" w:w="60"/>
+              <w:bottom w:type="dxa" w:w="30"/>
+              <w:right w:type="dxa" w:w="60"/>
+            </w:tcMar>
+          </w:tcPr>
+          <w:p>
+            <w:pPr>
+              <w:jc w:val="center"/>
+            </w:pPr>
+            <w:r>
+              <w:rPr>
+                <w:rFonts w:ascii="Times New Roman" w:cs="Times New Roman" w:eastAsia="Times New Roman" w:hAnsi="Times New Roman"/>
+                <w:b w:val="false"/>
+                <w:bCs w:val="false"/>
+                <w:sz w:val="15"/>
+                <w:szCs w:val="15"/>
+              </w:rPr>
+              <w:t xml:space="preserve">0.033</w:t>
+            </w:r>
+          </w:p>
+        </w:tc>
+      </w:tr>
+      <w:tr>
+        <w:trPr>
+          <w:cantSplit/>
+        </w:trPr>
+        <w:tc>
+          <w:tcPr>
+            <w:tcW w:type="dxa" w:w="1300"/>
+            <w:tcBorders>
+              <w:top w:val="single" w:color="999999" w:sz="4"/>
+              <w:left w:val="single" w:color="999999" w:sz="4"/>
+              <w:bottom w:val="single" w:color="999999" w:sz="4"/>
+              <w:right w:val="single" w:color="999999" w:sz="4"/>
+            </w:tcBorders>
+            <w:tcMar>
+              <w:top w:type="dxa" w:w="30"/>
+              <w:left w:type="dxa" w:w="60"/>
+              <w:bottom w:type="dxa" w:w="30"/>
+              <w:right w:type="dxa" w:w="60"/>
+            </w:tcMar>
+          </w:tcPr>
+          <w:p>
+            <w:pPr>
+              <w:jc w:val="left"/>
+            </w:pPr>
+            <w:r>
+              <w:rPr>
+                <w:rFonts w:ascii="Times New Roman" w:cs="Times New Roman" w:eastAsia="Times New Roman" w:hAnsi="Times New Roman"/>
+                <w:b w:val="false"/>
+                <w:bCs w:val="false"/>
+                <w:sz w:val="15"/>
+                <w:szCs w:val="15"/>
+              </w:rPr>
+              <w:t xml:space="preserve">val 840</w:t>
+            </w:r>
+          </w:p>
+        </w:tc>
+        <w:tc>
+          <w:tcPr>
+            <w:tcW w:type="dxa" w:w="3700"/>
+            <w:tcBorders>
+              <w:top w:val="single" w:color="999999" w:sz="4"/>
+              <w:left w:val="single" w:color="999999" w:sz="4"/>
+              <w:bottom w:val="single" w:color="999999" w:sz="4"/>
+              <w:right w:val="single" w:color="999999" w:sz="4"/>
+            </w:tcBorders>
+            <w:tcMar>
+              <w:top w:type="dxa" w:w="30"/>
+              <w:left w:type="dxa" w:w="60"/>
+              <w:bottom w:type="dxa" w:w="30"/>
+              <w:right w:type="dxa" w:w="60"/>
+            </w:tcMar>
+          </w:tcPr>
+          <w:p>
+            <w:pPr>
+              <w:jc w:val="left"/>
+            </w:pPr>
+            <w:r>
+              <w:rPr>
+                <w:rFonts w:ascii="Times New Roman" w:cs="Times New Roman" w:eastAsia="Times New Roman" w:hAnsi="Times New Roman"/>
+                <w:b w:val="false"/>
+                <w:bCs w:val="false"/>
+                <w:sz w:val="15"/>
+                <w:szCs w:val="15"/>
+              </w:rPr>
+              <w:t xml:space="preserve">Weibull + CNN @ 90 % (theta -5979)</w:t>
+            </w:r>
+          </w:p>
+        </w:tc>
+        <w:tc>
+          <w:tcPr>
+            <w:tcW w:type="dxa" w:w="2500"/>
+            <w:tcBorders>
+              <w:top w:val="single" w:color="999999" w:sz="4"/>
+              <w:left w:val="single" w:color="999999" w:sz="4"/>
+              <w:bottom w:val="single" w:color="999999" w:sz="4"/>
+              <w:right w:val="single" w:color="999999" w:sz="4"/>
+            </w:tcBorders>
+            <w:tcMar>
+              <w:top w:type="dxa" w:w="30"/>
+              <w:left w:type="dxa" w:w="60"/>
+              <w:bottom w:type="dxa" w:w="30"/>
+              <w:right w:type="dxa" w:w="60"/>
+            </w:tcMar>
+          </w:tcPr>
+          <w:p>
+            <w:pPr>
+              <w:jc w:val="center"/>
+            </w:pPr>
+            <w:r>
+              <w:rPr>
+                <w:rFonts w:ascii="Times New Roman" w:cs="Times New Roman" w:eastAsia="Times New Roman" w:hAnsi="Times New Roman"/>
+                <w:b w:val="false"/>
+                <w:bCs w:val="false"/>
+                <w:sz w:val="15"/>
+                <w:szCs w:val="15"/>
+              </w:rPr>
+              <w:t xml:space="preserve">89.9 (87.8-91.8)</w:t>
+            </w:r>
+          </w:p>
+        </w:tc>
+        <w:tc>
+          <w:tcPr>
+            <w:tcW w:type="dxa" w:w="1150"/>
+            <w:tcBorders>
+              <w:top w:val="single" w:color="999999" w:sz="4"/>
+              <w:left w:val="single" w:color="999999" w:sz="4"/>
+              <w:bottom w:val="single" w:color="999999" w:sz="4"/>
+              <w:right w:val="single" w:color="999999" w:sz="4"/>
+            </w:tcBorders>
+            <w:tcMar>
+              <w:top w:type="dxa" w:w="30"/>
+              <w:left w:type="dxa" w:w="60"/>
+              <w:bottom w:type="dxa" w:w="30"/>
+              <w:right w:type="dxa" w:w="60"/>
+            </w:tcMar>
+          </w:tcPr>
+          <w:p>
+            <w:pPr>
+              <w:jc w:val="center"/>
+            </w:pPr>
+            <w:r>
+              <w:rPr>
+                <w:rFonts w:ascii="Times New Roman" w:cs="Times New Roman" w:eastAsia="Times New Roman" w:hAnsi="Times New Roman"/>
+                <w:b w:val="false"/>
+                <w:bCs w:val="false"/>
+                <w:sz w:val="15"/>
+                <w:szCs w:val="15"/>
+              </w:rPr>
+              <w:t xml:space="preserve">77.9</w:t>
+            </w:r>
+          </w:p>
+        </w:tc>
+        <w:tc>
+          <w:tcPr>
+            <w:tcW w:type="dxa" w:w="1150"/>
+            <w:tcBorders>
+              <w:top w:val="single" w:color="999999" w:sz="4"/>
+              <w:left w:val="single" w:color="999999" w:sz="4"/>
+              <w:bottom w:val="single" w:color="999999" w:sz="4"/>
+              <w:right w:val="single" w:color="999999" w:sz="4"/>
+            </w:tcBorders>
+            <w:tcMar>
+              <w:top w:type="dxa" w:w="30"/>
+              <w:left w:type="dxa" w:w="60"/>
+              <w:bottom w:type="dxa" w:w="30"/>
+              <w:right w:type="dxa" w:w="60"/>
+            </w:tcMar>
+          </w:tcPr>
+          <w:p>
+            <w:pPr>
+              <w:jc w:val="center"/>
+            </w:pPr>
+            <w:r>
+              <w:rPr>
+                <w:rFonts w:ascii="Times New Roman" w:cs="Times New Roman" w:eastAsia="Times New Roman" w:hAnsi="Times New Roman"/>
+                <w:b w:val="false"/>
+                <w:bCs w:val="false"/>
+                <w:sz w:val="15"/>
+                <w:szCs w:val="15"/>
+              </w:rPr>
+              <w:t xml:space="preserve">98.9</w:t>
+            </w:r>
+          </w:p>
+        </w:tc>
+        <w:tc>
+          <w:tcPr>
+            <w:tcW w:type="dxa" w:w="2600"/>
+            <w:tcBorders>
+              <w:top w:val="single" w:color="999999" w:sz="4"/>
+              <w:left w:val="single" w:color="999999" w:sz="4"/>
+              <w:bottom w:val="single" w:color="999999" w:sz="4"/>
+              <w:right w:val="single" w:color="999999" w:sz="4"/>
+            </w:tcBorders>
+            <w:tcMar>
+              <w:top w:type="dxa" w:w="30"/>
+              <w:left w:type="dxa" w:w="60"/>
+              <w:bottom w:type="dxa" w:w="30"/>
+              <w:right w:type="dxa" w:w="60"/>
+            </w:tcMar>
+          </w:tcPr>
+          <w:p>
+            <w:pPr>
+              <w:jc w:val="center"/>
+            </w:pPr>
+            <w:r>
+              <w:rPr>
+                <w:rFonts w:ascii="Times New Roman" w:cs="Times New Roman" w:eastAsia="Times New Roman" w:hAnsi="Times New Roman"/>
+                <w:b w:val="false"/>
+                <w:bCs w:val="false"/>
+                <w:sz w:val="15"/>
+                <w:szCs w:val="15"/>
+              </w:rPr>
+              <w:t xml:space="preserve">0.37 (0.28-0.47)</w:t>
+            </w:r>
+          </w:p>
+        </w:tc>
+        <w:tc>
+          <w:tcPr>
+            <w:tcW w:type="dxa" w:w="1000"/>
+            <w:tcBorders>
+              <w:top w:val="single" w:color="999999" w:sz="4"/>
+              <w:left w:val="single" w:color="999999" w:sz="4"/>
+              <w:bottom w:val="single" w:color="999999" w:sz="4"/>
+              <w:right w:val="single" w:color="999999" w:sz="4"/>
+            </w:tcBorders>
+            <w:tcMar>
+              <w:top w:type="dxa" w:w="30"/>
+              <w:left w:type="dxa" w:w="60"/>
+              <w:bottom w:type="dxa" w:w="30"/>
+              <w:right w:type="dxa" w:w="60"/>
+            </w:tcMar>
+          </w:tcPr>
+          <w:p>
+            <w:pPr>
+              <w:jc w:val="center"/>
+            </w:pPr>
+            <w:r>
+              <w:rPr>
+                <w:rFonts w:ascii="Times New Roman" w:cs="Times New Roman" w:eastAsia="Times New Roman" w:hAnsi="Times New Roman"/>
+                <w:b w:val="false"/>
+                <w:bCs w:val="false"/>
+                <w:sz w:val="15"/>
+                <w:szCs w:val="15"/>
+              </w:rPr>
+              <w:t xml:space="preserve">0.865</w:t>
+            </w:r>
+          </w:p>
+        </w:tc>
+        <w:tc>
+          <w:tcPr>
+            <w:tcW w:type="dxa" w:w="800"/>
+            <w:tcBorders>
+              <w:top w:val="single" w:color="999999" w:sz="4"/>
+              <w:left w:val="single" w:color="999999" w:sz="4"/>
+              <w:bottom w:val="single" w:color="999999" w:sz="4"/>
+              <w:right w:val="single" w:color="999999" w:sz="4"/>
+            </w:tcBorders>
+            <w:tcMar>
+              <w:top w:type="dxa" w:w="30"/>
+              <w:left w:type="dxa" w:w="60"/>
+              <w:bottom w:type="dxa" w:w="30"/>
+              <w:right w:type="dxa" w:w="60"/>
+            </w:tcMar>
+          </w:tcPr>
+          <w:p>
+            <w:pPr>
+              <w:jc w:val="center"/>
+            </w:pPr>
+            <w:r>
+              <w:rPr>
+                <w:rFonts w:ascii="Times New Roman" w:cs="Times New Roman" w:eastAsia="Times New Roman" w:hAnsi="Times New Roman"/>
+                <w:b w:val="false"/>
+                <w:bCs w:val="false"/>
+                <w:sz w:val="15"/>
+                <w:szCs w:val="15"/>
+              </w:rPr>
+              <w:t xml:space="preserve">0.882</w:t>
+            </w:r>
+          </w:p>
+        </w:tc>
+      </w:tr>
+      <w:tr>
+        <w:trPr>
+          <w:cantSplit/>
+        </w:trPr>
+        <w:tc>
+          <w:tcPr>
+            <w:tcW w:type="dxa" w:w="1300"/>
+            <w:tcBorders>
+              <w:top w:val="single" w:color="999999" w:sz="4"/>
+              <w:left w:val="single" w:color="999999" w:sz="4"/>
+              <w:bottom w:val="single" w:color="999999" w:sz="4"/>
+              <w:right w:val="single" w:color="999999" w:sz="4"/>
+            </w:tcBorders>
+            <w:tcMar>
+              <w:top w:type="dxa" w:w="30"/>
+              <w:left w:type="dxa" w:w="60"/>
+              <w:bottom w:type="dxa" w:w="30"/>
+              <w:right w:type="dxa" w:w="60"/>
+            </w:tcMar>
+          </w:tcPr>
+          <w:p>
+            <w:pPr>
+              <w:jc w:val="left"/>
+            </w:pPr>
+            <w:r>
+              <w:rPr>
+                <w:rFonts w:ascii="Times New Roman" w:cs="Times New Roman" w:eastAsia="Times New Roman" w:hAnsi="Times New Roman"/>
+                <w:b w:val="false"/>
+                <w:bCs w:val="false"/>
+                <w:sz w:val="15"/>
+                <w:szCs w:val="15"/>
+              </w:rPr>
+              <w:t xml:space="preserve">val 840</w:t>
+            </w:r>
+          </w:p>
+        </w:tc>
+        <w:tc>
+          <w:tcPr>
+            <w:tcW w:type="dxa" w:w="3700"/>
+            <w:tcBorders>
+              <w:top w:val="single" w:color="999999" w:sz="4"/>
+              <w:left w:val="single" w:color="999999" w:sz="4"/>
+              <w:bottom w:val="single" w:color="999999" w:sz="4"/>
+              <w:right w:val="single" w:color="999999" w:sz="4"/>
+            </w:tcBorders>
+            <w:tcMar>
+              <w:top w:type="dxa" w:w="30"/>
+              <w:left w:type="dxa" w:w="60"/>
+              <w:bottom w:type="dxa" w:w="30"/>
+              <w:right w:type="dxa" w:w="60"/>
+            </w:tcMar>
+          </w:tcPr>
+          <w:p>
+            <w:pPr>
+              <w:jc w:val="left"/>
+            </w:pPr>
+            <w:r>
+              <w:rPr>
+                <w:rFonts w:ascii="Times New Roman" w:cs="Times New Roman" w:eastAsia="Times New Roman" w:hAnsi="Times New Roman"/>
+                <w:b w:val="false"/>
+                <w:bCs w:val="false"/>
+                <w:sz w:val="15"/>
+                <w:szCs w:val="15"/>
+              </w:rPr>
+              <w:t xml:space="preserve">Weibull + CNN @ 95 % (theta -10695)</w:t>
+            </w:r>
+          </w:p>
+        </w:tc>
+        <w:tc>
+          <w:tcPr>
+            <w:tcW w:type="dxa" w:w="2500"/>
+            <w:tcBorders>
+              <w:top w:val="single" w:color="999999" w:sz="4"/>
+              <w:left w:val="single" w:color="999999" w:sz="4"/>
+              <w:bottom w:val="single" w:color="999999" w:sz="4"/>
+              <w:right w:val="single" w:color="999999" w:sz="4"/>
+            </w:tcBorders>
+            <w:tcMar>
+              <w:top w:type="dxa" w:w="30"/>
+              <w:left w:type="dxa" w:w="60"/>
+              <w:bottom w:type="dxa" w:w="30"/>
+              <w:right w:type="dxa" w:w="60"/>
+            </w:tcMar>
+          </w:tcPr>
+          <w:p>
+            <w:pPr>
+              <w:jc w:val="center"/>
+            </w:pPr>
+            <w:r>
+              <w:rPr>
+                <w:rFonts w:ascii="Times New Roman" w:cs="Times New Roman" w:eastAsia="Times New Roman" w:hAnsi="Times New Roman"/>
+                <w:b w:val="false"/>
+                <w:bCs w:val="false"/>
+                <w:sz w:val="15"/>
+                <w:szCs w:val="15"/>
+              </w:rPr>
+              <w:t xml:space="preserve">94.9 (93.4-96.2)</w:t>
+            </w:r>
+          </w:p>
+        </w:tc>
+        <w:tc>
+          <w:tcPr>
+            <w:tcW w:type="dxa" w:w="1150"/>
+            <w:tcBorders>
+              <w:top w:val="single" w:color="999999" w:sz="4"/>
+              <w:left w:val="single" w:color="999999" w:sz="4"/>
+              <w:bottom w:val="single" w:color="999999" w:sz="4"/>
+              <w:right w:val="single" w:color="999999" w:sz="4"/>
+            </w:tcBorders>
+            <w:tcMar>
+              <w:top w:type="dxa" w:w="30"/>
+              <w:left w:type="dxa" w:w="60"/>
+              <w:bottom w:type="dxa" w:w="30"/>
+              <w:right w:type="dxa" w:w="60"/>
+            </w:tcMar>
+          </w:tcPr>
+          <w:p>
+            <w:pPr>
+              <w:jc w:val="center"/>
+            </w:pPr>
+            <w:r>
+              <w:rPr>
+                <w:rFonts w:ascii="Times New Roman" w:cs="Times New Roman" w:eastAsia="Times New Roman" w:hAnsi="Times New Roman"/>
+                <w:b w:val="false"/>
+                <w:bCs w:val="false"/>
+                <w:sz w:val="15"/>
+                <w:szCs w:val="15"/>
+              </w:rPr>
+              <w:t xml:space="preserve">88.9</w:t>
+            </w:r>
+          </w:p>
+        </w:tc>
+        <w:tc>
+          <w:tcPr>
+            <w:tcW w:type="dxa" w:w="1150"/>
+            <w:tcBorders>
+              <w:top w:val="single" w:color="999999" w:sz="4"/>
+              <w:left w:val="single" w:color="999999" w:sz="4"/>
+              <w:bottom w:val="single" w:color="999999" w:sz="4"/>
+              <w:right w:val="single" w:color="999999" w:sz="4"/>
+            </w:tcBorders>
+            <w:tcMar>
+              <w:top w:type="dxa" w:w="30"/>
+              <w:left w:type="dxa" w:w="60"/>
+              <w:bottom w:type="dxa" w:w="30"/>
+              <w:right w:type="dxa" w:w="60"/>
+            </w:tcMar>
+          </w:tcPr>
+          <w:p>
+            <w:pPr>
+              <w:jc w:val="center"/>
+            </w:pPr>
+            <w:r>
+              <w:rPr>
+                <w:rFonts w:ascii="Times New Roman" w:cs="Times New Roman" w:eastAsia="Times New Roman" w:hAnsi="Times New Roman"/>
+                <w:b w:val="false"/>
+                <w:bCs w:val="false"/>
+                <w:sz w:val="15"/>
+                <w:szCs w:val="15"/>
+              </w:rPr>
+              <w:t xml:space="preserve">99.4</w:t>
+            </w:r>
+          </w:p>
+        </w:tc>
+        <w:tc>
+          <w:tcPr>
+            <w:tcW w:type="dxa" w:w="2600"/>
+            <w:tcBorders>
+              <w:top w:val="single" w:color="999999" w:sz="4"/>
+              <w:left w:val="single" w:color="999999" w:sz="4"/>
+              <w:bottom w:val="single" w:color="999999" w:sz="4"/>
+              <w:right w:val="single" w:color="999999" w:sz="4"/>
+            </w:tcBorders>
+            <w:tcMar>
+              <w:top w:type="dxa" w:w="30"/>
+              <w:left w:type="dxa" w:w="60"/>
+              <w:bottom w:type="dxa" w:w="30"/>
+              <w:right w:type="dxa" w:w="60"/>
+            </w:tcMar>
+          </w:tcPr>
+          <w:p>
+            <w:pPr>
+              <w:jc w:val="center"/>
+            </w:pPr>
+            <w:r>
+              <w:rPr>
+                <w:rFonts w:ascii="Times New Roman" w:cs="Times New Roman" w:eastAsia="Times New Roman" w:hAnsi="Times New Roman"/>
+                <w:b w:val="false"/>
+                <w:bCs w:val="false"/>
+                <w:sz w:val="15"/>
+                <w:szCs w:val="15"/>
+              </w:rPr>
+              <w:t xml:space="preserve">1.09 (0.88-1.32)</w:t>
+            </w:r>
+          </w:p>
+        </w:tc>
+        <w:tc>
+          <w:tcPr>
+            <w:tcW w:type="dxa" w:w="1000"/>
+            <w:tcBorders>
+              <w:top w:val="single" w:color="999999" w:sz="4"/>
+              <w:left w:val="single" w:color="999999" w:sz="4"/>
+              <w:bottom w:val="single" w:color="999999" w:sz="4"/>
+              <w:right w:val="single" w:color="999999" w:sz="4"/>
+            </w:tcBorders>
+            <w:tcMar>
+              <w:top w:type="dxa" w:w="30"/>
+              <w:left w:type="dxa" w:w="60"/>
+              <w:bottom w:type="dxa" w:w="30"/>
+              <w:right w:type="dxa" w:w="60"/>
+            </w:tcMar>
+          </w:tcPr>
+          <w:p>
+            <w:pPr>
+              <w:jc w:val="center"/>
+            </w:pPr>
+            <w:r>
+              <w:rPr>
+                <w:rFonts w:ascii="Times New Roman" w:cs="Times New Roman" w:eastAsia="Times New Roman" w:hAnsi="Times New Roman"/>
+                <w:b w:val="false"/>
+                <w:bCs w:val="false"/>
+                <w:sz w:val="15"/>
+                <w:szCs w:val="15"/>
+              </w:rPr>
+              <w:t xml:space="preserve">0.697</w:t>
+            </w:r>
+          </w:p>
+        </w:tc>
+        <w:tc>
+          <w:tcPr>
+            <w:tcW w:type="dxa" w:w="800"/>
+            <w:tcBorders>
+              <w:top w:val="single" w:color="999999" w:sz="4"/>
+              <w:left w:val="single" w:color="999999" w:sz="4"/>
+              <w:bottom w:val="single" w:color="999999" w:sz="4"/>
+              <w:right w:val="single" w:color="999999" w:sz="4"/>
+            </w:tcBorders>
+            <w:tcMar>
+              <w:top w:type="dxa" w:w="30"/>
+              <w:left w:type="dxa" w:w="60"/>
+              <w:bottom w:type="dxa" w:w="30"/>
+              <w:right w:type="dxa" w:w="60"/>
+            </w:tcMar>
+          </w:tcPr>
+          <w:p>
+            <w:pPr>
+              <w:jc w:val="center"/>
+            </w:pPr>
+            <w:r>
+              <w:rPr>
+                <w:rFonts w:ascii="Times New Roman" w:cs="Times New Roman" w:eastAsia="Times New Roman" w:hAnsi="Times New Roman"/>
+                <w:b w:val="false"/>
+                <w:bCs w:val="false"/>
+                <w:sz w:val="15"/>
+                <w:szCs w:val="15"/>
+              </w:rPr>
+              <w:t xml:space="preserve">0.804</w:t>
+            </w:r>
+          </w:p>
+        </w:tc>
+      </w:tr>
+      <w:tr>
+        <w:trPr>
+          <w:cantSplit/>
+        </w:trPr>
+        <w:tc>
+          <w:tcPr>
+            <w:tcW w:type="dxa" w:w="1300"/>
+            <w:tcBorders>
+              <w:top w:val="single" w:color="999999" w:sz="4"/>
+              <w:left w:val="single" w:color="999999" w:sz="4"/>
+              <w:bottom w:val="single" w:color="999999" w:sz="4"/>
+              <w:right w:val="single" w:color="999999" w:sz="4"/>
+            </w:tcBorders>
+            <w:shd w:fill="FFF4D6" w:color="auto" w:val="clear"/>
+            <w:tcMar>
+              <w:top w:type="dxa" w:w="30"/>
+              <w:left w:type="dxa" w:w="60"/>
+              <w:bottom w:type="dxa" w:w="30"/>
+              <w:right w:type="dxa" w:w="60"/>
+            </w:tcMar>
+          </w:tcPr>
+          <w:p>
+            <w:pPr>
+              <w:jc w:val="left"/>
+            </w:pPr>
+            <w:r>
+              <w:rPr>
+                <w:rFonts w:ascii="Times New Roman" w:cs="Times New Roman" w:eastAsia="Times New Roman" w:hAnsi="Times New Roman"/>
+                <w:b w:val="false"/>
+                <w:bCs w:val="false"/>
+                <w:sz w:val="15"/>
+                <w:szCs w:val="15"/>
+              </w:rPr>
+              <w:t xml:space="preserve">val 840</w:t>
+            </w:r>
+          </w:p>
+        </w:tc>
+        <w:tc>
+          <w:tcPr>
+            <w:tcW w:type="dxa" w:w="3700"/>
+            <w:tcBorders>
+              <w:top w:val="single" w:color="999999" w:sz="4"/>
+              <w:left w:val="single" w:color="999999" w:sz="4"/>
+              <w:bottom w:val="single" w:color="999999" w:sz="4"/>
+              <w:right w:val="single" w:color="999999" w:sz="4"/>
+            </w:tcBorders>
+            <w:shd w:fill="FFF4D6" w:color="auto" w:val="clear"/>
+            <w:tcMar>
+              <w:top w:type="dxa" w:w="30"/>
+              <w:left w:type="dxa" w:w="60"/>
+              <w:bottom w:type="dxa" w:w="30"/>
+              <w:right w:type="dxa" w:w="60"/>
+            </w:tcMar>
+          </w:tcPr>
+          <w:p>
+            <w:pPr>
+              <w:jc w:val="left"/>
+            </w:pPr>
+            <w:r>
+              <w:rPr>
+                <w:rFonts w:ascii="Times New Roman" w:cs="Times New Roman" w:eastAsia="Times New Roman" w:hAnsi="Times New Roman"/>
+                <w:b w:val="false"/>
+                <w:bCs w:val="false"/>
+                <w:sz w:val="15"/>
+                <w:szCs w:val="15"/>
+              </w:rPr>
+              <w:t xml:space="preserve">Weibull + CNN @ 97 % (theta -14462)</w:t>
+            </w:r>
+          </w:p>
+        </w:tc>
+        <w:tc>
+          <w:tcPr>
+            <w:tcW w:type="dxa" w:w="2500"/>
+            <w:tcBorders>
+              <w:top w:val="single" w:color="999999" w:sz="4"/>
+              <w:left w:val="single" w:color="999999" w:sz="4"/>
+              <w:bottom w:val="single" w:color="999999" w:sz="4"/>
+              <w:right w:val="single" w:color="999999" w:sz="4"/>
+            </w:tcBorders>
+            <w:shd w:fill="FFF4D6" w:color="auto" w:val="clear"/>
+            <w:tcMar>
+              <w:top w:type="dxa" w:w="30"/>
+              <w:left w:type="dxa" w:w="60"/>
+              <w:bottom w:type="dxa" w:w="30"/>
+              <w:right w:type="dxa" w:w="60"/>
+            </w:tcMar>
+          </w:tcPr>
+          <w:p>
+            <w:pPr>
+              <w:jc w:val="center"/>
+            </w:pPr>
+            <w:r>
+              <w:rPr>
+                <w:rFonts w:ascii="Times New Roman" w:cs="Times New Roman" w:eastAsia="Times New Roman" w:hAnsi="Times New Roman"/>
+                <w:b w:val="false"/>
+                <w:bCs w:val="false"/>
+                <w:sz w:val="15"/>
+                <w:szCs w:val="15"/>
+              </w:rPr>
+              <w:t xml:space="preserve">96.9 (96.0-97.7)</w:t>
+            </w:r>
+          </w:p>
+        </w:tc>
+        <w:tc>
+          <w:tcPr>
+            <w:tcW w:type="dxa" w:w="1150"/>
+            <w:tcBorders>
+              <w:top w:val="single" w:color="999999" w:sz="4"/>
+              <w:left w:val="single" w:color="999999" w:sz="4"/>
+              <w:bottom w:val="single" w:color="999999" w:sz="4"/>
+              <w:right w:val="single" w:color="999999" w:sz="4"/>
+            </w:tcBorders>
+            <w:shd w:fill="FFF4D6" w:color="auto" w:val="clear"/>
+            <w:tcMar>
+              <w:top w:type="dxa" w:w="30"/>
+              <w:left w:type="dxa" w:w="60"/>
+              <w:bottom w:type="dxa" w:w="30"/>
+              <w:right w:type="dxa" w:w="60"/>
+            </w:tcMar>
+          </w:tcPr>
+          <w:p>
+            <w:pPr>
+              <w:jc w:val="center"/>
+            </w:pPr>
+            <w:r>
+              <w:rPr>
+                <w:rFonts w:ascii="Times New Roman" w:cs="Times New Roman" w:eastAsia="Times New Roman" w:hAnsi="Times New Roman"/>
+                <w:b w:val="false"/>
+                <w:bCs w:val="false"/>
+                <w:sz w:val="15"/>
+                <w:szCs w:val="15"/>
+              </w:rPr>
+              <w:t xml:space="preserve">93.1</w:t>
+            </w:r>
+          </w:p>
+        </w:tc>
+        <w:tc>
+          <w:tcPr>
+            <w:tcW w:type="dxa" w:w="1150"/>
+            <w:tcBorders>
+              <w:top w:val="single" w:color="999999" w:sz="4"/>
+              <w:left w:val="single" w:color="999999" w:sz="4"/>
+              <w:bottom w:val="single" w:color="999999" w:sz="4"/>
+              <w:right w:val="single" w:color="999999" w:sz="4"/>
+            </w:tcBorders>
+            <w:shd w:fill="FFF4D6" w:color="auto" w:val="clear"/>
+            <w:tcMar>
+              <w:top w:type="dxa" w:w="30"/>
+              <w:left w:type="dxa" w:w="60"/>
+              <w:bottom w:type="dxa" w:w="30"/>
+              <w:right w:type="dxa" w:w="60"/>
+            </w:tcMar>
+          </w:tcPr>
+          <w:p>
+            <w:pPr>
+              <w:jc w:val="center"/>
+            </w:pPr>
+            <w:r>
+              <w:rPr>
+                <w:rFonts w:ascii="Times New Roman" w:cs="Times New Roman" w:eastAsia="Times New Roman" w:hAnsi="Times New Roman"/>
+                <w:b w:val="false"/>
+                <w:bCs w:val="false"/>
+                <w:sz w:val="15"/>
+                <w:szCs w:val="15"/>
+              </w:rPr>
+              <w:t xml:space="preserve">99.8</w:t>
+            </w:r>
+          </w:p>
+        </w:tc>
+        <w:tc>
+          <w:tcPr>
+            <w:tcW w:type="dxa" w:w="2600"/>
+            <w:tcBorders>
+              <w:top w:val="single" w:color="999999" w:sz="4"/>
+              <w:left w:val="single" w:color="999999" w:sz="4"/>
+              <w:bottom w:val="single" w:color="999999" w:sz="4"/>
+              <w:right w:val="single" w:color="999999" w:sz="4"/>
+            </w:tcBorders>
+            <w:shd w:fill="FFF4D6" w:color="auto" w:val="clear"/>
+            <w:tcMar>
+              <w:top w:type="dxa" w:w="30"/>
+              <w:left w:type="dxa" w:w="60"/>
+              <w:bottom w:type="dxa" w:w="30"/>
+              <w:right w:type="dxa" w:w="60"/>
+            </w:tcMar>
+          </w:tcPr>
+          <w:p>
+            <w:pPr>
+              <w:jc w:val="center"/>
+            </w:pPr>
+            <w:r>
+              <w:rPr>
+                <w:rFonts w:ascii="Times New Roman" w:cs="Times New Roman" w:eastAsia="Times New Roman" w:hAnsi="Times New Roman"/>
+                <w:b w:val="false"/>
+                <w:bCs w:val="false"/>
+                <w:sz w:val="15"/>
+                <w:szCs w:val="15"/>
+              </w:rPr>
+              <w:t xml:space="preserve">2.29 (1.85-2.75)</w:t>
+            </w:r>
+          </w:p>
+        </w:tc>
+        <w:tc>
+          <w:tcPr>
+            <w:tcW w:type="dxa" w:w="1000"/>
+            <w:tcBorders>
+              <w:top w:val="single" w:color="999999" w:sz="4"/>
+              <w:left w:val="single" w:color="999999" w:sz="4"/>
+              <w:bottom w:val="single" w:color="999999" w:sz="4"/>
+              <w:right w:val="single" w:color="999999" w:sz="4"/>
+            </w:tcBorders>
+            <w:shd w:fill="FFF4D6" w:color="auto" w:val="clear"/>
+            <w:tcMar>
+              <w:top w:type="dxa" w:w="30"/>
+              <w:left w:type="dxa" w:w="60"/>
+              <w:bottom w:type="dxa" w:w="30"/>
+              <w:right w:type="dxa" w:w="60"/>
+            </w:tcMar>
+          </w:tcPr>
+          <w:p>
+            <w:pPr>
+              <w:jc w:val="center"/>
+            </w:pPr>
+            <w:r>
+              <w:rPr>
+                <w:rFonts w:ascii="Times New Roman" w:cs="Times New Roman" w:eastAsia="Times New Roman" w:hAnsi="Times New Roman"/>
+                <w:b w:val="false"/>
+                <w:bCs w:val="false"/>
+                <w:sz w:val="15"/>
+                <w:szCs w:val="15"/>
+              </w:rPr>
+              <w:t xml:space="preserve">0.528</w:t>
+            </w:r>
+          </w:p>
+        </w:tc>
+        <w:tc>
+          <w:tcPr>
+            <w:tcW w:type="dxa" w:w="800"/>
+            <w:tcBorders>
+              <w:top w:val="single" w:color="999999" w:sz="4"/>
+              <w:left w:val="single" w:color="999999" w:sz="4"/>
+              <w:bottom w:val="single" w:color="999999" w:sz="4"/>
+              <w:right w:val="single" w:color="999999" w:sz="4"/>
+            </w:tcBorders>
+            <w:shd w:fill="FFF4D6" w:color="auto" w:val="clear"/>
+            <w:tcMar>
+              <w:top w:type="dxa" w:w="30"/>
+              <w:left w:type="dxa" w:w="60"/>
+              <w:bottom w:type="dxa" w:w="30"/>
+              <w:right w:type="dxa" w:w="60"/>
+            </w:tcMar>
+          </w:tcPr>
+          <w:p>
+            <w:pPr>
+              <w:jc w:val="center"/>
+            </w:pPr>
+            <w:r>
+              <w:rPr>
+                <w:rFonts w:ascii="Times New Roman" w:cs="Times New Roman" w:eastAsia="Times New Roman" w:hAnsi="Times New Roman"/>
+                <w:b w:val="false"/>
+                <w:bCs w:val="false"/>
+                <w:sz w:val="15"/>
+                <w:szCs w:val="15"/>
+              </w:rPr>
+              <w:t xml:space="preserve">0.683</w:t>
+            </w:r>
+          </w:p>
+        </w:tc>
+      </w:tr>
+      <w:tr>
+        <w:trPr>
+          <w:cantSplit/>
+        </w:trPr>
+        <w:tc>
+          <w:tcPr>
+            <w:tcW w:type="dxa" w:w="1300"/>
+            <w:tcBorders>
+              <w:top w:val="single" w:color="999999" w:sz="4"/>
+              <w:left w:val="single" w:color="999999" w:sz="4"/>
+              <w:bottom w:val="single" w:color="999999" w:sz="4"/>
+              <w:right w:val="single" w:color="999999" w:sz="4"/>
+            </w:tcBorders>
+            <w:tcMar>
+              <w:top w:type="dxa" w:w="30"/>
+              <w:left w:type="dxa" w:w="60"/>
+              <w:bottom w:type="dxa" w:w="30"/>
+              <w:right w:type="dxa" w:w="60"/>
+            </w:tcMar>
+          </w:tcPr>
+          <w:p>
+            <w:pPr>
+              <w:jc w:val="left"/>
+            </w:pPr>
+            <w:r>
+              <w:rPr>
+                <w:rFonts w:ascii="Times New Roman" w:cs="Times New Roman" w:eastAsia="Times New Roman" w:hAnsi="Times New Roman"/>
+                <w:b w:val="false"/>
+                <w:bCs w:val="false"/>
+                <w:sz w:val="15"/>
+                <w:szCs w:val="15"/>
+              </w:rPr>
+              <w:t xml:space="preserve">val 840</w:t>
+            </w:r>
+          </w:p>
+        </w:tc>
+        <w:tc>
+          <w:tcPr>
+            <w:tcW w:type="dxa" w:w="3700"/>
+            <w:tcBorders>
+              <w:top w:val="single" w:color="999999" w:sz="4"/>
+              <w:left w:val="single" w:color="999999" w:sz="4"/>
+              <w:bottom w:val="single" w:color="999999" w:sz="4"/>
+              <w:right w:val="single" w:color="999999" w:sz="4"/>
+            </w:tcBorders>
+            <w:tcMar>
+              <w:top w:type="dxa" w:w="30"/>
+              <w:left w:type="dxa" w:w="60"/>
+              <w:bottom w:type="dxa" w:w="30"/>
+              <w:right w:type="dxa" w:w="60"/>
+            </w:tcMar>
+          </w:tcPr>
+          <w:p>
+            <w:pPr>
+              <w:jc w:val="left"/>
+            </w:pPr>
+            <w:r>
+              <w:rPr>
+                <w:rFonts w:ascii="Times New Roman" w:cs="Times New Roman" w:eastAsia="Times New Roman" w:hAnsi="Times New Roman"/>
+                <w:b w:val="false"/>
+                <w:bCs w:val="false"/>
+                <w:sz w:val="15"/>
+                <w:szCs w:val="15"/>
+              </w:rPr>
+              <w:t xml:space="preserve">Weibull + CNN @ 98 % (theta -17056)</w:t>
+            </w:r>
+          </w:p>
+        </w:tc>
+        <w:tc>
+          <w:tcPr>
+            <w:tcW w:type="dxa" w:w="2500"/>
+            <w:tcBorders>
+              <w:top w:val="single" w:color="999999" w:sz="4"/>
+              <w:left w:val="single" w:color="999999" w:sz="4"/>
+              <w:bottom w:val="single" w:color="999999" w:sz="4"/>
+              <w:right w:val="single" w:color="999999" w:sz="4"/>
+            </w:tcBorders>
+            <w:tcMar>
+              <w:top w:type="dxa" w:w="30"/>
+              <w:left w:type="dxa" w:w="60"/>
+              <w:bottom w:type="dxa" w:w="30"/>
+              <w:right w:type="dxa" w:w="60"/>
+            </w:tcMar>
+          </w:tcPr>
+          <w:p>
+            <w:pPr>
+              <w:jc w:val="center"/>
+            </w:pPr>
+            <w:r>
+              <w:rPr>
+                <w:rFonts w:ascii="Times New Roman" w:cs="Times New Roman" w:eastAsia="Times New Roman" w:hAnsi="Times New Roman"/>
+                <w:b w:val="false"/>
+                <w:bCs w:val="false"/>
+                <w:sz w:val="15"/>
+                <w:szCs w:val="15"/>
+              </w:rPr>
+              <w:t xml:space="preserve">97.9 (97.2-98.5)</w:t>
+            </w:r>
+          </w:p>
+        </w:tc>
+        <w:tc>
+          <w:tcPr>
+            <w:tcW w:type="dxa" w:w="1150"/>
+            <w:tcBorders>
+              <w:top w:val="single" w:color="999999" w:sz="4"/>
+              <w:left w:val="single" w:color="999999" w:sz="4"/>
+              <w:bottom w:val="single" w:color="999999" w:sz="4"/>
+              <w:right w:val="single" w:color="999999" w:sz="4"/>
+            </w:tcBorders>
+            <w:tcMar>
+              <w:top w:type="dxa" w:w="30"/>
+              <w:left w:type="dxa" w:w="60"/>
+              <w:bottom w:type="dxa" w:w="30"/>
+              <w:right w:type="dxa" w:w="60"/>
+            </w:tcMar>
+          </w:tcPr>
+          <w:p>
+            <w:pPr>
+              <w:jc w:val="center"/>
+            </w:pPr>
+            <w:r>
+              <w:rPr>
+                <w:rFonts w:ascii="Times New Roman" w:cs="Times New Roman" w:eastAsia="Times New Roman" w:hAnsi="Times New Roman"/>
+                <w:b w:val="false"/>
+                <w:bCs w:val="false"/>
+                <w:sz w:val="15"/>
+                <w:szCs w:val="15"/>
+              </w:rPr>
+              <w:t xml:space="preserve">95.4</w:t>
+            </w:r>
+          </w:p>
+        </w:tc>
+        <w:tc>
+          <w:tcPr>
+            <w:tcW w:type="dxa" w:w="1150"/>
+            <w:tcBorders>
+              <w:top w:val="single" w:color="999999" w:sz="4"/>
+              <w:left w:val="single" w:color="999999" w:sz="4"/>
+              <w:bottom w:val="single" w:color="999999" w:sz="4"/>
+              <w:right w:val="single" w:color="999999" w:sz="4"/>
+            </w:tcBorders>
+            <w:tcMar>
+              <w:top w:type="dxa" w:w="30"/>
+              <w:left w:type="dxa" w:w="60"/>
+              <w:bottom w:type="dxa" w:w="30"/>
+              <w:right w:type="dxa" w:w="60"/>
+            </w:tcMar>
+          </w:tcPr>
+          <w:p>
+            <w:pPr>
+              <w:jc w:val="center"/>
+            </w:pPr>
+            <w:r>
+              <w:rPr>
+                <w:rFonts w:ascii="Times New Roman" w:cs="Times New Roman" w:eastAsia="Times New Roman" w:hAnsi="Times New Roman"/>
+                <w:b w:val="false"/>
+                <w:bCs w:val="false"/>
+                <w:sz w:val="15"/>
+                <w:szCs w:val="15"/>
+              </w:rPr>
+              <w:t xml:space="preserve">99.8</w:t>
+            </w:r>
+          </w:p>
+        </w:tc>
+        <w:tc>
+          <w:tcPr>
+            <w:tcW w:type="dxa" w:w="2600"/>
+            <w:tcBorders>
+              <w:top w:val="single" w:color="999999" w:sz="4"/>
+              <w:left w:val="single" w:color="999999" w:sz="4"/>
+              <w:bottom w:val="single" w:color="999999" w:sz="4"/>
+              <w:right w:val="single" w:color="999999" w:sz="4"/>
+            </w:tcBorders>
+            <w:tcMar>
+              <w:top w:type="dxa" w:w="30"/>
+              <w:left w:type="dxa" w:w="60"/>
+              <w:bottom w:type="dxa" w:w="30"/>
+              <w:right w:type="dxa" w:w="60"/>
+            </w:tcMar>
+          </w:tcPr>
+          <w:p>
+            <w:pPr>
+              <w:jc w:val="center"/>
+            </w:pPr>
+            <w:r>
+              <w:rPr>
+                <w:rFonts w:ascii="Times New Roman" w:cs="Times New Roman" w:eastAsia="Times New Roman" w:hAnsi="Times New Roman"/>
+                <w:b w:val="false"/>
+                <w:bCs w:val="false"/>
+                <w:sz w:val="15"/>
+                <w:szCs w:val="15"/>
+              </w:rPr>
+              <w:t xml:space="preserve">3.58 (2.91-4.33)</w:t>
+            </w:r>
+          </w:p>
+        </w:tc>
+        <w:tc>
+          <w:tcPr>
+            <w:tcW w:type="dxa" w:w="1000"/>
+            <w:tcBorders>
+              <w:top w:val="single" w:color="999999" w:sz="4"/>
+              <w:left w:val="single" w:color="999999" w:sz="4"/>
+              <w:bottom w:val="single" w:color="999999" w:sz="4"/>
+              <w:right w:val="single" w:color="999999" w:sz="4"/>
+            </w:tcBorders>
+            <w:tcMar>
+              <w:top w:type="dxa" w:w="30"/>
+              <w:left w:type="dxa" w:w="60"/>
+              <w:bottom w:type="dxa" w:w="30"/>
+              <w:right w:type="dxa" w:w="60"/>
+            </w:tcMar>
+          </w:tcPr>
+          <w:p>
+            <w:pPr>
+              <w:jc w:val="center"/>
+            </w:pPr>
+            <w:r>
+              <w:rPr>
+                <w:rFonts w:ascii="Times New Roman" w:cs="Times New Roman" w:eastAsia="Times New Roman" w:hAnsi="Times New Roman"/>
+                <w:b w:val="false"/>
+                <w:bCs w:val="false"/>
+                <w:sz w:val="15"/>
+                <w:szCs w:val="15"/>
+              </w:rPr>
+              <w:t xml:space="preserve">0.419</w:t>
+            </w:r>
+          </w:p>
+        </w:tc>
+        <w:tc>
+          <w:tcPr>
+            <w:tcW w:type="dxa" w:w="800"/>
+            <w:tcBorders>
+              <w:top w:val="single" w:color="999999" w:sz="4"/>
+              <w:left w:val="single" w:color="999999" w:sz="4"/>
+              <w:bottom w:val="single" w:color="999999" w:sz="4"/>
+              <w:right w:val="single" w:color="999999" w:sz="4"/>
+            </w:tcBorders>
+            <w:tcMar>
+              <w:top w:type="dxa" w:w="30"/>
+              <w:left w:type="dxa" w:w="60"/>
+              <w:bottom w:type="dxa" w:w="30"/>
+              <w:right w:type="dxa" w:w="60"/>
+            </w:tcMar>
+          </w:tcPr>
+          <w:p>
+            <w:pPr>
+              <w:jc w:val="center"/>
+            </w:pPr>
+            <w:r>
+              <w:rPr>
+                <w:rFonts w:ascii="Times New Roman" w:cs="Times New Roman" w:eastAsia="Times New Roman" w:hAnsi="Times New Roman"/>
+                <w:b w:val="false"/>
+                <w:bCs w:val="false"/>
+                <w:sz w:val="15"/>
+                <w:szCs w:val="15"/>
+              </w:rPr>
+              <w:t xml:space="preserve">0.587</w:t>
+            </w:r>
+          </w:p>
+        </w:tc>
+      </w:tr>
+      <w:tr>
+        <w:trPr>
+          <w:cantSplit/>
+        </w:trPr>
+        <w:tc>
+          <w:tcPr>
+            <w:tcW w:type="dxa" w:w="1300"/>
+            <w:tcBorders>
+              <w:top w:val="single" w:color="999999" w:sz="4"/>
+              <w:left w:val="single" w:color="999999" w:sz="4"/>
+              <w:bottom w:val="single" w:color="999999" w:sz="4"/>
+              <w:right w:val="single" w:color="999999" w:sz="4"/>
+            </w:tcBorders>
+            <w:tcMar>
+              <w:top w:type="dxa" w:w="30"/>
+              <w:left w:type="dxa" w:w="60"/>
+              <w:bottom w:type="dxa" w:w="30"/>
+              <w:right w:type="dxa" w:w="60"/>
+            </w:tcMar>
+          </w:tcPr>
+          <w:p>
+            <w:pPr>
+              <w:jc w:val="left"/>
+            </w:pPr>
+            <w:r>
+              <w:rPr>
+                <w:rFonts w:ascii="Times New Roman" w:cs="Times New Roman" w:eastAsia="Times New Roman" w:hAnsi="Times New Roman"/>
+                <w:b w:val="false"/>
+                <w:bCs w:val="false"/>
+                <w:sz w:val="15"/>
+                <w:szCs w:val="15"/>
+              </w:rPr>
+              <w:t xml:space="preserve">test 842</w:t>
+            </w:r>
+          </w:p>
+        </w:tc>
+        <w:tc>
+          <w:tcPr>
+            <w:tcW w:type="dxa" w:w="3700"/>
+            <w:tcBorders>
+              <w:top w:val="single" w:color="999999" w:sz="4"/>
+              <w:left w:val="single" w:color="999999" w:sz="4"/>
+              <w:bottom w:val="single" w:color="999999" w:sz="4"/>
+              <w:right w:val="single" w:color="999999" w:sz="4"/>
+            </w:tcBorders>
+            <w:tcMar>
+              <w:top w:type="dxa" w:w="30"/>
+              <w:left w:type="dxa" w:w="60"/>
+              <w:bottom w:type="dxa" w:w="30"/>
+              <w:right w:type="dxa" w:w="60"/>
+            </w:tcMar>
+          </w:tcPr>
+          <w:p>
+            <w:pPr>
+              <w:jc w:val="left"/>
+            </w:pPr>
+            <w:r>
+              <w:rPr>
+                <w:rFonts w:ascii="Times New Roman" w:cs="Times New Roman" w:eastAsia="Times New Roman" w:hAnsi="Times New Roman"/>
+                <w:b w:val="false"/>
+                <w:bCs w:val="false"/>
+                <w:sz w:val="15"/>
+                <w:szCs w:val="15"/>
+              </w:rPr>
+              <w:t xml:space="preserve">Weibull only</w:t>
+            </w:r>
+          </w:p>
+        </w:tc>
+        <w:tc>
+          <w:tcPr>
+            <w:tcW w:type="dxa" w:w="2500"/>
+            <w:tcBorders>
+              <w:top w:val="single" w:color="999999" w:sz="4"/>
+              <w:left w:val="single" w:color="999999" w:sz="4"/>
+              <w:bottom w:val="single" w:color="999999" w:sz="4"/>
+              <w:right w:val="single" w:color="999999" w:sz="4"/>
+            </w:tcBorders>
+            <w:tcMar>
+              <w:top w:type="dxa" w:w="30"/>
+              <w:left w:type="dxa" w:w="60"/>
+              <w:bottom w:type="dxa" w:w="30"/>
+              <w:right w:type="dxa" w:w="60"/>
+            </w:tcMar>
+          </w:tcPr>
+          <w:p>
+            <w:pPr>
+              <w:jc w:val="center"/>
+            </w:pPr>
+            <w:r>
+              <w:rPr>
+                <w:rFonts w:ascii="Times New Roman" w:cs="Times New Roman" w:eastAsia="Times New Roman" w:hAnsi="Times New Roman"/>
+                <w:b w:val="false"/>
+                <w:bCs w:val="false"/>
+                <w:sz w:val="15"/>
+                <w:szCs w:val="15"/>
+              </w:rPr>
+              <w:t xml:space="preserve">99.7 (99.5-99.9)</w:t>
+            </w:r>
+          </w:p>
+        </w:tc>
+        <w:tc>
+          <w:tcPr>
+            <w:tcW w:type="dxa" w:w="1150"/>
+            <w:tcBorders>
+              <w:top w:val="single" w:color="999999" w:sz="4"/>
+              <w:left w:val="single" w:color="999999" w:sz="4"/>
+              <w:bottom w:val="single" w:color="999999" w:sz="4"/>
+              <w:right w:val="single" w:color="999999" w:sz="4"/>
+            </w:tcBorders>
+            <w:tcMar>
+              <w:top w:type="dxa" w:w="30"/>
+              <w:left w:type="dxa" w:w="60"/>
+              <w:bottom w:type="dxa" w:w="30"/>
+              <w:right w:type="dxa" w:w="60"/>
+            </w:tcMar>
+          </w:tcPr>
+          <w:p>
+            <w:pPr>
+              <w:jc w:val="center"/>
+            </w:pPr>
+            <w:r>
+              <w:rPr>
+                <w:rFonts w:ascii="Times New Roman" w:cs="Times New Roman" w:eastAsia="Times New Roman" w:hAnsi="Times New Roman"/>
+                <w:b w:val="false"/>
+                <w:bCs w:val="false"/>
+                <w:sz w:val="15"/>
+                <w:szCs w:val="15"/>
+              </w:rPr>
+              <w:t xml:space="preserve">99.5</w:t>
+            </w:r>
+          </w:p>
+        </w:tc>
+        <w:tc>
+          <w:tcPr>
+            <w:tcW w:type="dxa" w:w="1150"/>
+            <w:tcBorders>
+              <w:top w:val="single" w:color="999999" w:sz="4"/>
+              <w:left w:val="single" w:color="999999" w:sz="4"/>
+              <w:bottom w:val="single" w:color="999999" w:sz="4"/>
+              <w:right w:val="single" w:color="999999" w:sz="4"/>
+            </w:tcBorders>
+            <w:tcMar>
+              <w:top w:type="dxa" w:w="30"/>
+              <w:left w:type="dxa" w:w="60"/>
+              <w:bottom w:type="dxa" w:w="30"/>
+              <w:right w:type="dxa" w:w="60"/>
+            </w:tcMar>
+          </w:tcPr>
+          <w:p>
+            <w:pPr>
+              <w:jc w:val="center"/>
+            </w:pPr>
+            <w:r>
+              <w:rPr>
+                <w:rFonts w:ascii="Times New Roman" w:cs="Times New Roman" w:eastAsia="Times New Roman" w:hAnsi="Times New Roman"/>
+                <w:b w:val="false"/>
+                <w:bCs w:val="false"/>
+                <w:sz w:val="15"/>
+                <w:szCs w:val="15"/>
+              </w:rPr>
+              <w:t xml:space="preserve">99.9</w:t>
+            </w:r>
+          </w:p>
+        </w:tc>
+        <w:tc>
+          <w:tcPr>
+            <w:tcW w:type="dxa" w:w="2600"/>
+            <w:tcBorders>
+              <w:top w:val="single" w:color="999999" w:sz="4"/>
+              <w:left w:val="single" w:color="999999" w:sz="4"/>
+              <w:bottom w:val="single" w:color="999999" w:sz="4"/>
+              <w:right w:val="single" w:color="999999" w:sz="4"/>
+            </w:tcBorders>
+            <w:tcMar>
+              <w:top w:type="dxa" w:w="30"/>
+              <w:left w:type="dxa" w:w="60"/>
+              <w:bottom w:type="dxa" w:w="30"/>
+              <w:right w:type="dxa" w:w="60"/>
+            </w:tcMar>
+          </w:tcPr>
+          <w:p>
+            <w:pPr>
+              <w:jc w:val="center"/>
+            </w:pPr>
+            <w:r>
+              <w:rPr>
+                <w:rFonts w:ascii="Times New Roman" w:cs="Times New Roman" w:eastAsia="Times New Roman" w:hAnsi="Times New Roman"/>
+                <w:b w:val="false"/>
+                <w:bCs w:val="false"/>
+                <w:sz w:val="15"/>
+                <w:szCs w:val="15"/>
+              </w:rPr>
+              <w:t xml:space="preserve">172.64 (144.25-202.14)</w:t>
+            </w:r>
+          </w:p>
+        </w:tc>
+        <w:tc>
+          <w:tcPr>
+            <w:tcW w:type="dxa" w:w="1000"/>
+            <w:tcBorders>
+              <w:top w:val="single" w:color="999999" w:sz="4"/>
+              <w:left w:val="single" w:color="999999" w:sz="4"/>
+              <w:bottom w:val="single" w:color="999999" w:sz="4"/>
+              <w:right w:val="single" w:color="999999" w:sz="4"/>
+            </w:tcBorders>
+            <w:tcMar>
+              <w:top w:type="dxa" w:w="30"/>
+              <w:left w:type="dxa" w:w="60"/>
+              <w:bottom w:type="dxa" w:w="30"/>
+              <w:right w:type="dxa" w:w="60"/>
+            </w:tcMar>
+          </w:tcPr>
+          <w:p>
+            <w:pPr>
+              <w:jc w:val="center"/>
+            </w:pPr>
+            <w:r>
+              <w:rPr>
+                <w:rFonts w:ascii="Times New Roman" w:cs="Times New Roman" w:eastAsia="Times New Roman" w:hAnsi="Times New Roman"/>
+                <w:b w:val="false"/>
+                <w:bCs w:val="false"/>
+                <w:sz w:val="15"/>
+                <w:szCs w:val="15"/>
+              </w:rPr>
+              <w:t xml:space="preserve">0.019</w:t>
+            </w:r>
+          </w:p>
+        </w:tc>
+        <w:tc>
+          <w:tcPr>
+            <w:tcW w:type="dxa" w:w="800"/>
+            <w:tcBorders>
+              <w:top w:val="single" w:color="999999" w:sz="4"/>
+              <w:left w:val="single" w:color="999999" w:sz="4"/>
+              <w:bottom w:val="single" w:color="999999" w:sz="4"/>
+              <w:right w:val="single" w:color="999999" w:sz="4"/>
+            </w:tcBorders>
+            <w:tcMar>
+              <w:top w:type="dxa" w:w="30"/>
+              <w:left w:type="dxa" w:w="60"/>
+              <w:bottom w:type="dxa" w:w="30"/>
+              <w:right w:type="dxa" w:w="60"/>
+            </w:tcMar>
+          </w:tcPr>
+          <w:p>
+            <w:pPr>
+              <w:jc w:val="center"/>
+            </w:pPr>
+            <w:r>
+              <w:rPr>
+                <w:rFonts w:ascii="Times New Roman" w:cs="Times New Roman" w:eastAsia="Times New Roman" w:hAnsi="Times New Roman"/>
+                <w:b w:val="false"/>
+                <w:bCs w:val="false"/>
+                <w:sz w:val="15"/>
+                <w:szCs w:val="15"/>
+              </w:rPr>
+              <w:t xml:space="preserve">0.038</w:t>
+            </w:r>
+          </w:p>
+        </w:tc>
+      </w:tr>
+      <w:tr>
+        <w:trPr>
+          <w:cantSplit/>
+        </w:trPr>
+        <w:tc>
+          <w:tcPr>
+            <w:tcW w:type="dxa" w:w="1300"/>
+            <w:tcBorders>
+              <w:top w:val="single" w:color="999999" w:sz="4"/>
+              <w:left w:val="single" w:color="999999" w:sz="4"/>
+              <w:bottom w:val="single" w:color="999999" w:sz="4"/>
+              <w:right w:val="single" w:color="999999" w:sz="4"/>
+            </w:tcBorders>
+            <w:tcMar>
+              <w:top w:type="dxa" w:w="30"/>
+              <w:left w:type="dxa" w:w="60"/>
+              <w:bottom w:type="dxa" w:w="30"/>
+              <w:right w:type="dxa" w:w="60"/>
+            </w:tcMar>
+          </w:tcPr>
+          <w:p>
+            <w:pPr>
+              <w:jc w:val="left"/>
+            </w:pPr>
+            <w:r>
+              <w:rPr>
+                <w:rFonts w:ascii="Times New Roman" w:cs="Times New Roman" w:eastAsia="Times New Roman" w:hAnsi="Times New Roman"/>
+                <w:b w:val="false"/>
+                <w:bCs w:val="false"/>
+                <w:sz w:val="15"/>
+                <w:szCs w:val="15"/>
+              </w:rPr>
+              <w:t xml:space="preserve">test 842</w:t>
+            </w:r>
+          </w:p>
+        </w:tc>
+        <w:tc>
+          <w:tcPr>
+            <w:tcW w:type="dxa" w:w="3700"/>
+            <w:tcBorders>
+              <w:top w:val="single" w:color="999999" w:sz="4"/>
+              <w:left w:val="single" w:color="999999" w:sz="4"/>
+              <w:bottom w:val="single" w:color="999999" w:sz="4"/>
+              <w:right w:val="single" w:color="999999" w:sz="4"/>
+            </w:tcBorders>
+            <w:tcMar>
+              <w:top w:type="dxa" w:w="30"/>
+              <w:left w:type="dxa" w:w="60"/>
+              <w:bottom w:type="dxa" w:w="30"/>
+              <w:right w:type="dxa" w:w="60"/>
+            </w:tcMar>
+          </w:tcPr>
+          <w:p>
+            <w:pPr>
+              <w:jc w:val="left"/>
+            </w:pPr>
+            <w:r>
+              <w:rPr>
+                <w:rFonts w:ascii="Times New Roman" w:cs="Times New Roman" w:eastAsia="Times New Roman" w:hAnsi="Times New Roman"/>
+                <w:b w:val="false"/>
+                <w:bCs w:val="false"/>
+                <w:sz w:val="15"/>
+                <w:szCs w:val="15"/>
+              </w:rPr>
+              <w:t xml:space="preserve">Weibull + CNN @ 90 % (theta -5979)</w:t>
+            </w:r>
+          </w:p>
+        </w:tc>
+        <w:tc>
+          <w:tcPr>
+            <w:tcW w:type="dxa" w:w="2500"/>
+            <w:tcBorders>
+              <w:top w:val="single" w:color="999999" w:sz="4"/>
+              <w:left w:val="single" w:color="999999" w:sz="4"/>
+              <w:bottom w:val="single" w:color="999999" w:sz="4"/>
+              <w:right w:val="single" w:color="999999" w:sz="4"/>
+            </w:tcBorders>
+            <w:tcMar>
+              <w:top w:type="dxa" w:w="30"/>
+              <w:left w:type="dxa" w:w="60"/>
+              <w:bottom w:type="dxa" w:w="30"/>
+              <w:right w:type="dxa" w:w="60"/>
+            </w:tcMar>
+          </w:tcPr>
+          <w:p>
+            <w:pPr>
+              <w:jc w:val="center"/>
+            </w:pPr>
+            <w:r>
+              <w:rPr>
+                <w:rFonts w:ascii="Times New Roman" w:cs="Times New Roman" w:eastAsia="Times New Roman" w:hAnsi="Times New Roman"/>
+                <w:b w:val="false"/>
+                <w:bCs w:val="false"/>
+                <w:sz w:val="15"/>
+                <w:szCs w:val="15"/>
+              </w:rPr>
+              <w:t xml:space="preserve">87.9 (85.6-90.1)</w:t>
+            </w:r>
+          </w:p>
+        </w:tc>
+        <w:tc>
+          <w:tcPr>
+            <w:tcW w:type="dxa" w:w="1150"/>
+            <w:tcBorders>
+              <w:top w:val="single" w:color="999999" w:sz="4"/>
+              <w:left w:val="single" w:color="999999" w:sz="4"/>
+              <w:bottom w:val="single" w:color="999999" w:sz="4"/>
+              <w:right w:val="single" w:color="999999" w:sz="4"/>
+            </w:tcBorders>
+            <w:tcMar>
+              <w:top w:type="dxa" w:w="30"/>
+              <w:left w:type="dxa" w:w="60"/>
+              <w:bottom w:type="dxa" w:w="30"/>
+              <w:right w:type="dxa" w:w="60"/>
+            </w:tcMar>
+          </w:tcPr>
+          <w:p>
+            <w:pPr>
+              <w:jc w:val="center"/>
+            </w:pPr>
+            <w:r>
+              <w:rPr>
+                <w:rFonts w:ascii="Times New Roman" w:cs="Times New Roman" w:eastAsia="Times New Roman" w:hAnsi="Times New Roman"/>
+                <w:b w:val="false"/>
+                <w:bCs w:val="false"/>
+                <w:sz w:val="15"/>
+                <w:szCs w:val="15"/>
+              </w:rPr>
+              <w:t xml:space="preserve">78.8</w:t>
+            </w:r>
+          </w:p>
+        </w:tc>
+        <w:tc>
+          <w:tcPr>
+            <w:tcW w:type="dxa" w:w="1150"/>
+            <w:tcBorders>
+              <w:top w:val="single" w:color="999999" w:sz="4"/>
+              <w:left w:val="single" w:color="999999" w:sz="4"/>
+              <w:bottom w:val="single" w:color="999999" w:sz="4"/>
+              <w:right w:val="single" w:color="999999" w:sz="4"/>
+            </w:tcBorders>
+            <w:tcMar>
+              <w:top w:type="dxa" w:w="30"/>
+              <w:left w:type="dxa" w:w="60"/>
+              <w:bottom w:type="dxa" w:w="30"/>
+              <w:right w:type="dxa" w:w="60"/>
+            </w:tcMar>
+          </w:tcPr>
+          <w:p>
+            <w:pPr>
+              <w:jc w:val="center"/>
+            </w:pPr>
+            <w:r>
+              <w:rPr>
+                <w:rFonts w:ascii="Times New Roman" w:cs="Times New Roman" w:eastAsia="Times New Roman" w:hAnsi="Times New Roman"/>
+                <w:b w:val="false"/>
+                <w:bCs w:val="false"/>
+                <w:sz w:val="15"/>
+                <w:szCs w:val="15"/>
+              </w:rPr>
+              <w:t xml:space="preserve">97.4</w:t>
+            </w:r>
+          </w:p>
+        </w:tc>
+        <w:tc>
+          <w:tcPr>
+            <w:tcW w:type="dxa" w:w="2600"/>
+            <w:tcBorders>
+              <w:top w:val="single" w:color="999999" w:sz="4"/>
+              <w:left w:val="single" w:color="999999" w:sz="4"/>
+              <w:bottom w:val="single" w:color="999999" w:sz="4"/>
+              <w:right w:val="single" w:color="999999" w:sz="4"/>
+            </w:tcBorders>
+            <w:tcMar>
+              <w:top w:type="dxa" w:w="30"/>
+              <w:left w:type="dxa" w:w="60"/>
+              <w:bottom w:type="dxa" w:w="30"/>
+              <w:right w:type="dxa" w:w="60"/>
+            </w:tcMar>
+          </w:tcPr>
+          <w:p>
+            <w:pPr>
+              <w:jc w:val="center"/>
+            </w:pPr>
+            <w:r>
+              <w:rPr>
+                <w:rFonts w:ascii="Times New Roman" w:cs="Times New Roman" w:eastAsia="Times New Roman" w:hAnsi="Times New Roman"/>
+                <w:b w:val="false"/>
+                <w:bCs w:val="false"/>
+                <w:sz w:val="15"/>
+                <w:szCs w:val="15"/>
+              </w:rPr>
+              <w:t xml:space="preserve">0.51 (0.41-0.62)</w:t>
+            </w:r>
+          </w:p>
+        </w:tc>
+        <w:tc>
+          <w:tcPr>
+            <w:tcW w:type="dxa" w:w="1000"/>
+            <w:tcBorders>
+              <w:top w:val="single" w:color="999999" w:sz="4"/>
+              <w:left w:val="single" w:color="999999" w:sz="4"/>
+              <w:bottom w:val="single" w:color="999999" w:sz="4"/>
+              <w:right w:val="single" w:color="999999" w:sz="4"/>
+            </w:tcBorders>
+            <w:tcMar>
+              <w:top w:type="dxa" w:w="30"/>
+              <w:left w:type="dxa" w:w="60"/>
+              <w:bottom w:type="dxa" w:w="30"/>
+              <w:right w:type="dxa" w:w="60"/>
+            </w:tcMar>
+          </w:tcPr>
+          <w:p>
+            <w:pPr>
+              <w:jc w:val="center"/>
+            </w:pPr>
+            <w:r>
+              <w:rPr>
+                <w:rFonts w:ascii="Times New Roman" w:cs="Times New Roman" w:eastAsia="Times New Roman" w:hAnsi="Times New Roman"/>
+                <w:b w:val="false"/>
+                <w:bCs w:val="false"/>
+                <w:sz w:val="15"/>
+                <w:szCs w:val="15"/>
+              </w:rPr>
+              <w:t xml:space="preserve">0.855</w:t>
+            </w:r>
+          </w:p>
+        </w:tc>
+        <w:tc>
+          <w:tcPr>
+            <w:tcW w:type="dxa" w:w="800"/>
+            <w:tcBorders>
+              <w:top w:val="single" w:color="999999" w:sz="4"/>
+              <w:left w:val="single" w:color="999999" w:sz="4"/>
+              <w:bottom w:val="single" w:color="999999" w:sz="4"/>
+              <w:right w:val="single" w:color="999999" w:sz="4"/>
+            </w:tcBorders>
+            <w:tcMar>
+              <w:top w:type="dxa" w:w="30"/>
+              <w:left w:type="dxa" w:w="60"/>
+              <w:bottom w:type="dxa" w:w="30"/>
+              <w:right w:type="dxa" w:w="60"/>
+            </w:tcMar>
+          </w:tcPr>
+          <w:p>
+            <w:pPr>
+              <w:jc w:val="center"/>
+            </w:pPr>
+            <w:r>
+              <w:rPr>
+                <w:rFonts w:ascii="Times New Roman" w:cs="Times New Roman" w:eastAsia="Times New Roman" w:hAnsi="Times New Roman"/>
+                <w:b w:val="false"/>
+                <w:bCs w:val="false"/>
+                <w:sz w:val="15"/>
+                <w:szCs w:val="15"/>
+              </w:rPr>
+              <w:t xml:space="preserve">0.867</w:t>
+            </w:r>
+          </w:p>
+        </w:tc>
+      </w:tr>
+      <w:tr>
+        <w:trPr>
+          <w:cantSplit/>
+        </w:trPr>
+        <w:tc>
+          <w:tcPr>
+            <w:tcW w:type="dxa" w:w="1300"/>
+            <w:tcBorders>
+              <w:top w:val="single" w:color="999999" w:sz="4"/>
+              <w:left w:val="single" w:color="999999" w:sz="4"/>
+              <w:bottom w:val="single" w:color="999999" w:sz="4"/>
+              <w:right w:val="single" w:color="999999" w:sz="4"/>
+            </w:tcBorders>
+            <w:tcMar>
+              <w:top w:type="dxa" w:w="30"/>
+              <w:left w:type="dxa" w:w="60"/>
+              <w:bottom w:type="dxa" w:w="30"/>
+              <w:right w:type="dxa" w:w="60"/>
+            </w:tcMar>
+          </w:tcPr>
+          <w:p>
+            <w:pPr>
+              <w:jc w:val="left"/>
+            </w:pPr>
+            <w:r>
+              <w:rPr>
+                <w:rFonts w:ascii="Times New Roman" w:cs="Times New Roman" w:eastAsia="Times New Roman" w:hAnsi="Times New Roman"/>
+                <w:b w:val="false"/>
+                <w:bCs w:val="false"/>
+                <w:sz w:val="15"/>
+                <w:szCs w:val="15"/>
+              </w:rPr>
+              <w:t xml:space="preserve">test 842</w:t>
+            </w:r>
+          </w:p>
+        </w:tc>
+        <w:tc>
+          <w:tcPr>
+            <w:tcW w:type="dxa" w:w="3700"/>
+            <w:tcBorders>
+              <w:top w:val="single" w:color="999999" w:sz="4"/>
+              <w:left w:val="single" w:color="999999" w:sz="4"/>
+              <w:bottom w:val="single" w:color="999999" w:sz="4"/>
+              <w:right w:val="single" w:color="999999" w:sz="4"/>
+            </w:tcBorders>
+            <w:tcMar>
+              <w:top w:type="dxa" w:w="30"/>
+              <w:left w:type="dxa" w:w="60"/>
+              <w:bottom w:type="dxa" w:w="30"/>
+              <w:right w:type="dxa" w:w="60"/>
+            </w:tcMar>
+          </w:tcPr>
+          <w:p>
+            <w:pPr>
+              <w:jc w:val="left"/>
+            </w:pPr>
+            <w:r>
+              <w:rPr>
+                <w:rFonts w:ascii="Times New Roman" w:cs="Times New Roman" w:eastAsia="Times New Roman" w:hAnsi="Times New Roman"/>
+                <w:b w:val="false"/>
+                <w:bCs w:val="false"/>
+                <w:sz w:val="15"/>
+                <w:szCs w:val="15"/>
+              </w:rPr>
+              <w:t xml:space="preserve">Weibull + CNN @ 95 % (theta -10695)</w:t>
+            </w:r>
+          </w:p>
+        </w:tc>
+        <w:tc>
+          <w:tcPr>
+            <w:tcW w:type="dxa" w:w="2500"/>
+            <w:tcBorders>
+              <w:top w:val="single" w:color="999999" w:sz="4"/>
+              <w:left w:val="single" w:color="999999" w:sz="4"/>
+              <w:bottom w:val="single" w:color="999999" w:sz="4"/>
+              <w:right w:val="single" w:color="999999" w:sz="4"/>
+            </w:tcBorders>
+            <w:tcMar>
+              <w:top w:type="dxa" w:w="30"/>
+              <w:left w:type="dxa" w:w="60"/>
+              <w:bottom w:type="dxa" w:w="30"/>
+              <w:right w:type="dxa" w:w="60"/>
+            </w:tcMar>
+          </w:tcPr>
+          <w:p>
+            <w:pPr>
+              <w:jc w:val="center"/>
+            </w:pPr>
+            <w:r>
+              <w:rPr>
+                <w:rFonts w:ascii="Times New Roman" w:cs="Times New Roman" w:eastAsia="Times New Roman" w:hAnsi="Times New Roman"/>
+                <w:b w:val="false"/>
+                <w:bCs w:val="false"/>
+                <w:sz w:val="15"/>
+                <w:szCs w:val="15"/>
+              </w:rPr>
+              <w:t xml:space="preserve">93.6 (92.0-95.0)</w:t>
+            </w:r>
+          </w:p>
+        </w:tc>
+        <w:tc>
+          <w:tcPr>
+            <w:tcW w:type="dxa" w:w="1150"/>
+            <w:tcBorders>
+              <w:top w:val="single" w:color="999999" w:sz="4"/>
+              <w:left w:val="single" w:color="999999" w:sz="4"/>
+              <w:bottom w:val="single" w:color="999999" w:sz="4"/>
+              <w:right w:val="single" w:color="999999" w:sz="4"/>
+            </w:tcBorders>
+            <w:tcMar>
+              <w:top w:type="dxa" w:w="30"/>
+              <w:left w:type="dxa" w:w="60"/>
+              <w:bottom w:type="dxa" w:w="30"/>
+              <w:right w:type="dxa" w:w="60"/>
+            </w:tcMar>
+          </w:tcPr>
+          <w:p>
+            <w:pPr>
+              <w:jc w:val="center"/>
+            </w:pPr>
+            <w:r>
+              <w:rPr>
+                <w:rFonts w:ascii="Times New Roman" w:cs="Times New Roman" w:eastAsia="Times New Roman" w:hAnsi="Times New Roman"/>
+                <w:b w:val="false"/>
+                <w:bCs w:val="false"/>
+                <w:sz w:val="15"/>
+                <w:szCs w:val="15"/>
+              </w:rPr>
+              <w:t xml:space="preserve">88.7</w:t>
+            </w:r>
+          </w:p>
+        </w:tc>
+        <w:tc>
+          <w:tcPr>
+            <w:tcW w:type="dxa" w:w="1150"/>
+            <w:tcBorders>
+              <w:top w:val="single" w:color="999999" w:sz="4"/>
+              <w:left w:val="single" w:color="999999" w:sz="4"/>
+              <w:bottom w:val="single" w:color="999999" w:sz="4"/>
+              <w:right w:val="single" w:color="999999" w:sz="4"/>
+            </w:tcBorders>
+            <w:tcMar>
+              <w:top w:type="dxa" w:w="30"/>
+              <w:left w:type="dxa" w:w="60"/>
+              <w:bottom w:type="dxa" w:w="30"/>
+              <w:right w:type="dxa" w:w="60"/>
+            </w:tcMar>
+          </w:tcPr>
+          <w:p>
+            <w:pPr>
+              <w:jc w:val="center"/>
+            </w:pPr>
+            <w:r>
+              <w:rPr>
+                <w:rFonts w:ascii="Times New Roman" w:cs="Times New Roman" w:eastAsia="Times New Roman" w:hAnsi="Times New Roman"/>
+                <w:b w:val="false"/>
+                <w:bCs w:val="false"/>
+                <w:sz w:val="15"/>
+                <w:szCs w:val="15"/>
+              </w:rPr>
+              <w:t xml:space="preserve">98.7</w:t>
+            </w:r>
+          </w:p>
+        </w:tc>
+        <w:tc>
+          <w:tcPr>
+            <w:tcW w:type="dxa" w:w="2600"/>
+            <w:tcBorders>
+              <w:top w:val="single" w:color="999999" w:sz="4"/>
+              <w:left w:val="single" w:color="999999" w:sz="4"/>
+              <w:bottom w:val="single" w:color="999999" w:sz="4"/>
+              <w:right w:val="single" w:color="999999" w:sz="4"/>
+            </w:tcBorders>
+            <w:tcMar>
+              <w:top w:type="dxa" w:w="30"/>
+              <w:left w:type="dxa" w:w="60"/>
+              <w:bottom w:type="dxa" w:w="30"/>
+              <w:right w:type="dxa" w:w="60"/>
+            </w:tcMar>
+          </w:tcPr>
+          <w:p>
+            <w:pPr>
+              <w:jc w:val="center"/>
+            </w:pPr>
+            <w:r>
+              <w:rPr>
+                <w:rFonts w:ascii="Times New Roman" w:cs="Times New Roman" w:eastAsia="Times New Roman" w:hAnsi="Times New Roman"/>
+                <w:b w:val="false"/>
+                <w:bCs w:val="false"/>
+                <w:sz w:val="15"/>
+                <w:szCs w:val="15"/>
+              </w:rPr>
+              <w:t xml:space="preserve">1.28 (1.05-1.53)</w:t>
+            </w:r>
+          </w:p>
+        </w:tc>
+        <w:tc>
+          <w:tcPr>
+            <w:tcW w:type="dxa" w:w="1000"/>
+            <w:tcBorders>
+              <w:top w:val="single" w:color="999999" w:sz="4"/>
+              <w:left w:val="single" w:color="999999" w:sz="4"/>
+              <w:bottom w:val="single" w:color="999999" w:sz="4"/>
+              <w:right w:val="single" w:color="999999" w:sz="4"/>
+            </w:tcBorders>
+            <w:tcMar>
+              <w:top w:type="dxa" w:w="30"/>
+              <w:left w:type="dxa" w:w="60"/>
+              <w:bottom w:type="dxa" w:w="30"/>
+              <w:right w:type="dxa" w:w="60"/>
+            </w:tcMar>
+          </w:tcPr>
+          <w:p>
+            <w:pPr>
+              <w:jc w:val="center"/>
+            </w:pPr>
+            <w:r>
+              <w:rPr>
+                <w:rFonts w:ascii="Times New Roman" w:cs="Times New Roman" w:eastAsia="Times New Roman" w:hAnsi="Times New Roman"/>
+                <w:b w:val="false"/>
+                <w:bCs w:val="false"/>
+                <w:sz w:val="15"/>
+                <w:szCs w:val="15"/>
+              </w:rPr>
+              <w:t xml:space="preserve">0.714</w:t>
+            </w:r>
+          </w:p>
+        </w:tc>
+        <w:tc>
+          <w:tcPr>
+            <w:tcW w:type="dxa" w:w="800"/>
+            <w:tcBorders>
+              <w:top w:val="single" w:color="999999" w:sz="4"/>
+              <w:left w:val="single" w:color="999999" w:sz="4"/>
+              <w:bottom w:val="single" w:color="999999" w:sz="4"/>
+              <w:right w:val="single" w:color="999999" w:sz="4"/>
+            </w:tcBorders>
+            <w:tcMar>
+              <w:top w:type="dxa" w:w="30"/>
+              <w:left w:type="dxa" w:w="60"/>
+              <w:bottom w:type="dxa" w:w="30"/>
+              <w:right w:type="dxa" w:w="60"/>
+            </w:tcMar>
+          </w:tcPr>
+          <w:p>
+            <w:pPr>
+              <w:jc w:val="center"/>
+            </w:pPr>
+            <w:r>
+              <w:rPr>
+                <w:rFonts w:ascii="Times New Roman" w:cs="Times New Roman" w:eastAsia="Times New Roman" w:hAnsi="Times New Roman"/>
+                <w:b w:val="false"/>
+                <w:bCs w:val="false"/>
+                <w:sz w:val="15"/>
+                <w:szCs w:val="15"/>
+              </w:rPr>
+              <w:t xml:space="preserve">0.810</w:t>
+            </w:r>
+          </w:p>
+        </w:tc>
+      </w:tr>
+      <w:tr>
+        <w:trPr>
+          <w:cantSplit/>
+        </w:trPr>
+        <w:tc>
+          <w:tcPr>
+            <w:tcW w:type="dxa" w:w="1300"/>
+            <w:tcBorders>
+              <w:top w:val="single" w:color="999999" w:sz="4"/>
+              <w:left w:val="single" w:color="999999" w:sz="4"/>
+              <w:bottom w:val="single" w:color="999999" w:sz="4"/>
+              <w:right w:val="single" w:color="999999" w:sz="4"/>
+            </w:tcBorders>
+            <w:shd w:fill="FFF4D6" w:color="auto" w:val="clear"/>
+            <w:tcMar>
+              <w:top w:type="dxa" w:w="30"/>
+              <w:left w:type="dxa" w:w="60"/>
+              <w:bottom w:type="dxa" w:w="30"/>
+              <w:right w:type="dxa" w:w="60"/>
+            </w:tcMar>
+          </w:tcPr>
+          <w:p>
+            <w:pPr>
+              <w:jc w:val="left"/>
+            </w:pPr>
+            <w:r>
+              <w:rPr>
+                <w:rFonts w:ascii="Times New Roman" w:cs="Times New Roman" w:eastAsia="Times New Roman" w:hAnsi="Times New Roman"/>
+                <w:b w:val="false"/>
+                <w:bCs w:val="false"/>
+                <w:sz w:val="15"/>
+                <w:szCs w:val="15"/>
+              </w:rPr>
+              <w:t xml:space="preserve">test 842</w:t>
+            </w:r>
+          </w:p>
+        </w:tc>
+        <w:tc>
+          <w:tcPr>
+            <w:tcW w:type="dxa" w:w="3700"/>
+            <w:tcBorders>
+              <w:top w:val="single" w:color="999999" w:sz="4"/>
+              <w:left w:val="single" w:color="999999" w:sz="4"/>
+              <w:bottom w:val="single" w:color="999999" w:sz="4"/>
+              <w:right w:val="single" w:color="999999" w:sz="4"/>
+            </w:tcBorders>
+            <w:shd w:fill="FFF4D6" w:color="auto" w:val="clear"/>
+            <w:tcMar>
+              <w:top w:type="dxa" w:w="30"/>
+              <w:left w:type="dxa" w:w="60"/>
+              <w:bottom w:type="dxa" w:w="30"/>
+              <w:right w:type="dxa" w:w="60"/>
+            </w:tcMar>
+          </w:tcPr>
+          <w:p>
+            <w:pPr>
+              <w:jc w:val="left"/>
+            </w:pPr>
+            <w:r>
+              <w:rPr>
+                <w:rFonts w:ascii="Times New Roman" w:cs="Times New Roman" w:eastAsia="Times New Roman" w:hAnsi="Times New Roman"/>
+                <w:b w:val="false"/>
+                <w:bCs w:val="false"/>
+                <w:sz w:val="15"/>
+                <w:szCs w:val="15"/>
+              </w:rPr>
+              <w:t xml:space="preserve">Weibull + CNN @ 97 % (theta -14462)</w:t>
+            </w:r>
+          </w:p>
+        </w:tc>
+        <w:tc>
+          <w:tcPr>
+            <w:tcW w:type="dxa" w:w="2500"/>
+            <w:tcBorders>
+              <w:top w:val="single" w:color="999999" w:sz="4"/>
+              <w:left w:val="single" w:color="999999" w:sz="4"/>
+              <w:bottom w:val="single" w:color="999999" w:sz="4"/>
+              <w:right w:val="single" w:color="999999" w:sz="4"/>
+            </w:tcBorders>
+            <w:shd w:fill="FFF4D6" w:color="auto" w:val="clear"/>
+            <w:tcMar>
+              <w:top w:type="dxa" w:w="30"/>
+              <w:left w:type="dxa" w:w="60"/>
+              <w:bottom w:type="dxa" w:w="30"/>
+              <w:right w:type="dxa" w:w="60"/>
+            </w:tcMar>
+          </w:tcPr>
+          <w:p>
+            <w:pPr>
+              <w:jc w:val="center"/>
+            </w:pPr>
+            <w:r>
+              <w:rPr>
+                <w:rFonts w:ascii="Times New Roman" w:cs="Times New Roman" w:eastAsia="Times New Roman" w:hAnsi="Times New Roman"/>
+                <w:b w:val="false"/>
+                <w:bCs w:val="false"/>
+                <w:sz w:val="15"/>
+                <w:szCs w:val="15"/>
+              </w:rPr>
+              <w:t xml:space="preserve">96.2 (95.1-97.2)</w:t>
+            </w:r>
+          </w:p>
+        </w:tc>
+        <w:tc>
+          <w:tcPr>
+            <w:tcW w:type="dxa" w:w="1150"/>
+            <w:tcBorders>
+              <w:top w:val="single" w:color="999999" w:sz="4"/>
+              <w:left w:val="single" w:color="999999" w:sz="4"/>
+              <w:bottom w:val="single" w:color="999999" w:sz="4"/>
+              <w:right w:val="single" w:color="999999" w:sz="4"/>
+            </w:tcBorders>
+            <w:shd w:fill="FFF4D6" w:color="auto" w:val="clear"/>
+            <w:tcMar>
+              <w:top w:type="dxa" w:w="30"/>
+              <w:left w:type="dxa" w:w="60"/>
+              <w:bottom w:type="dxa" w:w="30"/>
+              <w:right w:type="dxa" w:w="60"/>
+            </w:tcMar>
+          </w:tcPr>
+          <w:p>
+            <w:pPr>
+              <w:jc w:val="center"/>
+            </w:pPr>
+            <w:r>
+              <w:rPr>
+                <w:rFonts w:ascii="Times New Roman" w:cs="Times New Roman" w:eastAsia="Times New Roman" w:hAnsi="Times New Roman"/>
+                <w:b w:val="false"/>
+                <w:bCs w:val="false"/>
+                <w:sz w:val="15"/>
+                <w:szCs w:val="15"/>
+              </w:rPr>
+              <w:t xml:space="preserve">93.4</w:t>
+            </w:r>
+          </w:p>
+        </w:tc>
+        <w:tc>
+          <w:tcPr>
+            <w:tcW w:type="dxa" w:w="1150"/>
+            <w:tcBorders>
+              <w:top w:val="single" w:color="999999" w:sz="4"/>
+              <w:left w:val="single" w:color="999999" w:sz="4"/>
+              <w:bottom w:val="single" w:color="999999" w:sz="4"/>
+              <w:right w:val="single" w:color="999999" w:sz="4"/>
+            </w:tcBorders>
+            <w:shd w:fill="FFF4D6" w:color="auto" w:val="clear"/>
+            <w:tcMar>
+              <w:top w:type="dxa" w:w="30"/>
+              <w:left w:type="dxa" w:w="60"/>
+              <w:bottom w:type="dxa" w:w="30"/>
+              <w:right w:type="dxa" w:w="60"/>
+            </w:tcMar>
+          </w:tcPr>
+          <w:p>
+            <w:pPr>
+              <w:jc w:val="center"/>
+            </w:pPr>
+            <w:r>
+              <w:rPr>
+                <w:rFonts w:ascii="Times New Roman" w:cs="Times New Roman" w:eastAsia="Times New Roman" w:hAnsi="Times New Roman"/>
+                <w:b w:val="false"/>
+                <w:bCs w:val="false"/>
+                <w:sz w:val="15"/>
+                <w:szCs w:val="15"/>
+              </w:rPr>
+              <w:t xml:space="preserve">99.1</w:t>
+            </w:r>
+          </w:p>
+        </w:tc>
+        <w:tc>
+          <w:tcPr>
+            <w:tcW w:type="dxa" w:w="2600"/>
+            <w:tcBorders>
+              <w:top w:val="single" w:color="999999" w:sz="4"/>
+              <w:left w:val="single" w:color="999999" w:sz="4"/>
+              <w:bottom w:val="single" w:color="999999" w:sz="4"/>
+              <w:right w:val="single" w:color="999999" w:sz="4"/>
+            </w:tcBorders>
+            <w:shd w:fill="FFF4D6" w:color="auto" w:val="clear"/>
+            <w:tcMar>
+              <w:top w:type="dxa" w:w="30"/>
+              <w:left w:type="dxa" w:w="60"/>
+              <w:bottom w:type="dxa" w:w="30"/>
+              <w:right w:type="dxa" w:w="60"/>
+            </w:tcMar>
+          </w:tcPr>
+          <w:p>
+            <w:pPr>
+              <w:jc w:val="center"/>
+            </w:pPr>
+            <w:r>
+              <w:rPr>
+                <w:rFonts w:ascii="Times New Roman" w:cs="Times New Roman" w:eastAsia="Times New Roman" w:hAnsi="Times New Roman"/>
+                <w:b w:val="false"/>
+                <w:bCs w:val="false"/>
+                <w:sz w:val="15"/>
+                <w:szCs w:val="15"/>
+              </w:rPr>
+              <w:t xml:space="preserve">2.64 (2.14-3.15)</w:t>
+            </w:r>
+          </w:p>
+        </w:tc>
+        <w:tc>
+          <w:tcPr>
+            <w:tcW w:type="dxa" w:w="1000"/>
+            <w:tcBorders>
+              <w:top w:val="single" w:color="999999" w:sz="4"/>
+              <w:left w:val="single" w:color="999999" w:sz="4"/>
+              <w:bottom w:val="single" w:color="999999" w:sz="4"/>
+              <w:right w:val="single" w:color="999999" w:sz="4"/>
+            </w:tcBorders>
+            <w:shd w:fill="FFF4D6" w:color="auto" w:val="clear"/>
+            <w:tcMar>
+              <w:top w:type="dxa" w:w="30"/>
+              <w:left w:type="dxa" w:w="60"/>
+              <w:bottom w:type="dxa" w:w="30"/>
+              <w:right w:type="dxa" w:w="60"/>
+            </w:tcMar>
+          </w:tcPr>
+          <w:p>
+            <w:pPr>
+              <w:jc w:val="center"/>
+            </w:pPr>
+            <w:r>
+              <w:rPr>
+                <w:rFonts w:ascii="Times New Roman" w:cs="Times New Roman" w:eastAsia="Times New Roman" w:hAnsi="Times New Roman"/>
+                <w:b w:val="false"/>
+                <w:bCs w:val="false"/>
+                <w:sz w:val="15"/>
+                <w:szCs w:val="15"/>
+              </w:rPr>
+              <w:t xml:space="preserve">0.555</w:t>
+            </w:r>
+          </w:p>
+        </w:tc>
+        <w:tc>
+          <w:tcPr>
+            <w:tcW w:type="dxa" w:w="800"/>
+            <w:tcBorders>
+              <w:top w:val="single" w:color="999999" w:sz="4"/>
+              <w:left w:val="single" w:color="999999" w:sz="4"/>
+              <w:bottom w:val="single" w:color="999999" w:sz="4"/>
+              <w:right w:val="single" w:color="999999" w:sz="4"/>
+            </w:tcBorders>
+            <w:shd w:fill="FFF4D6" w:color="auto" w:val="clear"/>
+            <w:tcMar>
+              <w:top w:type="dxa" w:w="30"/>
+              <w:left w:type="dxa" w:w="60"/>
+              <w:bottom w:type="dxa" w:w="30"/>
+              <w:right w:type="dxa" w:w="60"/>
+            </w:tcMar>
+          </w:tcPr>
+          <w:p>
+            <w:pPr>
+              <w:jc w:val="center"/>
+            </w:pPr>
+            <w:r>
+              <w:rPr>
+                <w:rFonts w:ascii="Times New Roman" w:cs="Times New Roman" w:eastAsia="Times New Roman" w:hAnsi="Times New Roman"/>
+                <w:b w:val="false"/>
+                <w:bCs w:val="false"/>
+                <w:sz w:val="15"/>
+                <w:szCs w:val="15"/>
+              </w:rPr>
+              <w:t xml:space="preserve">0.704</w:t>
+            </w:r>
+          </w:p>
+        </w:tc>
+      </w:tr>
+      <w:tr>
+        <w:trPr>
+          <w:cantSplit/>
+        </w:trPr>
+        <w:tc>
+          <w:tcPr>
+            <w:tcW w:type="dxa" w:w="1300"/>
+            <w:tcBorders>
+              <w:top w:val="single" w:color="999999" w:sz="4"/>
+              <w:left w:val="single" w:color="999999" w:sz="4"/>
+              <w:bottom w:val="single" w:color="999999" w:sz="4"/>
+              <w:right w:val="single" w:color="999999" w:sz="4"/>
+            </w:tcBorders>
+            <w:tcMar>
+              <w:top w:type="dxa" w:w="30"/>
+              <w:left w:type="dxa" w:w="60"/>
+              <w:bottom w:type="dxa" w:w="30"/>
+              <w:right w:type="dxa" w:w="60"/>
+            </w:tcMar>
+          </w:tcPr>
+          <w:p>
+            <w:pPr>
+              <w:jc w:val="left"/>
+            </w:pPr>
+            <w:r>
+              <w:rPr>
+                <w:rFonts w:ascii="Times New Roman" w:cs="Times New Roman" w:eastAsia="Times New Roman" w:hAnsi="Times New Roman"/>
+                <w:b w:val="false"/>
+                <w:bCs w:val="false"/>
+                <w:sz w:val="15"/>
+                <w:szCs w:val="15"/>
+              </w:rPr>
+              <w:t xml:space="preserve">test 842</w:t>
+            </w:r>
+          </w:p>
+        </w:tc>
+        <w:tc>
+          <w:tcPr>
+            <w:tcW w:type="dxa" w:w="3700"/>
+            <w:tcBorders>
+              <w:top w:val="single" w:color="999999" w:sz="4"/>
+              <w:left w:val="single" w:color="999999" w:sz="4"/>
+              <w:bottom w:val="single" w:color="999999" w:sz="4"/>
+              <w:right w:val="single" w:color="999999" w:sz="4"/>
+            </w:tcBorders>
+            <w:tcMar>
+              <w:top w:type="dxa" w:w="30"/>
+              <w:left w:type="dxa" w:w="60"/>
+              <w:bottom w:type="dxa" w:w="30"/>
+              <w:right w:type="dxa" w:w="60"/>
+            </w:tcMar>
+          </w:tcPr>
+          <w:p>
+            <w:pPr>
+              <w:jc w:val="left"/>
+            </w:pPr>
+            <w:r>
+              <w:rPr>
+                <w:rFonts w:ascii="Times New Roman" w:cs="Times New Roman" w:eastAsia="Times New Roman" w:hAnsi="Times New Roman"/>
+                <w:b w:val="false"/>
+                <w:bCs w:val="false"/>
+                <w:sz w:val="15"/>
+                <w:szCs w:val="15"/>
+              </w:rPr>
+              <w:t xml:space="preserve">Weibull + CNN @ 98 % (theta -17056)</w:t>
+            </w:r>
+          </w:p>
+        </w:tc>
+        <w:tc>
+          <w:tcPr>
+            <w:tcW w:type="dxa" w:w="2500"/>
+            <w:tcBorders>
+              <w:top w:val="single" w:color="999999" w:sz="4"/>
+              <w:left w:val="single" w:color="999999" w:sz="4"/>
+              <w:bottom w:val="single" w:color="999999" w:sz="4"/>
+              <w:right w:val="single" w:color="999999" w:sz="4"/>
+            </w:tcBorders>
+            <w:tcMar>
+              <w:top w:type="dxa" w:w="30"/>
+              <w:left w:type="dxa" w:w="60"/>
+              <w:bottom w:type="dxa" w:w="30"/>
+              <w:right w:type="dxa" w:w="60"/>
+            </w:tcMar>
+          </w:tcPr>
+          <w:p>
+            <w:pPr>
+              <w:jc w:val="center"/>
+            </w:pPr>
+            <w:r>
+              <w:rPr>
+                <w:rFonts w:ascii="Times New Roman" w:cs="Times New Roman" w:eastAsia="Times New Roman" w:hAnsi="Times New Roman"/>
+                <w:b w:val="false"/>
+                <w:bCs w:val="false"/>
+                <w:sz w:val="15"/>
+                <w:szCs w:val="15"/>
+              </w:rPr>
+              <w:t xml:space="preserve">97.4 (96.6-98.1)</w:t>
+            </w:r>
+          </w:p>
+        </w:tc>
+        <w:tc>
+          <w:tcPr>
+            <w:tcW w:type="dxa" w:w="1150"/>
+            <w:tcBorders>
+              <w:top w:val="single" w:color="999999" w:sz="4"/>
+              <w:left w:val="single" w:color="999999" w:sz="4"/>
+              <w:bottom w:val="single" w:color="999999" w:sz="4"/>
+              <w:right w:val="single" w:color="999999" w:sz="4"/>
+            </w:tcBorders>
+            <w:tcMar>
+              <w:top w:type="dxa" w:w="30"/>
+              <w:left w:type="dxa" w:w="60"/>
+              <w:bottom w:type="dxa" w:w="30"/>
+              <w:right w:type="dxa" w:w="60"/>
+            </w:tcMar>
+          </w:tcPr>
+          <w:p>
+            <w:pPr>
+              <w:jc w:val="center"/>
+            </w:pPr>
+            <w:r>
+              <w:rPr>
+                <w:rFonts w:ascii="Times New Roman" w:cs="Times New Roman" w:eastAsia="Times New Roman" w:hAnsi="Times New Roman"/>
+                <w:b w:val="false"/>
+                <w:bCs w:val="false"/>
+                <w:sz w:val="15"/>
+                <w:szCs w:val="15"/>
+              </w:rPr>
+              <w:t xml:space="preserve">95.6</w:t>
+            </w:r>
+          </w:p>
+        </w:tc>
+        <w:tc>
+          <w:tcPr>
+            <w:tcW w:type="dxa" w:w="1150"/>
+            <w:tcBorders>
+              <w:top w:val="single" w:color="999999" w:sz="4"/>
+              <w:left w:val="single" w:color="999999" w:sz="4"/>
+              <w:bottom w:val="single" w:color="999999" w:sz="4"/>
+              <w:right w:val="single" w:color="999999" w:sz="4"/>
+            </w:tcBorders>
+            <w:tcMar>
+              <w:top w:type="dxa" w:w="30"/>
+              <w:left w:type="dxa" w:w="60"/>
+              <w:bottom w:type="dxa" w:w="30"/>
+              <w:right w:type="dxa" w:w="60"/>
+            </w:tcMar>
+          </w:tcPr>
+          <w:p>
+            <w:pPr>
+              <w:jc w:val="center"/>
+            </w:pPr>
+            <w:r>
+              <w:rPr>
+                <w:rFonts w:ascii="Times New Roman" w:cs="Times New Roman" w:eastAsia="Times New Roman" w:hAnsi="Times New Roman"/>
+                <w:b w:val="false"/>
+                <w:bCs w:val="false"/>
+                <w:sz w:val="15"/>
+                <w:szCs w:val="15"/>
+              </w:rPr>
+              <w:t xml:space="preserve">99.4</w:t>
+            </w:r>
+          </w:p>
+        </w:tc>
+        <w:tc>
+          <w:tcPr>
+            <w:tcW w:type="dxa" w:w="2600"/>
+            <w:tcBorders>
+              <w:top w:val="single" w:color="999999" w:sz="4"/>
+              <w:left w:val="single" w:color="999999" w:sz="4"/>
+              <w:bottom w:val="single" w:color="999999" w:sz="4"/>
+              <w:right w:val="single" w:color="999999" w:sz="4"/>
+            </w:tcBorders>
+            <w:tcMar>
+              <w:top w:type="dxa" w:w="30"/>
+              <w:left w:type="dxa" w:w="60"/>
+              <w:bottom w:type="dxa" w:w="30"/>
+              <w:right w:type="dxa" w:w="60"/>
+            </w:tcMar>
+          </w:tcPr>
+          <w:p>
+            <w:pPr>
+              <w:jc w:val="center"/>
+            </w:pPr>
+            <w:r>
+              <w:rPr>
+                <w:rFonts w:ascii="Times New Roman" w:cs="Times New Roman" w:eastAsia="Times New Roman" w:hAnsi="Times New Roman"/>
+                <w:b w:val="false"/>
+                <w:bCs w:val="false"/>
+                <w:sz w:val="15"/>
+                <w:szCs w:val="15"/>
+              </w:rPr>
+              <w:t xml:space="preserve">4.05 (3.30-4.83)</w:t>
+            </w:r>
+          </w:p>
+        </w:tc>
+        <w:tc>
+          <w:tcPr>
+            <w:tcW w:type="dxa" w:w="1000"/>
+            <w:tcBorders>
+              <w:top w:val="single" w:color="999999" w:sz="4"/>
+              <w:left w:val="single" w:color="999999" w:sz="4"/>
+              <w:bottom w:val="single" w:color="999999" w:sz="4"/>
+              <w:right w:val="single" w:color="999999" w:sz="4"/>
+            </w:tcBorders>
+            <w:tcMar>
+              <w:top w:type="dxa" w:w="30"/>
+              <w:left w:type="dxa" w:w="60"/>
+              <w:bottom w:type="dxa" w:w="30"/>
+              <w:right w:type="dxa" w:w="60"/>
+            </w:tcMar>
+          </w:tcPr>
+          <w:p>
+            <w:pPr>
+              <w:jc w:val="center"/>
+            </w:pPr>
+            <w:r>
+              <w:rPr>
+                <w:rFonts w:ascii="Times New Roman" w:cs="Times New Roman" w:eastAsia="Times New Roman" w:hAnsi="Times New Roman"/>
+                <w:b w:val="false"/>
+                <w:bCs w:val="false"/>
+                <w:sz w:val="15"/>
+                <w:szCs w:val="15"/>
+              </w:rPr>
+              <w:t xml:space="preserve">0.451</w:t>
+            </w:r>
+          </w:p>
+        </w:tc>
+        <w:tc>
+          <w:tcPr>
+            <w:tcW w:type="dxa" w:w="800"/>
+            <w:tcBorders>
+              <w:top w:val="single" w:color="999999" w:sz="4"/>
+              <w:left w:val="single" w:color="999999" w:sz="4"/>
+              <w:bottom w:val="single" w:color="999999" w:sz="4"/>
+              <w:right w:val="single" w:color="999999" w:sz="4"/>
+            </w:tcBorders>
+            <w:tcMar>
+              <w:top w:type="dxa" w:w="30"/>
+              <w:left w:type="dxa" w:w="60"/>
+              <w:bottom w:type="dxa" w:w="30"/>
+              <w:right w:type="dxa" w:w="60"/>
+            </w:tcMar>
+          </w:tcPr>
+          <w:p>
+            <w:pPr>
+              <w:jc w:val="center"/>
+            </w:pPr>
+            <w:r>
+              <w:rPr>
+                <w:rFonts w:ascii="Times New Roman" w:cs="Times New Roman" w:eastAsia="Times New Roman" w:hAnsi="Times New Roman"/>
+                <w:b w:val="false"/>
+                <w:bCs w:val="false"/>
+                <w:sz w:val="15"/>
+                <w:szCs w:val="15"/>
+              </w:rPr>
+              <w:t xml:space="preserve">0.617</w:t>
+            </w:r>
+          </w:p>
+        </w:tc>
+      </w:tr>
+    </w:tbl>
+    <w:p>
+      <w:pPr>
+        <w:spacing w:after="120" w:before="40"/>
+        <w:jc w:val="both"/>
+      </w:pPr>
+      <w:r>
+        <w:rPr>
+          <w:rFonts w:ascii="Times New Roman" w:cs="Times New Roman" w:eastAsia="Times New Roman" w:hAnsi="Times New Roman"/>
+          <w:i/>
+          <w:iCs/>
+          <w:sz w:val="17"/>
+          <w:szCs w:val="17"/>
+        </w:rPr>
+        <w:t xml:space="preserve">Recall = ships with at least one accepted event within 4 px of the ship polygon (16,951 ships on all images; 2,877 on the test split). Weibull-only rows: every event accepted, so the false events are all off-ship events and precision is not meaningful as a detector figure. Shaded rows: the 97 % operating point. The test rows reproduce the software evaluation of the INT8 network (96.2 % at 2.64 false events per image at the 97 % target).</w:t>
+      </w:r>
+    </w:p>
+    <w:p>
+      <w:pPr>
+        <w:spacing w:after="40" w:before="80"/>
+        <w:jc w:val="center"/>
+      </w:pPr>
+      <w:r>
+        <w:drawing>
+          <wp:inline distT="0" distB="0" distL="0" distR="0">
+            <wp:extent cx="8572500" cy="3429000"/>
+            <wp:effectExtent t="0" r="0" b="0" l="0"/>
+            <wp:docPr id="1" name="full sweep" descr="Whole-data-set and test-split recall against false events per image for the on-board cascade" title="Recall versus false events per image"/>
+            <wp:cNvGraphicFramePr>
+              <a:graphicFrameLocks xmlns:a="http://schemas.openxmlformats.org/drawingml/2006/main" noChangeAspect="1"/>
+            </wp:cNvGraphicFramePr>
+            <a:graphic xmlns:a="http://schemas.openxmlformats.org/drawingml/2006/main">
+              <a:graphicData uri="http://schemas.openxmlformats.org/drawingml/2006/picture">
+                <pic:pic xmlns:pic="http://schemas.openxmlformats.org/drawingml/2006/picture">
+                  <pic:nvPicPr>
+                    <pic:cNvPr id="0" name="" descr=""/>
+                    <pic:cNvPicPr>
+                      <a:picLocks noChangeAspect="1" noChangeArrowheads="1"/>
+                    </pic:cNvPicPr>
+                  </pic:nvPicPr>
+                  <pic:blipFill>
+                    <a:blip r:embed="rId8" cstate="none"/>
+                    <a:srcRect/>
+                    <a:stretch>
+                      <a:fillRect/>
+                    </a:stretch>
+                  </pic:blipFill>
+                  <pic:spPr bwMode="auto">
+                    <a:xfrm>
+                      <a:off x="0" y="0"/>
+                      <a:ext cx="8572500" cy="3429000"/>
+                    </a:xfrm>
+                    <a:prstGeom prst="rect">
+                      <a:avLst/>
+                    </a:prstGeom>
+                  </pic:spPr>
+                </pic:pic>
+              </a:graphicData>
+            </a:graphic>
+          </wp:inline>
+        </w:drawing>
+      </w:r>
+    </w:p>
+    <w:p>
+      <w:pPr>
+        <w:spacing w:after="120" w:before="40"/>
+        <w:jc w:val="both"/>
+      </w:pPr>
+      <w:r>
+        <w:rPr>
+          <w:rFonts w:ascii="Times New Roman" w:cs="Times New Roman" w:eastAsia="Times New Roman" w:hAnsi="Times New Roman"/>
+          <w:i/>
+          <w:iCs/>
+          <w:sz w:val="17"/>
+          <w:szCs w:val="17"/>
+        </w:rPr>
+        <w:t xml:space="preserve">Figure 1. Recall against false events per image for the on-board cascade, sweeping the CNN threshold over the stored logits (blue: all ships; red dashed: inshore ships); black points are the four validation-calibrated operating points with image-bootstrap 95 % CIs. The Weibull-only system sits at 99.6-99.7 % recall and 166-173 false events per image, far to the right of the plotted range.</w:t>
+      </w:r>
+    </w:p>
+    <w:p>
+      <w:pPr>
+        <w:spacing w:after="110" w:line="270"/>
+        <w:jc w:val="both"/>
+      </w:pPr>
+      <w:r>
+        <w:rPr>
+          <w:rFonts w:ascii="Times New Roman" w:cs="Times New Roman" w:eastAsia="Times New Roman" w:hAnsi="Times New Roman"/>
+          <w:b/>
+          <w:bCs/>
+          <w:sz w:val="21"/>
+          <w:szCs w:val="21"/>
+        </w:rPr>
+        <w:t xml:space="preserve">Reading Table 2a. </w:t>
+      </w:r>
+      <w:r>
+        <w:rPr>
+          <w:rFonts w:ascii="Times New Roman" w:cs="Times New Roman" w:eastAsia="Times New Roman" w:hAnsi="Times New Roman"/>
+          <w:sz w:val="21"/>
+          <w:szCs w:val="21"/>
+        </w:rPr>
+        <w:t xml:space="preserve">The prescreen alone finds </w:t>
+      </w:r>
+      <w:r>
+        <w:rPr>
+          <w:rFonts w:ascii="Times New Roman" w:cs="Times New Roman" w:eastAsia="Times New Roman" w:hAnsi="Times New Roman"/>
+          <w:sz w:val="21"/>
+          <w:szCs w:val="21"/>
+        </w:rPr>
+        <w:t xml:space="preserve">99.6</w:t>
+      </w:r>
+      <w:r>
+        <w:rPr>
+          <w:rFonts w:ascii="Times New Roman" w:cs="Times New Roman" w:eastAsia="Times New Roman" w:hAnsi="Times New Roman"/>
+          <w:sz w:val="21"/>
+          <w:szCs w:val="21"/>
+        </w:rPr>
+        <w:t xml:space="preserve"> % of the 16,951 ships (inshore </w:t>
+      </w:r>
+      <w:r>
+        <w:rPr>
+          <w:rFonts w:ascii="Times New Roman" w:cs="Times New Roman" w:eastAsia="Times New Roman" w:hAnsi="Times New Roman"/>
+          <w:sz w:val="21"/>
+          <w:szCs w:val="21"/>
+        </w:rPr>
+        <w:t xml:space="preserve">99.2</w:t>
+      </w:r>
+      <w:r>
+        <w:rPr>
+          <w:rFonts w:ascii="Times New Roman" w:cs="Times New Roman" w:eastAsia="Times New Roman" w:hAnsi="Times New Roman"/>
+          <w:sz w:val="21"/>
+          <w:szCs w:val="21"/>
+        </w:rPr>
+        <w:t xml:space="preserve"> %, offshore </w:t>
+      </w:r>
+      <w:r>
+        <w:rPr>
+          <w:rFonts w:ascii="Times New Roman" w:cs="Times New Roman" w:eastAsia="Times New Roman" w:hAnsi="Times New Roman"/>
+          <w:sz w:val="21"/>
+          <w:szCs w:val="21"/>
+        </w:rPr>
+        <w:t xml:space="preserve">100.0</w:t>
+      </w:r>
+      <w:r>
+        <w:rPr>
+          <w:rFonts w:ascii="Times New Roman" w:cs="Times New Roman" w:eastAsia="Times New Roman" w:hAnsi="Times New Roman"/>
+          <w:sz w:val="21"/>
+          <w:szCs w:val="21"/>
+        </w:rPr>
+        <w:t xml:space="preserve"> %) but leaves </w:t>
+      </w:r>
+      <w:r>
+        <w:rPr>
+          <w:rFonts w:ascii="Times New Roman" w:cs="Times New Roman" w:eastAsia="Times New Roman" w:hAnsi="Times New Roman"/>
+          <w:sz w:val="21"/>
+          <w:szCs w:val="21"/>
+        </w:rPr>
+        <w:t xml:space="preserve">166.0</w:t>
+      </w:r>
+      <w:r>
+        <w:rPr>
+          <w:rFonts w:ascii="Times New Roman" w:cs="Times New Roman" w:eastAsia="Times New Roman" w:hAnsi="Times New Roman"/>
+          <w:sz w:val="21"/>
+          <w:szCs w:val="21"/>
+        </w:rPr>
+        <w:t xml:space="preserve"> false events per image. The CNN removes about </w:t>
+      </w:r>
+      <w:r>
+        <w:rPr>
+          <w:rFonts w:ascii="Times New Roman" w:cs="Times New Roman" w:eastAsia="Times New Roman" w:hAnsi="Times New Roman"/>
+          <w:sz w:val="21"/>
+          <w:szCs w:val="21"/>
+        </w:rPr>
+        <w:t xml:space="preserve">98.6</w:t>
+      </w:r>
+      <w:r>
+        <w:rPr>
+          <w:rFonts w:ascii="Times New Roman" w:cs="Times New Roman" w:eastAsia="Times New Roman" w:hAnsi="Times New Roman"/>
+          <w:sz w:val="21"/>
+          <w:szCs w:val="21"/>
+        </w:rPr>
+        <w:t xml:space="preserve"> % of them at the 97 % target: </w:t>
+      </w:r>
+      <w:r>
+        <w:rPr>
+          <w:rFonts w:ascii="Times New Roman" w:cs="Times New Roman" w:eastAsia="Times New Roman" w:hAnsi="Times New Roman"/>
+          <w:sz w:val="21"/>
+          <w:szCs w:val="21"/>
+        </w:rPr>
+        <w:t xml:space="preserve">96.7</w:t>
+      </w:r>
+      <w:r>
+        <w:rPr>
+          <w:rFonts w:ascii="Times New Roman" w:cs="Times New Roman" w:eastAsia="Times New Roman" w:hAnsi="Times New Roman"/>
+          <w:sz w:val="21"/>
+          <w:szCs w:val="21"/>
+        </w:rPr>
+        <w:t xml:space="preserve"> % recall at </w:t>
+      </w:r>
+      <w:r>
+        <w:rPr>
+          <w:rFonts w:ascii="Times New Roman" w:cs="Times New Roman" w:eastAsia="Times New Roman" w:hAnsi="Times New Roman"/>
+          <w:sz w:val="21"/>
+          <w:szCs w:val="21"/>
+        </w:rPr>
+        <w:t xml:space="preserve">2.31</w:t>
+      </w:r>
+      <w:r>
+        <w:rPr>
+          <w:rFonts w:ascii="Times New Roman" w:cs="Times New Roman" w:eastAsia="Times New Roman" w:hAnsi="Times New Roman"/>
+          <w:sz w:val="21"/>
+          <w:szCs w:val="21"/>
+        </w:rPr>
+        <w:t xml:space="preserve"> false events per image on all images, </w:t>
+      </w:r>
+      <w:r>
+        <w:rPr>
+          <w:rFonts w:ascii="Times New Roman" w:cs="Times New Roman" w:eastAsia="Times New Roman" w:hAnsi="Times New Roman"/>
+          <w:sz w:val="21"/>
+          <w:szCs w:val="21"/>
+        </w:rPr>
+        <w:t xml:space="preserve">96.2</w:t>
+      </w:r>
+      <w:r>
+        <w:rPr>
+          <w:rFonts w:ascii="Times New Roman" w:cs="Times New Roman" w:eastAsia="Times New Roman" w:hAnsi="Times New Roman"/>
+          <w:sz w:val="21"/>
+          <w:szCs w:val="21"/>
+        </w:rPr>
+        <w:t xml:space="preserve"> % at </w:t>
+      </w:r>
+      <w:r>
+        <w:rPr>
+          <w:rFonts w:ascii="Times New Roman" w:cs="Times New Roman" w:eastAsia="Times New Roman" w:hAnsi="Times New Roman"/>
+          <w:sz w:val="21"/>
+          <w:szCs w:val="21"/>
+        </w:rPr>
+        <w:t xml:space="preserve">2.64</w:t>
+      </w:r>
+      <w:r>
+        <w:rPr>
+          <w:rFonts w:ascii="Times New Roman" w:cs="Times New Roman" w:eastAsia="Times New Roman" w:hAnsi="Times New Roman"/>
+          <w:sz w:val="21"/>
+          <w:szCs w:val="21"/>
+        </w:rPr>
+        <w:t xml:space="preserve"> on the held-out test split. The </w:t>
+      </w:r>
+      <w:r>
+        <w:rPr>
+          <w:rFonts w:ascii="Times New Roman" w:cs="Times New Roman" w:eastAsia="Times New Roman" w:hAnsi="Times New Roman"/>
+          <w:sz w:val="21"/>
+          <w:szCs w:val="21"/>
+        </w:rPr>
+        <w:t xml:space="preserve">2.9</w:t>
+      </w:r>
+      <w:r>
+        <w:rPr>
+          <w:rFonts w:ascii="Times New Roman" w:cs="Times New Roman" w:eastAsia="Times New Roman" w:hAnsi="Times New Roman"/>
+          <w:sz w:val="21"/>
+          <w:szCs w:val="21"/>
+        </w:rPr>
+        <w:t xml:space="preserve">-point recall cost on all images is the price of the CNN stage. The test split's confidence intervals are about three times wider than those of the whole data set, and the train, validation and test recalls agree within their intervals at every operating point, so the in-sample rows are not visibly inflated.</w:t>
+      </w:r>
+    </w:p>
+    <w:p>
+      <w:pPr>
+        <w:pStyle w:val="Heading1"/>
+        <w:spacing w:after="110" w:before="260"/>
+      </w:pPr>
+      <w:r>
+        <w:rPr>
+          <w:rFonts w:ascii="Times New Roman" w:cs="Times New Roman" w:eastAsia="Times New Roman" w:hAnsi="Times New Roman"/>
+          <w:b/>
+          <w:bCs/>
+          <w:sz w:val="26"/>
+          <w:szCs w:val="26"/>
+        </w:rPr>
+        <w:t xml:space="preserve">5b. Training statistics: seeds and splits</w:t>
+      </w:r>
+    </w:p>
+    <w:p>
+      <w:pPr>
+        <w:spacing w:after="110" w:line="270"/>
+        <w:jc w:val="both"/>
+      </w:pPr>
+      <w:r>
+        <w:rPr>
+          <w:rFonts w:ascii="Times New Roman" w:cs="Times New Roman" w:eastAsia="Times New Roman" w:hAnsi="Times New Roman"/>
+          <w:sz w:val="21"/>
+          <w:szCs w:val="21"/>
+        </w:rPr>
+        <w:t xml:space="preserve">The CNN numbers so far came from one seed and one split. Four further INT8 trainings were run for each network (context and single tower) with the identical recipe: two more seeds on the original split (sd2, sd3) and two more splits (split seeds 20261004 and 20261005, training seed 1; sp2, sp3), each with its own validation thresholds and its own held-out test images. Together with the original run (sd1) this gives five runs per network. Table 2b gives mean and standard deviation over the runs, and the image-bootstrap 95 % CI of the original run for reference; Table 2c compares the two networks run by run.</w:t>
+      </w:r>
+    </w:p>
+    <w:p>
+      <w:pPr>
+        <w:keepNext/>
+        <w:spacing w:after="70" w:before="150"/>
+      </w:pPr>
+      <w:r>
+        <w:rPr>
+          <w:rFonts w:ascii="Times New Roman" w:cs="Times New Roman" w:eastAsia="Times New Roman" w:hAnsi="Times New Roman"/>
+          <w:sz w:val="20"/>
+          <w:szCs w:val="20"/>
+        </w:rPr>
+        <w:t xml:space="preserve">Table 2b. Test-split results at the validation-calibrated thresholds, mean +- s.d. over the runs (n = number of runs).</w:t>
+      </w:r>
+    </w:p>
+    <w:tbl>
+      <w:tblPr>
+        <w:tblW w:type="dxa" w:w="15500"/>
+        <w:tblBorders>
+          <w:top w:val="single" w:color="auto" w:sz="4"/>
+          <w:left w:val="single" w:color="auto" w:sz="4"/>
+          <w:bottom w:val="single" w:color="auto" w:sz="4"/>
+          <w:right w:val="single" w:color="auto" w:sz="4"/>
+          <w:insideH w:val="single" w:color="auto" w:sz="4"/>
+          <w:insideV w:val="single" w:color="auto" w:sz="4"/>
+        </w:tblBorders>
+      </w:tblPr>
+      <w:tblGrid>
+        <w:gridCol w:w="3100"/>
+        <w:gridCol w:w="1000"/>
+        <w:gridCol w:w="700"/>
+        <w:gridCol w:w="2200"/>
+        <w:gridCol w:w="2200"/>
+        <w:gridCol w:w="2100"/>
+        <w:gridCol w:w="800"/>
+        <w:gridCol w:w="1700"/>
+        <w:gridCol w:w="1700"/>
+      </w:tblGrid>
+      <w:tr>
+        <w:trPr>
+          <w:tblHeader/>
+        </w:trPr>
+        <w:tc>
+          <w:tcPr>
+            <w:tcW w:type="dxa" w:w="3100"/>
+            <w:tcBorders>
+              <w:top w:val="single" w:color="999999" w:sz="4"/>
+              <w:left w:val="single" w:color="999999" w:sz="4"/>
+              <w:bottom w:val="single" w:color="999999" w:sz="4"/>
+              <w:right w:val="single" w:color="999999" w:sz="4"/>
+            </w:tcBorders>
+            <w:shd w:fill="E8EDF5" w:color="auto" w:val="clear"/>
+            <w:tcMar>
+              <w:top w:type="dxa" w:w="30"/>
+              <w:left w:type="dxa" w:w="60"/>
+              <w:bottom w:type="dxa" w:w="30"/>
+              <w:right w:type="dxa" w:w="60"/>
+            </w:tcMar>
+          </w:tcPr>
+          <w:p>
+            <w:pPr>
+              <w:jc w:val="center"/>
+            </w:pPr>
+            <w:r>
+              <w:rPr>
+                <w:rFonts w:ascii="Times New Roman" w:cs="Times New Roman" w:eastAsia="Times New Roman" w:hAnsi="Times New Roman"/>
+                <w:b/>
+                <w:bCs/>
+                <w:sz w:val="15"/>
+                <w:szCs w:val="15"/>
+              </w:rPr>
+              <w:t xml:space="preserve">Network</w:t>
+            </w:r>
+          </w:p>
+        </w:tc>
+        <w:tc>
+          <w:tcPr>
+            <w:tcW w:type="dxa" w:w="1000"/>
+            <w:tcBorders>
+              <w:top w:val="single" w:color="999999" w:sz="4"/>
+              <w:left w:val="single" w:color="999999" w:sz="4"/>
+              <w:bottom w:val="single" w:color="999999" w:sz="4"/>
+              <w:right w:val="single" w:color="999999" w:sz="4"/>
+            </w:tcBorders>
+            <w:shd w:fill="E8EDF5" w:color="auto" w:val="clear"/>
+            <w:tcMar>
+              <w:top w:type="dxa" w:w="30"/>
+              <w:left w:type="dxa" w:w="60"/>
+              <w:bottom w:type="dxa" w:w="30"/>
+              <w:right w:type="dxa" w:w="60"/>
+            </w:tcMar>
+          </w:tcPr>
+          <w:p>
+            <w:pPr>
+              <w:jc w:val="center"/>
+            </w:pPr>
+            <w:r>
+              <w:rPr>
+                <w:rFonts w:ascii="Times New Roman" w:cs="Times New Roman" w:eastAsia="Times New Roman" w:hAnsi="Times New Roman"/>
+                <w:b/>
+                <w:bCs/>
+                <w:sz w:val="15"/>
+                <w:szCs w:val="15"/>
+              </w:rPr>
+              <w:t xml:space="preserve">Val. retention target</w:t>
+            </w:r>
+          </w:p>
+        </w:tc>
+        <w:tc>
+          <w:tcPr>
+            <w:tcW w:type="dxa" w:w="700"/>
+            <w:tcBorders>
+              <w:top w:val="single" w:color="999999" w:sz="4"/>
+              <w:left w:val="single" w:color="999999" w:sz="4"/>
+              <w:bottom w:val="single" w:color="999999" w:sz="4"/>
+              <w:right w:val="single" w:color="999999" w:sz="4"/>
+            </w:tcBorders>
+            <w:shd w:fill="E8EDF5" w:color="auto" w:val="clear"/>
+            <w:tcMar>
+              <w:top w:type="dxa" w:w="30"/>
+              <w:left w:type="dxa" w:w="60"/>
+              <w:bottom w:type="dxa" w:w="30"/>
+              <w:right w:type="dxa" w:w="60"/>
+            </w:tcMar>
+          </w:tcPr>
+          <w:p>
+            <w:pPr>
+              <w:jc w:val="center"/>
+            </w:pPr>
+            <w:r>
+              <w:rPr>
+                <w:rFonts w:ascii="Times New Roman" w:cs="Times New Roman" w:eastAsia="Times New Roman" w:hAnsi="Times New Roman"/>
+                <w:b/>
+                <w:bCs/>
+                <w:sz w:val="15"/>
+                <w:szCs w:val="15"/>
+              </w:rPr>
+              <w:t xml:space="preserve">n</w:t>
+            </w:r>
+          </w:p>
+        </w:tc>
+        <w:tc>
+          <w:tcPr>
+            <w:tcW w:type="dxa" w:w="2200"/>
+            <w:tcBorders>
+              <w:top w:val="single" w:color="999999" w:sz="4"/>
+              <w:left w:val="single" w:color="999999" w:sz="4"/>
+              <w:bottom w:val="single" w:color="999999" w:sz="4"/>
+              <w:right w:val="single" w:color="999999" w:sz="4"/>
+            </w:tcBorders>
+            <w:shd w:fill="E8EDF5" w:color="auto" w:val="clear"/>
+            <w:tcMar>
+              <w:top w:type="dxa" w:w="30"/>
+              <w:left w:type="dxa" w:w="60"/>
+              <w:bottom w:type="dxa" w:w="30"/>
+              <w:right w:type="dxa" w:w="60"/>
+            </w:tcMar>
+          </w:tcPr>
+          <w:p>
+            <w:pPr>
+              <w:jc w:val="center"/>
+            </w:pPr>
+            <w:r>
+              <w:rPr>
+                <w:rFonts w:ascii="Times New Roman" w:cs="Times New Roman" w:eastAsia="Times New Roman" w:hAnsi="Times New Roman"/>
+                <w:b/>
+                <w:bCs/>
+                <w:sz w:val="15"/>
+                <w:szCs w:val="15"/>
+              </w:rPr>
+              <w:t xml:space="preserve">Recall % (mean +- s.d.)</w:t>
+            </w:r>
+          </w:p>
+        </w:tc>
+        <w:tc>
+          <w:tcPr>
+            <w:tcW w:type="dxa" w:w="2200"/>
+            <w:tcBorders>
+              <w:top w:val="single" w:color="999999" w:sz="4"/>
+              <w:left w:val="single" w:color="999999" w:sz="4"/>
+              <w:bottom w:val="single" w:color="999999" w:sz="4"/>
+              <w:right w:val="single" w:color="999999" w:sz="4"/>
+            </w:tcBorders>
+            <w:shd w:fill="E8EDF5" w:color="auto" w:val="clear"/>
+            <w:tcMar>
+              <w:top w:type="dxa" w:w="30"/>
+              <w:left w:type="dxa" w:w="60"/>
+              <w:bottom w:type="dxa" w:w="30"/>
+              <w:right w:type="dxa" w:w="60"/>
+            </w:tcMar>
+          </w:tcPr>
+          <w:p>
+            <w:pPr>
+              <w:jc w:val="center"/>
+            </w:pPr>
+            <w:r>
+              <w:rPr>
+                <w:rFonts w:ascii="Times New Roman" w:cs="Times New Roman" w:eastAsia="Times New Roman" w:hAnsi="Times New Roman"/>
+                <w:b/>
+                <w:bCs/>
+                <w:sz w:val="15"/>
+                <w:szCs w:val="15"/>
+              </w:rPr>
+              <w:t xml:space="preserve">Inshore recall % (mean +- s.d.)</w:t>
+            </w:r>
+          </w:p>
+        </w:tc>
+        <w:tc>
+          <w:tcPr>
+            <w:tcW w:type="dxa" w:w="2100"/>
+            <w:tcBorders>
+              <w:top w:val="single" w:color="999999" w:sz="4"/>
+              <w:left w:val="single" w:color="999999" w:sz="4"/>
+              <w:bottom w:val="single" w:color="999999" w:sz="4"/>
+              <w:right w:val="single" w:color="999999" w:sz="4"/>
+            </w:tcBorders>
+            <w:shd w:fill="E8EDF5" w:color="auto" w:val="clear"/>
+            <w:tcMar>
+              <w:top w:type="dxa" w:w="30"/>
+              <w:left w:type="dxa" w:w="60"/>
+              <w:bottom w:type="dxa" w:w="30"/>
+              <w:right w:type="dxa" w:w="60"/>
+            </w:tcMar>
+          </w:tcPr>
+          <w:p>
+            <w:pPr>
+              <w:jc w:val="center"/>
+            </w:pPr>
+            <w:r>
+              <w:rPr>
+                <w:rFonts w:ascii="Times New Roman" w:cs="Times New Roman" w:eastAsia="Times New Roman" w:hAnsi="Times New Roman"/>
+                <w:b/>
+                <w:bCs/>
+                <w:sz w:val="15"/>
+                <w:szCs w:val="15"/>
+              </w:rPr>
+              <w:t xml:space="preserve">False events / img (mean +- s.d.)</w:t>
+            </w:r>
+          </w:p>
+        </w:tc>
+        <w:tc>
+          <w:tcPr>
+            <w:tcW w:type="dxa" w:w="800"/>
+            <w:tcBorders>
+              <w:top w:val="single" w:color="999999" w:sz="4"/>
+              <w:left w:val="single" w:color="999999" w:sz="4"/>
+              <w:bottom w:val="single" w:color="999999" w:sz="4"/>
+              <w:right w:val="single" w:color="999999" w:sz="4"/>
+            </w:tcBorders>
+            <w:shd w:fill="E8EDF5" w:color="auto" w:val="clear"/>
+            <w:tcMar>
+              <w:top w:type="dxa" w:w="30"/>
+              <w:left w:type="dxa" w:w="60"/>
+              <w:bottom w:type="dxa" w:w="30"/>
+              <w:right w:type="dxa" w:w="60"/>
+            </w:tcMar>
+          </w:tcPr>
+          <w:p>
+            <w:pPr>
+              <w:jc w:val="center"/>
+            </w:pPr>
+            <w:r>
+              <w:rPr>
+                <w:rFonts w:ascii="Times New Roman" w:cs="Times New Roman" w:eastAsia="Times New Roman" w:hAnsi="Times New Roman"/>
+                <w:b/>
+                <w:bCs/>
+                <w:sz w:val="15"/>
+                <w:szCs w:val="15"/>
+              </w:rPr>
+              <w:t xml:space="preserve">F1</w:t>
+            </w:r>
+          </w:p>
+        </w:tc>
+        <w:tc>
+          <w:tcPr>
+            <w:tcW w:type="dxa" w:w="1700"/>
+            <w:tcBorders>
+              <w:top w:val="single" w:color="999999" w:sz="4"/>
+              <w:left w:val="single" w:color="999999" w:sz="4"/>
+              <w:bottom w:val="single" w:color="999999" w:sz="4"/>
+              <w:right w:val="single" w:color="999999" w:sz="4"/>
+            </w:tcBorders>
+            <w:shd w:fill="E8EDF5" w:color="auto" w:val="clear"/>
+            <w:tcMar>
+              <w:top w:type="dxa" w:w="30"/>
+              <w:left w:type="dxa" w:w="60"/>
+              <w:bottom w:type="dxa" w:w="30"/>
+              <w:right w:type="dxa" w:w="60"/>
+            </w:tcMar>
+          </w:tcPr>
+          <w:p>
+            <w:pPr>
+              <w:jc w:val="center"/>
+            </w:pPr>
+            <w:r>
+              <w:rPr>
+                <w:rFonts w:ascii="Times New Roman" w:cs="Times New Roman" w:eastAsia="Times New Roman" w:hAnsi="Times New Roman"/>
+                <w:b/>
+                <w:bCs/>
+                <w:sz w:val="15"/>
+                <w:szCs w:val="15"/>
+              </w:rPr>
+              <w:t xml:space="preserve">Run sd1: bootstrap 95 % CI, recall %</w:t>
+            </w:r>
+          </w:p>
+        </w:tc>
+        <w:tc>
+          <w:tcPr>
+            <w:tcW w:type="dxa" w:w="1700"/>
+            <w:tcBorders>
+              <w:top w:val="single" w:color="999999" w:sz="4"/>
+              <w:left w:val="single" w:color="999999" w:sz="4"/>
+              <w:bottom w:val="single" w:color="999999" w:sz="4"/>
+              <w:right w:val="single" w:color="999999" w:sz="4"/>
+            </w:tcBorders>
+            <w:shd w:fill="E8EDF5" w:color="auto" w:val="clear"/>
+            <w:tcMar>
+              <w:top w:type="dxa" w:w="30"/>
+              <w:left w:type="dxa" w:w="60"/>
+              <w:bottom w:type="dxa" w:w="30"/>
+              <w:right w:type="dxa" w:w="60"/>
+            </w:tcMar>
+          </w:tcPr>
+          <w:p>
+            <w:pPr>
+              <w:jc w:val="center"/>
+            </w:pPr>
+            <w:r>
+              <w:rPr>
+                <w:rFonts w:ascii="Times New Roman" w:cs="Times New Roman" w:eastAsia="Times New Roman" w:hAnsi="Times New Roman"/>
+                <w:b/>
+                <w:bCs/>
+                <w:sz w:val="15"/>
+                <w:szCs w:val="15"/>
+              </w:rPr>
+              <w:t xml:space="preserve">Run sd1: bootstrap 95 % CI, FA / img</w:t>
+            </w:r>
+          </w:p>
+        </w:tc>
+      </w:tr>
+      <w:tr>
+        <w:trPr>
+          <w:cantSplit/>
+        </w:trPr>
+        <w:tc>
+          <w:tcPr>
+            <w:tcW w:type="dxa" w:w="3100"/>
+            <w:tcBorders>
+              <w:top w:val="single" w:color="999999" w:sz="4"/>
+              <w:left w:val="single" w:color="999999" w:sz="4"/>
+              <w:bottom w:val="single" w:color="999999" w:sz="4"/>
+              <w:right w:val="single" w:color="999999" w:sz="4"/>
+            </w:tcBorders>
+            <w:tcMar>
+              <w:top w:type="dxa" w:w="30"/>
+              <w:left w:type="dxa" w:w="60"/>
+              <w:bottom w:type="dxa" w:w="30"/>
+              <w:right w:type="dxa" w:w="60"/>
+            </w:tcMar>
+          </w:tcPr>
+          <w:p>
+            <w:pPr>
+              <w:jc w:val="left"/>
+            </w:pPr>
+            <w:r>
+              <w:rPr>
+                <w:rFonts w:ascii="Times New Roman" w:cs="Times New Roman" w:eastAsia="Times New Roman" w:hAnsi="Times New Roman"/>
+                <w:b w:val="false"/>
+                <w:bCs w:val="false"/>
+                <w:sz w:val="15"/>
+                <w:szCs w:val="15"/>
+              </w:rPr>
+              <w:t xml:space="preserve">Weibull + context CNN</w:t>
+            </w:r>
+          </w:p>
+        </w:tc>
+        <w:tc>
+          <w:tcPr>
+            <w:tcW w:type="dxa" w:w="1000"/>
+            <w:tcBorders>
+              <w:top w:val="single" w:color="999999" w:sz="4"/>
+              <w:left w:val="single" w:color="999999" w:sz="4"/>
+              <w:bottom w:val="single" w:color="999999" w:sz="4"/>
+              <w:right w:val="single" w:color="999999" w:sz="4"/>
+            </w:tcBorders>
+            <w:tcMar>
+              <w:top w:type="dxa" w:w="30"/>
+              <w:left w:type="dxa" w:w="60"/>
+              <w:bottom w:type="dxa" w:w="30"/>
+              <w:right w:type="dxa" w:w="60"/>
+            </w:tcMar>
+          </w:tcPr>
+          <w:p>
+            <w:pPr>
+              <w:jc w:val="left"/>
+            </w:pPr>
+            <w:r>
+              <w:rPr>
+                <w:rFonts w:ascii="Times New Roman" w:cs="Times New Roman" w:eastAsia="Times New Roman" w:hAnsi="Times New Roman"/>
+                <w:b w:val="false"/>
+                <w:bCs w:val="false"/>
+                <w:sz w:val="15"/>
+                <w:szCs w:val="15"/>
+              </w:rPr>
+              <w:t xml:space="preserve">90.0 %</w:t>
+            </w:r>
+          </w:p>
+        </w:tc>
+        <w:tc>
+          <w:tcPr>
+            <w:tcW w:type="dxa" w:w="700"/>
+            <w:tcBorders>
+              <w:top w:val="single" w:color="999999" w:sz="4"/>
+              <w:left w:val="single" w:color="999999" w:sz="4"/>
+              <w:bottom w:val="single" w:color="999999" w:sz="4"/>
+              <w:right w:val="single" w:color="999999" w:sz="4"/>
+            </w:tcBorders>
+            <w:tcMar>
+              <w:top w:type="dxa" w:w="30"/>
+              <w:left w:type="dxa" w:w="60"/>
+              <w:bottom w:type="dxa" w:w="30"/>
+              <w:right w:type="dxa" w:w="60"/>
+            </w:tcMar>
+          </w:tcPr>
+          <w:p>
+            <w:pPr>
+              <w:jc w:val="center"/>
+            </w:pPr>
+            <w:r>
+              <w:rPr>
+                <w:rFonts w:ascii="Times New Roman" w:cs="Times New Roman" w:eastAsia="Times New Roman" w:hAnsi="Times New Roman"/>
+                <w:b w:val="false"/>
+                <w:bCs w:val="false"/>
+                <w:sz w:val="15"/>
+                <w:szCs w:val="15"/>
+              </w:rPr>
+              <w:t xml:space="preserve">5</w:t>
+            </w:r>
+          </w:p>
+        </w:tc>
+        <w:tc>
+          <w:tcPr>
+            <w:tcW w:type="dxa" w:w="2200"/>
+            <w:tcBorders>
+              <w:top w:val="single" w:color="999999" w:sz="4"/>
+              <w:left w:val="single" w:color="999999" w:sz="4"/>
+              <w:bottom w:val="single" w:color="999999" w:sz="4"/>
+              <w:right w:val="single" w:color="999999" w:sz="4"/>
+            </w:tcBorders>
+            <w:tcMar>
+              <w:top w:type="dxa" w:w="30"/>
+              <w:left w:type="dxa" w:w="60"/>
+              <w:bottom w:type="dxa" w:w="30"/>
+              <w:right w:type="dxa" w:w="60"/>
+            </w:tcMar>
+          </w:tcPr>
+          <w:p>
+            <w:pPr>
+              <w:jc w:val="center"/>
+            </w:pPr>
+            <w:r>
+              <w:rPr>
+                <w:rFonts w:ascii="Times New Roman" w:cs="Times New Roman" w:eastAsia="Times New Roman" w:hAnsi="Times New Roman"/>
+                <w:b w:val="false"/>
+                <w:bCs w:val="false"/>
+                <w:sz w:val="15"/>
+                <w:szCs w:val="15"/>
+              </w:rPr>
+              <w:t xml:space="preserve">88.2 +- 1.5</w:t>
+            </w:r>
+          </w:p>
+        </w:tc>
+        <w:tc>
+          <w:tcPr>
+            <w:tcW w:type="dxa" w:w="2200"/>
+            <w:tcBorders>
+              <w:top w:val="single" w:color="999999" w:sz="4"/>
+              <w:left w:val="single" w:color="999999" w:sz="4"/>
+              <w:bottom w:val="single" w:color="999999" w:sz="4"/>
+              <w:right w:val="single" w:color="999999" w:sz="4"/>
+            </w:tcBorders>
+            <w:tcMar>
+              <w:top w:type="dxa" w:w="30"/>
+              <w:left w:type="dxa" w:w="60"/>
+              <w:bottom w:type="dxa" w:w="30"/>
+              <w:right w:type="dxa" w:w="60"/>
+            </w:tcMar>
+          </w:tcPr>
+          <w:p>
+            <w:pPr>
+              <w:jc w:val="center"/>
+            </w:pPr>
+            <w:r>
+              <w:rPr>
+                <w:rFonts w:ascii="Times New Roman" w:cs="Times New Roman" w:eastAsia="Times New Roman" w:hAnsi="Times New Roman"/>
+                <w:b w:val="false"/>
+                <w:bCs w:val="false"/>
+                <w:sz w:val="15"/>
+                <w:szCs w:val="15"/>
+              </w:rPr>
+              <w:t xml:space="preserve">78.3 +- 1.3</w:t>
+            </w:r>
+          </w:p>
+        </w:tc>
+        <w:tc>
+          <w:tcPr>
+            <w:tcW w:type="dxa" w:w="2100"/>
+            <w:tcBorders>
+              <w:top w:val="single" w:color="999999" w:sz="4"/>
+              <w:left w:val="single" w:color="999999" w:sz="4"/>
+              <w:bottom w:val="single" w:color="999999" w:sz="4"/>
+              <w:right w:val="single" w:color="999999" w:sz="4"/>
+            </w:tcBorders>
+            <w:tcMar>
+              <w:top w:type="dxa" w:w="30"/>
+              <w:left w:type="dxa" w:w="60"/>
+              <w:bottom w:type="dxa" w:w="30"/>
+              <w:right w:type="dxa" w:w="60"/>
+            </w:tcMar>
+          </w:tcPr>
+          <w:p>
+            <w:pPr>
+              <w:jc w:val="center"/>
+            </w:pPr>
+            <w:r>
+              <w:rPr>
+                <w:rFonts w:ascii="Times New Roman" w:cs="Times New Roman" w:eastAsia="Times New Roman" w:hAnsi="Times New Roman"/>
+                <w:b w:val="false"/>
+                <w:bCs w:val="false"/>
+                <w:sz w:val="15"/>
+                <w:szCs w:val="15"/>
+              </w:rPr>
+              <w:t xml:space="preserve">0.52 +- 0.12</w:t>
+            </w:r>
+          </w:p>
+        </w:tc>
+        <w:tc>
+          <w:tcPr>
+            <w:tcW w:type="dxa" w:w="800"/>
+            <w:tcBorders>
+              <w:top w:val="single" w:color="999999" w:sz="4"/>
+              <w:left w:val="single" w:color="999999" w:sz="4"/>
+              <w:bottom w:val="single" w:color="999999" w:sz="4"/>
+              <w:right w:val="single" w:color="999999" w:sz="4"/>
+            </w:tcBorders>
+            <w:tcMar>
+              <w:top w:type="dxa" w:w="30"/>
+              <w:left w:type="dxa" w:w="60"/>
+              <w:bottom w:type="dxa" w:w="30"/>
+              <w:right w:type="dxa" w:w="60"/>
+            </w:tcMar>
+          </w:tcPr>
+          <w:p>
+            <w:pPr>
+              <w:jc w:val="center"/>
+            </w:pPr>
+            <w:r>
+              <w:rPr>
+                <w:rFonts w:ascii="Times New Roman" w:cs="Times New Roman" w:eastAsia="Times New Roman" w:hAnsi="Times New Roman"/>
+                <w:b w:val="false"/>
+                <w:bCs w:val="false"/>
+                <w:sz w:val="15"/>
+                <w:szCs w:val="15"/>
+              </w:rPr>
+              <w:t xml:space="preserve">0.861</w:t>
+            </w:r>
+          </w:p>
+        </w:tc>
+        <w:tc>
+          <w:tcPr>
+            <w:tcW w:type="dxa" w:w="1700"/>
+            <w:tcBorders>
+              <w:top w:val="single" w:color="999999" w:sz="4"/>
+              <w:left w:val="single" w:color="999999" w:sz="4"/>
+              <w:bottom w:val="single" w:color="999999" w:sz="4"/>
+              <w:right w:val="single" w:color="999999" w:sz="4"/>
+            </w:tcBorders>
+            <w:tcMar>
+              <w:top w:type="dxa" w:w="30"/>
+              <w:left w:type="dxa" w:w="60"/>
+              <w:bottom w:type="dxa" w:w="30"/>
+              <w:right w:type="dxa" w:w="60"/>
+            </w:tcMar>
+          </w:tcPr>
+          <w:p>
+            <w:pPr>
+              <w:jc w:val="center"/>
+            </w:pPr>
+            <w:r>
+              <w:rPr>
+                <w:rFonts w:ascii="Times New Roman" w:cs="Times New Roman" w:eastAsia="Times New Roman" w:hAnsi="Times New Roman"/>
+                <w:b w:val="false"/>
+                <w:bCs w:val="false"/>
+                <w:sz w:val="15"/>
+                <w:szCs w:val="15"/>
+              </w:rPr>
+              <w:t xml:space="preserve">[85.3, 90.3]</w:t>
+            </w:r>
+          </w:p>
+        </w:tc>
+        <w:tc>
+          <w:tcPr>
+            <w:tcW w:type="dxa" w:w="1700"/>
+            <w:tcBorders>
+              <w:top w:val="single" w:color="999999" w:sz="4"/>
+              <w:left w:val="single" w:color="999999" w:sz="4"/>
+              <w:bottom w:val="single" w:color="999999" w:sz="4"/>
+              <w:right w:val="single" w:color="999999" w:sz="4"/>
+            </w:tcBorders>
+            <w:tcMar>
+              <w:top w:type="dxa" w:w="30"/>
+              <w:left w:type="dxa" w:w="60"/>
+              <w:bottom w:type="dxa" w:w="30"/>
+              <w:right w:type="dxa" w:w="60"/>
+            </w:tcMar>
+          </w:tcPr>
+          <w:p>
+            <w:pPr>
+              <w:jc w:val="center"/>
+            </w:pPr>
+            <w:r>
+              <w:rPr>
+                <w:rFonts w:ascii="Times New Roman" w:cs="Times New Roman" w:eastAsia="Times New Roman" w:hAnsi="Times New Roman"/>
+                <w:b w:val="false"/>
+                <w:bCs w:val="false"/>
+                <w:sz w:val="15"/>
+                <w:szCs w:val="15"/>
+              </w:rPr>
+              <w:t xml:space="preserve">[0.41, 0.61]</w:t>
+            </w:r>
+          </w:p>
+        </w:tc>
+      </w:tr>
+      <w:tr>
+        <w:trPr>
+          <w:cantSplit/>
+        </w:trPr>
+        <w:tc>
+          <w:tcPr>
+            <w:tcW w:type="dxa" w:w="3100"/>
+            <w:tcBorders>
+              <w:top w:val="single" w:color="999999" w:sz="4"/>
+              <w:left w:val="single" w:color="999999" w:sz="4"/>
+              <w:bottom w:val="single" w:color="999999" w:sz="4"/>
+              <w:right w:val="single" w:color="999999" w:sz="4"/>
+            </w:tcBorders>
+            <w:tcMar>
+              <w:top w:type="dxa" w:w="30"/>
+              <w:left w:type="dxa" w:w="60"/>
+              <w:bottom w:type="dxa" w:w="30"/>
+              <w:right w:type="dxa" w:w="60"/>
+            </w:tcMar>
+          </w:tcPr>
+          <w:p>
+            <w:pPr>
+              <w:jc w:val="left"/>
+            </w:pPr>
+            <w:r>
+              <w:rPr>
+                <w:rFonts w:ascii="Times New Roman" w:cs="Times New Roman" w:eastAsia="Times New Roman" w:hAnsi="Times New Roman"/>
+                <w:b w:val="false"/>
+                <w:bCs w:val="false"/>
+                <w:sz w:val="15"/>
+                <w:szCs w:val="15"/>
+              </w:rPr>
+              <w:t xml:space="preserve">Weibull + context CNN</w:t>
+            </w:r>
+          </w:p>
+        </w:tc>
+        <w:tc>
+          <w:tcPr>
+            <w:tcW w:type="dxa" w:w="1000"/>
+            <w:tcBorders>
+              <w:top w:val="single" w:color="999999" w:sz="4"/>
+              <w:left w:val="single" w:color="999999" w:sz="4"/>
+              <w:bottom w:val="single" w:color="999999" w:sz="4"/>
+              <w:right w:val="single" w:color="999999" w:sz="4"/>
+            </w:tcBorders>
+            <w:tcMar>
+              <w:top w:type="dxa" w:w="30"/>
+              <w:left w:type="dxa" w:w="60"/>
+              <w:bottom w:type="dxa" w:w="30"/>
+              <w:right w:type="dxa" w:w="60"/>
+            </w:tcMar>
+          </w:tcPr>
+          <w:p>
+            <w:pPr>
+              <w:jc w:val="left"/>
+            </w:pPr>
+            <w:r>
+              <w:rPr>
+                <w:rFonts w:ascii="Times New Roman" w:cs="Times New Roman" w:eastAsia="Times New Roman" w:hAnsi="Times New Roman"/>
+                <w:b w:val="false"/>
+                <w:bCs w:val="false"/>
+                <w:sz w:val="15"/>
+                <w:szCs w:val="15"/>
+              </w:rPr>
+              <w:t xml:space="preserve">95.0 %</w:t>
+            </w:r>
+          </w:p>
+        </w:tc>
+        <w:tc>
+          <w:tcPr>
+            <w:tcW w:type="dxa" w:w="700"/>
+            <w:tcBorders>
+              <w:top w:val="single" w:color="999999" w:sz="4"/>
+              <w:left w:val="single" w:color="999999" w:sz="4"/>
+              <w:bottom w:val="single" w:color="999999" w:sz="4"/>
+              <w:right w:val="single" w:color="999999" w:sz="4"/>
+            </w:tcBorders>
+            <w:tcMar>
+              <w:top w:type="dxa" w:w="30"/>
+              <w:left w:type="dxa" w:w="60"/>
+              <w:bottom w:type="dxa" w:w="30"/>
+              <w:right w:type="dxa" w:w="60"/>
+            </w:tcMar>
+          </w:tcPr>
+          <w:p>
+            <w:pPr>
+              <w:jc w:val="center"/>
+            </w:pPr>
+            <w:r>
+              <w:rPr>
+                <w:rFonts w:ascii="Times New Roman" w:cs="Times New Roman" w:eastAsia="Times New Roman" w:hAnsi="Times New Roman"/>
+                <w:b w:val="false"/>
+                <w:bCs w:val="false"/>
+                <w:sz w:val="15"/>
+                <w:szCs w:val="15"/>
+              </w:rPr>
+              <w:t xml:space="preserve">5</w:t>
+            </w:r>
+          </w:p>
+        </w:tc>
+        <w:tc>
+          <w:tcPr>
+            <w:tcW w:type="dxa" w:w="2200"/>
+            <w:tcBorders>
+              <w:top w:val="single" w:color="999999" w:sz="4"/>
+              <w:left w:val="single" w:color="999999" w:sz="4"/>
+              <w:bottom w:val="single" w:color="999999" w:sz="4"/>
+              <w:right w:val="single" w:color="999999" w:sz="4"/>
+            </w:tcBorders>
+            <w:tcMar>
+              <w:top w:type="dxa" w:w="30"/>
+              <w:left w:type="dxa" w:w="60"/>
+              <w:bottom w:type="dxa" w:w="30"/>
+              <w:right w:type="dxa" w:w="60"/>
+            </w:tcMar>
+          </w:tcPr>
+          <w:p>
+            <w:pPr>
+              <w:jc w:val="center"/>
+            </w:pPr>
+            <w:r>
+              <w:rPr>
+                <w:rFonts w:ascii="Times New Roman" w:cs="Times New Roman" w:eastAsia="Times New Roman" w:hAnsi="Times New Roman"/>
+                <w:b w:val="false"/>
+                <w:bCs w:val="false"/>
+                <w:sz w:val="15"/>
+                <w:szCs w:val="15"/>
+              </w:rPr>
+              <w:t xml:space="preserve">93.9 +- 1.1</w:t>
+            </w:r>
+          </w:p>
+        </w:tc>
+        <w:tc>
+          <w:tcPr>
+            <w:tcW w:type="dxa" w:w="2200"/>
+            <w:tcBorders>
+              <w:top w:val="single" w:color="999999" w:sz="4"/>
+              <w:left w:val="single" w:color="999999" w:sz="4"/>
+              <w:bottom w:val="single" w:color="999999" w:sz="4"/>
+              <w:right w:val="single" w:color="999999" w:sz="4"/>
+            </w:tcBorders>
+            <w:tcMar>
+              <w:top w:type="dxa" w:w="30"/>
+              <w:left w:type="dxa" w:w="60"/>
+              <w:bottom w:type="dxa" w:w="30"/>
+              <w:right w:type="dxa" w:w="60"/>
+            </w:tcMar>
+          </w:tcPr>
+          <w:p>
+            <w:pPr>
+              <w:jc w:val="center"/>
+            </w:pPr>
+            <w:r>
+              <w:rPr>
+                <w:rFonts w:ascii="Times New Roman" w:cs="Times New Roman" w:eastAsia="Times New Roman" w:hAnsi="Times New Roman"/>
+                <w:b w:val="false"/>
+                <w:bCs w:val="false"/>
+                <w:sz w:val="15"/>
+                <w:szCs w:val="15"/>
+              </w:rPr>
+              <w:t xml:space="preserve">88.8 +- 1.3</w:t>
+            </w:r>
+          </w:p>
+        </w:tc>
+        <w:tc>
+          <w:tcPr>
+            <w:tcW w:type="dxa" w:w="2100"/>
+            <w:tcBorders>
+              <w:top w:val="single" w:color="999999" w:sz="4"/>
+              <w:left w:val="single" w:color="999999" w:sz="4"/>
+              <w:bottom w:val="single" w:color="999999" w:sz="4"/>
+              <w:right w:val="single" w:color="999999" w:sz="4"/>
+            </w:tcBorders>
+            <w:tcMar>
+              <w:top w:type="dxa" w:w="30"/>
+              <w:left w:type="dxa" w:w="60"/>
+              <w:bottom w:type="dxa" w:w="30"/>
+              <w:right w:type="dxa" w:w="60"/>
+            </w:tcMar>
+          </w:tcPr>
+          <w:p>
+            <w:pPr>
+              <w:jc w:val="center"/>
+            </w:pPr>
+            <w:r>
+              <w:rPr>
+                <w:rFonts w:ascii="Times New Roman" w:cs="Times New Roman" w:eastAsia="Times New Roman" w:hAnsi="Times New Roman"/>
+                <w:b w:val="false"/>
+                <w:bCs w:val="false"/>
+                <w:sz w:val="15"/>
+                <w:szCs w:val="15"/>
+              </w:rPr>
+              <w:t xml:space="preserve">1.47 +- 0.38</w:t>
+            </w:r>
+          </w:p>
+        </w:tc>
+        <w:tc>
+          <w:tcPr>
+            <w:tcW w:type="dxa" w:w="800"/>
+            <w:tcBorders>
+              <w:top w:val="single" w:color="999999" w:sz="4"/>
+              <w:left w:val="single" w:color="999999" w:sz="4"/>
+              <w:bottom w:val="single" w:color="999999" w:sz="4"/>
+              <w:right w:val="single" w:color="999999" w:sz="4"/>
+            </w:tcBorders>
+            <w:tcMar>
+              <w:top w:type="dxa" w:w="30"/>
+              <w:left w:type="dxa" w:w="60"/>
+              <w:bottom w:type="dxa" w:w="30"/>
+              <w:right w:type="dxa" w:w="60"/>
+            </w:tcMar>
+          </w:tcPr>
+          <w:p>
+            <w:pPr>
+              <w:jc w:val="center"/>
+            </w:pPr>
+            <w:r>
+              <w:rPr>
+                <w:rFonts w:ascii="Times New Roman" w:cs="Times New Roman" w:eastAsia="Times New Roman" w:hAnsi="Times New Roman"/>
+                <w:b w:val="false"/>
+                <w:bCs w:val="false"/>
+                <w:sz w:val="15"/>
+                <w:szCs w:val="15"/>
+              </w:rPr>
+              <w:t xml:space="preserve">0.780</w:t>
+            </w:r>
+          </w:p>
+        </w:tc>
+        <w:tc>
+          <w:tcPr>
+            <w:tcW w:type="dxa" w:w="1700"/>
+            <w:tcBorders>
+              <w:top w:val="single" w:color="999999" w:sz="4"/>
+              <w:left w:val="single" w:color="999999" w:sz="4"/>
+              <w:bottom w:val="single" w:color="999999" w:sz="4"/>
+              <w:right w:val="single" w:color="999999" w:sz="4"/>
+            </w:tcBorders>
+            <w:tcMar>
+              <w:top w:type="dxa" w:w="30"/>
+              <w:left w:type="dxa" w:w="60"/>
+              <w:bottom w:type="dxa" w:w="30"/>
+              <w:right w:type="dxa" w:w="60"/>
+            </w:tcMar>
+          </w:tcPr>
+          <w:p>
+            <w:pPr>
+              <w:jc w:val="center"/>
+            </w:pPr>
+            <w:r>
+              <w:rPr>
+                <w:rFonts w:ascii="Times New Roman" w:cs="Times New Roman" w:eastAsia="Times New Roman" w:hAnsi="Times New Roman"/>
+                <w:b w:val="false"/>
+                <w:bCs w:val="false"/>
+                <w:sz w:val="15"/>
+                <w:szCs w:val="15"/>
+              </w:rPr>
+              <w:t xml:space="preserve">[91.9, 95.1]</w:t>
+            </w:r>
+          </w:p>
+        </w:tc>
+        <w:tc>
+          <w:tcPr>
+            <w:tcW w:type="dxa" w:w="1700"/>
+            <w:tcBorders>
+              <w:top w:val="single" w:color="999999" w:sz="4"/>
+              <w:left w:val="single" w:color="999999" w:sz="4"/>
+              <w:bottom w:val="single" w:color="999999" w:sz="4"/>
+              <w:right w:val="single" w:color="999999" w:sz="4"/>
+            </w:tcBorders>
+            <w:tcMar>
+              <w:top w:type="dxa" w:w="30"/>
+              <w:left w:type="dxa" w:w="60"/>
+              <w:bottom w:type="dxa" w:w="30"/>
+              <w:right w:type="dxa" w:w="60"/>
+            </w:tcMar>
+          </w:tcPr>
+          <w:p>
+            <w:pPr>
+              <w:jc w:val="center"/>
+            </w:pPr>
+            <w:r>
+              <w:rPr>
+                <w:rFonts w:ascii="Times New Roman" w:cs="Times New Roman" w:eastAsia="Times New Roman" w:hAnsi="Times New Roman"/>
+                <w:b w:val="false"/>
+                <w:bCs w:val="false"/>
+                <w:sz w:val="15"/>
+                <w:szCs w:val="15"/>
+              </w:rPr>
+              <w:t xml:space="preserve">[1.05, 1.52]</w:t>
+            </w:r>
+          </w:p>
+        </w:tc>
+      </w:tr>
+      <w:tr>
+        <w:trPr>
+          <w:cantSplit/>
+        </w:trPr>
+        <w:tc>
+          <w:tcPr>
+            <w:tcW w:type="dxa" w:w="3100"/>
+            <w:tcBorders>
+              <w:top w:val="single" w:color="999999" w:sz="4"/>
+              <w:left w:val="single" w:color="999999" w:sz="4"/>
+              <w:bottom w:val="single" w:color="999999" w:sz="4"/>
+              <w:right w:val="single" w:color="999999" w:sz="4"/>
+            </w:tcBorders>
+            <w:tcMar>
+              <w:top w:type="dxa" w:w="30"/>
+              <w:left w:type="dxa" w:w="60"/>
+              <w:bottom w:type="dxa" w:w="30"/>
+              <w:right w:type="dxa" w:w="60"/>
+            </w:tcMar>
+          </w:tcPr>
+          <w:p>
+            <w:pPr>
+              <w:jc w:val="left"/>
+            </w:pPr>
+            <w:r>
+              <w:rPr>
+                <w:rFonts w:ascii="Times New Roman" w:cs="Times New Roman" w:eastAsia="Times New Roman" w:hAnsi="Times New Roman"/>
+                <w:b w:val="false"/>
+                <w:bCs w:val="false"/>
+                <w:sz w:val="15"/>
+                <w:szCs w:val="15"/>
+              </w:rPr>
+              <w:t xml:space="preserve">Weibull + context CNN</w:t>
+            </w:r>
+          </w:p>
+        </w:tc>
+        <w:tc>
+          <w:tcPr>
+            <w:tcW w:type="dxa" w:w="1000"/>
+            <w:tcBorders>
+              <w:top w:val="single" w:color="999999" w:sz="4"/>
+              <w:left w:val="single" w:color="999999" w:sz="4"/>
+              <w:bottom w:val="single" w:color="999999" w:sz="4"/>
+              <w:right w:val="single" w:color="999999" w:sz="4"/>
+            </w:tcBorders>
+            <w:tcMar>
+              <w:top w:type="dxa" w:w="30"/>
+              <w:left w:type="dxa" w:w="60"/>
+              <w:bottom w:type="dxa" w:w="30"/>
+              <w:right w:type="dxa" w:w="60"/>
+            </w:tcMar>
+          </w:tcPr>
+          <w:p>
+            <w:pPr>
+              <w:jc w:val="left"/>
+            </w:pPr>
+            <w:r>
+              <w:rPr>
+                <w:rFonts w:ascii="Times New Roman" w:cs="Times New Roman" w:eastAsia="Times New Roman" w:hAnsi="Times New Roman"/>
+                <w:b w:val="false"/>
+                <w:bCs w:val="false"/>
+                <w:sz w:val="15"/>
+                <w:szCs w:val="15"/>
+              </w:rPr>
+              <w:t xml:space="preserve">97.0 %</w:t>
+            </w:r>
+          </w:p>
+        </w:tc>
+        <w:tc>
+          <w:tcPr>
+            <w:tcW w:type="dxa" w:w="700"/>
+            <w:tcBorders>
+              <w:top w:val="single" w:color="999999" w:sz="4"/>
+              <w:left w:val="single" w:color="999999" w:sz="4"/>
+              <w:bottom w:val="single" w:color="999999" w:sz="4"/>
+              <w:right w:val="single" w:color="999999" w:sz="4"/>
+            </w:tcBorders>
+            <w:tcMar>
+              <w:top w:type="dxa" w:w="30"/>
+              <w:left w:type="dxa" w:w="60"/>
+              <w:bottom w:type="dxa" w:w="30"/>
+              <w:right w:type="dxa" w:w="60"/>
+            </w:tcMar>
+          </w:tcPr>
+          <w:p>
+            <w:pPr>
+              <w:jc w:val="center"/>
+            </w:pPr>
+            <w:r>
+              <w:rPr>
+                <w:rFonts w:ascii="Times New Roman" w:cs="Times New Roman" w:eastAsia="Times New Roman" w:hAnsi="Times New Roman"/>
+                <w:b w:val="false"/>
+                <w:bCs w:val="false"/>
+                <w:sz w:val="15"/>
+                <w:szCs w:val="15"/>
+              </w:rPr>
+              <w:t xml:space="preserve">5</w:t>
+            </w:r>
+          </w:p>
+        </w:tc>
+        <w:tc>
+          <w:tcPr>
+            <w:tcW w:type="dxa" w:w="2200"/>
+            <w:tcBorders>
+              <w:top w:val="single" w:color="999999" w:sz="4"/>
+              <w:left w:val="single" w:color="999999" w:sz="4"/>
+              <w:bottom w:val="single" w:color="999999" w:sz="4"/>
+              <w:right w:val="single" w:color="999999" w:sz="4"/>
+            </w:tcBorders>
+            <w:tcMar>
+              <w:top w:type="dxa" w:w="30"/>
+              <w:left w:type="dxa" w:w="60"/>
+              <w:bottom w:type="dxa" w:w="30"/>
+              <w:right w:type="dxa" w:w="60"/>
+            </w:tcMar>
+          </w:tcPr>
+          <w:p>
+            <w:pPr>
+              <w:jc w:val="center"/>
+            </w:pPr>
+            <w:r>
+              <w:rPr>
+                <w:rFonts w:ascii="Times New Roman" w:cs="Times New Roman" w:eastAsia="Times New Roman" w:hAnsi="Times New Roman"/>
+                <w:b w:val="false"/>
+                <w:bCs w:val="false"/>
+                <w:sz w:val="15"/>
+                <w:szCs w:val="15"/>
+              </w:rPr>
+              <w:t xml:space="preserve">96.0 +- 0.8</w:t>
+            </w:r>
+          </w:p>
+        </w:tc>
+        <w:tc>
+          <w:tcPr>
+            <w:tcW w:type="dxa" w:w="2200"/>
+            <w:tcBorders>
+              <w:top w:val="single" w:color="999999" w:sz="4"/>
+              <w:left w:val="single" w:color="999999" w:sz="4"/>
+              <w:bottom w:val="single" w:color="999999" w:sz="4"/>
+              <w:right w:val="single" w:color="999999" w:sz="4"/>
+            </w:tcBorders>
+            <w:tcMar>
+              <w:top w:type="dxa" w:w="30"/>
+              <w:left w:type="dxa" w:w="60"/>
+              <w:bottom w:type="dxa" w:w="30"/>
+              <w:right w:type="dxa" w:w="60"/>
+            </w:tcMar>
+          </w:tcPr>
+          <w:p>
+            <w:pPr>
+              <w:jc w:val="center"/>
+            </w:pPr>
+            <w:r>
+              <w:rPr>
+                <w:rFonts w:ascii="Times New Roman" w:cs="Times New Roman" w:eastAsia="Times New Roman" w:hAnsi="Times New Roman"/>
+                <w:b w:val="false"/>
+                <w:bCs w:val="false"/>
+                <w:sz w:val="15"/>
+                <w:szCs w:val="15"/>
+              </w:rPr>
+              <w:t xml:space="preserve">92.7 +- 1.1</w:t>
+            </w:r>
+          </w:p>
+        </w:tc>
+        <w:tc>
+          <w:tcPr>
+            <w:tcW w:type="dxa" w:w="2100"/>
+            <w:tcBorders>
+              <w:top w:val="single" w:color="999999" w:sz="4"/>
+              <w:left w:val="single" w:color="999999" w:sz="4"/>
+              <w:bottom w:val="single" w:color="999999" w:sz="4"/>
+              <w:right w:val="single" w:color="999999" w:sz="4"/>
+            </w:tcBorders>
+            <w:tcMar>
+              <w:top w:type="dxa" w:w="30"/>
+              <w:left w:type="dxa" w:w="60"/>
+              <w:bottom w:type="dxa" w:w="30"/>
+              <w:right w:type="dxa" w:w="60"/>
+            </w:tcMar>
+          </w:tcPr>
+          <w:p>
+            <w:pPr>
+              <w:jc w:val="center"/>
+            </w:pPr>
+            <w:r>
+              <w:rPr>
+                <w:rFonts w:ascii="Times New Roman" w:cs="Times New Roman" w:eastAsia="Times New Roman" w:hAnsi="Times New Roman"/>
+                <w:b w:val="false"/>
+                <w:bCs w:val="false"/>
+                <w:sz w:val="15"/>
+                <w:szCs w:val="15"/>
+              </w:rPr>
+              <w:t xml:space="preserve">2.54 +- 0.58</w:t>
+            </w:r>
+          </w:p>
+        </w:tc>
+        <w:tc>
+          <w:tcPr>
+            <w:tcW w:type="dxa" w:w="800"/>
+            <w:tcBorders>
+              <w:top w:val="single" w:color="999999" w:sz="4"/>
+              <w:left w:val="single" w:color="999999" w:sz="4"/>
+              <w:bottom w:val="single" w:color="999999" w:sz="4"/>
+              <w:right w:val="single" w:color="999999" w:sz="4"/>
+            </w:tcBorders>
+            <w:tcMar>
+              <w:top w:type="dxa" w:w="30"/>
+              <w:left w:type="dxa" w:w="60"/>
+              <w:bottom w:type="dxa" w:w="30"/>
+              <w:right w:type="dxa" w:w="60"/>
+            </w:tcMar>
+          </w:tcPr>
+          <w:p>
+            <w:pPr>
+              <w:jc w:val="center"/>
+            </w:pPr>
+            <w:r>
+              <w:rPr>
+                <w:rFonts w:ascii="Times New Roman" w:cs="Times New Roman" w:eastAsia="Times New Roman" w:hAnsi="Times New Roman"/>
+                <w:b w:val="false"/>
+                <w:bCs w:val="false"/>
+                <w:sz w:val="15"/>
+                <w:szCs w:val="15"/>
+              </w:rPr>
+              <w:t xml:space="preserve">0.695</w:t>
+            </w:r>
+          </w:p>
+        </w:tc>
+        <w:tc>
+          <w:tcPr>
+            <w:tcW w:type="dxa" w:w="1700"/>
+            <w:tcBorders>
+              <w:top w:val="single" w:color="999999" w:sz="4"/>
+              <w:left w:val="single" w:color="999999" w:sz="4"/>
+              <w:bottom w:val="single" w:color="999999" w:sz="4"/>
+              <w:right w:val="single" w:color="999999" w:sz="4"/>
+            </w:tcBorders>
+            <w:tcMar>
+              <w:top w:type="dxa" w:w="30"/>
+              <w:left w:type="dxa" w:w="60"/>
+              <w:bottom w:type="dxa" w:w="30"/>
+              <w:right w:type="dxa" w:w="60"/>
+            </w:tcMar>
+          </w:tcPr>
+          <w:p>
+            <w:pPr>
+              <w:jc w:val="center"/>
+            </w:pPr>
+            <w:r>
+              <w:rPr>
+                <w:rFonts w:ascii="Times New Roman" w:cs="Times New Roman" w:eastAsia="Times New Roman" w:hAnsi="Times New Roman"/>
+                <w:b w:val="false"/>
+                <w:bCs w:val="false"/>
+                <w:sz w:val="15"/>
+                <w:szCs w:val="15"/>
+              </w:rPr>
+              <w:t xml:space="preserve">[94.9, 97.2]</w:t>
+            </w:r>
+          </w:p>
+        </w:tc>
+        <w:tc>
+          <w:tcPr>
+            <w:tcW w:type="dxa" w:w="1700"/>
+            <w:tcBorders>
+              <w:top w:val="single" w:color="999999" w:sz="4"/>
+              <w:left w:val="single" w:color="999999" w:sz="4"/>
+              <w:bottom w:val="single" w:color="999999" w:sz="4"/>
+              <w:right w:val="single" w:color="999999" w:sz="4"/>
+            </w:tcBorders>
+            <w:tcMar>
+              <w:top w:type="dxa" w:w="30"/>
+              <w:left w:type="dxa" w:w="60"/>
+              <w:bottom w:type="dxa" w:w="30"/>
+              <w:right w:type="dxa" w:w="60"/>
+            </w:tcMar>
+          </w:tcPr>
+          <w:p>
+            <w:pPr>
+              <w:jc w:val="center"/>
+            </w:pPr>
+            <w:r>
+              <w:rPr>
+                <w:rFonts w:ascii="Times New Roman" w:cs="Times New Roman" w:eastAsia="Times New Roman" w:hAnsi="Times New Roman"/>
+                <w:b w:val="false"/>
+                <w:bCs w:val="false"/>
+                <w:sz w:val="15"/>
+                <w:szCs w:val="15"/>
+              </w:rPr>
+              <w:t xml:space="preserve">[2.17, 3.12]</w:t>
+            </w:r>
+          </w:p>
+        </w:tc>
+      </w:tr>
+      <w:tr>
+        <w:trPr>
+          <w:cantSplit/>
+        </w:trPr>
+        <w:tc>
+          <w:tcPr>
+            <w:tcW w:type="dxa" w:w="3100"/>
+            <w:tcBorders>
+              <w:top w:val="single" w:color="999999" w:sz="4"/>
+              <w:left w:val="single" w:color="999999" w:sz="4"/>
+              <w:bottom w:val="single" w:color="999999" w:sz="4"/>
+              <w:right w:val="single" w:color="999999" w:sz="4"/>
+            </w:tcBorders>
+            <w:tcMar>
+              <w:top w:type="dxa" w:w="30"/>
+              <w:left w:type="dxa" w:w="60"/>
+              <w:bottom w:type="dxa" w:w="30"/>
+              <w:right w:type="dxa" w:w="60"/>
+            </w:tcMar>
+          </w:tcPr>
+          <w:p>
+            <w:pPr>
+              <w:jc w:val="left"/>
+            </w:pPr>
+            <w:r>
+              <w:rPr>
+                <w:rFonts w:ascii="Times New Roman" w:cs="Times New Roman" w:eastAsia="Times New Roman" w:hAnsi="Times New Roman"/>
+                <w:b w:val="false"/>
+                <w:bCs w:val="false"/>
+                <w:sz w:val="15"/>
+                <w:szCs w:val="15"/>
+              </w:rPr>
+              <w:t xml:space="preserve">Weibull + context CNN</w:t>
+            </w:r>
+          </w:p>
+        </w:tc>
+        <w:tc>
+          <w:tcPr>
+            <w:tcW w:type="dxa" w:w="1000"/>
+            <w:tcBorders>
+              <w:top w:val="single" w:color="999999" w:sz="4"/>
+              <w:left w:val="single" w:color="999999" w:sz="4"/>
+              <w:bottom w:val="single" w:color="999999" w:sz="4"/>
+              <w:right w:val="single" w:color="999999" w:sz="4"/>
+            </w:tcBorders>
+            <w:tcMar>
+              <w:top w:type="dxa" w:w="30"/>
+              <w:left w:type="dxa" w:w="60"/>
+              <w:bottom w:type="dxa" w:w="30"/>
+              <w:right w:type="dxa" w:w="60"/>
+            </w:tcMar>
+          </w:tcPr>
+          <w:p>
+            <w:pPr>
+              <w:jc w:val="left"/>
+            </w:pPr>
+            <w:r>
+              <w:rPr>
+                <w:rFonts w:ascii="Times New Roman" w:cs="Times New Roman" w:eastAsia="Times New Roman" w:hAnsi="Times New Roman"/>
+                <w:b w:val="false"/>
+                <w:bCs w:val="false"/>
+                <w:sz w:val="15"/>
+                <w:szCs w:val="15"/>
+              </w:rPr>
+              <w:t xml:space="preserve">98.0 %</w:t>
+            </w:r>
+          </w:p>
+        </w:tc>
+        <w:tc>
+          <w:tcPr>
+            <w:tcW w:type="dxa" w:w="700"/>
+            <w:tcBorders>
+              <w:top w:val="single" w:color="999999" w:sz="4"/>
+              <w:left w:val="single" w:color="999999" w:sz="4"/>
+              <w:bottom w:val="single" w:color="999999" w:sz="4"/>
+              <w:right w:val="single" w:color="999999" w:sz="4"/>
+            </w:tcBorders>
+            <w:tcMar>
+              <w:top w:type="dxa" w:w="30"/>
+              <w:left w:type="dxa" w:w="60"/>
+              <w:bottom w:type="dxa" w:w="30"/>
+              <w:right w:type="dxa" w:w="60"/>
+            </w:tcMar>
+          </w:tcPr>
+          <w:p>
+            <w:pPr>
+              <w:jc w:val="center"/>
+            </w:pPr>
+            <w:r>
+              <w:rPr>
+                <w:rFonts w:ascii="Times New Roman" w:cs="Times New Roman" w:eastAsia="Times New Roman" w:hAnsi="Times New Roman"/>
+                <w:b w:val="false"/>
+                <w:bCs w:val="false"/>
+                <w:sz w:val="15"/>
+                <w:szCs w:val="15"/>
+              </w:rPr>
+              <w:t xml:space="preserve">5</w:t>
+            </w:r>
+          </w:p>
+        </w:tc>
+        <w:tc>
+          <w:tcPr>
+            <w:tcW w:type="dxa" w:w="2200"/>
+            <w:tcBorders>
+              <w:top w:val="single" w:color="999999" w:sz="4"/>
+              <w:left w:val="single" w:color="999999" w:sz="4"/>
+              <w:bottom w:val="single" w:color="999999" w:sz="4"/>
+              <w:right w:val="single" w:color="999999" w:sz="4"/>
+            </w:tcBorders>
+            <w:tcMar>
+              <w:top w:type="dxa" w:w="30"/>
+              <w:left w:type="dxa" w:w="60"/>
+              <w:bottom w:type="dxa" w:w="30"/>
+              <w:right w:type="dxa" w:w="60"/>
+            </w:tcMar>
+          </w:tcPr>
+          <w:p>
+            <w:pPr>
+              <w:jc w:val="center"/>
+            </w:pPr>
+            <w:r>
+              <w:rPr>
+                <w:rFonts w:ascii="Times New Roman" w:cs="Times New Roman" w:eastAsia="Times New Roman" w:hAnsi="Times New Roman"/>
+                <w:b w:val="false"/>
+                <w:bCs w:val="false"/>
+                <w:sz w:val="15"/>
+                <w:szCs w:val="15"/>
+              </w:rPr>
+              <w:t xml:space="preserve">97.3 +- 0.8</w:t>
+            </w:r>
+          </w:p>
+        </w:tc>
+        <w:tc>
+          <w:tcPr>
+            <w:tcW w:type="dxa" w:w="2200"/>
+            <w:tcBorders>
+              <w:top w:val="single" w:color="999999" w:sz="4"/>
+              <w:left w:val="single" w:color="999999" w:sz="4"/>
+              <w:bottom w:val="single" w:color="999999" w:sz="4"/>
+              <w:right w:val="single" w:color="999999" w:sz="4"/>
+            </w:tcBorders>
+            <w:tcMar>
+              <w:top w:type="dxa" w:w="30"/>
+              <w:left w:type="dxa" w:w="60"/>
+              <w:bottom w:type="dxa" w:w="30"/>
+              <w:right w:type="dxa" w:w="60"/>
+            </w:tcMar>
+          </w:tcPr>
+          <w:p>
+            <w:pPr>
+              <w:jc w:val="center"/>
+            </w:pPr>
+            <w:r>
+              <w:rPr>
+                <w:rFonts w:ascii="Times New Roman" w:cs="Times New Roman" w:eastAsia="Times New Roman" w:hAnsi="Times New Roman"/>
+                <w:b w:val="false"/>
+                <w:bCs w:val="false"/>
+                <w:sz w:val="15"/>
+                <w:szCs w:val="15"/>
+              </w:rPr>
+              <w:t xml:space="preserve">95.0 +- 1.2</w:t>
+            </w:r>
+          </w:p>
+        </w:tc>
+        <w:tc>
+          <w:tcPr>
+            <w:tcW w:type="dxa" w:w="2100"/>
+            <w:tcBorders>
+              <w:top w:val="single" w:color="999999" w:sz="4"/>
+              <w:left w:val="single" w:color="999999" w:sz="4"/>
+              <w:bottom w:val="single" w:color="999999" w:sz="4"/>
+              <w:right w:val="single" w:color="999999" w:sz="4"/>
+            </w:tcBorders>
+            <w:tcMar>
+              <w:top w:type="dxa" w:w="30"/>
+              <w:left w:type="dxa" w:w="60"/>
+              <w:bottom w:type="dxa" w:w="30"/>
+              <w:right w:type="dxa" w:w="60"/>
+            </w:tcMar>
+          </w:tcPr>
+          <w:p>
+            <w:pPr>
+              <w:jc w:val="center"/>
+            </w:pPr>
+            <w:r>
+              <w:rPr>
+                <w:rFonts w:ascii="Times New Roman" w:cs="Times New Roman" w:eastAsia="Times New Roman" w:hAnsi="Times New Roman"/>
+                <w:b w:val="false"/>
+                <w:bCs w:val="false"/>
+                <w:sz w:val="15"/>
+                <w:szCs w:val="15"/>
+              </w:rPr>
+              <w:t xml:space="preserve">3.83 +- 0.84</w:t>
+            </w:r>
+          </w:p>
+        </w:tc>
+        <w:tc>
+          <w:tcPr>
+            <w:tcW w:type="dxa" w:w="800"/>
+            <w:tcBorders>
+              <w:top w:val="single" w:color="999999" w:sz="4"/>
+              <w:left w:val="single" w:color="999999" w:sz="4"/>
+              <w:bottom w:val="single" w:color="999999" w:sz="4"/>
+              <w:right w:val="single" w:color="999999" w:sz="4"/>
+            </w:tcBorders>
+            <w:tcMar>
+              <w:top w:type="dxa" w:w="30"/>
+              <w:left w:type="dxa" w:w="60"/>
+              <w:bottom w:type="dxa" w:w="30"/>
+              <w:right w:type="dxa" w:w="60"/>
+            </w:tcMar>
+          </w:tcPr>
+          <w:p>
+            <w:pPr>
+              <w:jc w:val="center"/>
+            </w:pPr>
+            <w:r>
+              <w:rPr>
+                <w:rFonts w:ascii="Times New Roman" w:cs="Times New Roman" w:eastAsia="Times New Roman" w:hAnsi="Times New Roman"/>
+                <w:b w:val="false"/>
+                <w:bCs w:val="false"/>
+                <w:sz w:val="15"/>
+                <w:szCs w:val="15"/>
+              </w:rPr>
+              <w:t xml:space="preserve">0.612</w:t>
+            </w:r>
+          </w:p>
+        </w:tc>
+        <w:tc>
+          <w:tcPr>
+            <w:tcW w:type="dxa" w:w="1700"/>
+            <w:tcBorders>
+              <w:top w:val="single" w:color="999999" w:sz="4"/>
+              <w:left w:val="single" w:color="999999" w:sz="4"/>
+              <w:bottom w:val="single" w:color="999999" w:sz="4"/>
+              <w:right w:val="single" w:color="999999" w:sz="4"/>
+            </w:tcBorders>
+            <w:tcMar>
+              <w:top w:type="dxa" w:w="30"/>
+              <w:left w:type="dxa" w:w="60"/>
+              <w:bottom w:type="dxa" w:w="30"/>
+              <w:right w:type="dxa" w:w="60"/>
+            </w:tcMar>
+          </w:tcPr>
+          <w:p>
+            <w:pPr>
+              <w:jc w:val="center"/>
+            </w:pPr>
+            <w:r>
+              <w:rPr>
+                <w:rFonts w:ascii="Times New Roman" w:cs="Times New Roman" w:eastAsia="Times New Roman" w:hAnsi="Times New Roman"/>
+                <w:b w:val="false"/>
+                <w:bCs w:val="false"/>
+                <w:sz w:val="15"/>
+                <w:szCs w:val="15"/>
+              </w:rPr>
+              <w:t xml:space="preserve">[96.6, 98.1]</w:t>
+            </w:r>
+          </w:p>
+        </w:tc>
+        <w:tc>
+          <w:tcPr>
+            <w:tcW w:type="dxa" w:w="1700"/>
+            <w:tcBorders>
+              <w:top w:val="single" w:color="999999" w:sz="4"/>
+              <w:left w:val="single" w:color="999999" w:sz="4"/>
+              <w:bottom w:val="single" w:color="999999" w:sz="4"/>
+              <w:right w:val="single" w:color="999999" w:sz="4"/>
+            </w:tcBorders>
+            <w:tcMar>
+              <w:top w:type="dxa" w:w="30"/>
+              <w:left w:type="dxa" w:w="60"/>
+              <w:bottom w:type="dxa" w:w="30"/>
+              <w:right w:type="dxa" w:w="60"/>
+            </w:tcMar>
+          </w:tcPr>
+          <w:p>
+            <w:pPr>
+              <w:jc w:val="center"/>
+            </w:pPr>
+            <w:r>
+              <w:rPr>
+                <w:rFonts w:ascii="Times New Roman" w:cs="Times New Roman" w:eastAsia="Times New Roman" w:hAnsi="Times New Roman"/>
+                <w:b w:val="false"/>
+                <w:bCs w:val="false"/>
+                <w:sz w:val="15"/>
+                <w:szCs w:val="15"/>
+              </w:rPr>
+              <w:t xml:space="preserve">[3.35, 4.82]</w:t>
+            </w:r>
+          </w:p>
+        </w:tc>
+      </w:tr>
+      <w:tr>
+        <w:trPr>
+          <w:cantSplit/>
+        </w:trPr>
+        <w:tc>
+          <w:tcPr>
+            <w:tcW w:type="dxa" w:w="3100"/>
+            <w:tcBorders>
+              <w:top w:val="single" w:color="999999" w:sz="4"/>
+              <w:left w:val="single" w:color="999999" w:sz="4"/>
+              <w:bottom w:val="single" w:color="999999" w:sz="4"/>
+              <w:right w:val="single" w:color="999999" w:sz="4"/>
+            </w:tcBorders>
+            <w:tcMar>
+              <w:top w:type="dxa" w:w="30"/>
+              <w:left w:type="dxa" w:w="60"/>
+              <w:bottom w:type="dxa" w:w="30"/>
+              <w:right w:type="dxa" w:w="60"/>
+            </w:tcMar>
+          </w:tcPr>
+          <w:p>
+            <w:pPr>
+              <w:jc w:val="left"/>
+            </w:pPr>
+            <w:r>
+              <w:rPr>
+                <w:rFonts w:ascii="Times New Roman" w:cs="Times New Roman" w:eastAsia="Times New Roman" w:hAnsi="Times New Roman"/>
+                <w:b w:val="false"/>
+                <w:bCs w:val="false"/>
+                <w:sz w:val="15"/>
+                <w:szCs w:val="15"/>
+              </w:rPr>
+              <w:t xml:space="preserve">Weibull + single-tower CNN</w:t>
+            </w:r>
+          </w:p>
+        </w:tc>
+        <w:tc>
+          <w:tcPr>
+            <w:tcW w:type="dxa" w:w="1000"/>
+            <w:tcBorders>
+              <w:top w:val="single" w:color="999999" w:sz="4"/>
+              <w:left w:val="single" w:color="999999" w:sz="4"/>
+              <w:bottom w:val="single" w:color="999999" w:sz="4"/>
+              <w:right w:val="single" w:color="999999" w:sz="4"/>
+            </w:tcBorders>
+            <w:tcMar>
+              <w:top w:type="dxa" w:w="30"/>
+              <w:left w:type="dxa" w:w="60"/>
+              <w:bottom w:type="dxa" w:w="30"/>
+              <w:right w:type="dxa" w:w="60"/>
+            </w:tcMar>
+          </w:tcPr>
+          <w:p>
+            <w:pPr>
+              <w:jc w:val="left"/>
+            </w:pPr>
+            <w:r>
+              <w:rPr>
+                <w:rFonts w:ascii="Times New Roman" w:cs="Times New Roman" w:eastAsia="Times New Roman" w:hAnsi="Times New Roman"/>
+                <w:b w:val="false"/>
+                <w:bCs w:val="false"/>
+                <w:sz w:val="15"/>
+                <w:szCs w:val="15"/>
+              </w:rPr>
+              <w:t xml:space="preserve">90.0 %</w:t>
+            </w:r>
+          </w:p>
+        </w:tc>
+        <w:tc>
+          <w:tcPr>
+            <w:tcW w:type="dxa" w:w="700"/>
+            <w:tcBorders>
+              <w:top w:val="single" w:color="999999" w:sz="4"/>
+              <w:left w:val="single" w:color="999999" w:sz="4"/>
+              <w:bottom w:val="single" w:color="999999" w:sz="4"/>
+              <w:right w:val="single" w:color="999999" w:sz="4"/>
+            </w:tcBorders>
+            <w:tcMar>
+              <w:top w:type="dxa" w:w="30"/>
+              <w:left w:type="dxa" w:w="60"/>
+              <w:bottom w:type="dxa" w:w="30"/>
+              <w:right w:type="dxa" w:w="60"/>
+            </w:tcMar>
+          </w:tcPr>
+          <w:p>
+            <w:pPr>
+              <w:jc w:val="center"/>
+            </w:pPr>
+            <w:r>
+              <w:rPr>
+                <w:rFonts w:ascii="Times New Roman" w:cs="Times New Roman" w:eastAsia="Times New Roman" w:hAnsi="Times New Roman"/>
+                <w:b w:val="false"/>
+                <w:bCs w:val="false"/>
+                <w:sz w:val="15"/>
+                <w:szCs w:val="15"/>
+              </w:rPr>
+              <w:t xml:space="preserve">5</w:t>
+            </w:r>
+          </w:p>
+        </w:tc>
+        <w:tc>
+          <w:tcPr>
+            <w:tcW w:type="dxa" w:w="2200"/>
+            <w:tcBorders>
+              <w:top w:val="single" w:color="999999" w:sz="4"/>
+              <w:left w:val="single" w:color="999999" w:sz="4"/>
+              <w:bottom w:val="single" w:color="999999" w:sz="4"/>
+              <w:right w:val="single" w:color="999999" w:sz="4"/>
+            </w:tcBorders>
+            <w:tcMar>
+              <w:top w:type="dxa" w:w="30"/>
+              <w:left w:type="dxa" w:w="60"/>
+              <w:bottom w:type="dxa" w:w="30"/>
+              <w:right w:type="dxa" w:w="60"/>
+            </w:tcMar>
+          </w:tcPr>
+          <w:p>
+            <w:pPr>
+              <w:jc w:val="center"/>
+            </w:pPr>
+            <w:r>
+              <w:rPr>
+                <w:rFonts w:ascii="Times New Roman" w:cs="Times New Roman" w:eastAsia="Times New Roman" w:hAnsi="Times New Roman"/>
+                <w:b w:val="false"/>
+                <w:bCs w:val="false"/>
+                <w:sz w:val="15"/>
+                <w:szCs w:val="15"/>
+              </w:rPr>
+              <w:t xml:space="preserve">87.8 +- 1.8</w:t>
+            </w:r>
+          </w:p>
+        </w:tc>
+        <w:tc>
+          <w:tcPr>
+            <w:tcW w:type="dxa" w:w="2200"/>
+            <w:tcBorders>
+              <w:top w:val="single" w:color="999999" w:sz="4"/>
+              <w:left w:val="single" w:color="999999" w:sz="4"/>
+              <w:bottom w:val="single" w:color="999999" w:sz="4"/>
+              <w:right w:val="single" w:color="999999" w:sz="4"/>
+            </w:tcBorders>
+            <w:tcMar>
+              <w:top w:type="dxa" w:w="30"/>
+              <w:left w:type="dxa" w:w="60"/>
+              <w:bottom w:type="dxa" w:w="30"/>
+              <w:right w:type="dxa" w:w="60"/>
+            </w:tcMar>
+          </w:tcPr>
+          <w:p>
+            <w:pPr>
+              <w:jc w:val="center"/>
+            </w:pPr>
+            <w:r>
+              <w:rPr>
+                <w:rFonts w:ascii="Times New Roman" w:cs="Times New Roman" w:eastAsia="Times New Roman" w:hAnsi="Times New Roman"/>
+                <w:b w:val="false"/>
+                <w:bCs w:val="false"/>
+                <w:sz w:val="15"/>
+                <w:szCs w:val="15"/>
+              </w:rPr>
+              <w:t xml:space="preserve">77.5 +- 2.2</w:t>
+            </w:r>
+          </w:p>
+        </w:tc>
+        <w:tc>
+          <w:tcPr>
+            <w:tcW w:type="dxa" w:w="2100"/>
+            <w:tcBorders>
+              <w:top w:val="single" w:color="999999" w:sz="4"/>
+              <w:left w:val="single" w:color="999999" w:sz="4"/>
+              <w:bottom w:val="single" w:color="999999" w:sz="4"/>
+              <w:right w:val="single" w:color="999999" w:sz="4"/>
+            </w:tcBorders>
+            <w:tcMar>
+              <w:top w:type="dxa" w:w="30"/>
+              <w:left w:type="dxa" w:w="60"/>
+              <w:bottom w:type="dxa" w:w="30"/>
+              <w:right w:type="dxa" w:w="60"/>
+            </w:tcMar>
+          </w:tcPr>
+          <w:p>
+            <w:pPr>
+              <w:jc w:val="center"/>
+            </w:pPr>
+            <w:r>
+              <w:rPr>
+                <w:rFonts w:ascii="Times New Roman" w:cs="Times New Roman" w:eastAsia="Times New Roman" w:hAnsi="Times New Roman"/>
+                <w:b w:val="false"/>
+                <w:bCs w:val="false"/>
+                <w:sz w:val="15"/>
+                <w:szCs w:val="15"/>
+              </w:rPr>
+              <w:t xml:space="preserve">0.79 +- 0.13</w:t>
+            </w:r>
+          </w:p>
+        </w:tc>
+        <w:tc>
+          <w:tcPr>
+            <w:tcW w:type="dxa" w:w="800"/>
+            <w:tcBorders>
+              <w:top w:val="single" w:color="999999" w:sz="4"/>
+              <w:left w:val="single" w:color="999999" w:sz="4"/>
+              <w:bottom w:val="single" w:color="999999" w:sz="4"/>
+              <w:right w:val="single" w:color="999999" w:sz="4"/>
+            </w:tcBorders>
+            <w:tcMar>
+              <w:top w:type="dxa" w:w="30"/>
+              <w:left w:type="dxa" w:w="60"/>
+              <w:bottom w:type="dxa" w:w="30"/>
+              <w:right w:type="dxa" w:w="60"/>
+            </w:tcMar>
+          </w:tcPr>
+          <w:p>
+            <w:pPr>
+              <w:jc w:val="center"/>
+            </w:pPr>
+            <w:r>
+              <w:rPr>
+                <w:rFonts w:ascii="Times New Roman" w:cs="Times New Roman" w:eastAsia="Times New Roman" w:hAnsi="Times New Roman"/>
+                <w:b w:val="false"/>
+                <w:bCs w:val="false"/>
+                <w:sz w:val="15"/>
+                <w:szCs w:val="15"/>
+              </w:rPr>
+              <w:t xml:space="preserve">0.824</w:t>
+            </w:r>
+          </w:p>
+        </w:tc>
+        <w:tc>
+          <w:tcPr>
+            <w:tcW w:type="dxa" w:w="1700"/>
+            <w:tcBorders>
+              <w:top w:val="single" w:color="999999" w:sz="4"/>
+              <w:left w:val="single" w:color="999999" w:sz="4"/>
+              <w:bottom w:val="single" w:color="999999" w:sz="4"/>
+              <w:right w:val="single" w:color="999999" w:sz="4"/>
+            </w:tcBorders>
+            <w:tcMar>
+              <w:top w:type="dxa" w:w="30"/>
+              <w:left w:type="dxa" w:w="60"/>
+              <w:bottom w:type="dxa" w:w="30"/>
+              <w:right w:type="dxa" w:w="60"/>
+            </w:tcMar>
+          </w:tcPr>
+          <w:p>
+            <w:pPr>
+              <w:jc w:val="center"/>
+            </w:pPr>
+            <w:r>
+              <w:rPr>
+                <w:rFonts w:ascii="Times New Roman" w:cs="Times New Roman" w:eastAsia="Times New Roman" w:hAnsi="Times New Roman"/>
+                <w:b w:val="false"/>
+                <w:bCs w:val="false"/>
+                <w:sz w:val="15"/>
+                <w:szCs w:val="15"/>
+              </w:rPr>
+              <w:t xml:space="preserve">[85.2, 89.7]</w:t>
+            </w:r>
+          </w:p>
+        </w:tc>
+        <w:tc>
+          <w:tcPr>
+            <w:tcW w:type="dxa" w:w="1700"/>
+            <w:tcBorders>
+              <w:top w:val="single" w:color="999999" w:sz="4"/>
+              <w:left w:val="single" w:color="999999" w:sz="4"/>
+              <w:bottom w:val="single" w:color="999999" w:sz="4"/>
+              <w:right w:val="single" w:color="999999" w:sz="4"/>
+            </w:tcBorders>
+            <w:tcMar>
+              <w:top w:type="dxa" w:w="30"/>
+              <w:left w:type="dxa" w:w="60"/>
+              <w:bottom w:type="dxa" w:w="30"/>
+              <w:right w:type="dxa" w:w="60"/>
+            </w:tcMar>
+          </w:tcPr>
+          <w:p>
+            <w:pPr>
+              <w:jc w:val="center"/>
+            </w:pPr>
+            <w:r>
+              <w:rPr>
+                <w:rFonts w:ascii="Times New Roman" w:cs="Times New Roman" w:eastAsia="Times New Roman" w:hAnsi="Times New Roman"/>
+                <w:b w:val="false"/>
+                <w:bCs w:val="false"/>
+                <w:sz w:val="15"/>
+                <w:szCs w:val="15"/>
+              </w:rPr>
+              <w:t xml:space="preserve">[0.61, 0.92]</w:t>
+            </w:r>
+          </w:p>
+        </w:tc>
+      </w:tr>
+      <w:tr>
+        <w:trPr>
+          <w:cantSplit/>
+        </w:trPr>
+        <w:tc>
+          <w:tcPr>
+            <w:tcW w:type="dxa" w:w="3100"/>
+            <w:tcBorders>
+              <w:top w:val="single" w:color="999999" w:sz="4"/>
+              <w:left w:val="single" w:color="999999" w:sz="4"/>
+              <w:bottom w:val="single" w:color="999999" w:sz="4"/>
+              <w:right w:val="single" w:color="999999" w:sz="4"/>
+            </w:tcBorders>
+            <w:tcMar>
+              <w:top w:type="dxa" w:w="30"/>
+              <w:left w:type="dxa" w:w="60"/>
+              <w:bottom w:type="dxa" w:w="30"/>
+              <w:right w:type="dxa" w:w="60"/>
+            </w:tcMar>
+          </w:tcPr>
+          <w:p>
+            <w:pPr>
+              <w:jc w:val="left"/>
+            </w:pPr>
+            <w:r>
+              <w:rPr>
+                <w:rFonts w:ascii="Times New Roman" w:cs="Times New Roman" w:eastAsia="Times New Roman" w:hAnsi="Times New Roman"/>
+                <w:b w:val="false"/>
+                <w:bCs w:val="false"/>
+                <w:sz w:val="15"/>
+                <w:szCs w:val="15"/>
+              </w:rPr>
+              <w:t xml:space="preserve">Weibull + single-tower CNN</w:t>
+            </w:r>
+          </w:p>
+        </w:tc>
+        <w:tc>
+          <w:tcPr>
+            <w:tcW w:type="dxa" w:w="1000"/>
+            <w:tcBorders>
+              <w:top w:val="single" w:color="999999" w:sz="4"/>
+              <w:left w:val="single" w:color="999999" w:sz="4"/>
+              <w:bottom w:val="single" w:color="999999" w:sz="4"/>
+              <w:right w:val="single" w:color="999999" w:sz="4"/>
+            </w:tcBorders>
+            <w:tcMar>
+              <w:top w:type="dxa" w:w="30"/>
+              <w:left w:type="dxa" w:w="60"/>
+              <w:bottom w:type="dxa" w:w="30"/>
+              <w:right w:type="dxa" w:w="60"/>
+            </w:tcMar>
+          </w:tcPr>
+          <w:p>
+            <w:pPr>
+              <w:jc w:val="left"/>
+            </w:pPr>
+            <w:r>
+              <w:rPr>
+                <w:rFonts w:ascii="Times New Roman" w:cs="Times New Roman" w:eastAsia="Times New Roman" w:hAnsi="Times New Roman"/>
+                <w:b w:val="false"/>
+                <w:bCs w:val="false"/>
+                <w:sz w:val="15"/>
+                <w:szCs w:val="15"/>
+              </w:rPr>
+              <w:t xml:space="preserve">95.0 %</w:t>
+            </w:r>
+          </w:p>
+        </w:tc>
+        <w:tc>
+          <w:tcPr>
+            <w:tcW w:type="dxa" w:w="700"/>
+            <w:tcBorders>
+              <w:top w:val="single" w:color="999999" w:sz="4"/>
+              <w:left w:val="single" w:color="999999" w:sz="4"/>
+              <w:bottom w:val="single" w:color="999999" w:sz="4"/>
+              <w:right w:val="single" w:color="999999" w:sz="4"/>
+            </w:tcBorders>
+            <w:tcMar>
+              <w:top w:type="dxa" w:w="30"/>
+              <w:left w:type="dxa" w:w="60"/>
+              <w:bottom w:type="dxa" w:w="30"/>
+              <w:right w:type="dxa" w:w="60"/>
+            </w:tcMar>
+          </w:tcPr>
+          <w:p>
+            <w:pPr>
+              <w:jc w:val="center"/>
+            </w:pPr>
+            <w:r>
+              <w:rPr>
+                <w:rFonts w:ascii="Times New Roman" w:cs="Times New Roman" w:eastAsia="Times New Roman" w:hAnsi="Times New Roman"/>
+                <w:b w:val="false"/>
+                <w:bCs w:val="false"/>
+                <w:sz w:val="15"/>
+                <w:szCs w:val="15"/>
+              </w:rPr>
+              <w:t xml:space="preserve">5</w:t>
+            </w:r>
+          </w:p>
+        </w:tc>
+        <w:tc>
+          <w:tcPr>
+            <w:tcW w:type="dxa" w:w="2200"/>
+            <w:tcBorders>
+              <w:top w:val="single" w:color="999999" w:sz="4"/>
+              <w:left w:val="single" w:color="999999" w:sz="4"/>
+              <w:bottom w:val="single" w:color="999999" w:sz="4"/>
+              <w:right w:val="single" w:color="999999" w:sz="4"/>
+            </w:tcBorders>
+            <w:tcMar>
+              <w:top w:type="dxa" w:w="30"/>
+              <w:left w:type="dxa" w:w="60"/>
+              <w:bottom w:type="dxa" w:w="30"/>
+              <w:right w:type="dxa" w:w="60"/>
+            </w:tcMar>
+          </w:tcPr>
+          <w:p>
+            <w:pPr>
+              <w:jc w:val="center"/>
+            </w:pPr>
+            <w:r>
+              <w:rPr>
+                <w:rFonts w:ascii="Times New Roman" w:cs="Times New Roman" w:eastAsia="Times New Roman" w:hAnsi="Times New Roman"/>
+                <w:b w:val="false"/>
+                <w:bCs w:val="false"/>
+                <w:sz w:val="15"/>
+                <w:szCs w:val="15"/>
+              </w:rPr>
+              <w:t xml:space="preserve">93.7 +- 1.3</w:t>
+            </w:r>
+          </w:p>
+        </w:tc>
+        <w:tc>
+          <w:tcPr>
+            <w:tcW w:type="dxa" w:w="2200"/>
+            <w:tcBorders>
+              <w:top w:val="single" w:color="999999" w:sz="4"/>
+              <w:left w:val="single" w:color="999999" w:sz="4"/>
+              <w:bottom w:val="single" w:color="999999" w:sz="4"/>
+              <w:right w:val="single" w:color="999999" w:sz="4"/>
+            </w:tcBorders>
+            <w:tcMar>
+              <w:top w:type="dxa" w:w="30"/>
+              <w:left w:type="dxa" w:w="60"/>
+              <w:bottom w:type="dxa" w:w="30"/>
+              <w:right w:type="dxa" w:w="60"/>
+            </w:tcMar>
+          </w:tcPr>
+          <w:p>
+            <w:pPr>
+              <w:jc w:val="center"/>
+            </w:pPr>
+            <w:r>
+              <w:rPr>
+                <w:rFonts w:ascii="Times New Roman" w:cs="Times New Roman" w:eastAsia="Times New Roman" w:hAnsi="Times New Roman"/>
+                <w:b w:val="false"/>
+                <w:bCs w:val="false"/>
+                <w:sz w:val="15"/>
+                <w:szCs w:val="15"/>
+              </w:rPr>
+              <w:t xml:space="preserve">88.6 +- 1.9</w:t>
+            </w:r>
+          </w:p>
+        </w:tc>
+        <w:tc>
+          <w:tcPr>
+            <w:tcW w:type="dxa" w:w="2100"/>
+            <w:tcBorders>
+              <w:top w:val="single" w:color="999999" w:sz="4"/>
+              <w:left w:val="single" w:color="999999" w:sz="4"/>
+              <w:bottom w:val="single" w:color="999999" w:sz="4"/>
+              <w:right w:val="single" w:color="999999" w:sz="4"/>
+            </w:tcBorders>
+            <w:tcMar>
+              <w:top w:type="dxa" w:w="30"/>
+              <w:left w:type="dxa" w:w="60"/>
+              <w:bottom w:type="dxa" w:w="30"/>
+              <w:right w:type="dxa" w:w="60"/>
+            </w:tcMar>
+          </w:tcPr>
+          <w:p>
+            <w:pPr>
+              <w:jc w:val="center"/>
+            </w:pPr>
+            <w:r>
+              <w:rPr>
+                <w:rFonts w:ascii="Times New Roman" w:cs="Times New Roman" w:eastAsia="Times New Roman" w:hAnsi="Times New Roman"/>
+                <w:b w:val="false"/>
+                <w:bCs w:val="false"/>
+                <w:sz w:val="15"/>
+                <w:szCs w:val="15"/>
+              </w:rPr>
+              <w:t xml:space="preserve">2.14 +- 0.33</w:t>
+            </w:r>
+          </w:p>
+        </w:tc>
+        <w:tc>
+          <w:tcPr>
+            <w:tcW w:type="dxa" w:w="800"/>
+            <w:tcBorders>
+              <w:top w:val="single" w:color="999999" w:sz="4"/>
+              <w:left w:val="single" w:color="999999" w:sz="4"/>
+              <w:bottom w:val="single" w:color="999999" w:sz="4"/>
+              <w:right w:val="single" w:color="999999" w:sz="4"/>
+            </w:tcBorders>
+            <w:tcMar>
+              <w:top w:type="dxa" w:w="30"/>
+              <w:left w:type="dxa" w:w="60"/>
+              <w:bottom w:type="dxa" w:w="30"/>
+              <w:right w:type="dxa" w:w="60"/>
+            </w:tcMar>
+          </w:tcPr>
+          <w:p>
+            <w:pPr>
+              <w:jc w:val="center"/>
+            </w:pPr>
+            <w:r>
+              <w:rPr>
+                <w:rFonts w:ascii="Times New Roman" w:cs="Times New Roman" w:eastAsia="Times New Roman" w:hAnsi="Times New Roman"/>
+                <w:b w:val="false"/>
+                <w:bCs w:val="false"/>
+                <w:sz w:val="15"/>
+                <w:szCs w:val="15"/>
+              </w:rPr>
+              <w:t xml:space="preserve">0.716</w:t>
+            </w:r>
+          </w:p>
+        </w:tc>
+        <w:tc>
+          <w:tcPr>
+            <w:tcW w:type="dxa" w:w="1700"/>
+            <w:tcBorders>
+              <w:top w:val="single" w:color="999999" w:sz="4"/>
+              <w:left w:val="single" w:color="999999" w:sz="4"/>
+              <w:bottom w:val="single" w:color="999999" w:sz="4"/>
+              <w:right w:val="single" w:color="999999" w:sz="4"/>
+            </w:tcBorders>
+            <w:tcMar>
+              <w:top w:type="dxa" w:w="30"/>
+              <w:left w:type="dxa" w:w="60"/>
+              <w:bottom w:type="dxa" w:w="30"/>
+              <w:right w:type="dxa" w:w="60"/>
+            </w:tcMar>
+          </w:tcPr>
+          <w:p>
+            <w:pPr>
+              <w:jc w:val="center"/>
+            </w:pPr>
+            <w:r>
+              <w:rPr>
+                <w:rFonts w:ascii="Times New Roman" w:cs="Times New Roman" w:eastAsia="Times New Roman" w:hAnsi="Times New Roman"/>
+                <w:b w:val="false"/>
+                <w:bCs w:val="false"/>
+                <w:sz w:val="15"/>
+                <w:szCs w:val="15"/>
+              </w:rPr>
+              <w:t xml:space="preserve">[91.6, 94.9]</w:t>
+            </w:r>
+          </w:p>
+        </w:tc>
+        <w:tc>
+          <w:tcPr>
+            <w:tcW w:type="dxa" w:w="1700"/>
+            <w:tcBorders>
+              <w:top w:val="single" w:color="999999" w:sz="4"/>
+              <w:left w:val="single" w:color="999999" w:sz="4"/>
+              <w:bottom w:val="single" w:color="999999" w:sz="4"/>
+              <w:right w:val="single" w:color="999999" w:sz="4"/>
+            </w:tcBorders>
+            <w:tcMar>
+              <w:top w:type="dxa" w:w="30"/>
+              <w:left w:type="dxa" w:w="60"/>
+              <w:bottom w:type="dxa" w:w="30"/>
+              <w:right w:type="dxa" w:w="60"/>
+            </w:tcMar>
+          </w:tcPr>
+          <w:p>
+            <w:pPr>
+              <w:jc w:val="center"/>
+            </w:pPr>
+            <w:r>
+              <w:rPr>
+                <w:rFonts w:ascii="Times New Roman" w:cs="Times New Roman" w:eastAsia="Times New Roman" w:hAnsi="Times New Roman"/>
+                <w:b w:val="false"/>
+                <w:bCs w:val="false"/>
+                <w:sz w:val="15"/>
+                <w:szCs w:val="15"/>
+              </w:rPr>
+              <w:t xml:space="preserve">[1.70, 2.49]</w:t>
+            </w:r>
+          </w:p>
+        </w:tc>
+      </w:tr>
+      <w:tr>
+        <w:trPr>
+          <w:cantSplit/>
+        </w:trPr>
+        <w:tc>
+          <w:tcPr>
+            <w:tcW w:type="dxa" w:w="3100"/>
+            <w:tcBorders>
+              <w:top w:val="single" w:color="999999" w:sz="4"/>
+              <w:left w:val="single" w:color="999999" w:sz="4"/>
+              <w:bottom w:val="single" w:color="999999" w:sz="4"/>
+              <w:right w:val="single" w:color="999999" w:sz="4"/>
+            </w:tcBorders>
+            <w:tcMar>
+              <w:top w:type="dxa" w:w="30"/>
+              <w:left w:type="dxa" w:w="60"/>
+              <w:bottom w:type="dxa" w:w="30"/>
+              <w:right w:type="dxa" w:w="60"/>
+            </w:tcMar>
+          </w:tcPr>
+          <w:p>
+            <w:pPr>
+              <w:jc w:val="left"/>
+            </w:pPr>
+            <w:r>
+              <w:rPr>
+                <w:rFonts w:ascii="Times New Roman" w:cs="Times New Roman" w:eastAsia="Times New Roman" w:hAnsi="Times New Roman"/>
+                <w:b w:val="false"/>
+                <w:bCs w:val="false"/>
+                <w:sz w:val="15"/>
+                <w:szCs w:val="15"/>
+              </w:rPr>
+              <w:t xml:space="preserve">Weibull + single-tower CNN</w:t>
+            </w:r>
+          </w:p>
+        </w:tc>
+        <w:tc>
+          <w:tcPr>
+            <w:tcW w:type="dxa" w:w="1000"/>
+            <w:tcBorders>
+              <w:top w:val="single" w:color="999999" w:sz="4"/>
+              <w:left w:val="single" w:color="999999" w:sz="4"/>
+              <w:bottom w:val="single" w:color="999999" w:sz="4"/>
+              <w:right w:val="single" w:color="999999" w:sz="4"/>
+            </w:tcBorders>
+            <w:tcMar>
+              <w:top w:type="dxa" w:w="30"/>
+              <w:left w:type="dxa" w:w="60"/>
+              <w:bottom w:type="dxa" w:w="30"/>
+              <w:right w:type="dxa" w:w="60"/>
+            </w:tcMar>
+          </w:tcPr>
+          <w:p>
+            <w:pPr>
+              <w:jc w:val="left"/>
+            </w:pPr>
+            <w:r>
+              <w:rPr>
+                <w:rFonts w:ascii="Times New Roman" w:cs="Times New Roman" w:eastAsia="Times New Roman" w:hAnsi="Times New Roman"/>
+                <w:b w:val="false"/>
+                <w:bCs w:val="false"/>
+                <w:sz w:val="15"/>
+                <w:szCs w:val="15"/>
+              </w:rPr>
+              <w:t xml:space="preserve">97.0 %</w:t>
+            </w:r>
+          </w:p>
+        </w:tc>
+        <w:tc>
+          <w:tcPr>
+            <w:tcW w:type="dxa" w:w="700"/>
+            <w:tcBorders>
+              <w:top w:val="single" w:color="999999" w:sz="4"/>
+              <w:left w:val="single" w:color="999999" w:sz="4"/>
+              <w:bottom w:val="single" w:color="999999" w:sz="4"/>
+              <w:right w:val="single" w:color="999999" w:sz="4"/>
+            </w:tcBorders>
+            <w:tcMar>
+              <w:top w:type="dxa" w:w="30"/>
+              <w:left w:type="dxa" w:w="60"/>
+              <w:bottom w:type="dxa" w:w="30"/>
+              <w:right w:type="dxa" w:w="60"/>
+            </w:tcMar>
+          </w:tcPr>
+          <w:p>
+            <w:pPr>
+              <w:jc w:val="center"/>
+            </w:pPr>
+            <w:r>
+              <w:rPr>
+                <w:rFonts w:ascii="Times New Roman" w:cs="Times New Roman" w:eastAsia="Times New Roman" w:hAnsi="Times New Roman"/>
+                <w:b w:val="false"/>
+                <w:bCs w:val="false"/>
+                <w:sz w:val="15"/>
+                <w:szCs w:val="15"/>
+              </w:rPr>
+              <w:t xml:space="preserve">5</w:t>
+            </w:r>
+          </w:p>
+        </w:tc>
+        <w:tc>
+          <w:tcPr>
+            <w:tcW w:type="dxa" w:w="2200"/>
+            <w:tcBorders>
+              <w:top w:val="single" w:color="999999" w:sz="4"/>
+              <w:left w:val="single" w:color="999999" w:sz="4"/>
+              <w:bottom w:val="single" w:color="999999" w:sz="4"/>
+              <w:right w:val="single" w:color="999999" w:sz="4"/>
+            </w:tcBorders>
+            <w:tcMar>
+              <w:top w:type="dxa" w:w="30"/>
+              <w:left w:type="dxa" w:w="60"/>
+              <w:bottom w:type="dxa" w:w="30"/>
+              <w:right w:type="dxa" w:w="60"/>
+            </w:tcMar>
+          </w:tcPr>
+          <w:p>
+            <w:pPr>
+              <w:jc w:val="center"/>
+            </w:pPr>
+            <w:r>
+              <w:rPr>
+                <w:rFonts w:ascii="Times New Roman" w:cs="Times New Roman" w:eastAsia="Times New Roman" w:hAnsi="Times New Roman"/>
+                <w:b w:val="false"/>
+                <w:bCs w:val="false"/>
+                <w:sz w:val="15"/>
+                <w:szCs w:val="15"/>
+              </w:rPr>
+              <w:t xml:space="preserve">95.8 +- 1.1</w:t>
+            </w:r>
+          </w:p>
+        </w:tc>
+        <w:tc>
+          <w:tcPr>
+            <w:tcW w:type="dxa" w:w="2200"/>
+            <w:tcBorders>
+              <w:top w:val="single" w:color="999999" w:sz="4"/>
+              <w:left w:val="single" w:color="999999" w:sz="4"/>
+              <w:bottom w:val="single" w:color="999999" w:sz="4"/>
+              <w:right w:val="single" w:color="999999" w:sz="4"/>
+            </w:tcBorders>
+            <w:tcMar>
+              <w:top w:type="dxa" w:w="30"/>
+              <w:left w:type="dxa" w:w="60"/>
+              <w:bottom w:type="dxa" w:w="30"/>
+              <w:right w:type="dxa" w:w="60"/>
+            </w:tcMar>
+          </w:tcPr>
+          <w:p>
+            <w:pPr>
+              <w:jc w:val="center"/>
+            </w:pPr>
+            <w:r>
+              <w:rPr>
+                <w:rFonts w:ascii="Times New Roman" w:cs="Times New Roman" w:eastAsia="Times New Roman" w:hAnsi="Times New Roman"/>
+                <w:b w:val="false"/>
+                <w:bCs w:val="false"/>
+                <w:sz w:val="15"/>
+                <w:szCs w:val="15"/>
+              </w:rPr>
+              <w:t xml:space="preserve">92.2 +- 1.6</w:t>
+            </w:r>
+          </w:p>
+        </w:tc>
+        <w:tc>
+          <w:tcPr>
+            <w:tcW w:type="dxa" w:w="2100"/>
+            <w:tcBorders>
+              <w:top w:val="single" w:color="999999" w:sz="4"/>
+              <w:left w:val="single" w:color="999999" w:sz="4"/>
+              <w:bottom w:val="single" w:color="999999" w:sz="4"/>
+              <w:right w:val="single" w:color="999999" w:sz="4"/>
+            </w:tcBorders>
+            <w:tcMar>
+              <w:top w:type="dxa" w:w="30"/>
+              <w:left w:type="dxa" w:w="60"/>
+              <w:bottom w:type="dxa" w:w="30"/>
+              <w:right w:type="dxa" w:w="60"/>
+            </w:tcMar>
+          </w:tcPr>
+          <w:p>
+            <w:pPr>
+              <w:jc w:val="center"/>
+            </w:pPr>
+            <w:r>
+              <w:rPr>
+                <w:rFonts w:ascii="Times New Roman" w:cs="Times New Roman" w:eastAsia="Times New Roman" w:hAnsi="Times New Roman"/>
+                <w:b w:val="false"/>
+                <w:bCs w:val="false"/>
+                <w:sz w:val="15"/>
+                <w:szCs w:val="15"/>
+              </w:rPr>
+              <w:t xml:space="preserve">3.40 +- 0.59</w:t>
+            </w:r>
+          </w:p>
+        </w:tc>
+        <w:tc>
+          <w:tcPr>
+            <w:tcW w:type="dxa" w:w="800"/>
+            <w:tcBorders>
+              <w:top w:val="single" w:color="999999" w:sz="4"/>
+              <w:left w:val="single" w:color="999999" w:sz="4"/>
+              <w:bottom w:val="single" w:color="999999" w:sz="4"/>
+              <w:right w:val="single" w:color="999999" w:sz="4"/>
+            </w:tcBorders>
+            <w:tcMar>
+              <w:top w:type="dxa" w:w="30"/>
+              <w:left w:type="dxa" w:w="60"/>
+              <w:bottom w:type="dxa" w:w="30"/>
+              <w:right w:type="dxa" w:w="60"/>
+            </w:tcMar>
+          </w:tcPr>
+          <w:p>
+            <w:pPr>
+              <w:jc w:val="center"/>
+            </w:pPr>
+            <w:r>
+              <w:rPr>
+                <w:rFonts w:ascii="Times New Roman" w:cs="Times New Roman" w:eastAsia="Times New Roman" w:hAnsi="Times New Roman"/>
+                <w:b w:val="false"/>
+                <w:bCs w:val="false"/>
+                <w:sz w:val="15"/>
+                <w:szCs w:val="15"/>
+              </w:rPr>
+              <w:t xml:space="preserve">0.632</w:t>
+            </w:r>
+          </w:p>
+        </w:tc>
+        <w:tc>
+          <w:tcPr>
+            <w:tcW w:type="dxa" w:w="1700"/>
+            <w:tcBorders>
+              <w:top w:val="single" w:color="999999" w:sz="4"/>
+              <w:left w:val="single" w:color="999999" w:sz="4"/>
+              <w:bottom w:val="single" w:color="999999" w:sz="4"/>
+              <w:right w:val="single" w:color="999999" w:sz="4"/>
+            </w:tcBorders>
+            <w:tcMar>
+              <w:top w:type="dxa" w:w="30"/>
+              <w:left w:type="dxa" w:w="60"/>
+              <w:bottom w:type="dxa" w:w="30"/>
+              <w:right w:type="dxa" w:w="60"/>
+            </w:tcMar>
+          </w:tcPr>
+          <w:p>
+            <w:pPr>
+              <w:jc w:val="center"/>
+            </w:pPr>
+            <w:r>
+              <w:rPr>
+                <w:rFonts w:ascii="Times New Roman" w:cs="Times New Roman" w:eastAsia="Times New Roman" w:hAnsi="Times New Roman"/>
+                <w:b w:val="false"/>
+                <w:bCs w:val="false"/>
+                <w:sz w:val="15"/>
+                <w:szCs w:val="15"/>
+              </w:rPr>
+              <w:t xml:space="preserve">[94.0, 96.6]</w:t>
+            </w:r>
+          </w:p>
+        </w:tc>
+        <w:tc>
+          <w:tcPr>
+            <w:tcW w:type="dxa" w:w="1700"/>
+            <w:tcBorders>
+              <w:top w:val="single" w:color="999999" w:sz="4"/>
+              <w:left w:val="single" w:color="999999" w:sz="4"/>
+              <w:bottom w:val="single" w:color="999999" w:sz="4"/>
+              <w:right w:val="single" w:color="999999" w:sz="4"/>
+            </w:tcBorders>
+            <w:tcMar>
+              <w:top w:type="dxa" w:w="30"/>
+              <w:left w:type="dxa" w:w="60"/>
+              <w:bottom w:type="dxa" w:w="30"/>
+              <w:right w:type="dxa" w:w="60"/>
+            </w:tcMar>
+          </w:tcPr>
+          <w:p>
+            <w:pPr>
+              <w:jc w:val="center"/>
+            </w:pPr>
+            <w:r>
+              <w:rPr>
+                <w:rFonts w:ascii="Times New Roman" w:cs="Times New Roman" w:eastAsia="Times New Roman" w:hAnsi="Times New Roman"/>
+                <w:b w:val="false"/>
+                <w:bCs w:val="false"/>
+                <w:sz w:val="15"/>
+                <w:szCs w:val="15"/>
+              </w:rPr>
+              <w:t xml:space="preserve">[2.68, 3.81]</w:t>
+            </w:r>
+          </w:p>
+        </w:tc>
+      </w:tr>
+      <w:tr>
+        <w:trPr>
+          <w:cantSplit/>
+        </w:trPr>
+        <w:tc>
+          <w:tcPr>
+            <w:tcW w:type="dxa" w:w="3100"/>
+            <w:tcBorders>
+              <w:top w:val="single" w:color="999999" w:sz="4"/>
+              <w:left w:val="single" w:color="999999" w:sz="4"/>
+              <w:bottom w:val="single" w:color="999999" w:sz="4"/>
+              <w:right w:val="single" w:color="999999" w:sz="4"/>
+            </w:tcBorders>
+            <w:tcMar>
+              <w:top w:type="dxa" w:w="30"/>
+              <w:left w:type="dxa" w:w="60"/>
+              <w:bottom w:type="dxa" w:w="30"/>
+              <w:right w:type="dxa" w:w="60"/>
+            </w:tcMar>
+          </w:tcPr>
+          <w:p>
+            <w:pPr>
+              <w:jc w:val="left"/>
+            </w:pPr>
+            <w:r>
+              <w:rPr>
+                <w:rFonts w:ascii="Times New Roman" w:cs="Times New Roman" w:eastAsia="Times New Roman" w:hAnsi="Times New Roman"/>
+                <w:b w:val="false"/>
+                <w:bCs w:val="false"/>
+                <w:sz w:val="15"/>
+                <w:szCs w:val="15"/>
+              </w:rPr>
+              <w:t xml:space="preserve">Weibull + single-tower CNN</w:t>
+            </w:r>
+          </w:p>
+        </w:tc>
+        <w:tc>
+          <w:tcPr>
+            <w:tcW w:type="dxa" w:w="1000"/>
+            <w:tcBorders>
+              <w:top w:val="single" w:color="999999" w:sz="4"/>
+              <w:left w:val="single" w:color="999999" w:sz="4"/>
+              <w:bottom w:val="single" w:color="999999" w:sz="4"/>
+              <w:right w:val="single" w:color="999999" w:sz="4"/>
+            </w:tcBorders>
+            <w:tcMar>
+              <w:top w:type="dxa" w:w="30"/>
+              <w:left w:type="dxa" w:w="60"/>
+              <w:bottom w:type="dxa" w:w="30"/>
+              <w:right w:type="dxa" w:w="60"/>
+            </w:tcMar>
+          </w:tcPr>
+          <w:p>
+            <w:pPr>
+              <w:jc w:val="left"/>
+            </w:pPr>
+            <w:r>
+              <w:rPr>
+                <w:rFonts w:ascii="Times New Roman" w:cs="Times New Roman" w:eastAsia="Times New Roman" w:hAnsi="Times New Roman"/>
+                <w:b w:val="false"/>
+                <w:bCs w:val="false"/>
+                <w:sz w:val="15"/>
+                <w:szCs w:val="15"/>
+              </w:rPr>
+              <w:t xml:space="preserve">98.0 %</w:t>
+            </w:r>
+          </w:p>
+        </w:tc>
+        <w:tc>
+          <w:tcPr>
+            <w:tcW w:type="dxa" w:w="700"/>
+            <w:tcBorders>
+              <w:top w:val="single" w:color="999999" w:sz="4"/>
+              <w:left w:val="single" w:color="999999" w:sz="4"/>
+              <w:bottom w:val="single" w:color="999999" w:sz="4"/>
+              <w:right w:val="single" w:color="999999" w:sz="4"/>
+            </w:tcBorders>
+            <w:tcMar>
+              <w:top w:type="dxa" w:w="30"/>
+              <w:left w:type="dxa" w:w="60"/>
+              <w:bottom w:type="dxa" w:w="30"/>
+              <w:right w:type="dxa" w:w="60"/>
+            </w:tcMar>
+          </w:tcPr>
+          <w:p>
+            <w:pPr>
+              <w:jc w:val="center"/>
+            </w:pPr>
+            <w:r>
+              <w:rPr>
+                <w:rFonts w:ascii="Times New Roman" w:cs="Times New Roman" w:eastAsia="Times New Roman" w:hAnsi="Times New Roman"/>
+                <w:b w:val="false"/>
+                <w:bCs w:val="false"/>
+                <w:sz w:val="15"/>
+                <w:szCs w:val="15"/>
+              </w:rPr>
+              <w:t xml:space="preserve">5</w:t>
+            </w:r>
+          </w:p>
+        </w:tc>
+        <w:tc>
+          <w:tcPr>
+            <w:tcW w:type="dxa" w:w="2200"/>
+            <w:tcBorders>
+              <w:top w:val="single" w:color="999999" w:sz="4"/>
+              <w:left w:val="single" w:color="999999" w:sz="4"/>
+              <w:bottom w:val="single" w:color="999999" w:sz="4"/>
+              <w:right w:val="single" w:color="999999" w:sz="4"/>
+            </w:tcBorders>
+            <w:tcMar>
+              <w:top w:type="dxa" w:w="30"/>
+              <w:left w:type="dxa" w:w="60"/>
+              <w:bottom w:type="dxa" w:w="30"/>
+              <w:right w:type="dxa" w:w="60"/>
+            </w:tcMar>
+          </w:tcPr>
+          <w:p>
+            <w:pPr>
+              <w:jc w:val="center"/>
+            </w:pPr>
+            <w:r>
+              <w:rPr>
+                <w:rFonts w:ascii="Times New Roman" w:cs="Times New Roman" w:eastAsia="Times New Roman" w:hAnsi="Times New Roman"/>
+                <w:b w:val="false"/>
+                <w:bCs w:val="false"/>
+                <w:sz w:val="15"/>
+                <w:szCs w:val="15"/>
+              </w:rPr>
+              <w:t xml:space="preserve">97.2 +- 0.8</w:t>
+            </w:r>
+          </w:p>
+        </w:tc>
+        <w:tc>
+          <w:tcPr>
+            <w:tcW w:type="dxa" w:w="2200"/>
+            <w:tcBorders>
+              <w:top w:val="single" w:color="999999" w:sz="4"/>
+              <w:left w:val="single" w:color="999999" w:sz="4"/>
+              <w:bottom w:val="single" w:color="999999" w:sz="4"/>
+              <w:right w:val="single" w:color="999999" w:sz="4"/>
+            </w:tcBorders>
+            <w:tcMar>
+              <w:top w:type="dxa" w:w="30"/>
+              <w:left w:type="dxa" w:w="60"/>
+              <w:bottom w:type="dxa" w:w="30"/>
+              <w:right w:type="dxa" w:w="60"/>
+            </w:tcMar>
+          </w:tcPr>
+          <w:p>
+            <w:pPr>
+              <w:jc w:val="center"/>
+            </w:pPr>
+            <w:r>
+              <w:rPr>
+                <w:rFonts w:ascii="Times New Roman" w:cs="Times New Roman" w:eastAsia="Times New Roman" w:hAnsi="Times New Roman"/>
+                <w:b w:val="false"/>
+                <w:bCs w:val="false"/>
+                <w:sz w:val="15"/>
+                <w:szCs w:val="15"/>
+              </w:rPr>
+              <w:t xml:space="preserve">94.8 +- 1.3</w:t>
+            </w:r>
+          </w:p>
+        </w:tc>
+        <w:tc>
+          <w:tcPr>
+            <w:tcW w:type="dxa" w:w="2100"/>
+            <w:tcBorders>
+              <w:top w:val="single" w:color="999999" w:sz="4"/>
+              <w:left w:val="single" w:color="999999" w:sz="4"/>
+              <w:bottom w:val="single" w:color="999999" w:sz="4"/>
+              <w:right w:val="single" w:color="999999" w:sz="4"/>
+            </w:tcBorders>
+            <w:tcMar>
+              <w:top w:type="dxa" w:w="30"/>
+              <w:left w:type="dxa" w:w="60"/>
+              <w:bottom w:type="dxa" w:w="30"/>
+              <w:right w:type="dxa" w:w="60"/>
+            </w:tcMar>
+          </w:tcPr>
+          <w:p>
+            <w:pPr>
+              <w:jc w:val="center"/>
+            </w:pPr>
+            <w:r>
+              <w:rPr>
+                <w:rFonts w:ascii="Times New Roman" w:cs="Times New Roman" w:eastAsia="Times New Roman" w:hAnsi="Times New Roman"/>
+                <w:b w:val="false"/>
+                <w:bCs w:val="false"/>
+                <w:sz w:val="15"/>
+                <w:szCs w:val="15"/>
+              </w:rPr>
+              <w:t xml:space="preserve">5.18 +- 0.83</w:t>
+            </w:r>
+          </w:p>
+        </w:tc>
+        <w:tc>
+          <w:tcPr>
+            <w:tcW w:type="dxa" w:w="800"/>
+            <w:tcBorders>
+              <w:top w:val="single" w:color="999999" w:sz="4"/>
+              <w:left w:val="single" w:color="999999" w:sz="4"/>
+              <w:bottom w:val="single" w:color="999999" w:sz="4"/>
+              <w:right w:val="single" w:color="999999" w:sz="4"/>
+            </w:tcBorders>
+            <w:tcMar>
+              <w:top w:type="dxa" w:w="30"/>
+              <w:left w:type="dxa" w:w="60"/>
+              <w:bottom w:type="dxa" w:w="30"/>
+              <w:right w:type="dxa" w:w="60"/>
+            </w:tcMar>
+          </w:tcPr>
+          <w:p>
+            <w:pPr>
+              <w:jc w:val="center"/>
+            </w:pPr>
+            <w:r>
+              <w:rPr>
+                <w:rFonts w:ascii="Times New Roman" w:cs="Times New Roman" w:eastAsia="Times New Roman" w:hAnsi="Times New Roman"/>
+                <w:b w:val="false"/>
+                <w:bCs w:val="false"/>
+                <w:sz w:val="15"/>
+                <w:szCs w:val="15"/>
+              </w:rPr>
+              <w:t xml:space="preserve">0.539</w:t>
+            </w:r>
+          </w:p>
+        </w:tc>
+        <w:tc>
+          <w:tcPr>
+            <w:tcW w:type="dxa" w:w="1700"/>
+            <w:tcBorders>
+              <w:top w:val="single" w:color="999999" w:sz="4"/>
+              <w:left w:val="single" w:color="999999" w:sz="4"/>
+              <w:bottom w:val="single" w:color="999999" w:sz="4"/>
+              <w:right w:val="single" w:color="999999" w:sz="4"/>
+            </w:tcBorders>
+            <w:tcMar>
+              <w:top w:type="dxa" w:w="30"/>
+              <w:left w:type="dxa" w:w="60"/>
+              <w:bottom w:type="dxa" w:w="30"/>
+              <w:right w:type="dxa" w:w="60"/>
+            </w:tcMar>
+          </w:tcPr>
+          <w:p>
+            <w:pPr>
+              <w:jc w:val="center"/>
+            </w:pPr>
+            <w:r>
+              <w:rPr>
+                <w:rFonts w:ascii="Times New Roman" w:cs="Times New Roman" w:eastAsia="Times New Roman" w:hAnsi="Times New Roman"/>
+                <w:b w:val="false"/>
+                <w:bCs w:val="false"/>
+                <w:sz w:val="15"/>
+                <w:szCs w:val="15"/>
+              </w:rPr>
+              <w:t xml:space="preserve">[95.6, 97.8]</w:t>
+            </w:r>
+          </w:p>
+        </w:tc>
+        <w:tc>
+          <w:tcPr>
+            <w:tcW w:type="dxa" w:w="1700"/>
+            <w:tcBorders>
+              <w:top w:val="single" w:color="999999" w:sz="4"/>
+              <w:left w:val="single" w:color="999999" w:sz="4"/>
+              <w:bottom w:val="single" w:color="999999" w:sz="4"/>
+              <w:right w:val="single" w:color="999999" w:sz="4"/>
+            </w:tcBorders>
+            <w:tcMar>
+              <w:top w:type="dxa" w:w="30"/>
+              <w:left w:type="dxa" w:w="60"/>
+              <w:bottom w:type="dxa" w:w="30"/>
+              <w:right w:type="dxa" w:w="60"/>
+            </w:tcMar>
+          </w:tcPr>
+          <w:p>
+            <w:pPr>
+              <w:jc w:val="center"/>
+            </w:pPr>
+            <w:r>
+              <w:rPr>
+                <w:rFonts w:ascii="Times New Roman" w:cs="Times New Roman" w:eastAsia="Times New Roman" w:hAnsi="Times New Roman"/>
+                <w:b w:val="false"/>
+                <w:bCs w:val="false"/>
+                <w:sz w:val="15"/>
+                <w:szCs w:val="15"/>
+              </w:rPr>
+              <w:t xml:space="preserve">[3.95, 5.84]</w:t>
+            </w:r>
+          </w:p>
+        </w:tc>
+      </w:tr>
+    </w:tbl>
+    <w:p>
+      <w:pPr>
+        <w:spacing w:after="120" w:before="40"/>
+        <w:jc w:val="both"/>
+      </w:pPr>
+      <w:r>
+        <w:rPr>
+          <w:rFonts w:ascii="Times New Roman" w:cs="Times New Roman" w:eastAsia="Times New Roman" w:hAnsi="Times New Roman"/>
+          <w:i/>
+          <w:iCs/>
+          <w:sz w:val="17"/>
+          <w:szCs w:val="17"/>
+        </w:rPr>
+        <w:t xml:space="preserve">Splits sp2 and sp3 hold out different images, so the s.d. includes split-to-split variation in the test set. Per-run values: Results/fixedpoint/seeds_all_runs.csv; s.d. over the three seeds of the original split only: seeds_summary.csv.</w:t>
+      </w:r>
+    </w:p>
+    <w:p>
+      <w:pPr>
+        <w:keepNext/>
+        <w:spacing w:after="70" w:before="150"/>
+      </w:pPr>
+      <w:r>
+        <w:rPr>
+          <w:rFonts w:ascii="Times New Roman" w:cs="Times New Roman" w:eastAsia="Times New Roman" w:hAnsi="Times New Roman"/>
+          <w:sz w:val="20"/>
+          <w:szCs w:val="20"/>
+        </w:rPr>
+        <w:t xml:space="preserve">Table 2c. Context network minus single-tower network, paired by run (same split and seed).</w:t>
+      </w:r>
+    </w:p>
+    <w:tbl>
+      <w:tblPr>
+        <w:tblW w:type="dxa" w:w="14800"/>
+        <w:tblBorders>
+          <w:top w:val="single" w:color="auto" w:sz="4"/>
+          <w:left w:val="single" w:color="auto" w:sz="4"/>
+          <w:bottom w:val="single" w:color="auto" w:sz="4"/>
+          <w:right w:val="single" w:color="auto" w:sz="4"/>
+          <w:insideH w:val="single" w:color="auto" w:sz="4"/>
+          <w:insideV w:val="single" w:color="auto" w:sz="4"/>
+        </w:tblBorders>
+      </w:tblPr>
+      <w:tblGrid>
+        <w:gridCol w:w="1800"/>
+        <w:gridCol w:w="800"/>
+        <w:gridCol w:w="3800"/>
+        <w:gridCol w:w="2400"/>
+        <w:gridCol w:w="3800"/>
+        <w:gridCol w:w="2200"/>
+      </w:tblGrid>
+      <w:tr>
+        <w:trPr>
+          <w:tblHeader/>
+        </w:trPr>
+        <w:tc>
+          <w:tcPr>
+            <w:tcW w:type="dxa" w:w="1800"/>
+            <w:tcBorders>
+              <w:top w:val="single" w:color="999999" w:sz="4"/>
+              <w:left w:val="single" w:color="999999" w:sz="4"/>
+              <w:bottom w:val="single" w:color="999999" w:sz="4"/>
+              <w:right w:val="single" w:color="999999" w:sz="4"/>
+            </w:tcBorders>
+            <w:shd w:fill="E8EDF5" w:color="auto" w:val="clear"/>
+            <w:tcMar>
+              <w:top w:type="dxa" w:w="30"/>
+              <w:left w:type="dxa" w:w="60"/>
+              <w:bottom w:type="dxa" w:w="30"/>
+              <w:right w:type="dxa" w:w="60"/>
+            </w:tcMar>
+          </w:tcPr>
+          <w:p>
+            <w:pPr>
+              <w:jc w:val="center"/>
+            </w:pPr>
+            <w:r>
+              <w:rPr>
+                <w:rFonts w:ascii="Times New Roman" w:cs="Times New Roman" w:eastAsia="Times New Roman" w:hAnsi="Times New Roman"/>
+                <w:b/>
+                <w:bCs/>
+                <w:sz w:val="15"/>
+                <w:szCs w:val="15"/>
+              </w:rPr>
+              <w:t xml:space="preserve">Retention target</w:t>
+            </w:r>
+          </w:p>
+        </w:tc>
+        <w:tc>
+          <w:tcPr>
+            <w:tcW w:type="dxa" w:w="800"/>
+            <w:tcBorders>
+              <w:top w:val="single" w:color="999999" w:sz="4"/>
+              <w:left w:val="single" w:color="999999" w:sz="4"/>
+              <w:bottom w:val="single" w:color="999999" w:sz="4"/>
+              <w:right w:val="single" w:color="999999" w:sz="4"/>
+            </w:tcBorders>
+            <w:shd w:fill="E8EDF5" w:color="auto" w:val="clear"/>
+            <w:tcMar>
+              <w:top w:type="dxa" w:w="30"/>
+              <w:left w:type="dxa" w:w="60"/>
+              <w:bottom w:type="dxa" w:w="30"/>
+              <w:right w:type="dxa" w:w="60"/>
+            </w:tcMar>
+          </w:tcPr>
+          <w:p>
+            <w:pPr>
+              <w:jc w:val="center"/>
+            </w:pPr>
+            <w:r>
+              <w:rPr>
+                <w:rFonts w:ascii="Times New Roman" w:cs="Times New Roman" w:eastAsia="Times New Roman" w:hAnsi="Times New Roman"/>
+                <w:b/>
+                <w:bCs/>
+                <w:sz w:val="15"/>
+                <w:szCs w:val="15"/>
+              </w:rPr>
+              <w:t xml:space="preserve">Pairs</w:t>
+            </w:r>
+          </w:p>
+        </w:tc>
+        <w:tc>
+          <w:tcPr>
+            <w:tcW w:type="dxa" w:w="3800"/>
+            <w:tcBorders>
+              <w:top w:val="single" w:color="999999" w:sz="4"/>
+              <w:left w:val="single" w:color="999999" w:sz="4"/>
+              <w:bottom w:val="single" w:color="999999" w:sz="4"/>
+              <w:right w:val="single" w:color="999999" w:sz="4"/>
+            </w:tcBorders>
+            <w:shd w:fill="E8EDF5" w:color="auto" w:val="clear"/>
+            <w:tcMar>
+              <w:top w:type="dxa" w:w="30"/>
+              <w:left w:type="dxa" w:w="60"/>
+              <w:bottom w:type="dxa" w:w="30"/>
+              <w:right w:type="dxa" w:w="60"/>
+            </w:tcMar>
+          </w:tcPr>
+          <w:p>
+            <w:pPr>
+              <w:jc w:val="center"/>
+            </w:pPr>
+            <w:r>
+              <w:rPr>
+                <w:rFonts w:ascii="Times New Roman" w:cs="Times New Roman" w:eastAsia="Times New Roman" w:hAnsi="Times New Roman"/>
+                <w:b/>
+                <w:bCs/>
+                <w:sz w:val="15"/>
+                <w:szCs w:val="15"/>
+              </w:rPr>
+              <w:t xml:space="preserve">Recall difference, points: mean (range)</w:t>
+            </w:r>
+          </w:p>
+        </w:tc>
+        <w:tc>
+          <w:tcPr>
+            <w:tcW w:type="dxa" w:w="2400"/>
+            <w:tcBorders>
+              <w:top w:val="single" w:color="999999" w:sz="4"/>
+              <w:left w:val="single" w:color="999999" w:sz="4"/>
+              <w:bottom w:val="single" w:color="999999" w:sz="4"/>
+              <w:right w:val="single" w:color="999999" w:sz="4"/>
+            </w:tcBorders>
+            <w:shd w:fill="E8EDF5" w:color="auto" w:val="clear"/>
+            <w:tcMar>
+              <w:top w:type="dxa" w:w="30"/>
+              <w:left w:type="dxa" w:w="60"/>
+              <w:bottom w:type="dxa" w:w="30"/>
+              <w:right w:type="dxa" w:w="60"/>
+            </w:tcMar>
+          </w:tcPr>
+          <w:p>
+            <w:pPr>
+              <w:jc w:val="center"/>
+            </w:pPr>
+            <w:r>
+              <w:rPr>
+                <w:rFonts w:ascii="Times New Roman" w:cs="Times New Roman" w:eastAsia="Times New Roman" w:hAnsi="Times New Roman"/>
+                <w:b/>
+                <w:bCs/>
+                <w:sz w:val="15"/>
+                <w:szCs w:val="15"/>
+              </w:rPr>
+              <w:t xml:space="preserve">Inshore recall, points: mean</w:t>
+            </w:r>
+          </w:p>
+        </w:tc>
+        <w:tc>
+          <w:tcPr>
+            <w:tcW w:type="dxa" w:w="3800"/>
+            <w:tcBorders>
+              <w:top w:val="single" w:color="999999" w:sz="4"/>
+              <w:left w:val="single" w:color="999999" w:sz="4"/>
+              <w:bottom w:val="single" w:color="999999" w:sz="4"/>
+              <w:right w:val="single" w:color="999999" w:sz="4"/>
+            </w:tcBorders>
+            <w:shd w:fill="E8EDF5" w:color="auto" w:val="clear"/>
+            <w:tcMar>
+              <w:top w:type="dxa" w:w="30"/>
+              <w:left w:type="dxa" w:w="60"/>
+              <w:bottom w:type="dxa" w:w="30"/>
+              <w:right w:type="dxa" w:w="60"/>
+            </w:tcMar>
+          </w:tcPr>
+          <w:p>
+            <w:pPr>
+              <w:jc w:val="center"/>
+            </w:pPr>
+            <w:r>
+              <w:rPr>
+                <w:rFonts w:ascii="Times New Roman" w:cs="Times New Roman" w:eastAsia="Times New Roman" w:hAnsi="Times New Roman"/>
+                <w:b/>
+                <w:bCs/>
+                <w:sz w:val="15"/>
+                <w:szCs w:val="15"/>
+              </w:rPr>
+              <w:t xml:space="preserve">False-event reduction %: mean (range)</w:t>
+            </w:r>
+          </w:p>
+        </w:tc>
+        <w:tc>
+          <w:tcPr>
+            <w:tcW w:type="dxa" w:w="2200"/>
+            <w:tcBorders>
+              <w:top w:val="single" w:color="999999" w:sz="4"/>
+              <w:left w:val="single" w:color="999999" w:sz="4"/>
+              <w:bottom w:val="single" w:color="999999" w:sz="4"/>
+              <w:right w:val="single" w:color="999999" w:sz="4"/>
+            </w:tcBorders>
+            <w:shd w:fill="E8EDF5" w:color="auto" w:val="clear"/>
+            <w:tcMar>
+              <w:top w:type="dxa" w:w="30"/>
+              <w:left w:type="dxa" w:w="60"/>
+              <w:bottom w:type="dxa" w:w="30"/>
+              <w:right w:type="dxa" w:w="60"/>
+            </w:tcMar>
+          </w:tcPr>
+          <w:p>
+            <w:pPr>
+              <w:jc w:val="center"/>
+            </w:pPr>
+            <w:r>
+              <w:rPr>
+                <w:rFonts w:ascii="Times New Roman" w:cs="Times New Roman" w:eastAsia="Times New Roman" w:hAnsi="Times New Roman"/>
+                <w:b/>
+                <w:bCs/>
+                <w:sz w:val="15"/>
+                <w:szCs w:val="15"/>
+              </w:rPr>
+              <w:t xml:space="preserve">Runs with fewer false events</w:t>
+            </w:r>
+          </w:p>
+        </w:tc>
+      </w:tr>
+      <w:tr>
+        <w:trPr>
+          <w:cantSplit/>
+        </w:trPr>
+        <w:tc>
+          <w:tcPr>
+            <w:tcW w:type="dxa" w:w="1800"/>
+            <w:tcBorders>
+              <w:top w:val="single" w:color="999999" w:sz="4"/>
+              <w:left w:val="single" w:color="999999" w:sz="4"/>
+              <w:bottom w:val="single" w:color="999999" w:sz="4"/>
+              <w:right w:val="single" w:color="999999" w:sz="4"/>
+            </w:tcBorders>
+            <w:tcMar>
+              <w:top w:type="dxa" w:w="30"/>
+              <w:left w:type="dxa" w:w="60"/>
+              <w:bottom w:type="dxa" w:w="30"/>
+              <w:right w:type="dxa" w:w="60"/>
+            </w:tcMar>
+          </w:tcPr>
+          <w:p>
+            <w:pPr>
+              <w:jc w:val="left"/>
+            </w:pPr>
+            <w:r>
+              <w:rPr>
+                <w:rFonts w:ascii="Times New Roman" w:cs="Times New Roman" w:eastAsia="Times New Roman" w:hAnsi="Times New Roman"/>
+                <w:b w:val="false"/>
+                <w:bCs w:val="false"/>
+                <w:sz w:val="15"/>
+                <w:szCs w:val="15"/>
+              </w:rPr>
+              <w:t xml:space="preserve">90.0 %</w:t>
+            </w:r>
+          </w:p>
+        </w:tc>
+        <w:tc>
+          <w:tcPr>
+            <w:tcW w:type="dxa" w:w="800"/>
+            <w:tcBorders>
+              <w:top w:val="single" w:color="999999" w:sz="4"/>
+              <w:left w:val="single" w:color="999999" w:sz="4"/>
+              <w:bottom w:val="single" w:color="999999" w:sz="4"/>
+              <w:right w:val="single" w:color="999999" w:sz="4"/>
+            </w:tcBorders>
+            <w:tcMar>
+              <w:top w:type="dxa" w:w="30"/>
+              <w:left w:type="dxa" w:w="60"/>
+              <w:bottom w:type="dxa" w:w="30"/>
+              <w:right w:type="dxa" w:w="60"/>
+            </w:tcMar>
+          </w:tcPr>
+          <w:p>
+            <w:pPr>
+              <w:jc w:val="left"/>
+            </w:pPr>
+            <w:r>
+              <w:rPr>
+                <w:rFonts w:ascii="Times New Roman" w:cs="Times New Roman" w:eastAsia="Times New Roman" w:hAnsi="Times New Roman"/>
+                <w:b w:val="false"/>
+                <w:bCs w:val="false"/>
+                <w:sz w:val="15"/>
+                <w:szCs w:val="15"/>
+              </w:rPr>
+              <w:t xml:space="preserve">5</w:t>
+            </w:r>
+          </w:p>
+        </w:tc>
+        <w:tc>
+          <w:tcPr>
+            <w:tcW w:type="dxa" w:w="3800"/>
+            <w:tcBorders>
+              <w:top w:val="single" w:color="999999" w:sz="4"/>
+              <w:left w:val="single" w:color="999999" w:sz="4"/>
+              <w:bottom w:val="single" w:color="999999" w:sz="4"/>
+              <w:right w:val="single" w:color="999999" w:sz="4"/>
+            </w:tcBorders>
+            <w:tcMar>
+              <w:top w:type="dxa" w:w="30"/>
+              <w:left w:type="dxa" w:w="60"/>
+              <w:bottom w:type="dxa" w:w="30"/>
+              <w:right w:type="dxa" w:w="60"/>
+            </w:tcMar>
+          </w:tcPr>
+          <w:p>
+            <w:pPr>
+              <w:jc w:val="center"/>
+            </w:pPr>
+            <w:r>
+              <w:rPr>
+                <w:rFonts w:ascii="Times New Roman" w:cs="Times New Roman" w:eastAsia="Times New Roman" w:hAnsi="Times New Roman"/>
+                <w:b w:val="false"/>
+                <w:bCs w:val="false"/>
+                <w:sz w:val="15"/>
+                <w:szCs w:val="15"/>
+              </w:rPr>
+              <w:t xml:space="preserve">0.37 (-0.16 to 1.11)</w:t>
+            </w:r>
+          </w:p>
+        </w:tc>
+        <w:tc>
+          <w:tcPr>
+            <w:tcW w:type="dxa" w:w="2400"/>
+            <w:tcBorders>
+              <w:top w:val="single" w:color="999999" w:sz="4"/>
+              <w:left w:val="single" w:color="999999" w:sz="4"/>
+              <w:bottom w:val="single" w:color="999999" w:sz="4"/>
+              <w:right w:val="single" w:color="999999" w:sz="4"/>
+            </w:tcBorders>
+            <w:tcMar>
+              <w:top w:type="dxa" w:w="30"/>
+              <w:left w:type="dxa" w:w="60"/>
+              <w:bottom w:type="dxa" w:w="30"/>
+              <w:right w:type="dxa" w:w="60"/>
+            </w:tcMar>
+          </w:tcPr>
+          <w:p>
+            <w:pPr>
+              <w:jc w:val="center"/>
+            </w:pPr>
+            <w:r>
+              <w:rPr>
+                <w:rFonts w:ascii="Times New Roman" w:cs="Times New Roman" w:eastAsia="Times New Roman" w:hAnsi="Times New Roman"/>
+                <w:b w:val="false"/>
+                <w:bCs w:val="false"/>
+                <w:sz w:val="15"/>
+                <w:szCs w:val="15"/>
+              </w:rPr>
+              <w:t xml:space="preserve">0.86</w:t>
+            </w:r>
+          </w:p>
+        </w:tc>
+        <w:tc>
+          <w:tcPr>
+            <w:tcW w:type="dxa" w:w="3800"/>
+            <w:tcBorders>
+              <w:top w:val="single" w:color="999999" w:sz="4"/>
+              <w:left w:val="single" w:color="999999" w:sz="4"/>
+              <w:bottom w:val="single" w:color="999999" w:sz="4"/>
+              <w:right w:val="single" w:color="999999" w:sz="4"/>
+            </w:tcBorders>
+            <w:tcMar>
+              <w:top w:type="dxa" w:w="30"/>
+              <w:left w:type="dxa" w:w="60"/>
+              <w:bottom w:type="dxa" w:w="30"/>
+              <w:right w:type="dxa" w:w="60"/>
+            </w:tcMar>
+          </w:tcPr>
+          <w:p>
+            <w:pPr>
+              <w:jc w:val="center"/>
+            </w:pPr>
+            <w:r>
+              <w:rPr>
+                <w:rFonts w:ascii="Times New Roman" w:cs="Times New Roman" w:eastAsia="Times New Roman" w:hAnsi="Times New Roman"/>
+                <w:b w:val="false"/>
+                <w:bCs w:val="false"/>
+                <w:sz w:val="15"/>
+                <w:szCs w:val="15"/>
+              </w:rPr>
+              <w:t xml:space="preserve">34.7 (22.4 to 47.9)</w:t>
+            </w:r>
+          </w:p>
+        </w:tc>
+        <w:tc>
+          <w:tcPr>
+            <w:tcW w:type="dxa" w:w="2200"/>
+            <w:tcBorders>
+              <w:top w:val="single" w:color="999999" w:sz="4"/>
+              <w:left w:val="single" w:color="999999" w:sz="4"/>
+              <w:bottom w:val="single" w:color="999999" w:sz="4"/>
+              <w:right w:val="single" w:color="999999" w:sz="4"/>
+            </w:tcBorders>
+            <w:tcMar>
+              <w:top w:type="dxa" w:w="30"/>
+              <w:left w:type="dxa" w:w="60"/>
+              <w:bottom w:type="dxa" w:w="30"/>
+              <w:right w:type="dxa" w:w="60"/>
+            </w:tcMar>
+          </w:tcPr>
+          <w:p>
+            <w:pPr>
+              <w:jc w:val="center"/>
+            </w:pPr>
+            <w:r>
+              <w:rPr>
+                <w:rFonts w:ascii="Times New Roman" w:cs="Times New Roman" w:eastAsia="Times New Roman" w:hAnsi="Times New Roman"/>
+                <w:b w:val="false"/>
+                <w:bCs w:val="false"/>
+                <w:sz w:val="15"/>
+                <w:szCs w:val="15"/>
+              </w:rPr>
+              <w:t xml:space="preserve">5 of 5</w:t>
+            </w:r>
+          </w:p>
+        </w:tc>
+      </w:tr>
+      <w:tr>
+        <w:trPr>
+          <w:cantSplit/>
+        </w:trPr>
+        <w:tc>
+          <w:tcPr>
+            <w:tcW w:type="dxa" w:w="1800"/>
+            <w:tcBorders>
+              <w:top w:val="single" w:color="999999" w:sz="4"/>
+              <w:left w:val="single" w:color="999999" w:sz="4"/>
+              <w:bottom w:val="single" w:color="999999" w:sz="4"/>
+              <w:right w:val="single" w:color="999999" w:sz="4"/>
+            </w:tcBorders>
+            <w:tcMar>
+              <w:top w:type="dxa" w:w="30"/>
+              <w:left w:type="dxa" w:w="60"/>
+              <w:bottom w:type="dxa" w:w="30"/>
+              <w:right w:type="dxa" w:w="60"/>
+            </w:tcMar>
+          </w:tcPr>
+          <w:p>
+            <w:pPr>
+              <w:jc w:val="left"/>
+            </w:pPr>
+            <w:r>
+              <w:rPr>
+                <w:rFonts w:ascii="Times New Roman" w:cs="Times New Roman" w:eastAsia="Times New Roman" w:hAnsi="Times New Roman"/>
+                <w:b w:val="false"/>
+                <w:bCs w:val="false"/>
+                <w:sz w:val="15"/>
+                <w:szCs w:val="15"/>
+              </w:rPr>
+              <w:t xml:space="preserve">95.0 %</w:t>
+            </w:r>
+          </w:p>
+        </w:tc>
+        <w:tc>
+          <w:tcPr>
+            <w:tcW w:type="dxa" w:w="800"/>
+            <w:tcBorders>
+              <w:top w:val="single" w:color="999999" w:sz="4"/>
+              <w:left w:val="single" w:color="999999" w:sz="4"/>
+              <w:bottom w:val="single" w:color="999999" w:sz="4"/>
+              <w:right w:val="single" w:color="999999" w:sz="4"/>
+            </w:tcBorders>
+            <w:tcMar>
+              <w:top w:type="dxa" w:w="30"/>
+              <w:left w:type="dxa" w:w="60"/>
+              <w:bottom w:type="dxa" w:w="30"/>
+              <w:right w:type="dxa" w:w="60"/>
+            </w:tcMar>
+          </w:tcPr>
+          <w:p>
+            <w:pPr>
+              <w:jc w:val="left"/>
+            </w:pPr>
+            <w:r>
+              <w:rPr>
+                <w:rFonts w:ascii="Times New Roman" w:cs="Times New Roman" w:eastAsia="Times New Roman" w:hAnsi="Times New Roman"/>
+                <w:b w:val="false"/>
+                <w:bCs w:val="false"/>
+                <w:sz w:val="15"/>
+                <w:szCs w:val="15"/>
+              </w:rPr>
+              <w:t xml:space="preserve">5</w:t>
+            </w:r>
+          </w:p>
+        </w:tc>
+        <w:tc>
+          <w:tcPr>
+            <w:tcW w:type="dxa" w:w="3800"/>
+            <w:tcBorders>
+              <w:top w:val="single" w:color="999999" w:sz="4"/>
+              <w:left w:val="single" w:color="999999" w:sz="4"/>
+              <w:bottom w:val="single" w:color="999999" w:sz="4"/>
+              <w:right w:val="single" w:color="999999" w:sz="4"/>
+            </w:tcBorders>
+            <w:tcMar>
+              <w:top w:type="dxa" w:w="30"/>
+              <w:left w:type="dxa" w:w="60"/>
+              <w:bottom w:type="dxa" w:w="30"/>
+              <w:right w:type="dxa" w:w="60"/>
+            </w:tcMar>
+          </w:tcPr>
+          <w:p>
+            <w:pPr>
+              <w:jc w:val="center"/>
+            </w:pPr>
+            <w:r>
+              <w:rPr>
+                <w:rFonts w:ascii="Times New Roman" w:cs="Times New Roman" w:eastAsia="Times New Roman" w:hAnsi="Times New Roman"/>
+                <w:b w:val="false"/>
+                <w:bCs w:val="false"/>
+                <w:sz w:val="15"/>
+                <w:szCs w:val="15"/>
+              </w:rPr>
+              <w:t xml:space="preserve">0.19 (-0.56 to 0.63)</w:t>
+            </w:r>
+          </w:p>
+        </w:tc>
+        <w:tc>
+          <w:tcPr>
+            <w:tcW w:type="dxa" w:w="2400"/>
+            <w:tcBorders>
+              <w:top w:val="single" w:color="999999" w:sz="4"/>
+              <w:left w:val="single" w:color="999999" w:sz="4"/>
+              <w:bottom w:val="single" w:color="999999" w:sz="4"/>
+              <w:right w:val="single" w:color="999999" w:sz="4"/>
+            </w:tcBorders>
+            <w:tcMar>
+              <w:top w:type="dxa" w:w="30"/>
+              <w:left w:type="dxa" w:w="60"/>
+              <w:bottom w:type="dxa" w:w="30"/>
+              <w:right w:type="dxa" w:w="60"/>
+            </w:tcMar>
+          </w:tcPr>
+          <w:p>
+            <w:pPr>
+              <w:jc w:val="center"/>
+            </w:pPr>
+            <w:r>
+              <w:rPr>
+                <w:rFonts w:ascii="Times New Roman" w:cs="Times New Roman" w:eastAsia="Times New Roman" w:hAnsi="Times New Roman"/>
+                <w:b w:val="false"/>
+                <w:bCs w:val="false"/>
+                <w:sz w:val="15"/>
+                <w:szCs w:val="15"/>
+              </w:rPr>
+              <w:t xml:space="preserve">0.21</w:t>
+            </w:r>
+          </w:p>
+        </w:tc>
+        <w:tc>
+          <w:tcPr>
+            <w:tcW w:type="dxa" w:w="3800"/>
+            <w:tcBorders>
+              <w:top w:val="single" w:color="999999" w:sz="4"/>
+              <w:left w:val="single" w:color="999999" w:sz="4"/>
+              <w:bottom w:val="single" w:color="999999" w:sz="4"/>
+              <w:right w:val="single" w:color="999999" w:sz="4"/>
+            </w:tcBorders>
+            <w:tcMar>
+              <w:top w:type="dxa" w:w="30"/>
+              <w:left w:type="dxa" w:w="60"/>
+              <w:bottom w:type="dxa" w:w="30"/>
+              <w:right w:type="dxa" w:w="60"/>
+            </w:tcMar>
+          </w:tcPr>
+          <w:p>
+            <w:pPr>
+              <w:jc w:val="center"/>
+            </w:pPr>
+            <w:r>
+              <w:rPr>
+                <w:rFonts w:ascii="Times New Roman" w:cs="Times New Roman" w:eastAsia="Times New Roman" w:hAnsi="Times New Roman"/>
+                <w:b w:val="false"/>
+                <w:bCs w:val="false"/>
+                <w:sz w:val="15"/>
+                <w:szCs w:val="15"/>
+              </w:rPr>
+              <w:t xml:space="preserve">31.6 (16.6 to 46.8)</w:t>
+            </w:r>
+          </w:p>
+        </w:tc>
+        <w:tc>
+          <w:tcPr>
+            <w:tcW w:type="dxa" w:w="2200"/>
+            <w:tcBorders>
+              <w:top w:val="single" w:color="999999" w:sz="4"/>
+              <w:left w:val="single" w:color="999999" w:sz="4"/>
+              <w:bottom w:val="single" w:color="999999" w:sz="4"/>
+              <w:right w:val="single" w:color="999999" w:sz="4"/>
+            </w:tcBorders>
+            <w:tcMar>
+              <w:top w:type="dxa" w:w="30"/>
+              <w:left w:type="dxa" w:w="60"/>
+              <w:bottom w:type="dxa" w:w="30"/>
+              <w:right w:type="dxa" w:w="60"/>
+            </w:tcMar>
+          </w:tcPr>
+          <w:p>
+            <w:pPr>
+              <w:jc w:val="center"/>
+            </w:pPr>
+            <w:r>
+              <w:rPr>
+                <w:rFonts w:ascii="Times New Roman" w:cs="Times New Roman" w:eastAsia="Times New Roman" w:hAnsi="Times New Roman"/>
+                <w:b w:val="false"/>
+                <w:bCs w:val="false"/>
+                <w:sz w:val="15"/>
+                <w:szCs w:val="15"/>
+              </w:rPr>
+              <w:t xml:space="preserve">5 of 5</w:t>
+            </w:r>
+          </w:p>
+        </w:tc>
+      </w:tr>
+      <w:tr>
+        <w:trPr>
+          <w:cantSplit/>
+        </w:trPr>
+        <w:tc>
+          <w:tcPr>
+            <w:tcW w:type="dxa" w:w="1800"/>
+            <w:tcBorders>
+              <w:top w:val="single" w:color="999999" w:sz="4"/>
+              <w:left w:val="single" w:color="999999" w:sz="4"/>
+              <w:bottom w:val="single" w:color="999999" w:sz="4"/>
+              <w:right w:val="single" w:color="999999" w:sz="4"/>
+            </w:tcBorders>
+            <w:tcMar>
+              <w:top w:type="dxa" w:w="30"/>
+              <w:left w:type="dxa" w:w="60"/>
+              <w:bottom w:type="dxa" w:w="30"/>
+              <w:right w:type="dxa" w:w="60"/>
+            </w:tcMar>
+          </w:tcPr>
+          <w:p>
+            <w:pPr>
+              <w:jc w:val="left"/>
+            </w:pPr>
+            <w:r>
+              <w:rPr>
+                <w:rFonts w:ascii="Times New Roman" w:cs="Times New Roman" w:eastAsia="Times New Roman" w:hAnsi="Times New Roman"/>
+                <w:b w:val="false"/>
+                <w:bCs w:val="false"/>
+                <w:sz w:val="15"/>
+                <w:szCs w:val="15"/>
+              </w:rPr>
+              <w:t xml:space="preserve">97.0 %</w:t>
+            </w:r>
+          </w:p>
+        </w:tc>
+        <w:tc>
+          <w:tcPr>
+            <w:tcW w:type="dxa" w:w="800"/>
+            <w:tcBorders>
+              <w:top w:val="single" w:color="999999" w:sz="4"/>
+              <w:left w:val="single" w:color="999999" w:sz="4"/>
+              <w:bottom w:val="single" w:color="999999" w:sz="4"/>
+              <w:right w:val="single" w:color="999999" w:sz="4"/>
+            </w:tcBorders>
+            <w:tcMar>
+              <w:top w:type="dxa" w:w="30"/>
+              <w:left w:type="dxa" w:w="60"/>
+              <w:bottom w:type="dxa" w:w="30"/>
+              <w:right w:type="dxa" w:w="60"/>
+            </w:tcMar>
+          </w:tcPr>
+          <w:p>
+            <w:pPr>
+              <w:jc w:val="left"/>
+            </w:pPr>
+            <w:r>
+              <w:rPr>
+                <w:rFonts w:ascii="Times New Roman" w:cs="Times New Roman" w:eastAsia="Times New Roman" w:hAnsi="Times New Roman"/>
+                <w:b w:val="false"/>
+                <w:bCs w:val="false"/>
+                <w:sz w:val="15"/>
+                <w:szCs w:val="15"/>
+              </w:rPr>
+              <w:t xml:space="preserve">5</w:t>
+            </w:r>
+          </w:p>
+        </w:tc>
+        <w:tc>
+          <w:tcPr>
+            <w:tcW w:type="dxa" w:w="3800"/>
+            <w:tcBorders>
+              <w:top w:val="single" w:color="999999" w:sz="4"/>
+              <w:left w:val="single" w:color="999999" w:sz="4"/>
+              <w:bottom w:val="single" w:color="999999" w:sz="4"/>
+              <w:right w:val="single" w:color="999999" w:sz="4"/>
+            </w:tcBorders>
+            <w:tcMar>
+              <w:top w:type="dxa" w:w="30"/>
+              <w:left w:type="dxa" w:w="60"/>
+              <w:bottom w:type="dxa" w:w="30"/>
+              <w:right w:type="dxa" w:w="60"/>
+            </w:tcMar>
+          </w:tcPr>
+          <w:p>
+            <w:pPr>
+              <w:jc w:val="center"/>
+            </w:pPr>
+            <w:r>
+              <w:rPr>
+                <w:rFonts w:ascii="Times New Roman" w:cs="Times New Roman" w:eastAsia="Times New Roman" w:hAnsi="Times New Roman"/>
+                <w:b w:val="false"/>
+                <w:bCs w:val="false"/>
+                <w:sz w:val="15"/>
+                <w:szCs w:val="15"/>
+              </w:rPr>
+              <w:t xml:space="preserve">0.17 (-0.32 to 0.76)</w:t>
+            </w:r>
+          </w:p>
+        </w:tc>
+        <w:tc>
+          <w:tcPr>
+            <w:tcW w:type="dxa" w:w="2400"/>
+            <w:tcBorders>
+              <w:top w:val="single" w:color="999999" w:sz="4"/>
+              <w:left w:val="single" w:color="999999" w:sz="4"/>
+              <w:bottom w:val="single" w:color="999999" w:sz="4"/>
+              <w:right w:val="single" w:color="999999" w:sz="4"/>
+            </w:tcBorders>
+            <w:tcMar>
+              <w:top w:type="dxa" w:w="30"/>
+              <w:left w:type="dxa" w:w="60"/>
+              <w:bottom w:type="dxa" w:w="30"/>
+              <w:right w:type="dxa" w:w="60"/>
+            </w:tcMar>
+          </w:tcPr>
+          <w:p>
+            <w:pPr>
+              <w:jc w:val="center"/>
+            </w:pPr>
+            <w:r>
+              <w:rPr>
+                <w:rFonts w:ascii="Times New Roman" w:cs="Times New Roman" w:eastAsia="Times New Roman" w:hAnsi="Times New Roman"/>
+                <w:b w:val="false"/>
+                <w:bCs w:val="false"/>
+                <w:sz w:val="15"/>
+                <w:szCs w:val="15"/>
+              </w:rPr>
+              <w:t xml:space="preserve">0.49</w:t>
+            </w:r>
+          </w:p>
+        </w:tc>
+        <w:tc>
+          <w:tcPr>
+            <w:tcW w:type="dxa" w:w="3800"/>
+            <w:tcBorders>
+              <w:top w:val="single" w:color="999999" w:sz="4"/>
+              <w:left w:val="single" w:color="999999" w:sz="4"/>
+              <w:bottom w:val="single" w:color="999999" w:sz="4"/>
+              <w:right w:val="single" w:color="999999" w:sz="4"/>
+            </w:tcBorders>
+            <w:tcMar>
+              <w:top w:type="dxa" w:w="30"/>
+              <w:left w:type="dxa" w:w="60"/>
+              <w:bottom w:type="dxa" w:w="30"/>
+              <w:right w:type="dxa" w:w="60"/>
+            </w:tcMar>
+          </w:tcPr>
+          <w:p>
+            <w:pPr>
+              <w:jc w:val="center"/>
+            </w:pPr>
+            <w:r>
+              <w:rPr>
+                <w:rFonts w:ascii="Times New Roman" w:cs="Times New Roman" w:eastAsia="Times New Roman" w:hAnsi="Times New Roman"/>
+                <w:b w:val="false"/>
+                <w:bCs w:val="false"/>
+                <w:sz w:val="15"/>
+                <w:szCs w:val="15"/>
+              </w:rPr>
+              <w:t xml:space="preserve">25.6 (10.9 to 39.5)</w:t>
+            </w:r>
+          </w:p>
+        </w:tc>
+        <w:tc>
+          <w:tcPr>
+            <w:tcW w:type="dxa" w:w="2200"/>
+            <w:tcBorders>
+              <w:top w:val="single" w:color="999999" w:sz="4"/>
+              <w:left w:val="single" w:color="999999" w:sz="4"/>
+              <w:bottom w:val="single" w:color="999999" w:sz="4"/>
+              <w:right w:val="single" w:color="999999" w:sz="4"/>
+            </w:tcBorders>
+            <w:tcMar>
+              <w:top w:type="dxa" w:w="30"/>
+              <w:left w:type="dxa" w:w="60"/>
+              <w:bottom w:type="dxa" w:w="30"/>
+              <w:right w:type="dxa" w:w="60"/>
+            </w:tcMar>
+          </w:tcPr>
+          <w:p>
+            <w:pPr>
+              <w:jc w:val="center"/>
+            </w:pPr>
+            <w:r>
+              <w:rPr>
+                <w:rFonts w:ascii="Times New Roman" w:cs="Times New Roman" w:eastAsia="Times New Roman" w:hAnsi="Times New Roman"/>
+                <w:b w:val="false"/>
+                <w:bCs w:val="false"/>
+                <w:sz w:val="15"/>
+                <w:szCs w:val="15"/>
+              </w:rPr>
+              <w:t xml:space="preserve">5 of 5</w:t>
+            </w:r>
+          </w:p>
+        </w:tc>
+      </w:tr>
+      <w:tr>
+        <w:trPr>
+          <w:cantSplit/>
+        </w:trPr>
+        <w:tc>
+          <w:tcPr>
+            <w:tcW w:type="dxa" w:w="1800"/>
+            <w:tcBorders>
+              <w:top w:val="single" w:color="999999" w:sz="4"/>
+              <w:left w:val="single" w:color="999999" w:sz="4"/>
+              <w:bottom w:val="single" w:color="999999" w:sz="4"/>
+              <w:right w:val="single" w:color="999999" w:sz="4"/>
+            </w:tcBorders>
+            <w:tcMar>
+              <w:top w:type="dxa" w:w="30"/>
+              <w:left w:type="dxa" w:w="60"/>
+              <w:bottom w:type="dxa" w:w="30"/>
+              <w:right w:type="dxa" w:w="60"/>
+            </w:tcMar>
+          </w:tcPr>
+          <w:p>
+            <w:pPr>
+              <w:jc w:val="left"/>
+            </w:pPr>
+            <w:r>
+              <w:rPr>
+                <w:rFonts w:ascii="Times New Roman" w:cs="Times New Roman" w:eastAsia="Times New Roman" w:hAnsi="Times New Roman"/>
+                <w:b w:val="false"/>
+                <w:bCs w:val="false"/>
+                <w:sz w:val="15"/>
+                <w:szCs w:val="15"/>
+              </w:rPr>
+              <w:t xml:space="preserve">98.0 %</w:t>
+            </w:r>
+          </w:p>
+        </w:tc>
+        <w:tc>
+          <w:tcPr>
+            <w:tcW w:type="dxa" w:w="800"/>
+            <w:tcBorders>
+              <w:top w:val="single" w:color="999999" w:sz="4"/>
+              <w:left w:val="single" w:color="999999" w:sz="4"/>
+              <w:bottom w:val="single" w:color="999999" w:sz="4"/>
+              <w:right w:val="single" w:color="999999" w:sz="4"/>
+            </w:tcBorders>
+            <w:tcMar>
+              <w:top w:type="dxa" w:w="30"/>
+              <w:left w:type="dxa" w:w="60"/>
+              <w:bottom w:type="dxa" w:w="30"/>
+              <w:right w:type="dxa" w:w="60"/>
+            </w:tcMar>
+          </w:tcPr>
+          <w:p>
+            <w:pPr>
+              <w:jc w:val="left"/>
+            </w:pPr>
+            <w:r>
+              <w:rPr>
+                <w:rFonts w:ascii="Times New Roman" w:cs="Times New Roman" w:eastAsia="Times New Roman" w:hAnsi="Times New Roman"/>
+                <w:b w:val="false"/>
+                <w:bCs w:val="false"/>
+                <w:sz w:val="15"/>
+                <w:szCs w:val="15"/>
+              </w:rPr>
+              <w:t xml:space="preserve">5</w:t>
+            </w:r>
+          </w:p>
+        </w:tc>
+        <w:tc>
+          <w:tcPr>
+            <w:tcW w:type="dxa" w:w="3800"/>
+            <w:tcBorders>
+              <w:top w:val="single" w:color="999999" w:sz="4"/>
+              <w:left w:val="single" w:color="999999" w:sz="4"/>
+              <w:bottom w:val="single" w:color="999999" w:sz="4"/>
+              <w:right w:val="single" w:color="999999" w:sz="4"/>
+            </w:tcBorders>
+            <w:tcMar>
+              <w:top w:type="dxa" w:w="30"/>
+              <w:left w:type="dxa" w:w="60"/>
+              <w:bottom w:type="dxa" w:w="30"/>
+              <w:right w:type="dxa" w:w="60"/>
+            </w:tcMar>
+          </w:tcPr>
+          <w:p>
+            <w:pPr>
+              <w:jc w:val="center"/>
+            </w:pPr>
+            <w:r>
+              <w:rPr>
+                <w:rFonts w:ascii="Times New Roman" w:cs="Times New Roman" w:eastAsia="Times New Roman" w:hAnsi="Times New Roman"/>
+                <w:b w:val="false"/>
+                <w:bCs w:val="false"/>
+                <w:sz w:val="15"/>
+                <w:szCs w:val="15"/>
+              </w:rPr>
+              <w:t xml:space="preserve">0.12 (-0.31 to 0.63)</w:t>
+            </w:r>
+          </w:p>
+        </w:tc>
+        <w:tc>
+          <w:tcPr>
+            <w:tcW w:type="dxa" w:w="2400"/>
+            <w:tcBorders>
+              <w:top w:val="single" w:color="999999" w:sz="4"/>
+              <w:left w:val="single" w:color="999999" w:sz="4"/>
+              <w:bottom w:val="single" w:color="999999" w:sz="4"/>
+              <w:right w:val="single" w:color="999999" w:sz="4"/>
+            </w:tcBorders>
+            <w:tcMar>
+              <w:top w:type="dxa" w:w="30"/>
+              <w:left w:type="dxa" w:w="60"/>
+              <w:bottom w:type="dxa" w:w="30"/>
+              <w:right w:type="dxa" w:w="60"/>
+            </w:tcMar>
+          </w:tcPr>
+          <w:p>
+            <w:pPr>
+              <w:jc w:val="center"/>
+            </w:pPr>
+            <w:r>
+              <w:rPr>
+                <w:rFonts w:ascii="Times New Roman" w:cs="Times New Roman" w:eastAsia="Times New Roman" w:hAnsi="Times New Roman"/>
+                <w:b w:val="false"/>
+                <w:bCs w:val="false"/>
+                <w:sz w:val="15"/>
+                <w:szCs w:val="15"/>
+              </w:rPr>
+              <w:t xml:space="preserve">0.25</w:t>
+            </w:r>
+          </w:p>
+        </w:tc>
+        <w:tc>
+          <w:tcPr>
+            <w:tcW w:type="dxa" w:w="3800"/>
+            <w:tcBorders>
+              <w:top w:val="single" w:color="999999" w:sz="4"/>
+              <w:left w:val="single" w:color="999999" w:sz="4"/>
+              <w:bottom w:val="single" w:color="999999" w:sz="4"/>
+              <w:right w:val="single" w:color="999999" w:sz="4"/>
+            </w:tcBorders>
+            <w:tcMar>
+              <w:top w:type="dxa" w:w="30"/>
+              <w:left w:type="dxa" w:w="60"/>
+              <w:bottom w:type="dxa" w:w="30"/>
+              <w:right w:type="dxa" w:w="60"/>
+            </w:tcMar>
+          </w:tcPr>
+          <w:p>
+            <w:pPr>
+              <w:jc w:val="center"/>
+            </w:pPr>
+            <w:r>
+              <w:rPr>
+                <w:rFonts w:ascii="Times New Roman" w:cs="Times New Roman" w:eastAsia="Times New Roman" w:hAnsi="Times New Roman"/>
+                <w:b w:val="false"/>
+                <w:bCs w:val="false"/>
+                <w:sz w:val="15"/>
+                <w:szCs w:val="15"/>
+              </w:rPr>
+              <w:t xml:space="preserve">26.5 (16.9 to 35.0)</w:t>
+            </w:r>
+          </w:p>
+        </w:tc>
+        <w:tc>
+          <w:tcPr>
+            <w:tcW w:type="dxa" w:w="2200"/>
+            <w:tcBorders>
+              <w:top w:val="single" w:color="999999" w:sz="4"/>
+              <w:left w:val="single" w:color="999999" w:sz="4"/>
+              <w:bottom w:val="single" w:color="999999" w:sz="4"/>
+              <w:right w:val="single" w:color="999999" w:sz="4"/>
+            </w:tcBorders>
+            <w:tcMar>
+              <w:top w:type="dxa" w:w="30"/>
+              <w:left w:type="dxa" w:w="60"/>
+              <w:bottom w:type="dxa" w:w="30"/>
+              <w:right w:type="dxa" w:w="60"/>
+            </w:tcMar>
+          </w:tcPr>
+          <w:p>
+            <w:pPr>
+              <w:jc w:val="center"/>
+            </w:pPr>
+            <w:r>
+              <w:rPr>
+                <w:rFonts w:ascii="Times New Roman" w:cs="Times New Roman" w:eastAsia="Times New Roman" w:hAnsi="Times New Roman"/>
+                <w:b w:val="false"/>
+                <w:bCs w:val="false"/>
+                <w:sz w:val="15"/>
+                <w:szCs w:val="15"/>
+              </w:rPr>
+              <w:t xml:space="preserve">5 of 5</w:t>
+            </w:r>
+          </w:p>
+        </w:tc>
+      </w:tr>
+    </w:tbl>
+    <w:p>
+      <w:pPr>
+        <w:spacing w:after="110" w:line="270"/>
+        <w:jc w:val="both"/>
+      </w:pPr>
+      <w:r>
+        <w:rPr>
+          <w:rFonts w:ascii="Times New Roman" w:cs="Times New Roman" w:eastAsia="Times New Roman" w:hAnsi="Times New Roman"/>
+          <w:b/>
+          <w:bCs/>
+          <w:sz w:val="21"/>
+          <w:szCs w:val="21"/>
+        </w:rPr>
+        <w:t xml:space="preserve">What this changes in the earlier claim. </w:t>
+      </w:r>
+      <w:r>
+        <w:rPr>
+          <w:rFonts w:ascii="Times New Roman" w:cs="Times New Roman" w:eastAsia="Times New Roman" w:hAnsi="Times New Roman"/>
+          <w:sz w:val="21"/>
+          <w:szCs w:val="21"/>
+        </w:rPr>
+        <w:t xml:space="preserve">The single-run comparison suggested that the context network gains about two points of recall at equal false events. Over the runs the paired result is different and replaces it: at the validation-calibrated thresholds the two networks keep nearly the same fraction of ships (the context network is ahead by under half a point on average and behind in some runs), while the context network produces fewer false events in every paired run, </w:t>
+      </w:r>
+      <w:r>
+        <w:rPr>
+          <w:rFonts w:ascii="Times New Roman" w:cs="Times New Roman" w:eastAsia="Times New Roman" w:hAnsi="Times New Roman"/>
+          <w:sz w:val="21"/>
+          <w:szCs w:val="21"/>
+        </w:rPr>
+        <w:t xml:space="preserve">31.6</w:t>
+      </w:r>
+      <w:r>
+        <w:rPr>
+          <w:rFonts w:ascii="Times New Roman" w:cs="Times New Roman" w:eastAsia="Times New Roman" w:hAnsi="Times New Roman"/>
+          <w:sz w:val="21"/>
+          <w:szCs w:val="21"/>
+        </w:rPr>
+        <w:t xml:space="preserve"> % fewer at the 95 % target and </w:t>
+      </w:r>
+      <w:r>
+        <w:rPr>
+          <w:rFonts w:ascii="Times New Roman" w:cs="Times New Roman" w:eastAsia="Times New Roman" w:hAnsi="Times New Roman"/>
+          <w:sz w:val="21"/>
+          <w:szCs w:val="21"/>
+        </w:rPr>
+        <w:t xml:space="preserve">25.6</w:t>
+      </w:r>
+      <w:r>
+        <w:rPr>
+          <w:rFonts w:ascii="Times New Roman" w:cs="Times New Roman" w:eastAsia="Times New Roman" w:hAnsi="Times New Roman"/>
+          <w:sz w:val="21"/>
+          <w:szCs w:val="21"/>
+        </w:rPr>
+        <w:t xml:space="preserve"> % fewer at the 97 % target on average. The context tower therefore buys precision at fixed recall, not recall at fixed false events. The run-to-run spread of recall at a fixed target is about one point (s.d.), larger than the recall difference between the two networks, so a recall difference cannot be claimed; the false-event difference can.</w:t>
       </w:r>
     </w:p>
     <w:p>
@@ -17541,7 +27239,7 @@
           <w:sz w:val="21"/>
           <w:szCs w:val="21"/>
         </w:rPr>
-        <w:t xml:space="preserve">(a) time per frame of the same software model on CPU and GPU, as in Fig. 13 of [2]; (b) power (not yet measured); (c) a real-time ratio in the sense of [2] for a stated sensor rate; (d) the context-tower variant. Done since the first version of this document: the 1,000-image on-board sweep of the new cascade (0 mismatches over 71,380 events; the earlier design had 0 mismatches over 725,893 events), so the hardware accuracy column equals the software model, as [2] shows for its detection rate.</w:t>
+        <w:t xml:space="preserve">(a) time per frame of the same software model on CPU and GPU, as in Fig. 13 of [2]; (b) power (not yet measured); (c) a real-time ratio in the sense of [2] for a stated sensor rate; (d) nothing further for the context-tower variant, which is now built, fitted and verified on the board (Tables 4 and 5). Done since the first version of this document: the 1,000-image on-board sweep of the new cascade (0 mismatches over 71,380 events; the earlier design had 0 mismatches over 725,893 events), so the hardware accuracy column equals the software model, as [2] shows for its detection rate.</w:t>
       </w:r>
     </w:p>
     <w:p>
@@ -17633,7 +27331,7 @@
           <w:sz w:val="21"/>
           <w:szCs w:val="21"/>
         </w:rPr>
-        <w:t xml:space="preserve">One seed and one split for the CNN results; confidence intervals (bootstrap over images) are still to be computed.</w:t>
+        <w:t xml:space="preserve">The CNN statistics are five runs per network (three seeds on one split, two further splits); with five runs the s.d. is itself uncertain, and a larger repeat or cross-validation over the 5,604 images would tighten the recall intervals, which are currently about +-1 point.</w:t>
       </w:r>
     </w:p>
     <w:p>
@@ -17652,7 +27350,7 @@
           <w:sz w:val="21"/>
           <w:szCs w:val="21"/>
         </w:rPr>
-        <w:t xml:space="preserve">The context-tower model is a software result only; its hardware cost (second tower, second 4x4-pooled store, side-feature unit) has not been evaluated.</w:t>
+        <w:t xml:space="preserve">Power is not measured for any of the designs, so the hardware comparison has no energy column of its own.</w:t>
       </w:r>
     </w:p>
     <w:p>

--- a/PAPER2_HRSID_literature_comparison.docx
+++ b/PAPER2_HRSID_literature_comparison.docx
@@ -2994,7 +2994,7 @@
                 <w:sz w:val="15"/>
                 <w:szCs w:val="15"/>
               </w:rPr>
-              <w:t xml:space="preserve">+4.89 pts over baseline (absolute n.r.)</w:t>
+              <w:t xml:space="preserve">P 91.45, R 87.57, F1 89.47, AP50 92.13, AP75 82.17 (full text, Table 1a)</w:t>
             </w:r>
           </w:p>
         </w:tc>
@@ -3058,7 +3058,7 @@
                 <w:sz w:val="15"/>
                 <w:szCs w:val="15"/>
               </w:rPr>
-              <w:t xml:space="preserve">n.r.</w:t>
+              <w:t xml:space="preserve">16.1 FPS, RTX 3090</w:t>
             </w:r>
           </w:p>
         </w:tc>
@@ -5442,6 +5442,3723 @@
           <w:szCs w:val="17"/>
         </w:rPr>
         <w:t xml:space="preserve">[1] baselines evaluated with an IoU threshold of 0.7 for filtering; in [1] the same detectors reach inshore AP50 of 78.3-82.7 and offshore AP50 of 98.0-99.0 (Table 5 of [1]; inshore scenes are 18.4 % of the test set). [12]: the abstract lists "98.4 % and 93.9 % mAP50" for "the HRSID and SSDD datasets"; 98.4 % would be far above every other HRSID result in this table, so the order may be reversed in the abstract and the value should be checked in the full paper before it is quoted. [4], [5], [6] state accuracy gains or model cost in the abstract only; "detection accuracy" in [6] is taken to be mAP50 but the abstract does not say. [21] is not a data-set-level evaluation.</w:t>
+      </w:r>
+    </w:p>
+    <w:p>
+      <w:pPr>
+        <w:pStyle w:val="Heading1"/>
+        <w:spacing w:after="110" w:before="260"/>
+      </w:pPr>
+      <w:r>
+        <w:rPr>
+          <w:rFonts w:ascii="Times New Roman" w:cs="Times New Roman" w:eastAsia="Times New Roman" w:hAnsi="Times New Roman"/>
+          <w:b/>
+          <w:bCs/>
+          <w:sz w:val="26"/>
+          <w:szCs w:val="26"/>
+        </w:rPr>
+        <w:t xml:space="preserve">4a. References screened on 2026-10-04 and their bearing on this work</w:t>
+      </w:r>
+    </w:p>
+    <w:p>
+      <w:pPr>
+        <w:spacing w:after="110" w:line="270"/>
+        <w:jc w:val="both"/>
+      </w:pPr>
+      <w:r>
+        <w:rPr>
+          <w:rFonts w:ascii="Times New Roman" w:cs="Times New Roman" w:eastAsia="Times New Roman" w:hAnsi="Times New Roman"/>
+          <w:sz w:val="21"/>
+          <w:szCs w:val="21"/>
+        </w:rPr>
+        <w:t xml:space="preserve">Twenty-two documents from the folder of new references (papers/new_references; one is a duplicate copy) were read after the first version of this comparison. Their abstracts and, for the HRSID results and cost figures, their result tables were read in the PDFs (the tables are images in the PDFs and were read from the rendered pages; values that could not be read unambiguously are marked). Of the twenty-two, </w:t>
+      </w:r>
+      <w:r>
+        <w:rPr>
+          <w:rFonts w:ascii="Times New Roman" w:cs="Times New Roman" w:eastAsia="Times New Roman" w:hAnsi="Times New Roman"/>
+          <w:b/>
+          <w:bCs/>
+          <w:sz w:val="21"/>
+          <w:szCs w:val="21"/>
+        </w:rPr>
+        <w:t xml:space="preserve">five report HRSID results</w:t>
+      </w:r>
+      <w:r>
+        <w:rPr>
+          <w:rFonts w:ascii="Times New Roman" w:cs="Times New Roman" w:eastAsia="Times New Roman" w:hAnsi="Times New Roman"/>
+          <w:sz w:val="21"/>
+          <w:szCs w:val="21"/>
+        </w:rPr>
+        <w:t xml:space="preserve"> ([7], [22]-[25]; Table 1a), </w:t>
+      </w:r>
+      <w:r>
+        <w:rPr>
+          <w:rFonts w:ascii="Times New Roman" w:cs="Times New Roman" w:eastAsia="Times New Roman" w:hAnsi="Times New Roman"/>
+          <w:b/>
+          <w:bCs/>
+          <w:sz w:val="21"/>
+          <w:szCs w:val="21"/>
+        </w:rPr>
+        <w:t xml:space="preserve">none reports an FPGA or ASIC implementation</w:t>
+      </w:r>
+      <w:r>
+        <w:rPr>
+          <w:rFonts w:ascii="Times New Roman" w:cs="Times New Roman" w:eastAsia="Times New Roman" w:hAnsi="Times New Roman"/>
+          <w:sz w:val="21"/>
+          <w:szCs w:val="21"/>
+        </w:rPr>
+        <w:t xml:space="preserve">, and the rest are CFAR-family papers or lightweight detectors evaluated on SSDD, LS-SSDD-v1.0 or SAR-Ship-Dataset (Table 1b). GL-DETR [7] was already in Table 1 with only an abstract-level value; its absolute numbers are now taken from the paper. AMFS-Net [23] and CFAR-DP-FW [30] were already in the project library but not yet in this document.</w:t>
+      </w:r>
+    </w:p>
+    <w:p>
+      <w:pPr>
+        <w:keepNext/>
+        <w:spacing w:after="70" w:before="150"/>
+      </w:pPr>
+      <w:r>
+        <w:rPr>
+          <w:rFonts w:ascii="Times New Roman" w:cs="Times New Roman" w:eastAsia="Times New Roman" w:hAnsi="Times New Roman"/>
+          <w:sz w:val="20"/>
+          <w:szCs w:val="20"/>
+        </w:rPr>
+        <w:t xml:space="preserve">Table 1a. Newly added HRSID results, as reported, with this work at the same recall (event-level matching within 4 px; the reported precision of the others is at IoU 0.5, so the comparison is indicative, not like-for-like).</w:t>
+      </w:r>
+    </w:p>
+    <w:tbl>
+      <w:tblPr>
+        <w:tblW w:type="dxa" w:w="14120"/>
+        <w:tblBorders>
+          <w:top w:val="single" w:color="auto" w:sz="4"/>
+          <w:left w:val="single" w:color="auto" w:sz="4"/>
+          <w:bottom w:val="single" w:color="auto" w:sz="4"/>
+          <w:right w:val="single" w:color="auto" w:sz="4"/>
+          <w:insideH w:val="single" w:color="auto" w:sz="4"/>
+          <w:insideV w:val="single" w:color="auto" w:sz="4"/>
+        </w:tblBorders>
+      </w:tblPr>
+      <w:tblGrid>
+        <w:gridCol w:w="620"/>
+        <w:gridCol w:w="2900"/>
+        <w:gridCol w:w="3500"/>
+        <w:gridCol w:w="1900"/>
+        <w:gridCol w:w="2300"/>
+        <w:gridCol w:w="2900"/>
+      </w:tblGrid>
+      <w:tr>
+        <w:trPr>
+          <w:tblHeader/>
+        </w:trPr>
+        <w:tc>
+          <w:tcPr>
+            <w:tcW w:type="dxa" w:w="620"/>
+            <w:tcBorders>
+              <w:top w:val="single" w:color="999999" w:sz="4"/>
+              <w:left w:val="single" w:color="999999" w:sz="4"/>
+              <w:bottom w:val="single" w:color="999999" w:sz="4"/>
+              <w:right w:val="single" w:color="999999" w:sz="4"/>
+            </w:tcBorders>
+            <w:shd w:fill="E8EDF5" w:color="auto" w:val="clear"/>
+            <w:tcMar>
+              <w:top w:type="dxa" w:w="30"/>
+              <w:left w:type="dxa" w:w="60"/>
+              <w:bottom w:type="dxa" w:w="30"/>
+              <w:right w:type="dxa" w:w="60"/>
+            </w:tcMar>
+          </w:tcPr>
+          <w:p>
+            <w:pPr>
+              <w:jc w:val="center"/>
+            </w:pPr>
+            <w:r>
+              <w:rPr>
+                <w:rFonts w:ascii="Times New Roman" w:cs="Times New Roman" w:eastAsia="Times New Roman" w:hAnsi="Times New Roman"/>
+                <w:b/>
+                <w:bCs/>
+                <w:sz w:val="14"/>
+                <w:szCs w:val="14"/>
+              </w:rPr>
+              <w:t xml:space="preserve">Ref.</w:t>
+            </w:r>
+          </w:p>
+        </w:tc>
+        <w:tc>
+          <w:tcPr>
+            <w:tcW w:type="dxa" w:w="2900"/>
+            <w:tcBorders>
+              <w:top w:val="single" w:color="999999" w:sz="4"/>
+              <w:left w:val="single" w:color="999999" w:sz="4"/>
+              <w:bottom w:val="single" w:color="999999" w:sz="4"/>
+              <w:right w:val="single" w:color="999999" w:sz="4"/>
+            </w:tcBorders>
+            <w:shd w:fill="E8EDF5" w:color="auto" w:val="clear"/>
+            <w:tcMar>
+              <w:top w:type="dxa" w:w="30"/>
+              <w:left w:type="dxa" w:w="60"/>
+              <w:bottom w:type="dxa" w:w="30"/>
+              <w:right w:type="dxa" w:w="60"/>
+            </w:tcMar>
+          </w:tcPr>
+          <w:p>
+            <w:pPr>
+              <w:jc w:val="center"/>
+            </w:pPr>
+            <w:r>
+              <w:rPr>
+                <w:rFonts w:ascii="Times New Roman" w:cs="Times New Roman" w:eastAsia="Times New Roman" w:hAnsi="Times New Roman"/>
+                <w:b/>
+                <w:bCs/>
+                <w:sz w:val="14"/>
+                <w:szCs w:val="14"/>
+              </w:rPr>
+              <w:t xml:space="preserve">Method (year, venue)</w:t>
+            </w:r>
+          </w:p>
+        </w:tc>
+        <w:tc>
+          <w:tcPr>
+            <w:tcW w:type="dxa" w:w="3500"/>
+            <w:tcBorders>
+              <w:top w:val="single" w:color="999999" w:sz="4"/>
+              <w:left w:val="single" w:color="999999" w:sz="4"/>
+              <w:bottom w:val="single" w:color="999999" w:sz="4"/>
+              <w:right w:val="single" w:color="999999" w:sz="4"/>
+            </w:tcBorders>
+            <w:shd w:fill="E8EDF5" w:color="auto" w:val="clear"/>
+            <w:tcMar>
+              <w:top w:type="dxa" w:w="30"/>
+              <w:left w:type="dxa" w:w="60"/>
+              <w:bottom w:type="dxa" w:w="30"/>
+              <w:right w:type="dxa" w:w="60"/>
+            </w:tcMar>
+          </w:tcPr>
+          <w:p>
+            <w:pPr>
+              <w:jc w:val="center"/>
+            </w:pPr>
+            <w:r>
+              <w:rPr>
+                <w:rFonts w:ascii="Times New Roman" w:cs="Times New Roman" w:eastAsia="Times New Roman" w:hAnsi="Times New Roman"/>
+                <w:b/>
+                <w:bCs/>
+                <w:sz w:val="14"/>
+                <w:szCs w:val="14"/>
+              </w:rPr>
+              <w:t xml:space="preserve">HRSID result as reported</w:t>
+            </w:r>
+          </w:p>
+        </w:tc>
+        <w:tc>
+          <w:tcPr>
+            <w:tcW w:type="dxa" w:w="1900"/>
+            <w:tcBorders>
+              <w:top w:val="single" w:color="999999" w:sz="4"/>
+              <w:left w:val="single" w:color="999999" w:sz="4"/>
+              <w:bottom w:val="single" w:color="999999" w:sz="4"/>
+              <w:right w:val="single" w:color="999999" w:sz="4"/>
+            </w:tcBorders>
+            <w:shd w:fill="E8EDF5" w:color="auto" w:val="clear"/>
+            <w:tcMar>
+              <w:top w:type="dxa" w:w="30"/>
+              <w:left w:type="dxa" w:w="60"/>
+              <w:bottom w:type="dxa" w:w="30"/>
+              <w:right w:type="dxa" w:w="60"/>
+            </w:tcMar>
+          </w:tcPr>
+          <w:p>
+            <w:pPr>
+              <w:jc w:val="center"/>
+            </w:pPr>
+            <w:r>
+              <w:rPr>
+                <w:rFonts w:ascii="Times New Roman" w:cs="Times New Roman" w:eastAsia="Times New Roman" w:hAnsi="Times New Roman"/>
+                <w:b/>
+                <w:bCs/>
+                <w:sz w:val="14"/>
+                <w:szCs w:val="14"/>
+              </w:rPr>
+              <w:t xml:space="preserve">Model cost</w:t>
+            </w:r>
+          </w:p>
+        </w:tc>
+        <w:tc>
+          <w:tcPr>
+            <w:tcW w:type="dxa" w:w="2300"/>
+            <w:tcBorders>
+              <w:top w:val="single" w:color="999999" w:sz="4"/>
+              <w:left w:val="single" w:color="999999" w:sz="4"/>
+              <w:bottom w:val="single" w:color="999999" w:sz="4"/>
+              <w:right w:val="single" w:color="999999" w:sz="4"/>
+            </w:tcBorders>
+            <w:shd w:fill="E8EDF5" w:color="auto" w:val="clear"/>
+            <w:tcMar>
+              <w:top w:type="dxa" w:w="30"/>
+              <w:left w:type="dxa" w:w="60"/>
+              <w:bottom w:type="dxa" w:w="30"/>
+              <w:right w:type="dxa" w:w="60"/>
+            </w:tcMar>
+          </w:tcPr>
+          <w:p>
+            <w:pPr>
+              <w:jc w:val="center"/>
+            </w:pPr>
+            <w:r>
+              <w:rPr>
+                <w:rFonts w:ascii="Times New Roman" w:cs="Times New Roman" w:eastAsia="Times New Roman" w:hAnsi="Times New Roman"/>
+                <w:b/>
+                <w:bCs/>
+                <w:sz w:val="14"/>
+                <w:szCs w:val="14"/>
+              </w:rPr>
+              <w:t xml:space="preserve">Speed / platform</w:t>
+            </w:r>
+          </w:p>
+        </w:tc>
+        <w:tc>
+          <w:tcPr>
+            <w:tcW w:type="dxa" w:w="2900"/>
+            <w:tcBorders>
+              <w:top w:val="single" w:color="999999" w:sz="4"/>
+              <w:left w:val="single" w:color="999999" w:sz="4"/>
+              <w:bottom w:val="single" w:color="999999" w:sz="4"/>
+              <w:right w:val="single" w:color="999999" w:sz="4"/>
+            </w:tcBorders>
+            <w:shd w:fill="E8EDF5" w:color="auto" w:val="clear"/>
+            <w:tcMar>
+              <w:top w:type="dxa" w:w="30"/>
+              <w:left w:type="dxa" w:w="60"/>
+              <w:bottom w:type="dxa" w:w="30"/>
+              <w:right w:type="dxa" w:w="60"/>
+            </w:tcMar>
+          </w:tcPr>
+          <w:p>
+            <w:pPr>
+              <w:jc w:val="center"/>
+            </w:pPr>
+            <w:r>
+              <w:rPr>
+                <w:rFonts w:ascii="Times New Roman" w:cs="Times New Roman" w:eastAsia="Times New Roman" w:hAnsi="Times New Roman"/>
+                <w:b/>
+                <w:bCs/>
+                <w:sz w:val="14"/>
+                <w:szCs w:val="14"/>
+              </w:rPr>
+              <w:t xml:space="preserve">This work at the same recall (all images / test split)</w:t>
+            </w:r>
+          </w:p>
+        </w:tc>
+      </w:tr>
+      <w:tr>
+        <w:trPr>
+          <w:cantSplit/>
+        </w:trPr>
+        <w:tc>
+          <w:tcPr>
+            <w:tcW w:type="dxa" w:w="620"/>
+            <w:tcBorders>
+              <w:top w:val="single" w:color="999999" w:sz="4"/>
+              <w:left w:val="single" w:color="999999" w:sz="4"/>
+              <w:bottom w:val="single" w:color="999999" w:sz="4"/>
+              <w:right w:val="single" w:color="999999" w:sz="4"/>
+            </w:tcBorders>
+            <w:tcMar>
+              <w:top w:type="dxa" w:w="30"/>
+              <w:left w:type="dxa" w:w="60"/>
+              <w:bottom w:type="dxa" w:w="30"/>
+              <w:right w:type="dxa" w:w="60"/>
+            </w:tcMar>
+          </w:tcPr>
+          <w:p>
+            <w:pPr>
+              <w:jc w:val="left"/>
+            </w:pPr>
+            <w:r>
+              <w:rPr>
+                <w:rFonts w:ascii="Times New Roman" w:cs="Times New Roman" w:eastAsia="Times New Roman" w:hAnsi="Times New Roman"/>
+                <w:b w:val="false"/>
+                <w:bCs w:val="false"/>
+                <w:sz w:val="14"/>
+                <w:szCs w:val="14"/>
+              </w:rPr>
+              <w:t xml:space="preserve">[22]</w:t>
+            </w:r>
+          </w:p>
+        </w:tc>
+        <w:tc>
+          <w:tcPr>
+            <w:tcW w:type="dxa" w:w="2900"/>
+            <w:tcBorders>
+              <w:top w:val="single" w:color="999999" w:sz="4"/>
+              <w:left w:val="single" w:color="999999" w:sz="4"/>
+              <w:bottom w:val="single" w:color="999999" w:sz="4"/>
+              <w:right w:val="single" w:color="999999" w:sz="4"/>
+            </w:tcBorders>
+            <w:tcMar>
+              <w:top w:type="dxa" w:w="30"/>
+              <w:left w:type="dxa" w:w="60"/>
+              <w:bottom w:type="dxa" w:w="30"/>
+              <w:right w:type="dxa" w:w="60"/>
+            </w:tcMar>
+          </w:tcPr>
+          <w:p>
+            <w:pPr>
+              <w:jc w:val="left"/>
+            </w:pPr>
+            <w:r>
+              <w:rPr>
+                <w:rFonts w:ascii="Times New Roman" w:cs="Times New Roman" w:eastAsia="Times New Roman" w:hAnsi="Times New Roman"/>
+                <w:b w:val="false"/>
+                <w:bCs w:val="false"/>
+                <w:sz w:val="14"/>
+                <w:szCs w:val="14"/>
+              </w:rPr>
+              <w:t xml:space="preserve">AD-YOLO, YOLO11n-based with state-space module and shared detail head (2026, GRSL)</w:t>
+            </w:r>
+          </w:p>
+        </w:tc>
+        <w:tc>
+          <w:tcPr>
+            <w:tcW w:type="dxa" w:w="3500"/>
+            <w:tcBorders>
+              <w:top w:val="single" w:color="999999" w:sz="4"/>
+              <w:left w:val="single" w:color="999999" w:sz="4"/>
+              <w:bottom w:val="single" w:color="999999" w:sz="4"/>
+              <w:right w:val="single" w:color="999999" w:sz="4"/>
+            </w:tcBorders>
+            <w:tcMar>
+              <w:top w:type="dxa" w:w="30"/>
+              <w:left w:type="dxa" w:w="60"/>
+              <w:bottom w:type="dxa" w:w="30"/>
+              <w:right w:type="dxa" w:w="60"/>
+            </w:tcMar>
+          </w:tcPr>
+          <w:p>
+            <w:pPr>
+              <w:jc w:val="center"/>
+            </w:pPr>
+            <w:r>
+              <w:rPr>
+                <w:rFonts w:ascii="Times New Roman" w:cs="Times New Roman" w:eastAsia="Times New Roman" w:hAnsi="Times New Roman"/>
+                <w:b w:val="false"/>
+                <w:bCs w:val="false"/>
+                <w:sz w:val="14"/>
+                <w:szCs w:val="14"/>
+              </w:rPr>
+              <w:t xml:space="preserve">P 91.7 %, R 83.8 %, AP50 91.8 %, AP50:95 68.7 % (YOLO11n baseline 67.3 %); 65 / 35 split, trained from scratch</w:t>
+            </w:r>
+          </w:p>
+        </w:tc>
+        <w:tc>
+          <w:tcPr>
+            <w:tcW w:type="dxa" w:w="1900"/>
+            <w:tcBorders>
+              <w:top w:val="single" w:color="999999" w:sz="4"/>
+              <w:left w:val="single" w:color="999999" w:sz="4"/>
+              <w:bottom w:val="single" w:color="999999" w:sz="4"/>
+              <w:right w:val="single" w:color="999999" w:sz="4"/>
+            </w:tcBorders>
+            <w:tcMar>
+              <w:top w:type="dxa" w:w="30"/>
+              <w:left w:type="dxa" w:w="60"/>
+              <w:bottom w:type="dxa" w:w="30"/>
+              <w:right w:type="dxa" w:w="60"/>
+            </w:tcMar>
+          </w:tcPr>
+          <w:p>
+            <w:pPr>
+              <w:jc w:val="center"/>
+            </w:pPr>
+            <w:r>
+              <w:rPr>
+                <w:rFonts w:ascii="Times New Roman" w:cs="Times New Roman" w:eastAsia="Times New Roman" w:hAnsi="Times New Roman"/>
+                <w:b w:val="false"/>
+                <w:bCs w:val="false"/>
+                <w:sz w:val="14"/>
+                <w:szCs w:val="14"/>
+              </w:rPr>
+              <w:t xml:space="preserve">2.75 M params, 7.0 GFLOPs</w:t>
+            </w:r>
+          </w:p>
+        </w:tc>
+        <w:tc>
+          <w:tcPr>
+            <w:tcW w:type="dxa" w:w="2300"/>
+            <w:tcBorders>
+              <w:top w:val="single" w:color="999999" w:sz="4"/>
+              <w:left w:val="single" w:color="999999" w:sz="4"/>
+              <w:bottom w:val="single" w:color="999999" w:sz="4"/>
+              <w:right w:val="single" w:color="999999" w:sz="4"/>
+            </w:tcBorders>
+            <w:tcMar>
+              <w:top w:type="dxa" w:w="30"/>
+              <w:left w:type="dxa" w:w="60"/>
+              <w:bottom w:type="dxa" w:w="30"/>
+              <w:right w:type="dxa" w:w="60"/>
+            </w:tcMar>
+          </w:tcPr>
+          <w:p>
+            <w:pPr>
+              <w:jc w:val="center"/>
+            </w:pPr>
+            <w:r>
+              <w:rPr>
+                <w:rFonts w:ascii="Times New Roman" w:cs="Times New Roman" w:eastAsia="Times New Roman" w:hAnsi="Times New Roman"/>
+                <w:b w:val="false"/>
+                <w:bCs w:val="false"/>
+                <w:sz w:val="14"/>
+                <w:szCs w:val="14"/>
+              </w:rPr>
+              <w:t xml:space="preserve">532 FPS, RTX 4090</w:t>
+            </w:r>
+          </w:p>
+        </w:tc>
+        <w:tc>
+          <w:tcPr>
+            <w:tcW w:type="dxa" w:w="2900"/>
+            <w:tcBorders>
+              <w:top w:val="single" w:color="999999" w:sz="4"/>
+              <w:left w:val="single" w:color="999999" w:sz="4"/>
+              <w:bottom w:val="single" w:color="999999" w:sz="4"/>
+              <w:right w:val="single" w:color="999999" w:sz="4"/>
+            </w:tcBorders>
+            <w:tcMar>
+              <w:top w:type="dxa" w:w="30"/>
+              <w:left w:type="dxa" w:w="60"/>
+              <w:bottom w:type="dxa" w:w="30"/>
+              <w:right w:type="dxa" w:w="60"/>
+            </w:tcMar>
+          </w:tcPr>
+          <w:p>
+            <w:pPr>
+              <w:jc w:val="center"/>
+            </w:pPr>
+            <w:r>
+              <w:rPr>
+                <w:rFonts w:ascii="Times New Roman" w:cs="Times New Roman" w:eastAsia="Times New Roman" w:hAnsi="Times New Roman"/>
+                <w:b w:val="false"/>
+                <w:bCs w:val="false"/>
+                <w:sz w:val="14"/>
+                <w:szCs w:val="14"/>
+              </w:rPr>
+              <w:t xml:space="preserve">recall 83.4 %: precision 93.8 % / recall 83.2 %: precision 91.3 %</w:t>
+            </w:r>
+          </w:p>
+        </w:tc>
+      </w:tr>
+      <w:tr>
+        <w:trPr>
+          <w:cantSplit/>
+        </w:trPr>
+        <w:tc>
+          <w:tcPr>
+            <w:tcW w:type="dxa" w:w="620"/>
+            <w:tcBorders>
+              <w:top w:val="single" w:color="999999" w:sz="4"/>
+              <w:left w:val="single" w:color="999999" w:sz="4"/>
+              <w:bottom w:val="single" w:color="999999" w:sz="4"/>
+              <w:right w:val="single" w:color="999999" w:sz="4"/>
+            </w:tcBorders>
+            <w:tcMar>
+              <w:top w:type="dxa" w:w="30"/>
+              <w:left w:type="dxa" w:w="60"/>
+              <w:bottom w:type="dxa" w:w="30"/>
+              <w:right w:type="dxa" w:w="60"/>
+            </w:tcMar>
+          </w:tcPr>
+          <w:p>
+            <w:pPr>
+              <w:jc w:val="left"/>
+            </w:pPr>
+            <w:r>
+              <w:rPr>
+                <w:rFonts w:ascii="Times New Roman" w:cs="Times New Roman" w:eastAsia="Times New Roman" w:hAnsi="Times New Roman"/>
+                <w:b w:val="false"/>
+                <w:bCs w:val="false"/>
+                <w:sz w:val="14"/>
+                <w:szCs w:val="14"/>
+              </w:rPr>
+              <w:t xml:space="preserve">[23]</w:t>
+            </w:r>
+          </w:p>
+        </w:tc>
+        <w:tc>
+          <w:tcPr>
+            <w:tcW w:type="dxa" w:w="2900"/>
+            <w:tcBorders>
+              <w:top w:val="single" w:color="999999" w:sz="4"/>
+              <w:left w:val="single" w:color="999999" w:sz="4"/>
+              <w:bottom w:val="single" w:color="999999" w:sz="4"/>
+              <w:right w:val="single" w:color="999999" w:sz="4"/>
+            </w:tcBorders>
+            <w:tcMar>
+              <w:top w:type="dxa" w:w="30"/>
+              <w:left w:type="dxa" w:w="60"/>
+              <w:bottom w:type="dxa" w:w="30"/>
+              <w:right w:type="dxa" w:w="60"/>
+            </w:tcMar>
+          </w:tcPr>
+          <w:p>
+            <w:pPr>
+              <w:jc w:val="left"/>
+            </w:pPr>
+            <w:r>
+              <w:rPr>
+                <w:rFonts w:ascii="Times New Roman" w:cs="Times New Roman" w:eastAsia="Times New Roman" w:hAnsi="Times New Roman"/>
+                <w:b w:val="false"/>
+                <w:bCs w:val="false"/>
+                <w:sz w:val="14"/>
+                <w:szCs w:val="14"/>
+              </w:rPr>
+              <w:t xml:space="preserve">AMFS-Net, adaptive multiscale fusion, P3+P4 head (2026, GRSL)</w:t>
+            </w:r>
+          </w:p>
+        </w:tc>
+        <w:tc>
+          <w:tcPr>
+            <w:tcW w:type="dxa" w:w="3500"/>
+            <w:tcBorders>
+              <w:top w:val="single" w:color="999999" w:sz="4"/>
+              <w:left w:val="single" w:color="999999" w:sz="4"/>
+              <w:bottom w:val="single" w:color="999999" w:sz="4"/>
+              <w:right w:val="single" w:color="999999" w:sz="4"/>
+            </w:tcBorders>
+            <w:tcMar>
+              <w:top w:type="dxa" w:w="30"/>
+              <w:left w:type="dxa" w:w="60"/>
+              <w:bottom w:type="dxa" w:w="30"/>
+              <w:right w:type="dxa" w:w="60"/>
+            </w:tcMar>
+          </w:tcPr>
+          <w:p>
+            <w:pPr>
+              <w:jc w:val="center"/>
+            </w:pPr>
+            <w:r>
+              <w:rPr>
+                <w:rFonts w:ascii="Times New Roman" w:cs="Times New Roman" w:eastAsia="Times New Roman" w:hAnsi="Times New Roman"/>
+                <w:b w:val="false"/>
+                <w:bCs w:val="false"/>
+                <w:sz w:val="14"/>
+                <w:szCs w:val="14"/>
+              </w:rPr>
+              <w:t xml:space="preserve">P 93.6 %, AP50 93.1 % (recall n.r. in the HRSID table; ESarDet 93.2 %, YOLO11n 92.8 %); 640 px</w:t>
+            </w:r>
+          </w:p>
+        </w:tc>
+        <w:tc>
+          <w:tcPr>
+            <w:tcW w:type="dxa" w:w="1900"/>
+            <w:tcBorders>
+              <w:top w:val="single" w:color="999999" w:sz="4"/>
+              <w:left w:val="single" w:color="999999" w:sz="4"/>
+              <w:bottom w:val="single" w:color="999999" w:sz="4"/>
+              <w:right w:val="single" w:color="999999" w:sz="4"/>
+            </w:tcBorders>
+            <w:tcMar>
+              <w:top w:type="dxa" w:w="30"/>
+              <w:left w:type="dxa" w:w="60"/>
+              <w:bottom w:type="dxa" w:w="30"/>
+              <w:right w:type="dxa" w:w="60"/>
+            </w:tcMar>
+          </w:tcPr>
+          <w:p>
+            <w:pPr>
+              <w:jc w:val="center"/>
+            </w:pPr>
+            <w:r>
+              <w:rPr>
+                <w:rFonts w:ascii="Times New Roman" w:cs="Times New Roman" w:eastAsia="Times New Roman" w:hAnsi="Times New Roman"/>
+                <w:b w:val="false"/>
+                <w:bCs w:val="false"/>
+                <w:sz w:val="14"/>
+                <w:szCs w:val="14"/>
+              </w:rPr>
+              <w:t xml:space="preserve">1.59 M params, 7.0 GFLOPs</w:t>
+            </w:r>
+          </w:p>
+        </w:tc>
+        <w:tc>
+          <w:tcPr>
+            <w:tcW w:type="dxa" w:w="2300"/>
+            <w:tcBorders>
+              <w:top w:val="single" w:color="999999" w:sz="4"/>
+              <w:left w:val="single" w:color="999999" w:sz="4"/>
+              <w:bottom w:val="single" w:color="999999" w:sz="4"/>
+              <w:right w:val="single" w:color="999999" w:sz="4"/>
+            </w:tcBorders>
+            <w:tcMar>
+              <w:top w:type="dxa" w:w="30"/>
+              <w:left w:type="dxa" w:w="60"/>
+              <w:bottom w:type="dxa" w:w="30"/>
+              <w:right w:type="dxa" w:w="60"/>
+            </w:tcMar>
+          </w:tcPr>
+          <w:p>
+            <w:pPr>
+              <w:jc w:val="center"/>
+            </w:pPr>
+            <w:r>
+              <w:rPr>
+                <w:rFonts w:ascii="Times New Roman" w:cs="Times New Roman" w:eastAsia="Times New Roman" w:hAnsi="Times New Roman"/>
+                <w:b w:val="false"/>
+                <w:bCs w:val="false"/>
+                <w:sz w:val="14"/>
+                <w:szCs w:val="14"/>
+              </w:rPr>
+              <w:t xml:space="preserve">371 FPS, RTX 4090</w:t>
+            </w:r>
+          </w:p>
+        </w:tc>
+        <w:tc>
+          <w:tcPr>
+            <w:tcW w:type="dxa" w:w="2900"/>
+            <w:tcBorders>
+              <w:top w:val="single" w:color="999999" w:sz="4"/>
+              <w:left w:val="single" w:color="999999" w:sz="4"/>
+              <w:bottom w:val="single" w:color="999999" w:sz="4"/>
+              <w:right w:val="single" w:color="999999" w:sz="4"/>
+            </w:tcBorders>
+            <w:tcMar>
+              <w:top w:type="dxa" w:w="30"/>
+              <w:left w:type="dxa" w:w="60"/>
+              <w:bottom w:type="dxa" w:w="30"/>
+              <w:right w:type="dxa" w:w="60"/>
+            </w:tcMar>
+          </w:tcPr>
+          <w:p>
+            <w:pPr>
+              <w:jc w:val="center"/>
+            </w:pPr>
+            <w:r>
+              <w:rPr>
+                <w:rFonts w:ascii="Times New Roman" w:cs="Times New Roman" w:eastAsia="Times New Roman" w:hAnsi="Times New Roman"/>
+                <w:b w:val="false"/>
+                <w:bCs w:val="false"/>
+                <w:sz w:val="14"/>
+                <w:szCs w:val="14"/>
+              </w:rPr>
+              <w:t xml:space="preserve">no recall given, so no matched point</w:t>
+            </w:r>
+          </w:p>
+        </w:tc>
+      </w:tr>
+      <w:tr>
+        <w:trPr>
+          <w:cantSplit/>
+        </w:trPr>
+        <w:tc>
+          <w:tcPr>
+            <w:tcW w:type="dxa" w:w="620"/>
+            <w:tcBorders>
+              <w:top w:val="single" w:color="999999" w:sz="4"/>
+              <w:left w:val="single" w:color="999999" w:sz="4"/>
+              <w:bottom w:val="single" w:color="999999" w:sz="4"/>
+              <w:right w:val="single" w:color="999999" w:sz="4"/>
+            </w:tcBorders>
+            <w:tcMar>
+              <w:top w:type="dxa" w:w="30"/>
+              <w:left w:type="dxa" w:w="60"/>
+              <w:bottom w:type="dxa" w:w="30"/>
+              <w:right w:type="dxa" w:w="60"/>
+            </w:tcMar>
+          </w:tcPr>
+          <w:p>
+            <w:pPr>
+              <w:jc w:val="left"/>
+            </w:pPr>
+            <w:r>
+              <w:rPr>
+                <w:rFonts w:ascii="Times New Roman" w:cs="Times New Roman" w:eastAsia="Times New Roman" w:hAnsi="Times New Roman"/>
+                <w:b w:val="false"/>
+                <w:bCs w:val="false"/>
+                <w:sz w:val="14"/>
+                <w:szCs w:val="14"/>
+              </w:rPr>
+              <w:t xml:space="preserve">[24]</w:t>
+            </w:r>
+          </w:p>
+        </w:tc>
+        <w:tc>
+          <w:tcPr>
+            <w:tcW w:type="dxa" w:w="2900"/>
+            <w:tcBorders>
+              <w:top w:val="single" w:color="999999" w:sz="4"/>
+              <w:left w:val="single" w:color="999999" w:sz="4"/>
+              <w:bottom w:val="single" w:color="999999" w:sz="4"/>
+              <w:right w:val="single" w:color="999999" w:sz="4"/>
+            </w:tcBorders>
+            <w:tcMar>
+              <w:top w:type="dxa" w:w="30"/>
+              <w:left w:type="dxa" w:w="60"/>
+              <w:bottom w:type="dxa" w:w="30"/>
+              <w:right w:type="dxa" w:w="60"/>
+            </w:tcMar>
+          </w:tcPr>
+          <w:p>
+            <w:pPr>
+              <w:jc w:val="left"/>
+            </w:pPr>
+            <w:r>
+              <w:rPr>
+                <w:rFonts w:ascii="Times New Roman" w:cs="Times New Roman" w:eastAsia="Times New Roman" w:hAnsi="Times New Roman"/>
+                <w:b w:val="false"/>
+                <w:bCs w:val="false"/>
+                <w:sz w:val="14"/>
+                <w:szCs w:val="14"/>
+              </w:rPr>
+              <w:t xml:space="preserve">LightSAR-Net, dual-edge stem, dynamic head (2025, GRSL)</w:t>
+            </w:r>
+          </w:p>
+        </w:tc>
+        <w:tc>
+          <w:tcPr>
+            <w:tcW w:type="dxa" w:w="3500"/>
+            <w:tcBorders>
+              <w:top w:val="single" w:color="999999" w:sz="4"/>
+              <w:left w:val="single" w:color="999999" w:sz="4"/>
+              <w:bottom w:val="single" w:color="999999" w:sz="4"/>
+              <w:right w:val="single" w:color="999999" w:sz="4"/>
+            </w:tcBorders>
+            <w:tcMar>
+              <w:top w:type="dxa" w:w="30"/>
+              <w:left w:type="dxa" w:w="60"/>
+              <w:bottom w:type="dxa" w:w="30"/>
+              <w:right w:type="dxa" w:w="60"/>
+            </w:tcMar>
+          </w:tcPr>
+          <w:p>
+            <w:pPr>
+              <w:jc w:val="center"/>
+            </w:pPr>
+            <w:r>
+              <w:rPr>
+                <w:rFonts w:ascii="Times New Roman" w:cs="Times New Roman" w:eastAsia="Times New Roman" w:hAnsi="Times New Roman"/>
+                <w:b w:val="false"/>
+                <w:bCs w:val="false"/>
+                <w:sz w:val="14"/>
+                <w:szCs w:val="14"/>
+              </w:rPr>
+              <w:t xml:space="preserve">AP50 95.8 % (Table III; the print of the digits is degraded, value read as 95.8; YOLOv8n 94.9 %); split 3,642 / 1,962</w:t>
+            </w:r>
+          </w:p>
+        </w:tc>
+        <w:tc>
+          <w:tcPr>
+            <w:tcW w:type="dxa" w:w="1900"/>
+            <w:tcBorders>
+              <w:top w:val="single" w:color="999999" w:sz="4"/>
+              <w:left w:val="single" w:color="999999" w:sz="4"/>
+              <w:bottom w:val="single" w:color="999999" w:sz="4"/>
+              <w:right w:val="single" w:color="999999" w:sz="4"/>
+            </w:tcBorders>
+            <w:tcMar>
+              <w:top w:type="dxa" w:w="30"/>
+              <w:left w:type="dxa" w:w="60"/>
+              <w:bottom w:type="dxa" w:w="30"/>
+              <w:right w:type="dxa" w:w="60"/>
+            </w:tcMar>
+          </w:tcPr>
+          <w:p>
+            <w:pPr>
+              <w:jc w:val="center"/>
+            </w:pPr>
+            <w:r>
+              <w:rPr>
+                <w:rFonts w:ascii="Times New Roman" w:cs="Times New Roman" w:eastAsia="Times New Roman" w:hAnsi="Times New Roman"/>
+                <w:b w:val="false"/>
+                <w:bCs w:val="false"/>
+                <w:sz w:val="14"/>
+                <w:szCs w:val="14"/>
+              </w:rPr>
+              <w:t xml:space="preserve">2.11 M params, 7.2 GFLOPs</w:t>
+            </w:r>
+          </w:p>
+        </w:tc>
+        <w:tc>
+          <w:tcPr>
+            <w:tcW w:type="dxa" w:w="2300"/>
+            <w:tcBorders>
+              <w:top w:val="single" w:color="999999" w:sz="4"/>
+              <w:left w:val="single" w:color="999999" w:sz="4"/>
+              <w:bottom w:val="single" w:color="999999" w:sz="4"/>
+              <w:right w:val="single" w:color="999999" w:sz="4"/>
+            </w:tcBorders>
+            <w:tcMar>
+              <w:top w:type="dxa" w:w="30"/>
+              <w:left w:type="dxa" w:w="60"/>
+              <w:bottom w:type="dxa" w:w="30"/>
+              <w:right w:type="dxa" w:w="60"/>
+            </w:tcMar>
+          </w:tcPr>
+          <w:p>
+            <w:pPr>
+              <w:jc w:val="center"/>
+            </w:pPr>
+            <w:r>
+              <w:rPr>
+                <w:rFonts w:ascii="Times New Roman" w:cs="Times New Roman" w:eastAsia="Times New Roman" w:hAnsi="Times New Roman"/>
+                <w:b w:val="false"/>
+                <w:bCs w:val="false"/>
+                <w:sz w:val="14"/>
+                <w:szCs w:val="14"/>
+              </w:rPr>
+              <w:t xml:space="preserve">RTX 3060, speed n.r.</w:t>
+            </w:r>
+          </w:p>
+        </w:tc>
+        <w:tc>
+          <w:tcPr>
+            <w:tcW w:type="dxa" w:w="2900"/>
+            <w:tcBorders>
+              <w:top w:val="single" w:color="999999" w:sz="4"/>
+              <w:left w:val="single" w:color="999999" w:sz="4"/>
+              <w:bottom w:val="single" w:color="999999" w:sz="4"/>
+              <w:right w:val="single" w:color="999999" w:sz="4"/>
+            </w:tcBorders>
+            <w:tcMar>
+              <w:top w:type="dxa" w:w="30"/>
+              <w:left w:type="dxa" w:w="60"/>
+              <w:bottom w:type="dxa" w:w="30"/>
+              <w:right w:type="dxa" w:w="60"/>
+            </w:tcMar>
+          </w:tcPr>
+          <w:p>
+            <w:pPr>
+              <w:jc w:val="center"/>
+            </w:pPr>
+            <w:r>
+              <w:rPr>
+                <w:rFonts w:ascii="Times New Roman" w:cs="Times New Roman" w:eastAsia="Times New Roman" w:hAnsi="Times New Roman"/>
+                <w:b w:val="false"/>
+                <w:bCs w:val="false"/>
+                <w:sz w:val="14"/>
+                <w:szCs w:val="14"/>
+              </w:rPr>
+              <w:t xml:space="preserve">no recall given, so no matched point</w:t>
+            </w:r>
+          </w:p>
+        </w:tc>
+      </w:tr>
+      <w:tr>
+        <w:trPr>
+          <w:cantSplit/>
+        </w:trPr>
+        <w:tc>
+          <w:tcPr>
+            <w:tcW w:type="dxa" w:w="620"/>
+            <w:tcBorders>
+              <w:top w:val="single" w:color="999999" w:sz="4"/>
+              <w:left w:val="single" w:color="999999" w:sz="4"/>
+              <w:bottom w:val="single" w:color="999999" w:sz="4"/>
+              <w:right w:val="single" w:color="999999" w:sz="4"/>
+            </w:tcBorders>
+            <w:tcMar>
+              <w:top w:type="dxa" w:w="30"/>
+              <w:left w:type="dxa" w:w="60"/>
+              <w:bottom w:type="dxa" w:w="30"/>
+              <w:right w:type="dxa" w:w="60"/>
+            </w:tcMar>
+          </w:tcPr>
+          <w:p>
+            <w:pPr>
+              <w:jc w:val="left"/>
+            </w:pPr>
+            <w:r>
+              <w:rPr>
+                <w:rFonts w:ascii="Times New Roman" w:cs="Times New Roman" w:eastAsia="Times New Roman" w:hAnsi="Times New Roman"/>
+                <w:b w:val="false"/>
+                <w:bCs w:val="false"/>
+                <w:sz w:val="14"/>
+                <w:szCs w:val="14"/>
+              </w:rPr>
+              <w:t xml:space="preserve">[7]</w:t>
+            </w:r>
+          </w:p>
+        </w:tc>
+        <w:tc>
+          <w:tcPr>
+            <w:tcW w:type="dxa" w:w="2900"/>
+            <w:tcBorders>
+              <w:top w:val="single" w:color="999999" w:sz="4"/>
+              <w:left w:val="single" w:color="999999" w:sz="4"/>
+              <w:bottom w:val="single" w:color="999999" w:sz="4"/>
+              <w:right w:val="single" w:color="999999" w:sz="4"/>
+            </w:tcBorders>
+            <w:tcMar>
+              <w:top w:type="dxa" w:w="30"/>
+              <w:left w:type="dxa" w:w="60"/>
+              <w:bottom w:type="dxa" w:w="30"/>
+              <w:right w:type="dxa" w:w="60"/>
+            </w:tcMar>
+          </w:tcPr>
+          <w:p>
+            <w:pPr>
+              <w:jc w:val="left"/>
+            </w:pPr>
+            <w:r>
+              <w:rPr>
+                <w:rFonts w:ascii="Times New Roman" w:cs="Times New Roman" w:eastAsia="Times New Roman" w:hAnsi="Times New Roman"/>
+                <w:b w:val="false"/>
+                <w:bCs w:val="false"/>
+                <w:sz w:val="14"/>
+                <w:szCs w:val="14"/>
+              </w:rPr>
+              <w:t xml:space="preserve">GL-DETR, global-to-local transformer decoder (2024, GRSL)</w:t>
+            </w:r>
+          </w:p>
+        </w:tc>
+        <w:tc>
+          <w:tcPr>
+            <w:tcW w:type="dxa" w:w="3500"/>
+            <w:tcBorders>
+              <w:top w:val="single" w:color="999999" w:sz="4"/>
+              <w:left w:val="single" w:color="999999" w:sz="4"/>
+              <w:bottom w:val="single" w:color="999999" w:sz="4"/>
+              <w:right w:val="single" w:color="999999" w:sz="4"/>
+            </w:tcBorders>
+            <w:tcMar>
+              <w:top w:type="dxa" w:w="30"/>
+              <w:left w:type="dxa" w:w="60"/>
+              <w:bottom w:type="dxa" w:w="30"/>
+              <w:right w:type="dxa" w:w="60"/>
+            </w:tcMar>
+          </w:tcPr>
+          <w:p>
+            <w:pPr>
+              <w:jc w:val="center"/>
+            </w:pPr>
+            <w:r>
+              <w:rPr>
+                <w:rFonts w:ascii="Times New Roman" w:cs="Times New Roman" w:eastAsia="Times New Roman" w:hAnsi="Times New Roman"/>
+                <w:b w:val="false"/>
+                <w:bCs w:val="false"/>
+                <w:sz w:val="14"/>
+                <w:szCs w:val="14"/>
+              </w:rPr>
+              <w:t xml:space="preserve">P 91.45 %, R 87.57 %, F1 89.47 %, AP50 92.13 %, AP75 82.17 % (DINO 87.22 %, Faster R-CNN 82.13 %)</w:t>
+            </w:r>
+          </w:p>
+        </w:tc>
+        <w:tc>
+          <w:tcPr>
+            <w:tcW w:type="dxa" w:w="1900"/>
+            <w:tcBorders>
+              <w:top w:val="single" w:color="999999" w:sz="4"/>
+              <w:left w:val="single" w:color="999999" w:sz="4"/>
+              <w:bottom w:val="single" w:color="999999" w:sz="4"/>
+              <w:right w:val="single" w:color="999999" w:sz="4"/>
+            </w:tcBorders>
+            <w:tcMar>
+              <w:top w:type="dxa" w:w="30"/>
+              <w:left w:type="dxa" w:w="60"/>
+              <w:bottom w:type="dxa" w:w="30"/>
+              <w:right w:type="dxa" w:w="60"/>
+            </w:tcMar>
+          </w:tcPr>
+          <w:p>
+            <w:pPr>
+              <w:jc w:val="center"/>
+            </w:pPr>
+            <w:r>
+              <w:rPr>
+                <w:rFonts w:ascii="Times New Roman" w:cs="Times New Roman" w:eastAsia="Times New Roman" w:hAnsi="Times New Roman"/>
+                <w:b w:val="false"/>
+                <w:bCs w:val="false"/>
+                <w:sz w:val="14"/>
+                <w:szCs w:val="14"/>
+              </w:rPr>
+              <w:t xml:space="preserve">n.r.</w:t>
+            </w:r>
+          </w:p>
+        </w:tc>
+        <w:tc>
+          <w:tcPr>
+            <w:tcW w:type="dxa" w:w="2300"/>
+            <w:tcBorders>
+              <w:top w:val="single" w:color="999999" w:sz="4"/>
+              <w:left w:val="single" w:color="999999" w:sz="4"/>
+              <w:bottom w:val="single" w:color="999999" w:sz="4"/>
+              <w:right w:val="single" w:color="999999" w:sz="4"/>
+            </w:tcBorders>
+            <w:tcMar>
+              <w:top w:type="dxa" w:w="30"/>
+              <w:left w:type="dxa" w:w="60"/>
+              <w:bottom w:type="dxa" w:w="30"/>
+              <w:right w:type="dxa" w:w="60"/>
+            </w:tcMar>
+          </w:tcPr>
+          <w:p>
+            <w:pPr>
+              <w:jc w:val="center"/>
+            </w:pPr>
+            <w:r>
+              <w:rPr>
+                <w:rFonts w:ascii="Times New Roman" w:cs="Times New Roman" w:eastAsia="Times New Roman" w:hAnsi="Times New Roman"/>
+                <w:b w:val="false"/>
+                <w:bCs w:val="false"/>
+                <w:sz w:val="14"/>
+                <w:szCs w:val="14"/>
+              </w:rPr>
+              <w:t xml:space="preserve">16.1 FPS, RTX 3090</w:t>
+            </w:r>
+          </w:p>
+        </w:tc>
+        <w:tc>
+          <w:tcPr>
+            <w:tcW w:type="dxa" w:w="2900"/>
+            <w:tcBorders>
+              <w:top w:val="single" w:color="999999" w:sz="4"/>
+              <w:left w:val="single" w:color="999999" w:sz="4"/>
+              <w:bottom w:val="single" w:color="999999" w:sz="4"/>
+              <w:right w:val="single" w:color="999999" w:sz="4"/>
+            </w:tcBorders>
+            <w:tcMar>
+              <w:top w:type="dxa" w:w="30"/>
+              <w:left w:type="dxa" w:w="60"/>
+              <w:bottom w:type="dxa" w:w="30"/>
+              <w:right w:type="dxa" w:w="60"/>
+            </w:tcMar>
+          </w:tcPr>
+          <w:p>
+            <w:pPr>
+              <w:jc w:val="center"/>
+            </w:pPr>
+            <w:r>
+              <w:rPr>
+                <w:rFonts w:ascii="Times New Roman" w:cs="Times New Roman" w:eastAsia="Times New Roman" w:hAnsi="Times New Roman"/>
+                <w:b w:val="false"/>
+                <w:bCs w:val="false"/>
+                <w:sz w:val="14"/>
+                <w:szCs w:val="14"/>
+              </w:rPr>
+              <w:t xml:space="preserve">recall 87.7 %: precision 88.7 %, F1 0.882 / recall 87.9 %: precision 85.4 %, F1 0.866</w:t>
+            </w:r>
+          </w:p>
+        </w:tc>
+      </w:tr>
+      <w:tr>
+        <w:trPr>
+          <w:cantSplit/>
+        </w:trPr>
+        <w:tc>
+          <w:tcPr>
+            <w:tcW w:type="dxa" w:w="620"/>
+            <w:tcBorders>
+              <w:top w:val="single" w:color="999999" w:sz="4"/>
+              <w:left w:val="single" w:color="999999" w:sz="4"/>
+              <w:bottom w:val="single" w:color="999999" w:sz="4"/>
+              <w:right w:val="single" w:color="999999" w:sz="4"/>
+            </w:tcBorders>
+            <w:tcMar>
+              <w:top w:type="dxa" w:w="30"/>
+              <w:left w:type="dxa" w:w="60"/>
+              <w:bottom w:type="dxa" w:w="30"/>
+              <w:right w:type="dxa" w:w="60"/>
+            </w:tcMar>
+          </w:tcPr>
+          <w:p>
+            <w:pPr>
+              <w:jc w:val="left"/>
+            </w:pPr>
+            <w:r>
+              <w:rPr>
+                <w:rFonts w:ascii="Times New Roman" w:cs="Times New Roman" w:eastAsia="Times New Roman" w:hAnsi="Times New Roman"/>
+                <w:b w:val="false"/>
+                <w:bCs w:val="false"/>
+                <w:sz w:val="14"/>
+                <w:szCs w:val="14"/>
+              </w:rPr>
+              <w:t xml:space="preserve">[25]</w:t>
+            </w:r>
+          </w:p>
+        </w:tc>
+        <w:tc>
+          <w:tcPr>
+            <w:tcW w:type="dxa" w:w="2900"/>
+            <w:tcBorders>
+              <w:top w:val="single" w:color="999999" w:sz="4"/>
+              <w:left w:val="single" w:color="999999" w:sz="4"/>
+              <w:bottom w:val="single" w:color="999999" w:sz="4"/>
+              <w:right w:val="single" w:color="999999" w:sz="4"/>
+            </w:tcBorders>
+            <w:tcMar>
+              <w:top w:type="dxa" w:w="30"/>
+              <w:left w:type="dxa" w:w="60"/>
+              <w:bottom w:type="dxa" w:w="30"/>
+              <w:right w:type="dxa" w:w="60"/>
+            </w:tcMar>
+          </w:tcPr>
+          <w:p>
+            <w:pPr>
+              <w:jc w:val="left"/>
+            </w:pPr>
+            <w:r>
+              <w:rPr>
+                <w:rFonts w:ascii="Times New Roman" w:cs="Times New Roman" w:eastAsia="Times New Roman" w:hAnsi="Times New Roman"/>
+                <w:b w:val="false"/>
+                <w:bCs w:val="false"/>
+                <w:sz w:val="14"/>
+                <w:szCs w:val="14"/>
+              </w:rPr>
+              <w:t xml:space="preserve">SAR-Net (YOLOv4-based, deformable convolution) (2022, GRSL)</w:t>
+            </w:r>
+          </w:p>
+        </w:tc>
+        <w:tc>
+          <w:tcPr>
+            <w:tcW w:type="dxa" w:w="3500"/>
+            <w:tcBorders>
+              <w:top w:val="single" w:color="999999" w:sz="4"/>
+              <w:left w:val="single" w:color="999999" w:sz="4"/>
+              <w:bottom w:val="single" w:color="999999" w:sz="4"/>
+              <w:right w:val="single" w:color="999999" w:sz="4"/>
+            </w:tcBorders>
+            <w:tcMar>
+              <w:top w:type="dxa" w:w="30"/>
+              <w:left w:type="dxa" w:w="60"/>
+              <w:bottom w:type="dxa" w:w="30"/>
+              <w:right w:type="dxa" w:w="60"/>
+            </w:tcMar>
+          </w:tcPr>
+          <w:p>
+            <w:pPr>
+              <w:jc w:val="center"/>
+            </w:pPr>
+            <w:r>
+              <w:rPr>
+                <w:rFonts w:ascii="Times New Roman" w:cs="Times New Roman" w:eastAsia="Times New Roman" w:hAnsi="Times New Roman"/>
+                <w:b w:val="false"/>
+                <w:bCs w:val="false"/>
+                <w:sz w:val="14"/>
+                <w:szCs w:val="14"/>
+              </w:rPr>
+              <w:t xml:space="preserve">800 px input: mAP 87.49 %, P 53.73 %, R 90.93 % at confidence threshold 0.05 (512 px: mAP 78.71 %); split 3,642 / 1,962</w:t>
+            </w:r>
+          </w:p>
+        </w:tc>
+        <w:tc>
+          <w:tcPr>
+            <w:tcW w:type="dxa" w:w="1900"/>
+            <w:tcBorders>
+              <w:top w:val="single" w:color="999999" w:sz="4"/>
+              <w:left w:val="single" w:color="999999" w:sz="4"/>
+              <w:bottom w:val="single" w:color="999999" w:sz="4"/>
+              <w:right w:val="single" w:color="999999" w:sz="4"/>
+            </w:tcBorders>
+            <w:tcMar>
+              <w:top w:type="dxa" w:w="30"/>
+              <w:left w:type="dxa" w:w="60"/>
+              <w:bottom w:type="dxa" w:w="30"/>
+              <w:right w:type="dxa" w:w="60"/>
+            </w:tcMar>
+          </w:tcPr>
+          <w:p>
+            <w:pPr>
+              <w:jc w:val="center"/>
+            </w:pPr>
+            <w:r>
+              <w:rPr>
+                <w:rFonts w:ascii="Times New Roman" w:cs="Times New Roman" w:eastAsia="Times New Roman" w:hAnsi="Times New Roman"/>
+                <w:b w:val="false"/>
+                <w:bCs w:val="false"/>
+                <w:sz w:val="14"/>
+                <w:szCs w:val="14"/>
+              </w:rPr>
+              <w:t xml:space="preserve">42.6 M params, 104.2 BFLOPs</w:t>
+            </w:r>
+          </w:p>
+        </w:tc>
+        <w:tc>
+          <w:tcPr>
+            <w:tcW w:type="dxa" w:w="2300"/>
+            <w:tcBorders>
+              <w:top w:val="single" w:color="999999" w:sz="4"/>
+              <w:left w:val="single" w:color="999999" w:sz="4"/>
+              <w:bottom w:val="single" w:color="999999" w:sz="4"/>
+              <w:right w:val="single" w:color="999999" w:sz="4"/>
+            </w:tcBorders>
+            <w:tcMar>
+              <w:top w:type="dxa" w:w="30"/>
+              <w:left w:type="dxa" w:w="60"/>
+              <w:bottom w:type="dxa" w:w="30"/>
+              <w:right w:type="dxa" w:w="60"/>
+            </w:tcMar>
+          </w:tcPr>
+          <w:p>
+            <w:pPr>
+              <w:jc w:val="center"/>
+            </w:pPr>
+            <w:r>
+              <w:rPr>
+                <w:rFonts w:ascii="Times New Roman" w:cs="Times New Roman" w:eastAsia="Times New Roman" w:hAnsi="Times New Roman"/>
+                <w:b w:val="false"/>
+                <w:bCs w:val="false"/>
+                <w:sz w:val="14"/>
+                <w:szCs w:val="14"/>
+              </w:rPr>
+              <w:t xml:space="preserve">0.118 s / image, GTX 1060</w:t>
+            </w:r>
+          </w:p>
+        </w:tc>
+        <w:tc>
+          <w:tcPr>
+            <w:tcW w:type="dxa" w:w="2900"/>
+            <w:tcBorders>
+              <w:top w:val="single" w:color="999999" w:sz="4"/>
+              <w:left w:val="single" w:color="999999" w:sz="4"/>
+              <w:bottom w:val="single" w:color="999999" w:sz="4"/>
+              <w:right w:val="single" w:color="999999" w:sz="4"/>
+            </w:tcBorders>
+            <w:tcMar>
+              <w:top w:type="dxa" w:w="30"/>
+              <w:left w:type="dxa" w:w="60"/>
+              <w:bottom w:type="dxa" w:w="30"/>
+              <w:right w:type="dxa" w:w="60"/>
+            </w:tcMar>
+          </w:tcPr>
+          <w:p>
+            <w:pPr>
+              <w:jc w:val="center"/>
+            </w:pPr>
+            <w:r>
+              <w:rPr>
+                <w:rFonts w:ascii="Times New Roman" w:cs="Times New Roman" w:eastAsia="Times New Roman" w:hAnsi="Times New Roman"/>
+                <w:b w:val="false"/>
+                <w:bCs w:val="false"/>
+                <w:sz w:val="14"/>
+                <w:szCs w:val="14"/>
+              </w:rPr>
+              <w:t xml:space="preserve">recall 91.2 %: precision 81.7 % / recall 91.1 %: precision 78.6 %</w:t>
+            </w:r>
+          </w:p>
+        </w:tc>
+      </w:tr>
+    </w:tbl>
+    <w:p>
+      <w:pPr>
+        <w:spacing w:after="120" w:before="40"/>
+        <w:jc w:val="both"/>
+      </w:pPr>
+      <w:r>
+        <w:rPr>
+          <w:rFonts w:ascii="Times New Roman" w:cs="Times New Roman" w:eastAsia="Times New Roman" w:hAnsi="Times New Roman"/>
+          <w:i/>
+          <w:iCs/>
+          <w:sz w:val="17"/>
+          <w:szCs w:val="17"/>
+        </w:rPr>
+        <w:t xml:space="preserve">This work: operating points read from the curve of the on-board context cascade (Figure 1) at the recall nearest to each reported value; "all images" includes in-sample images, "test split" is held out. Our best F1 along the curve is 0.885 on all images (recall 86.1 %, precision 91.1 %, 0.25 false events per image) and 0.873 on the test split (recall 84.4 %, precision 90.3 %). Reported precision and recall of [22], [7], [25] depend on the confidence threshold each paper chose; [25] used 0.05.</w:t>
+      </w:r>
+    </w:p>
+    <w:p>
+      <w:pPr>
+        <w:keepNext/>
+        <w:spacing w:after="70" w:before="150"/>
+      </w:pPr>
+      <w:r>
+        <w:rPr>
+          <w:rFonts w:ascii="Times New Roman" w:cs="Times New Roman" w:eastAsia="Times New Roman" w:hAnsi="Times New Roman"/>
+          <w:sz w:val="20"/>
+          <w:szCs w:val="20"/>
+        </w:rPr>
+        <w:t xml:space="preserve">Table 1b. Other newly screened papers: CFAR-family methods and lightweight detectors without HRSID results (no entry reports FPGA resources).</w:t>
+      </w:r>
+    </w:p>
+    <w:tbl>
+      <w:tblPr>
+        <w:tblW w:type="dxa" w:w="14020"/>
+        <w:tblBorders>
+          <w:top w:val="single" w:color="auto" w:sz="4"/>
+          <w:left w:val="single" w:color="auto" w:sz="4"/>
+          <w:bottom w:val="single" w:color="auto" w:sz="4"/>
+          <w:right w:val="single" w:color="auto" w:sz="4"/>
+          <w:insideH w:val="single" w:color="auto" w:sz="4"/>
+          <w:insideV w:val="single" w:color="auto" w:sz="4"/>
+        </w:tblBorders>
+      </w:tblPr>
+      <w:tblGrid>
+        <w:gridCol w:w="620"/>
+        <w:gridCol w:w="3000"/>
+        <w:gridCol w:w="2500"/>
+        <w:gridCol w:w="3500"/>
+        <w:gridCol w:w="2400"/>
+        <w:gridCol w:w="2000"/>
+      </w:tblGrid>
+      <w:tr>
+        <w:trPr>
+          <w:tblHeader/>
+        </w:trPr>
+        <w:tc>
+          <w:tcPr>
+            <w:tcW w:type="dxa" w:w="620"/>
+            <w:tcBorders>
+              <w:top w:val="single" w:color="999999" w:sz="4"/>
+              <w:left w:val="single" w:color="999999" w:sz="4"/>
+              <w:bottom w:val="single" w:color="999999" w:sz="4"/>
+              <w:right w:val="single" w:color="999999" w:sz="4"/>
+            </w:tcBorders>
+            <w:shd w:fill="E8EDF5" w:color="auto" w:val="clear"/>
+            <w:tcMar>
+              <w:top w:type="dxa" w:w="30"/>
+              <w:left w:type="dxa" w:w="60"/>
+              <w:bottom w:type="dxa" w:w="30"/>
+              <w:right w:type="dxa" w:w="60"/>
+            </w:tcMar>
+          </w:tcPr>
+          <w:p>
+            <w:pPr>
+              <w:jc w:val="center"/>
+            </w:pPr>
+            <w:r>
+              <w:rPr>
+                <w:rFonts w:ascii="Times New Roman" w:cs="Times New Roman" w:eastAsia="Times New Roman" w:hAnsi="Times New Roman"/>
+                <w:b/>
+                <w:bCs/>
+                <w:sz w:val="14"/>
+                <w:szCs w:val="14"/>
+              </w:rPr>
+              <w:t xml:space="preserve">Ref.</w:t>
+            </w:r>
+          </w:p>
+        </w:tc>
+        <w:tc>
+          <w:tcPr>
+            <w:tcW w:type="dxa" w:w="3000"/>
+            <w:tcBorders>
+              <w:top w:val="single" w:color="999999" w:sz="4"/>
+              <w:left w:val="single" w:color="999999" w:sz="4"/>
+              <w:bottom w:val="single" w:color="999999" w:sz="4"/>
+              <w:right w:val="single" w:color="999999" w:sz="4"/>
+            </w:tcBorders>
+            <w:shd w:fill="E8EDF5" w:color="auto" w:val="clear"/>
+            <w:tcMar>
+              <w:top w:type="dxa" w:w="30"/>
+              <w:left w:type="dxa" w:w="60"/>
+              <w:bottom w:type="dxa" w:w="30"/>
+              <w:right w:type="dxa" w:w="60"/>
+            </w:tcMar>
+          </w:tcPr>
+          <w:p>
+            <w:pPr>
+              <w:jc w:val="center"/>
+            </w:pPr>
+            <w:r>
+              <w:rPr>
+                <w:rFonts w:ascii="Times New Roman" w:cs="Times New Roman" w:eastAsia="Times New Roman" w:hAnsi="Times New Roman"/>
+                <w:b/>
+                <w:bCs/>
+                <w:sz w:val="14"/>
+                <w:szCs w:val="14"/>
+              </w:rPr>
+              <w:t xml:space="preserve">Method (year, venue)</w:t>
+            </w:r>
+          </w:p>
+        </w:tc>
+        <w:tc>
+          <w:tcPr>
+            <w:tcW w:type="dxa" w:w="2500"/>
+            <w:tcBorders>
+              <w:top w:val="single" w:color="999999" w:sz="4"/>
+              <w:left w:val="single" w:color="999999" w:sz="4"/>
+              <w:bottom w:val="single" w:color="999999" w:sz="4"/>
+              <w:right w:val="single" w:color="999999" w:sz="4"/>
+            </w:tcBorders>
+            <w:shd w:fill="E8EDF5" w:color="auto" w:val="clear"/>
+            <w:tcMar>
+              <w:top w:type="dxa" w:w="30"/>
+              <w:left w:type="dxa" w:w="60"/>
+              <w:bottom w:type="dxa" w:w="30"/>
+              <w:right w:type="dxa" w:w="60"/>
+            </w:tcMar>
+          </w:tcPr>
+          <w:p>
+            <w:pPr>
+              <w:jc w:val="center"/>
+            </w:pPr>
+            <w:r>
+              <w:rPr>
+                <w:rFonts w:ascii="Times New Roman" w:cs="Times New Roman" w:eastAsia="Times New Roman" w:hAnsi="Times New Roman"/>
+                <w:b/>
+                <w:bCs/>
+                <w:sz w:val="14"/>
+                <w:szCs w:val="14"/>
+              </w:rPr>
+              <w:t xml:space="preserve">Data used</w:t>
+            </w:r>
+          </w:p>
+        </w:tc>
+        <w:tc>
+          <w:tcPr>
+            <w:tcW w:type="dxa" w:w="3500"/>
+            <w:tcBorders>
+              <w:top w:val="single" w:color="999999" w:sz="4"/>
+              <w:left w:val="single" w:color="999999" w:sz="4"/>
+              <w:bottom w:val="single" w:color="999999" w:sz="4"/>
+              <w:right w:val="single" w:color="999999" w:sz="4"/>
+            </w:tcBorders>
+            <w:shd w:fill="E8EDF5" w:color="auto" w:val="clear"/>
+            <w:tcMar>
+              <w:top w:type="dxa" w:w="30"/>
+              <w:left w:type="dxa" w:w="60"/>
+              <w:bottom w:type="dxa" w:w="30"/>
+              <w:right w:type="dxa" w:w="60"/>
+            </w:tcMar>
+          </w:tcPr>
+          <w:p>
+            <w:pPr>
+              <w:jc w:val="center"/>
+            </w:pPr>
+            <w:r>
+              <w:rPr>
+                <w:rFonts w:ascii="Times New Roman" w:cs="Times New Roman" w:eastAsia="Times New Roman" w:hAnsi="Times New Roman"/>
+                <w:b/>
+                <w:bCs/>
+                <w:sz w:val="14"/>
+                <w:szCs w:val="14"/>
+              </w:rPr>
+              <w:t xml:space="preserve">Main claim as reported</w:t>
+            </w:r>
+          </w:p>
+        </w:tc>
+        <w:tc>
+          <w:tcPr>
+            <w:tcW w:type="dxa" w:w="2400"/>
+            <w:tcBorders>
+              <w:top w:val="single" w:color="999999" w:sz="4"/>
+              <w:left w:val="single" w:color="999999" w:sz="4"/>
+              <w:bottom w:val="single" w:color="999999" w:sz="4"/>
+              <w:right w:val="single" w:color="999999" w:sz="4"/>
+            </w:tcBorders>
+            <w:shd w:fill="E8EDF5" w:color="auto" w:val="clear"/>
+            <w:tcMar>
+              <w:top w:type="dxa" w:w="30"/>
+              <w:left w:type="dxa" w:w="60"/>
+              <w:bottom w:type="dxa" w:w="30"/>
+              <w:right w:type="dxa" w:w="60"/>
+            </w:tcMar>
+          </w:tcPr>
+          <w:p>
+            <w:pPr>
+              <w:jc w:val="center"/>
+            </w:pPr>
+            <w:r>
+              <w:rPr>
+                <w:rFonts w:ascii="Times New Roman" w:cs="Times New Roman" w:eastAsia="Times New Roman" w:hAnsi="Times New Roman"/>
+                <w:b/>
+                <w:bCs/>
+                <w:sz w:val="14"/>
+                <w:szCs w:val="14"/>
+              </w:rPr>
+              <w:t xml:space="preserve">Speed / hardware as reported</w:t>
+            </w:r>
+          </w:p>
+        </w:tc>
+        <w:tc>
+          <w:tcPr>
+            <w:tcW w:type="dxa" w:w="2000"/>
+            <w:tcBorders>
+              <w:top w:val="single" w:color="999999" w:sz="4"/>
+              <w:left w:val="single" w:color="999999" w:sz="4"/>
+              <w:bottom w:val="single" w:color="999999" w:sz="4"/>
+              <w:right w:val="single" w:color="999999" w:sz="4"/>
+            </w:tcBorders>
+            <w:shd w:fill="E8EDF5" w:color="auto" w:val="clear"/>
+            <w:tcMar>
+              <w:top w:type="dxa" w:w="30"/>
+              <w:left w:type="dxa" w:w="60"/>
+              <w:bottom w:type="dxa" w:w="30"/>
+              <w:right w:type="dxa" w:w="60"/>
+            </w:tcMar>
+          </w:tcPr>
+          <w:p>
+            <w:pPr>
+              <w:jc w:val="center"/>
+            </w:pPr>
+            <w:r>
+              <w:rPr>
+                <w:rFonts w:ascii="Times New Roman" w:cs="Times New Roman" w:eastAsia="Times New Roman" w:hAnsi="Times New Roman"/>
+                <w:b/>
+                <w:bCs/>
+                <w:sz w:val="14"/>
+                <w:szCs w:val="14"/>
+              </w:rPr>
+              <w:t xml:space="preserve">Bearing on this work</w:t>
+            </w:r>
+          </w:p>
+        </w:tc>
+      </w:tr>
+      <w:tr>
+        <w:trPr>
+          <w:cantSplit/>
+        </w:trPr>
+        <w:tc>
+          <w:tcPr>
+            <w:tcW w:type="dxa" w:w="620"/>
+            <w:tcBorders>
+              <w:top w:val="single" w:color="999999" w:sz="4"/>
+              <w:left w:val="single" w:color="999999" w:sz="4"/>
+              <w:bottom w:val="single" w:color="999999" w:sz="4"/>
+              <w:right w:val="single" w:color="999999" w:sz="4"/>
+            </w:tcBorders>
+            <w:tcMar>
+              <w:top w:type="dxa" w:w="30"/>
+              <w:left w:type="dxa" w:w="60"/>
+              <w:bottom w:type="dxa" w:w="30"/>
+              <w:right w:type="dxa" w:w="60"/>
+            </w:tcMar>
+          </w:tcPr>
+          <w:p>
+            <w:pPr>
+              <w:jc w:val="left"/>
+            </w:pPr>
+            <w:r>
+              <w:rPr>
+                <w:rFonts w:ascii="Times New Roman" w:cs="Times New Roman" w:eastAsia="Times New Roman" w:hAnsi="Times New Roman"/>
+                <w:b w:val="false"/>
+                <w:bCs w:val="false"/>
+                <w:sz w:val="14"/>
+                <w:szCs w:val="14"/>
+              </w:rPr>
+              <w:t xml:space="preserve">[30]</w:t>
+            </w:r>
+          </w:p>
+        </w:tc>
+        <w:tc>
+          <w:tcPr>
+            <w:tcW w:type="dxa" w:w="3000"/>
+            <w:tcBorders>
+              <w:top w:val="single" w:color="999999" w:sz="4"/>
+              <w:left w:val="single" w:color="999999" w:sz="4"/>
+              <w:bottom w:val="single" w:color="999999" w:sz="4"/>
+              <w:right w:val="single" w:color="999999" w:sz="4"/>
+            </w:tcBorders>
+            <w:tcMar>
+              <w:top w:type="dxa" w:w="30"/>
+              <w:left w:type="dxa" w:w="60"/>
+              <w:bottom w:type="dxa" w:w="30"/>
+              <w:right w:type="dxa" w:w="60"/>
+            </w:tcMar>
+          </w:tcPr>
+          <w:p>
+            <w:pPr>
+              <w:jc w:val="left"/>
+            </w:pPr>
+            <w:r>
+              <w:rPr>
+                <w:rFonts w:ascii="Times New Roman" w:cs="Times New Roman" w:eastAsia="Times New Roman" w:hAnsi="Times New Roman"/>
+                <w:b w:val="false"/>
+                <w:bCs w:val="false"/>
+                <w:sz w:val="14"/>
+                <w:szCs w:val="14"/>
+              </w:rPr>
+              <w:t xml:space="preserve">CFAR-DP-FW: CFAR probability field guides a dual-polarisation detector (2024, JSTARS)</w:t>
+            </w:r>
+          </w:p>
+        </w:tc>
+        <w:tc>
+          <w:tcPr>
+            <w:tcW w:type="dxa" w:w="2500"/>
+            <w:tcBorders>
+              <w:top w:val="single" w:color="999999" w:sz="4"/>
+              <w:left w:val="single" w:color="999999" w:sz="4"/>
+              <w:bottom w:val="single" w:color="999999" w:sz="4"/>
+              <w:right w:val="single" w:color="999999" w:sz="4"/>
+            </w:tcBorders>
+            <w:tcMar>
+              <w:top w:type="dxa" w:w="30"/>
+              <w:left w:type="dxa" w:w="60"/>
+              <w:bottom w:type="dxa" w:w="30"/>
+              <w:right w:type="dxa" w:w="60"/>
+            </w:tcMar>
+          </w:tcPr>
+          <w:p>
+            <w:pPr>
+              <w:jc w:val="center"/>
+            </w:pPr>
+            <w:r>
+              <w:rPr>
+                <w:rFonts w:ascii="Times New Roman" w:cs="Times New Roman" w:eastAsia="Times New Roman" w:hAnsi="Times New Roman"/>
+                <w:b w:val="false"/>
+                <w:bCs w:val="false"/>
+                <w:sz w:val="14"/>
+                <w:szCs w:val="14"/>
+              </w:rPr>
+              <w:t xml:space="preserve">LS-SSDD-v1.0 (dual-pol Sentinel-1)</w:t>
+            </w:r>
+          </w:p>
+        </w:tc>
+        <w:tc>
+          <w:tcPr>
+            <w:tcW w:type="dxa" w:w="3500"/>
+            <w:tcBorders>
+              <w:top w:val="single" w:color="999999" w:sz="4"/>
+              <w:left w:val="single" w:color="999999" w:sz="4"/>
+              <w:bottom w:val="single" w:color="999999" w:sz="4"/>
+              <w:right w:val="single" w:color="999999" w:sz="4"/>
+            </w:tcBorders>
+            <w:tcMar>
+              <w:top w:type="dxa" w:w="30"/>
+              <w:left w:type="dxa" w:w="60"/>
+              <w:bottom w:type="dxa" w:w="30"/>
+              <w:right w:type="dxa" w:w="60"/>
+            </w:tcMar>
+          </w:tcPr>
+          <w:p>
+            <w:pPr>
+              <w:jc w:val="center"/>
+            </w:pPr>
+            <w:r>
+              <w:rPr>
+                <w:rFonts w:ascii="Times New Roman" w:cs="Times New Roman" w:eastAsia="Times New Roman" w:hAnsi="Times New Roman"/>
+                <w:b w:val="false"/>
+                <w:bCs w:val="false"/>
+                <w:sz w:val="14"/>
+                <w:szCs w:val="14"/>
+              </w:rPr>
+              <w:t xml:space="preserve">+3.28 points mAP for inshore ships over the next best of 20 models</w:t>
+            </w:r>
+          </w:p>
+        </w:tc>
+        <w:tc>
+          <w:tcPr>
+            <w:tcW w:type="dxa" w:w="2400"/>
+            <w:tcBorders>
+              <w:top w:val="single" w:color="999999" w:sz="4"/>
+              <w:left w:val="single" w:color="999999" w:sz="4"/>
+              <w:bottom w:val="single" w:color="999999" w:sz="4"/>
+              <w:right w:val="single" w:color="999999" w:sz="4"/>
+            </w:tcBorders>
+            <w:tcMar>
+              <w:top w:type="dxa" w:w="30"/>
+              <w:left w:type="dxa" w:w="60"/>
+              <w:bottom w:type="dxa" w:w="30"/>
+              <w:right w:type="dxa" w:w="60"/>
+            </w:tcMar>
+          </w:tcPr>
+          <w:p>
+            <w:pPr>
+              <w:jc w:val="center"/>
+            </w:pPr>
+            <w:r>
+              <w:rPr>
+                <w:rFonts w:ascii="Times New Roman" w:cs="Times New Roman" w:eastAsia="Times New Roman" w:hAnsi="Times New Roman"/>
+                <w:b w:val="false"/>
+                <w:bCs w:val="false"/>
+                <w:sz w:val="14"/>
+                <w:szCs w:val="14"/>
+              </w:rPr>
+              <w:t xml:space="preserve">two ResNet-50 feature extractors; no speed or hardware figures in the text consulted</w:t>
+            </w:r>
+          </w:p>
+        </w:tc>
+        <w:tc>
+          <w:tcPr>
+            <w:tcW w:type="dxa" w:w="2000"/>
+            <w:tcBorders>
+              <w:top w:val="single" w:color="999999" w:sz="4"/>
+              <w:left w:val="single" w:color="999999" w:sz="4"/>
+              <w:bottom w:val="single" w:color="999999" w:sz="4"/>
+              <w:right w:val="single" w:color="999999" w:sz="4"/>
+            </w:tcBorders>
+            <w:tcMar>
+              <w:top w:type="dxa" w:w="30"/>
+              <w:left w:type="dxa" w:w="60"/>
+              <w:bottom w:type="dxa" w:w="30"/>
+              <w:right w:type="dxa" w:w="60"/>
+            </w:tcMar>
+          </w:tcPr>
+          <w:p>
+            <w:pPr>
+              <w:jc w:val="center"/>
+            </w:pPr>
+            <w:r>
+              <w:rPr>
+                <w:rFonts w:ascii="Times New Roman" w:cs="Times New Roman" w:eastAsia="Times New Roman" w:hAnsi="Times New Roman"/>
+                <w:b w:val="false"/>
+                <w:bCs w:val="false"/>
+                <w:sz w:val="14"/>
+                <w:szCs w:val="14"/>
+              </w:rPr>
+              <w:t xml:space="preserve">closest in concept (CFAR plus a learned stage), but CFAR is a feature input to a heavy detector, not a gate that saves compute</w:t>
+            </w:r>
+          </w:p>
+        </w:tc>
+      </w:tr>
+      <w:tr>
+        <w:trPr>
+          <w:cantSplit/>
+        </w:trPr>
+        <w:tc>
+          <w:tcPr>
+            <w:tcW w:type="dxa" w:w="620"/>
+            <w:tcBorders>
+              <w:top w:val="single" w:color="999999" w:sz="4"/>
+              <w:left w:val="single" w:color="999999" w:sz="4"/>
+              <w:bottom w:val="single" w:color="999999" w:sz="4"/>
+              <w:right w:val="single" w:color="999999" w:sz="4"/>
+            </w:tcBorders>
+            <w:tcMar>
+              <w:top w:type="dxa" w:w="30"/>
+              <w:left w:type="dxa" w:w="60"/>
+              <w:bottom w:type="dxa" w:w="30"/>
+              <w:right w:type="dxa" w:w="60"/>
+            </w:tcMar>
+          </w:tcPr>
+          <w:p>
+            <w:pPr>
+              <w:jc w:val="left"/>
+            </w:pPr>
+            <w:r>
+              <w:rPr>
+                <w:rFonts w:ascii="Times New Roman" w:cs="Times New Roman" w:eastAsia="Times New Roman" w:hAnsi="Times New Roman"/>
+                <w:b w:val="false"/>
+                <w:bCs w:val="false"/>
+                <w:sz w:val="14"/>
+                <w:szCs w:val="14"/>
+              </w:rPr>
+              <w:t xml:space="preserve">[31]</w:t>
+            </w:r>
+          </w:p>
+        </w:tc>
+        <w:tc>
+          <w:tcPr>
+            <w:tcW w:type="dxa" w:w="3000"/>
+            <w:tcBorders>
+              <w:top w:val="single" w:color="999999" w:sz="4"/>
+              <w:left w:val="single" w:color="999999" w:sz="4"/>
+              <w:bottom w:val="single" w:color="999999" w:sz="4"/>
+              <w:right w:val="single" w:color="999999" w:sz="4"/>
+            </w:tcBorders>
+            <w:tcMar>
+              <w:top w:type="dxa" w:w="30"/>
+              <w:left w:type="dxa" w:w="60"/>
+              <w:bottom w:type="dxa" w:w="30"/>
+              <w:right w:type="dxa" w:w="60"/>
+            </w:tcMar>
+          </w:tcPr>
+          <w:p>
+            <w:pPr>
+              <w:jc w:val="left"/>
+            </w:pPr>
+            <w:r>
+              <w:rPr>
+                <w:rFonts w:ascii="Times New Roman" w:cs="Times New Roman" w:eastAsia="Times New Roman" w:hAnsi="Times New Roman"/>
+                <w:b w:val="false"/>
+                <w:bCs w:val="false"/>
+                <w:sz w:val="14"/>
+                <w:szCs w:val="14"/>
+              </w:rPr>
+              <w:t xml:space="preserve">Wilcoxon nonparametric CFAR (2025, JSTARS)</w:t>
+            </w:r>
+          </w:p>
+        </w:tc>
+        <w:tc>
+          <w:tcPr>
+            <w:tcW w:type="dxa" w:w="2500"/>
+            <w:tcBorders>
+              <w:top w:val="single" w:color="999999" w:sz="4"/>
+              <w:left w:val="single" w:color="999999" w:sz="4"/>
+              <w:bottom w:val="single" w:color="999999" w:sz="4"/>
+              <w:right w:val="single" w:color="999999" w:sz="4"/>
+            </w:tcBorders>
+            <w:tcMar>
+              <w:top w:type="dxa" w:w="30"/>
+              <w:left w:type="dxa" w:w="60"/>
+              <w:bottom w:type="dxa" w:w="30"/>
+              <w:right w:type="dxa" w:w="60"/>
+            </w:tcMar>
+          </w:tcPr>
+          <w:p>
+            <w:pPr>
+              <w:jc w:val="center"/>
+            </w:pPr>
+            <w:r>
+              <w:rPr>
+                <w:rFonts w:ascii="Times New Roman" w:cs="Times New Roman" w:eastAsia="Times New Roman" w:hAnsi="Times New Roman"/>
+                <w:b w:val="false"/>
+                <w:bCs w:val="false"/>
+                <w:sz w:val="14"/>
+                <w:szCs w:val="14"/>
+              </w:rPr>
+              <w:t xml:space="preserve">Sentinel-1A, ICEYE-X6, Gaofen-3</w:t>
+            </w:r>
+          </w:p>
+        </w:tc>
+        <w:tc>
+          <w:tcPr>
+            <w:tcW w:type="dxa" w:w="3500"/>
+            <w:tcBorders>
+              <w:top w:val="single" w:color="999999" w:sz="4"/>
+              <w:left w:val="single" w:color="999999" w:sz="4"/>
+              <w:bottom w:val="single" w:color="999999" w:sz="4"/>
+              <w:right w:val="single" w:color="999999" w:sz="4"/>
+            </w:tcBorders>
+            <w:tcMar>
+              <w:top w:type="dxa" w:w="30"/>
+              <w:left w:type="dxa" w:w="60"/>
+              <w:bottom w:type="dxa" w:w="30"/>
+              <w:right w:type="dxa" w:w="60"/>
+            </w:tcMar>
+          </w:tcPr>
+          <w:p>
+            <w:pPr>
+              <w:jc w:val="center"/>
+            </w:pPr>
+            <w:r>
+              <w:rPr>
+                <w:rFonts w:ascii="Times New Roman" w:cs="Times New Roman" w:eastAsia="Times New Roman" w:hAnsi="Times New Roman"/>
+                <w:b w:val="false"/>
+                <w:bCs w:val="false"/>
+                <w:sz w:val="14"/>
+                <w:szCs w:val="14"/>
+              </w:rPr>
+              <w:t xml:space="preserve">closed-form Pfa independent of the clutter distribution; better weak ships in rough sea</w:t>
+            </w:r>
+          </w:p>
+        </w:tc>
+        <w:tc>
+          <w:tcPr>
+            <w:tcW w:type="dxa" w:w="2400"/>
+            <w:tcBorders>
+              <w:top w:val="single" w:color="999999" w:sz="4"/>
+              <w:left w:val="single" w:color="999999" w:sz="4"/>
+              <w:bottom w:val="single" w:color="999999" w:sz="4"/>
+              <w:right w:val="single" w:color="999999" w:sz="4"/>
+            </w:tcBorders>
+            <w:tcMar>
+              <w:top w:type="dxa" w:w="30"/>
+              <w:left w:type="dxa" w:w="60"/>
+              <w:bottom w:type="dxa" w:w="30"/>
+              <w:right w:type="dxa" w:w="60"/>
+            </w:tcMar>
+          </w:tcPr>
+          <w:p>
+            <w:pPr>
+              <w:jc w:val="center"/>
+            </w:pPr>
+            <w:r>
+              <w:rPr>
+                <w:rFonts w:ascii="Times New Roman" w:cs="Times New Roman" w:eastAsia="Times New Roman" w:hAnsi="Times New Roman"/>
+                <w:b w:val="false"/>
+                <w:bCs w:val="false"/>
+                <w:sz w:val="14"/>
+                <w:szCs w:val="14"/>
+              </w:rPr>
+              <w:t xml:space="preserve">about half the execution time of two-parameter CFAR; "m x n + 1 comparators and an accumulator"</w:t>
+            </w:r>
+          </w:p>
+        </w:tc>
+        <w:tc>
+          <w:tcPr>
+            <w:tcW w:type="dxa" w:w="2000"/>
+            <w:tcBorders>
+              <w:top w:val="single" w:color="999999" w:sz="4"/>
+              <w:left w:val="single" w:color="999999" w:sz="4"/>
+              <w:bottom w:val="single" w:color="999999" w:sz="4"/>
+              <w:right w:val="single" w:color="999999" w:sz="4"/>
+            </w:tcBorders>
+            <w:tcMar>
+              <w:top w:type="dxa" w:w="30"/>
+              <w:left w:type="dxa" w:w="60"/>
+              <w:bottom w:type="dxa" w:w="30"/>
+              <w:right w:type="dxa" w:w="60"/>
+            </w:tcMar>
+          </w:tcPr>
+          <w:p>
+            <w:pPr>
+              <w:jc w:val="center"/>
+            </w:pPr>
+            <w:r>
+              <w:rPr>
+                <w:rFonts w:ascii="Times New Roman" w:cs="Times New Roman" w:eastAsia="Times New Roman" w:hAnsi="Times New Roman"/>
+                <w:b w:val="false"/>
+                <w:bCs w:val="false"/>
+                <w:sz w:val="14"/>
+                <w:szCs w:val="14"/>
+              </w:rPr>
+              <w:t xml:space="preserve">challenges the parametric Weibull assumption; not tested on HRSID</w:t>
+            </w:r>
+          </w:p>
+        </w:tc>
+      </w:tr>
+      <w:tr>
+        <w:trPr>
+          <w:cantSplit/>
+        </w:trPr>
+        <w:tc>
+          <w:tcPr>
+            <w:tcW w:type="dxa" w:w="620"/>
+            <w:tcBorders>
+              <w:top w:val="single" w:color="999999" w:sz="4"/>
+              <w:left w:val="single" w:color="999999" w:sz="4"/>
+              <w:bottom w:val="single" w:color="999999" w:sz="4"/>
+              <w:right w:val="single" w:color="999999" w:sz="4"/>
+            </w:tcBorders>
+            <w:tcMar>
+              <w:top w:type="dxa" w:w="30"/>
+              <w:left w:type="dxa" w:w="60"/>
+              <w:bottom w:type="dxa" w:w="30"/>
+              <w:right w:type="dxa" w:w="60"/>
+            </w:tcMar>
+          </w:tcPr>
+          <w:p>
+            <w:pPr>
+              <w:jc w:val="left"/>
+            </w:pPr>
+            <w:r>
+              <w:rPr>
+                <w:rFonts w:ascii="Times New Roman" w:cs="Times New Roman" w:eastAsia="Times New Roman" w:hAnsi="Times New Roman"/>
+                <w:b w:val="false"/>
+                <w:bCs w:val="false"/>
+                <w:sz w:val="14"/>
+                <w:szCs w:val="14"/>
+              </w:rPr>
+              <w:t xml:space="preserve">[32]</w:t>
+            </w:r>
+          </w:p>
+        </w:tc>
+        <w:tc>
+          <w:tcPr>
+            <w:tcW w:type="dxa" w:w="3000"/>
+            <w:tcBorders>
+              <w:top w:val="single" w:color="999999" w:sz="4"/>
+              <w:left w:val="single" w:color="999999" w:sz="4"/>
+              <w:bottom w:val="single" w:color="999999" w:sz="4"/>
+              <w:right w:val="single" w:color="999999" w:sz="4"/>
+            </w:tcBorders>
+            <w:tcMar>
+              <w:top w:type="dxa" w:w="30"/>
+              <w:left w:type="dxa" w:w="60"/>
+              <w:bottom w:type="dxa" w:w="30"/>
+              <w:right w:type="dxa" w:w="60"/>
+            </w:tcMar>
+          </w:tcPr>
+          <w:p>
+            <w:pPr>
+              <w:jc w:val="left"/>
+            </w:pPr>
+            <w:r>
+              <w:rPr>
+                <w:rFonts w:ascii="Times New Roman" w:cs="Times New Roman" w:eastAsia="Times New Roman" w:hAnsi="Times New Roman"/>
+                <w:b w:val="false"/>
+                <w:bCs w:val="false"/>
+                <w:sz w:val="14"/>
+                <w:szCs w:val="14"/>
+              </w:rPr>
+              <w:t xml:space="preserve">Density-clustering CFAR (2024, GRSL)</w:t>
+            </w:r>
+          </w:p>
+        </w:tc>
+        <w:tc>
+          <w:tcPr>
+            <w:tcW w:type="dxa" w:w="2500"/>
+            <w:tcBorders>
+              <w:top w:val="single" w:color="999999" w:sz="4"/>
+              <w:left w:val="single" w:color="999999" w:sz="4"/>
+              <w:bottom w:val="single" w:color="999999" w:sz="4"/>
+              <w:right w:val="single" w:color="999999" w:sz="4"/>
+            </w:tcBorders>
+            <w:tcMar>
+              <w:top w:type="dxa" w:w="30"/>
+              <w:left w:type="dxa" w:w="60"/>
+              <w:bottom w:type="dxa" w:w="30"/>
+              <w:right w:type="dxa" w:w="60"/>
+            </w:tcMar>
+          </w:tcPr>
+          <w:p>
+            <w:pPr>
+              <w:jc w:val="center"/>
+            </w:pPr>
+            <w:r>
+              <w:rPr>
+                <w:rFonts w:ascii="Times New Roman" w:cs="Times New Roman" w:eastAsia="Times New Roman" w:hAnsi="Times New Roman"/>
+                <w:b w:val="false"/>
+                <w:bCs w:val="false"/>
+                <w:sz w:val="14"/>
+                <w:szCs w:val="14"/>
+              </w:rPr>
+              <w:t xml:space="preserve">four images: two GF-3 (256 x 256), a Sentinel-1B and a TerraSAR-X image (800 x 800, taken from HRSID)</w:t>
+            </w:r>
+          </w:p>
+        </w:tc>
+        <w:tc>
+          <w:tcPr>
+            <w:tcW w:type="dxa" w:w="3500"/>
+            <w:tcBorders>
+              <w:top w:val="single" w:color="999999" w:sz="4"/>
+              <w:left w:val="single" w:color="999999" w:sz="4"/>
+              <w:bottom w:val="single" w:color="999999" w:sz="4"/>
+              <w:right w:val="single" w:color="999999" w:sz="4"/>
+            </w:tcBorders>
+            <w:tcMar>
+              <w:top w:type="dxa" w:w="30"/>
+              <w:left w:type="dxa" w:w="60"/>
+              <w:bottom w:type="dxa" w:w="30"/>
+              <w:right w:type="dxa" w:w="60"/>
+            </w:tcMar>
+          </w:tcPr>
+          <w:p>
+            <w:pPr>
+              <w:jc w:val="center"/>
+            </w:pPr>
+            <w:r>
+              <w:rPr>
+                <w:rFonts w:ascii="Times New Roman" w:cs="Times New Roman" w:eastAsia="Times New Roman" w:hAnsi="Times New Roman"/>
+                <w:b w:val="false"/>
+                <w:bCs w:val="false"/>
+                <w:sz w:val="14"/>
+                <w:szCs w:val="14"/>
+              </w:rPr>
+              <w:t xml:space="preserve">+14.8 % detection accuracy over SP-CFAR in heterogeneous and dense scenes, false-alarm rate &lt;= 0.13 %</w:t>
+            </w:r>
+          </w:p>
+        </w:tc>
+        <w:tc>
+          <w:tcPr>
+            <w:tcW w:type="dxa" w:w="2400"/>
+            <w:tcBorders>
+              <w:top w:val="single" w:color="999999" w:sz="4"/>
+              <w:left w:val="single" w:color="999999" w:sz="4"/>
+              <w:bottom w:val="single" w:color="999999" w:sz="4"/>
+              <w:right w:val="single" w:color="999999" w:sz="4"/>
+            </w:tcBorders>
+            <w:tcMar>
+              <w:top w:type="dxa" w:w="30"/>
+              <w:left w:type="dxa" w:w="60"/>
+              <w:bottom w:type="dxa" w:w="30"/>
+              <w:right w:type="dxa" w:w="60"/>
+            </w:tcMar>
+          </w:tcPr>
+          <w:p>
+            <w:pPr>
+              <w:jc w:val="center"/>
+            </w:pPr>
+            <w:r>
+              <w:rPr>
+                <w:rFonts w:ascii="Times New Roman" w:cs="Times New Roman" w:eastAsia="Times New Roman" w:hAnsi="Times New Roman"/>
+                <w:b w:val="false"/>
+                <w:bCs w:val="false"/>
+                <w:sz w:val="14"/>
+                <w:szCs w:val="14"/>
+              </w:rPr>
+              <w:t xml:space="preserve">software only</w:t>
+            </w:r>
+          </w:p>
+        </w:tc>
+        <w:tc>
+          <w:tcPr>
+            <w:tcW w:type="dxa" w:w="2000"/>
+            <w:tcBorders>
+              <w:top w:val="single" w:color="999999" w:sz="4"/>
+              <w:left w:val="single" w:color="999999" w:sz="4"/>
+              <w:bottom w:val="single" w:color="999999" w:sz="4"/>
+              <w:right w:val="single" w:color="999999" w:sz="4"/>
+            </w:tcBorders>
+            <w:tcMar>
+              <w:top w:type="dxa" w:w="30"/>
+              <w:left w:type="dxa" w:w="60"/>
+              <w:bottom w:type="dxa" w:w="30"/>
+              <w:right w:type="dxa" w:w="60"/>
+            </w:tcMar>
+          </w:tcPr>
+          <w:p>
+            <w:pPr>
+              <w:jc w:val="center"/>
+            </w:pPr>
+            <w:r>
+              <w:rPr>
+                <w:rFonts w:ascii="Times New Roman" w:cs="Times New Roman" w:eastAsia="Times New Roman" w:hAnsi="Times New Roman"/>
+                <w:b w:val="false"/>
+                <w:bCs w:val="false"/>
+                <w:sz w:val="14"/>
+                <w:szCs w:val="14"/>
+              </w:rPr>
+              <w:t xml:space="preserve">four-image evaluation; not comparable to a data-set-level result</w:t>
+            </w:r>
+          </w:p>
+        </w:tc>
+      </w:tr>
+      <w:tr>
+        <w:trPr>
+          <w:cantSplit/>
+        </w:trPr>
+        <w:tc>
+          <w:tcPr>
+            <w:tcW w:type="dxa" w:w="620"/>
+            <w:tcBorders>
+              <w:top w:val="single" w:color="999999" w:sz="4"/>
+              <w:left w:val="single" w:color="999999" w:sz="4"/>
+              <w:bottom w:val="single" w:color="999999" w:sz="4"/>
+              <w:right w:val="single" w:color="999999" w:sz="4"/>
+            </w:tcBorders>
+            <w:tcMar>
+              <w:top w:type="dxa" w:w="30"/>
+              <w:left w:type="dxa" w:w="60"/>
+              <w:bottom w:type="dxa" w:w="30"/>
+              <w:right w:type="dxa" w:w="60"/>
+            </w:tcMar>
+          </w:tcPr>
+          <w:p>
+            <w:pPr>
+              <w:jc w:val="left"/>
+            </w:pPr>
+            <w:r>
+              <w:rPr>
+                <w:rFonts w:ascii="Times New Roman" w:cs="Times New Roman" w:eastAsia="Times New Roman" w:hAnsi="Times New Roman"/>
+                <w:b w:val="false"/>
+                <w:bCs w:val="false"/>
+                <w:sz w:val="14"/>
+                <w:szCs w:val="14"/>
+              </w:rPr>
+              <w:t xml:space="preserve">[33]</w:t>
+            </w:r>
+          </w:p>
+        </w:tc>
+        <w:tc>
+          <w:tcPr>
+            <w:tcW w:type="dxa" w:w="3000"/>
+            <w:tcBorders>
+              <w:top w:val="single" w:color="999999" w:sz="4"/>
+              <w:left w:val="single" w:color="999999" w:sz="4"/>
+              <w:bottom w:val="single" w:color="999999" w:sz="4"/>
+              <w:right w:val="single" w:color="999999" w:sz="4"/>
+            </w:tcBorders>
+            <w:tcMar>
+              <w:top w:type="dxa" w:w="30"/>
+              <w:left w:type="dxa" w:w="60"/>
+              <w:bottom w:type="dxa" w:w="30"/>
+              <w:right w:type="dxa" w:w="60"/>
+            </w:tcMar>
+          </w:tcPr>
+          <w:p>
+            <w:pPr>
+              <w:jc w:val="left"/>
+            </w:pPr>
+            <w:r>
+              <w:rPr>
+                <w:rFonts w:ascii="Times New Roman" w:cs="Times New Roman" w:eastAsia="Times New Roman" w:hAnsi="Times New Roman"/>
+                <w:b w:val="false"/>
+                <w:bCs w:val="false"/>
+                <w:sz w:val="14"/>
+                <w:szCs w:val="14"/>
+              </w:rPr>
+              <w:t xml:space="preserve">Fast CFAR with density-censoring operation (2021, SPL)</w:t>
+            </w:r>
+          </w:p>
+        </w:tc>
+        <w:tc>
+          <w:tcPr>
+            <w:tcW w:type="dxa" w:w="2500"/>
+            <w:tcBorders>
+              <w:top w:val="single" w:color="999999" w:sz="4"/>
+              <w:left w:val="single" w:color="999999" w:sz="4"/>
+              <w:bottom w:val="single" w:color="999999" w:sz="4"/>
+              <w:right w:val="single" w:color="999999" w:sz="4"/>
+            </w:tcBorders>
+            <w:tcMar>
+              <w:top w:type="dxa" w:w="30"/>
+              <w:left w:type="dxa" w:w="60"/>
+              <w:bottom w:type="dxa" w:w="30"/>
+              <w:right w:type="dxa" w:w="60"/>
+            </w:tcMar>
+          </w:tcPr>
+          <w:p>
+            <w:pPr>
+              <w:jc w:val="center"/>
+            </w:pPr>
+            <w:r>
+              <w:rPr>
+                <w:rFonts w:ascii="Times New Roman" w:cs="Times New Roman" w:eastAsia="Times New Roman" w:hAnsi="Times New Roman"/>
+                <w:b w:val="false"/>
+                <w:bCs w:val="false"/>
+                <w:sz w:val="14"/>
+                <w:szCs w:val="14"/>
+              </w:rPr>
+              <w:t xml:space="preserve">300 Gaofen-3 images</w:t>
+            </w:r>
+          </w:p>
+        </w:tc>
+        <w:tc>
+          <w:tcPr>
+            <w:tcW w:type="dxa" w:w="3500"/>
+            <w:tcBorders>
+              <w:top w:val="single" w:color="999999" w:sz="4"/>
+              <w:left w:val="single" w:color="999999" w:sz="4"/>
+              <w:bottom w:val="single" w:color="999999" w:sz="4"/>
+              <w:right w:val="single" w:color="999999" w:sz="4"/>
+            </w:tcBorders>
+            <w:tcMar>
+              <w:top w:type="dxa" w:w="30"/>
+              <w:left w:type="dxa" w:w="60"/>
+              <w:bottom w:type="dxa" w:w="30"/>
+              <w:right w:type="dxa" w:w="60"/>
+            </w:tcMar>
+          </w:tcPr>
+          <w:p>
+            <w:pPr>
+              <w:jc w:val="center"/>
+            </w:pPr>
+            <w:r>
+              <w:rPr>
+                <w:rFonts w:ascii="Times New Roman" w:cs="Times New Roman" w:eastAsia="Times New Roman" w:hAnsi="Times New Roman"/>
+                <w:b w:val="false"/>
+                <w:bCs w:val="false"/>
+                <w:sz w:val="14"/>
+                <w:szCs w:val="14"/>
+              </w:rPr>
+              <w:t xml:space="preserve">75-96 % less computation than superpixel CFAR at similar or better detection</w:t>
+            </w:r>
+          </w:p>
+        </w:tc>
+        <w:tc>
+          <w:tcPr>
+            <w:tcW w:type="dxa" w:w="2400"/>
+            <w:tcBorders>
+              <w:top w:val="single" w:color="999999" w:sz="4"/>
+              <w:left w:val="single" w:color="999999" w:sz="4"/>
+              <w:bottom w:val="single" w:color="999999" w:sz="4"/>
+              <w:right w:val="single" w:color="999999" w:sz="4"/>
+            </w:tcBorders>
+            <w:tcMar>
+              <w:top w:type="dxa" w:w="30"/>
+              <w:left w:type="dxa" w:w="60"/>
+              <w:bottom w:type="dxa" w:w="30"/>
+              <w:right w:type="dxa" w:w="60"/>
+            </w:tcMar>
+          </w:tcPr>
+          <w:p>
+            <w:pPr>
+              <w:jc w:val="center"/>
+            </w:pPr>
+            <w:r>
+              <w:rPr>
+                <w:rFonts w:ascii="Times New Roman" w:cs="Times New Roman" w:eastAsia="Times New Roman" w:hAnsi="Times New Roman"/>
+                <w:b w:val="false"/>
+                <w:bCs w:val="false"/>
+                <w:sz w:val="14"/>
+                <w:szCs w:val="14"/>
+              </w:rPr>
+              <w:t xml:space="preserve">running-time table, software</w:t>
+            </w:r>
+          </w:p>
+        </w:tc>
+        <w:tc>
+          <w:tcPr>
+            <w:tcW w:type="dxa" w:w="2000"/>
+            <w:tcBorders>
+              <w:top w:val="single" w:color="999999" w:sz="4"/>
+              <w:left w:val="single" w:color="999999" w:sz="4"/>
+              <w:bottom w:val="single" w:color="999999" w:sz="4"/>
+              <w:right w:val="single" w:color="999999" w:sz="4"/>
+            </w:tcBorders>
+            <w:tcMar>
+              <w:top w:type="dxa" w:w="30"/>
+              <w:left w:type="dxa" w:w="60"/>
+              <w:bottom w:type="dxa" w:w="30"/>
+              <w:right w:type="dxa" w:w="60"/>
+            </w:tcMar>
+          </w:tcPr>
+          <w:p>
+            <w:pPr>
+              <w:jc w:val="center"/>
+            </w:pPr>
+            <w:r>
+              <w:rPr>
+                <w:rFonts w:ascii="Times New Roman" w:cs="Times New Roman" w:eastAsia="Times New Roman" w:hAnsi="Times New Roman"/>
+                <w:b w:val="false"/>
+                <w:bCs w:val="false"/>
+                <w:sz w:val="14"/>
+                <w:szCs w:val="14"/>
+              </w:rPr>
+              <w:t xml:space="preserve">puts the cost of superpixel CFAR in context (ours: fixed 9.01 ms per frame)</w:t>
+            </w:r>
+          </w:p>
+        </w:tc>
+      </w:tr>
+      <w:tr>
+        <w:trPr>
+          <w:cantSplit/>
+        </w:trPr>
+        <w:tc>
+          <w:tcPr>
+            <w:tcW w:type="dxa" w:w="620"/>
+            <w:tcBorders>
+              <w:top w:val="single" w:color="999999" w:sz="4"/>
+              <w:left w:val="single" w:color="999999" w:sz="4"/>
+              <w:bottom w:val="single" w:color="999999" w:sz="4"/>
+              <w:right w:val="single" w:color="999999" w:sz="4"/>
+            </w:tcBorders>
+            <w:tcMar>
+              <w:top w:type="dxa" w:w="30"/>
+              <w:left w:type="dxa" w:w="60"/>
+              <w:bottom w:type="dxa" w:w="30"/>
+              <w:right w:type="dxa" w:w="60"/>
+            </w:tcMar>
+          </w:tcPr>
+          <w:p>
+            <w:pPr>
+              <w:jc w:val="left"/>
+            </w:pPr>
+            <w:r>
+              <w:rPr>
+                <w:rFonts w:ascii="Times New Roman" w:cs="Times New Roman" w:eastAsia="Times New Roman" w:hAnsi="Times New Roman"/>
+                <w:b w:val="false"/>
+                <w:bCs w:val="false"/>
+                <w:sz w:val="14"/>
+                <w:szCs w:val="14"/>
+              </w:rPr>
+              <w:t xml:space="preserve">[34]-[36]</w:t>
+            </w:r>
+          </w:p>
+        </w:tc>
+        <w:tc>
+          <w:tcPr>
+            <w:tcW w:type="dxa" w:w="3000"/>
+            <w:tcBorders>
+              <w:top w:val="single" w:color="999999" w:sz="4"/>
+              <w:left w:val="single" w:color="999999" w:sz="4"/>
+              <w:bottom w:val="single" w:color="999999" w:sz="4"/>
+              <w:right w:val="single" w:color="999999" w:sz="4"/>
+            </w:tcBorders>
+            <w:tcMar>
+              <w:top w:type="dxa" w:w="30"/>
+              <w:left w:type="dxa" w:w="60"/>
+              <w:bottom w:type="dxa" w:w="30"/>
+              <w:right w:type="dxa" w:w="60"/>
+            </w:tcMar>
+          </w:tcPr>
+          <w:p>
+            <w:pPr>
+              <w:jc w:val="left"/>
+            </w:pPr>
+            <w:r>
+              <w:rPr>
+                <w:rFonts w:ascii="Times New Roman" w:cs="Times New Roman" w:eastAsia="Times New Roman" w:hAnsi="Times New Roman"/>
+                <w:b w:val="false"/>
+                <w:bCs w:val="false"/>
+                <w:sz w:val="14"/>
+                <w:szCs w:val="14"/>
+              </w:rPr>
+              <w:t xml:space="preserve">Superpixel CFAR family: compound-Gamma superpixel model [34] (2021), adaptive inshore-dense detector [35] (2022), non-window superpixel CFAR [36] (2022)</w:t>
+            </w:r>
+          </w:p>
+        </w:tc>
+        <w:tc>
+          <w:tcPr>
+            <w:tcW w:type="dxa" w:w="2500"/>
+            <w:tcBorders>
+              <w:top w:val="single" w:color="999999" w:sz="4"/>
+              <w:left w:val="single" w:color="999999" w:sz="4"/>
+              <w:bottom w:val="single" w:color="999999" w:sz="4"/>
+              <w:right w:val="single" w:color="999999" w:sz="4"/>
+            </w:tcBorders>
+            <w:tcMar>
+              <w:top w:type="dxa" w:w="30"/>
+              <w:left w:type="dxa" w:w="60"/>
+              <w:bottom w:type="dxa" w:w="30"/>
+              <w:right w:type="dxa" w:w="60"/>
+            </w:tcMar>
+          </w:tcPr>
+          <w:p>
+            <w:pPr>
+              <w:jc w:val="center"/>
+            </w:pPr>
+            <w:r>
+              <w:rPr>
+                <w:rFonts w:ascii="Times New Roman" w:cs="Times New Roman" w:eastAsia="Times New Roman" w:hAnsi="Times New Roman"/>
+                <w:b w:val="false"/>
+                <w:bCs w:val="false"/>
+                <w:sz w:val="14"/>
+                <w:szCs w:val="14"/>
+              </w:rPr>
+              <w:t xml:space="preserve">MSTAR and SSDD [34]; Radarsat-2, Sentinel-1, AIRSARShip-1 [35]; GF-3, Sentinel-1A [36]</w:t>
+            </w:r>
+          </w:p>
+        </w:tc>
+        <w:tc>
+          <w:tcPr>
+            <w:tcW w:type="dxa" w:w="3500"/>
+            <w:tcBorders>
+              <w:top w:val="single" w:color="999999" w:sz="4"/>
+              <w:left w:val="single" w:color="999999" w:sz="4"/>
+              <w:bottom w:val="single" w:color="999999" w:sz="4"/>
+              <w:right w:val="single" w:color="999999" w:sz="4"/>
+            </w:tcBorders>
+            <w:tcMar>
+              <w:top w:type="dxa" w:w="30"/>
+              <w:left w:type="dxa" w:w="60"/>
+              <w:bottom w:type="dxa" w:w="30"/>
+              <w:right w:type="dxa" w:w="60"/>
+            </w:tcMar>
+          </w:tcPr>
+          <w:p>
+            <w:pPr>
+              <w:jc w:val="center"/>
+            </w:pPr>
+            <w:r>
+              <w:rPr>
+                <w:rFonts w:ascii="Times New Roman" w:cs="Times New Roman" w:eastAsia="Times New Roman" w:hAnsi="Times New Roman"/>
+                <w:b w:val="false"/>
+                <w:bCs w:val="false"/>
+                <w:sz w:val="14"/>
+                <w:szCs w:val="14"/>
+              </w:rPr>
+              <w:t xml:space="preserve">fewer false alarms and complete targets [34]; better inshore dense ships [35]; no sliding window, faster [36]</w:t>
+            </w:r>
+          </w:p>
+        </w:tc>
+        <w:tc>
+          <w:tcPr>
+            <w:tcW w:type="dxa" w:w="2400"/>
+            <w:tcBorders>
+              <w:top w:val="single" w:color="999999" w:sz="4"/>
+              <w:left w:val="single" w:color="999999" w:sz="4"/>
+              <w:bottom w:val="single" w:color="999999" w:sz="4"/>
+              <w:right w:val="single" w:color="999999" w:sz="4"/>
+            </w:tcBorders>
+            <w:tcMar>
+              <w:top w:type="dxa" w:w="30"/>
+              <w:left w:type="dxa" w:w="60"/>
+              <w:bottom w:type="dxa" w:w="30"/>
+              <w:right w:type="dxa" w:w="60"/>
+            </w:tcMar>
+          </w:tcPr>
+          <w:p>
+            <w:pPr>
+              <w:jc w:val="center"/>
+            </w:pPr>
+            <w:r>
+              <w:rPr>
+                <w:rFonts w:ascii="Times New Roman" w:cs="Times New Roman" w:eastAsia="Times New Roman" w:hAnsi="Times New Roman"/>
+                <w:b w:val="false"/>
+                <w:bCs w:val="false"/>
+                <w:sz w:val="14"/>
+                <w:szCs w:val="14"/>
+              </w:rPr>
+              <w:t xml:space="preserve">software; superpixel generation precedes CFAR</w:t>
+            </w:r>
+          </w:p>
+        </w:tc>
+        <w:tc>
+          <w:tcPr>
+            <w:tcW w:type="dxa" w:w="2000"/>
+            <w:tcBorders>
+              <w:top w:val="single" w:color="999999" w:sz="4"/>
+              <w:left w:val="single" w:color="999999" w:sz="4"/>
+              <w:bottom w:val="single" w:color="999999" w:sz="4"/>
+              <w:right w:val="single" w:color="999999" w:sz="4"/>
+            </w:tcBorders>
+            <w:tcMar>
+              <w:top w:type="dxa" w:w="30"/>
+              <w:left w:type="dxa" w:w="60"/>
+              <w:bottom w:type="dxa" w:w="30"/>
+              <w:right w:type="dxa" w:w="60"/>
+            </w:tcMar>
+          </w:tcPr>
+          <w:p>
+            <w:pPr>
+              <w:jc w:val="center"/>
+            </w:pPr>
+            <w:r>
+              <w:rPr>
+                <w:rFonts w:ascii="Times New Roman" w:cs="Times New Roman" w:eastAsia="Times New Roman" w:hAnsi="Times New Roman"/>
+                <w:b w:val="false"/>
+                <w:bCs w:val="false"/>
+                <w:sz w:val="14"/>
+                <w:szCs w:val="14"/>
+              </w:rPr>
+              <w:t xml:space="preserve">address the same self-masking problem as our ring-window prescreen by a different route</w:t>
+            </w:r>
+          </w:p>
+        </w:tc>
+      </w:tr>
+      <w:tr>
+        <w:trPr>
+          <w:cantSplit/>
+        </w:trPr>
+        <w:tc>
+          <w:tcPr>
+            <w:tcW w:type="dxa" w:w="620"/>
+            <w:tcBorders>
+              <w:top w:val="single" w:color="999999" w:sz="4"/>
+              <w:left w:val="single" w:color="999999" w:sz="4"/>
+              <w:bottom w:val="single" w:color="999999" w:sz="4"/>
+              <w:right w:val="single" w:color="999999" w:sz="4"/>
+            </w:tcBorders>
+            <w:tcMar>
+              <w:top w:type="dxa" w:w="30"/>
+              <w:left w:type="dxa" w:w="60"/>
+              <w:bottom w:type="dxa" w:w="30"/>
+              <w:right w:type="dxa" w:w="60"/>
+            </w:tcMar>
+          </w:tcPr>
+          <w:p>
+            <w:pPr>
+              <w:jc w:val="left"/>
+            </w:pPr>
+            <w:r>
+              <w:rPr>
+                <w:rFonts w:ascii="Times New Roman" w:cs="Times New Roman" w:eastAsia="Times New Roman" w:hAnsi="Times New Roman"/>
+                <w:b w:val="false"/>
+                <w:bCs w:val="false"/>
+                <w:sz w:val="14"/>
+                <w:szCs w:val="14"/>
+              </w:rPr>
+              <w:t xml:space="preserve">[37]</w:t>
+            </w:r>
+          </w:p>
+        </w:tc>
+        <w:tc>
+          <w:tcPr>
+            <w:tcW w:type="dxa" w:w="3000"/>
+            <w:tcBorders>
+              <w:top w:val="single" w:color="999999" w:sz="4"/>
+              <w:left w:val="single" w:color="999999" w:sz="4"/>
+              <w:bottom w:val="single" w:color="999999" w:sz="4"/>
+              <w:right w:val="single" w:color="999999" w:sz="4"/>
+            </w:tcBorders>
+            <w:tcMar>
+              <w:top w:type="dxa" w:w="30"/>
+              <w:left w:type="dxa" w:w="60"/>
+              <w:bottom w:type="dxa" w:w="30"/>
+              <w:right w:type="dxa" w:w="60"/>
+            </w:tcMar>
+          </w:tcPr>
+          <w:p>
+            <w:pPr>
+              <w:jc w:val="left"/>
+            </w:pPr>
+            <w:r>
+              <w:rPr>
+                <w:rFonts w:ascii="Times New Roman" w:cs="Times New Roman" w:eastAsia="Times New Roman" w:hAnsi="Times New Roman"/>
+                <w:b w:val="false"/>
+                <w:bCs w:val="false"/>
+                <w:sz w:val="14"/>
+                <w:szCs w:val="14"/>
+              </w:rPr>
+              <w:t xml:space="preserve">Variable-window CFAR using multiscale local contrast (2019, SIVP)</w:t>
+            </w:r>
+          </w:p>
+        </w:tc>
+        <w:tc>
+          <w:tcPr>
+            <w:tcW w:type="dxa" w:w="2500"/>
+            <w:tcBorders>
+              <w:top w:val="single" w:color="999999" w:sz="4"/>
+              <w:left w:val="single" w:color="999999" w:sz="4"/>
+              <w:bottom w:val="single" w:color="999999" w:sz="4"/>
+              <w:right w:val="single" w:color="999999" w:sz="4"/>
+            </w:tcBorders>
+            <w:tcMar>
+              <w:top w:type="dxa" w:w="30"/>
+              <w:left w:type="dxa" w:w="60"/>
+              <w:bottom w:type="dxa" w:w="30"/>
+              <w:right w:type="dxa" w:w="60"/>
+            </w:tcMar>
+          </w:tcPr>
+          <w:p>
+            <w:pPr>
+              <w:jc w:val="center"/>
+            </w:pPr>
+            <w:r>
+              <w:rPr>
+                <w:rFonts w:ascii="Times New Roman" w:cs="Times New Roman" w:eastAsia="Times New Roman" w:hAnsi="Times New Roman"/>
+                <w:b w:val="false"/>
+                <w:bCs w:val="false"/>
+                <w:sz w:val="14"/>
+                <w:szCs w:val="14"/>
+              </w:rPr>
+              <w:t xml:space="preserve">Sentinel-1, GF-3 images</w:t>
+            </w:r>
+          </w:p>
+        </w:tc>
+        <w:tc>
+          <w:tcPr>
+            <w:tcW w:type="dxa" w:w="3500"/>
+            <w:tcBorders>
+              <w:top w:val="single" w:color="999999" w:sz="4"/>
+              <w:left w:val="single" w:color="999999" w:sz="4"/>
+              <w:bottom w:val="single" w:color="999999" w:sz="4"/>
+              <w:right w:val="single" w:color="999999" w:sz="4"/>
+            </w:tcBorders>
+            <w:tcMar>
+              <w:top w:type="dxa" w:w="30"/>
+              <w:left w:type="dxa" w:w="60"/>
+              <w:bottom w:type="dxa" w:w="30"/>
+              <w:right w:type="dxa" w:w="60"/>
+            </w:tcMar>
+          </w:tcPr>
+          <w:p>
+            <w:pPr>
+              <w:jc w:val="center"/>
+            </w:pPr>
+            <w:r>
+              <w:rPr>
+                <w:rFonts w:ascii="Times New Roman" w:cs="Times New Roman" w:eastAsia="Times New Roman" w:hAnsi="Times New Roman"/>
+                <w:b w:val="false"/>
+                <w:bCs w:val="false"/>
+                <w:sz w:val="14"/>
+                <w:szCs w:val="14"/>
+              </w:rPr>
+              <w:t xml:space="preserve">window size follows the ship size</w:t>
+            </w:r>
+          </w:p>
+        </w:tc>
+        <w:tc>
+          <w:tcPr>
+            <w:tcW w:type="dxa" w:w="2400"/>
+            <w:tcBorders>
+              <w:top w:val="single" w:color="999999" w:sz="4"/>
+              <w:left w:val="single" w:color="999999" w:sz="4"/>
+              <w:bottom w:val="single" w:color="999999" w:sz="4"/>
+              <w:right w:val="single" w:color="999999" w:sz="4"/>
+            </w:tcBorders>
+            <w:tcMar>
+              <w:top w:type="dxa" w:w="30"/>
+              <w:left w:type="dxa" w:w="60"/>
+              <w:bottom w:type="dxa" w:w="30"/>
+              <w:right w:type="dxa" w:w="60"/>
+            </w:tcMar>
+          </w:tcPr>
+          <w:p>
+            <w:pPr>
+              <w:jc w:val="center"/>
+            </w:pPr>
+            <w:r>
+              <w:rPr>
+                <w:rFonts w:ascii="Times New Roman" w:cs="Times New Roman" w:eastAsia="Times New Roman" w:hAnsi="Times New Roman"/>
+                <w:b w:val="false"/>
+                <w:bCs w:val="false"/>
+                <w:sz w:val="14"/>
+                <w:szCs w:val="14"/>
+              </w:rPr>
+              <w:t xml:space="preserve">n.r.</w:t>
+            </w:r>
+          </w:p>
+        </w:tc>
+        <w:tc>
+          <w:tcPr>
+            <w:tcW w:type="dxa" w:w="2000"/>
+            <w:tcBorders>
+              <w:top w:val="single" w:color="999999" w:sz="4"/>
+              <w:left w:val="single" w:color="999999" w:sz="4"/>
+              <w:bottom w:val="single" w:color="999999" w:sz="4"/>
+              <w:right w:val="single" w:color="999999" w:sz="4"/>
+            </w:tcBorders>
+            <w:tcMar>
+              <w:top w:type="dxa" w:w="30"/>
+              <w:left w:type="dxa" w:w="60"/>
+              <w:bottom w:type="dxa" w:w="30"/>
+              <w:right w:type="dxa" w:w="60"/>
+            </w:tcMar>
+          </w:tcPr>
+          <w:p>
+            <w:pPr>
+              <w:jc w:val="center"/>
+            </w:pPr>
+            <w:r>
+              <w:rPr>
+                <w:rFonts w:ascii="Times New Roman" w:cs="Times New Roman" w:eastAsia="Times New Roman" w:hAnsi="Times New Roman"/>
+                <w:b w:val="false"/>
+                <w:bCs w:val="false"/>
+                <w:sz w:val="14"/>
+                <w:szCs w:val="14"/>
+              </w:rPr>
+              <w:t xml:space="preserve">an alternative to our fixed 25/17 ring window</w:t>
+            </w:r>
+          </w:p>
+        </w:tc>
+      </w:tr>
+      <w:tr>
+        <w:trPr>
+          <w:cantSplit/>
+        </w:trPr>
+        <w:tc>
+          <w:tcPr>
+            <w:tcW w:type="dxa" w:w="620"/>
+            <w:tcBorders>
+              <w:top w:val="single" w:color="999999" w:sz="4"/>
+              <w:left w:val="single" w:color="999999" w:sz="4"/>
+              <w:bottom w:val="single" w:color="999999" w:sz="4"/>
+              <w:right w:val="single" w:color="999999" w:sz="4"/>
+            </w:tcBorders>
+            <w:tcMar>
+              <w:top w:type="dxa" w:w="30"/>
+              <w:left w:type="dxa" w:w="60"/>
+              <w:bottom w:type="dxa" w:w="30"/>
+              <w:right w:type="dxa" w:w="60"/>
+            </w:tcMar>
+          </w:tcPr>
+          <w:p>
+            <w:pPr>
+              <w:jc w:val="left"/>
+            </w:pPr>
+            <w:r>
+              <w:rPr>
+                <w:rFonts w:ascii="Times New Roman" w:cs="Times New Roman" w:eastAsia="Times New Roman" w:hAnsi="Times New Roman"/>
+                <w:b w:val="false"/>
+                <w:bCs w:val="false"/>
+                <w:sz w:val="14"/>
+                <w:szCs w:val="14"/>
+              </w:rPr>
+              <w:t xml:space="preserve">[38], [39]</w:t>
+            </w:r>
+          </w:p>
+        </w:tc>
+        <w:tc>
+          <w:tcPr>
+            <w:tcW w:type="dxa" w:w="3000"/>
+            <w:tcBorders>
+              <w:top w:val="single" w:color="999999" w:sz="4"/>
+              <w:left w:val="single" w:color="999999" w:sz="4"/>
+              <w:bottom w:val="single" w:color="999999" w:sz="4"/>
+              <w:right w:val="single" w:color="999999" w:sz="4"/>
+            </w:tcBorders>
+            <w:tcMar>
+              <w:top w:type="dxa" w:w="30"/>
+              <w:left w:type="dxa" w:w="60"/>
+              <w:bottom w:type="dxa" w:w="30"/>
+              <w:right w:type="dxa" w:w="60"/>
+            </w:tcMar>
+          </w:tcPr>
+          <w:p>
+            <w:pPr>
+              <w:jc w:val="left"/>
+            </w:pPr>
+            <w:r>
+              <w:rPr>
+                <w:rFonts w:ascii="Times New Roman" w:cs="Times New Roman" w:eastAsia="Times New Roman" w:hAnsi="Times New Roman"/>
+                <w:b w:val="false"/>
+                <w:bCs w:val="false"/>
+                <w:sz w:val="14"/>
+                <w:szCs w:val="14"/>
+              </w:rPr>
+              <w:t xml:space="preserve">Censored harmonic-averaging CFAR [38] and bilateral-trimmed-statistics CFAR, closed form [39] (2021, TAES)</w:t>
+            </w:r>
+          </w:p>
+        </w:tc>
+        <w:tc>
+          <w:tcPr>
+            <w:tcW w:type="dxa" w:w="2500"/>
+            <w:tcBorders>
+              <w:top w:val="single" w:color="999999" w:sz="4"/>
+              <w:left w:val="single" w:color="999999" w:sz="4"/>
+              <w:bottom w:val="single" w:color="999999" w:sz="4"/>
+              <w:right w:val="single" w:color="999999" w:sz="4"/>
+            </w:tcBorders>
+            <w:tcMar>
+              <w:top w:type="dxa" w:w="30"/>
+              <w:left w:type="dxa" w:w="60"/>
+              <w:bottom w:type="dxa" w:w="30"/>
+              <w:right w:type="dxa" w:w="60"/>
+            </w:tcMar>
+          </w:tcPr>
+          <w:p>
+            <w:pPr>
+              <w:jc w:val="center"/>
+            </w:pPr>
+            <w:r>
+              <w:rPr>
+                <w:rFonts w:ascii="Times New Roman" w:cs="Times New Roman" w:eastAsia="Times New Roman" w:hAnsi="Times New Roman"/>
+                <w:b w:val="false"/>
+                <w:bCs w:val="false"/>
+                <w:sz w:val="14"/>
+                <w:szCs w:val="14"/>
+              </w:rPr>
+              <w:t xml:space="preserve">TerraSAR-X [38]; TerraSAR-X, Radarsat-2, Gaofen-3 [39]</w:t>
+            </w:r>
+          </w:p>
+        </w:tc>
+        <w:tc>
+          <w:tcPr>
+            <w:tcW w:type="dxa" w:w="3500"/>
+            <w:tcBorders>
+              <w:top w:val="single" w:color="999999" w:sz="4"/>
+              <w:left w:val="single" w:color="999999" w:sz="4"/>
+              <w:bottom w:val="single" w:color="999999" w:sz="4"/>
+              <w:right w:val="single" w:color="999999" w:sz="4"/>
+            </w:tcBorders>
+            <w:tcMar>
+              <w:top w:type="dxa" w:w="30"/>
+              <w:left w:type="dxa" w:w="60"/>
+              <w:bottom w:type="dxa" w:w="30"/>
+              <w:right w:type="dxa" w:w="60"/>
+            </w:tcMar>
+          </w:tcPr>
+          <w:p>
+            <w:pPr>
+              <w:jc w:val="center"/>
+            </w:pPr>
+            <w:r>
+              <w:rPr>
+                <w:rFonts w:ascii="Times New Roman" w:cs="Times New Roman" w:eastAsia="Times New Roman" w:hAnsi="Times New Roman"/>
+                <w:b w:val="false"/>
+                <w:bCs w:val="false"/>
+                <w:sz w:val="14"/>
+                <w:szCs w:val="14"/>
+              </w:rPr>
+              <w:t xml:space="preserve">robust to interfering targets without knowing their number [38]; closed-form threshold under trimming [39]</w:t>
+            </w:r>
+          </w:p>
+        </w:tc>
+        <w:tc>
+          <w:tcPr>
+            <w:tcW w:type="dxa" w:w="2400"/>
+            <w:tcBorders>
+              <w:top w:val="single" w:color="999999" w:sz="4"/>
+              <w:left w:val="single" w:color="999999" w:sz="4"/>
+              <w:bottom w:val="single" w:color="999999" w:sz="4"/>
+              <w:right w:val="single" w:color="999999" w:sz="4"/>
+            </w:tcBorders>
+            <w:tcMar>
+              <w:top w:type="dxa" w:w="30"/>
+              <w:left w:type="dxa" w:w="60"/>
+              <w:bottom w:type="dxa" w:w="30"/>
+              <w:right w:type="dxa" w:w="60"/>
+            </w:tcMar>
+          </w:tcPr>
+          <w:p>
+            <w:pPr>
+              <w:jc w:val="center"/>
+            </w:pPr>
+            <w:r>
+              <w:rPr>
+                <w:rFonts w:ascii="Times New Roman" w:cs="Times New Roman" w:eastAsia="Times New Roman" w:hAnsi="Times New Roman"/>
+                <w:b w:val="false"/>
+                <w:bCs w:val="false"/>
+                <w:sz w:val="14"/>
+                <w:szCs w:val="14"/>
+              </w:rPr>
+              <w:t xml:space="preserve">[38]: only a few lowest samples censored, no iteration</w:t>
+            </w:r>
+          </w:p>
+        </w:tc>
+        <w:tc>
+          <w:tcPr>
+            <w:tcW w:type="dxa" w:w="2000"/>
+            <w:tcBorders>
+              <w:top w:val="single" w:color="999999" w:sz="4"/>
+              <w:left w:val="single" w:color="999999" w:sz="4"/>
+              <w:bottom w:val="single" w:color="999999" w:sz="4"/>
+              <w:right w:val="single" w:color="999999" w:sz="4"/>
+            </w:tcBorders>
+            <w:tcMar>
+              <w:top w:type="dxa" w:w="30"/>
+              <w:left w:type="dxa" w:w="60"/>
+              <w:bottom w:type="dxa" w:w="30"/>
+              <w:right w:type="dxa" w:w="60"/>
+            </w:tcMar>
+          </w:tcPr>
+          <w:p>
+            <w:pPr>
+              <w:jc w:val="center"/>
+            </w:pPr>
+            <w:r>
+              <w:rPr>
+                <w:rFonts w:ascii="Times New Roman" w:cs="Times New Roman" w:eastAsia="Times New Roman" w:hAnsi="Times New Roman"/>
+                <w:b w:val="false"/>
+                <w:bCs w:val="false"/>
+                <w:sz w:val="14"/>
+                <w:szCs w:val="14"/>
+              </w:rPr>
+              <w:t xml:space="preserve">candidates for the self-masking loss of our prescreen (Pd study); not tested on HRSID</w:t>
+            </w:r>
+          </w:p>
+        </w:tc>
+      </w:tr>
+      <w:tr>
+        <w:trPr>
+          <w:cantSplit/>
+        </w:trPr>
+        <w:tc>
+          <w:tcPr>
+            <w:tcW w:type="dxa" w:w="620"/>
+            <w:tcBorders>
+              <w:top w:val="single" w:color="999999" w:sz="4"/>
+              <w:left w:val="single" w:color="999999" w:sz="4"/>
+              <w:bottom w:val="single" w:color="999999" w:sz="4"/>
+              <w:right w:val="single" w:color="999999" w:sz="4"/>
+            </w:tcBorders>
+            <w:tcMar>
+              <w:top w:type="dxa" w:w="30"/>
+              <w:left w:type="dxa" w:w="60"/>
+              <w:bottom w:type="dxa" w:w="30"/>
+              <w:right w:type="dxa" w:w="60"/>
+            </w:tcMar>
+          </w:tcPr>
+          <w:p>
+            <w:pPr>
+              <w:jc w:val="left"/>
+            </w:pPr>
+            <w:r>
+              <w:rPr>
+                <w:rFonts w:ascii="Times New Roman" w:cs="Times New Roman" w:eastAsia="Times New Roman" w:hAnsi="Times New Roman"/>
+                <w:b w:val="false"/>
+                <w:bCs w:val="false"/>
+                <w:sz w:val="14"/>
+                <w:szCs w:val="14"/>
+              </w:rPr>
+              <w:t xml:space="preserve">[40], [41]</w:t>
+            </w:r>
+          </w:p>
+        </w:tc>
+        <w:tc>
+          <w:tcPr>
+            <w:tcW w:type="dxa" w:w="3000"/>
+            <w:tcBorders>
+              <w:top w:val="single" w:color="999999" w:sz="4"/>
+              <w:left w:val="single" w:color="999999" w:sz="4"/>
+              <w:bottom w:val="single" w:color="999999" w:sz="4"/>
+              <w:right w:val="single" w:color="999999" w:sz="4"/>
+            </w:tcBorders>
+            <w:tcMar>
+              <w:top w:type="dxa" w:w="30"/>
+              <w:left w:type="dxa" w:w="60"/>
+              <w:bottom w:type="dxa" w:w="30"/>
+              <w:right w:type="dxa" w:w="60"/>
+            </w:tcMar>
+          </w:tcPr>
+          <w:p>
+            <w:pPr>
+              <w:jc w:val="left"/>
+            </w:pPr>
+            <w:r>
+              <w:rPr>
+                <w:rFonts w:ascii="Times New Roman" w:cs="Times New Roman" w:eastAsia="Times New Roman" w:hAnsi="Times New Roman"/>
+                <w:b w:val="false"/>
+                <w:bCs w:val="false"/>
+                <w:sz w:val="14"/>
+                <w:szCs w:val="14"/>
+              </w:rPr>
+              <w:t xml:space="preserve">AIS-aided Rayleigh CFAR [40] (TAES); GAO versus GK and K+R clutter models [41] (2022, JSTARS)</w:t>
+            </w:r>
+          </w:p>
+        </w:tc>
+        <w:tc>
+          <w:tcPr>
+            <w:tcW w:type="dxa" w:w="2500"/>
+            <w:tcBorders>
+              <w:top w:val="single" w:color="999999" w:sz="4"/>
+              <w:left w:val="single" w:color="999999" w:sz="4"/>
+              <w:bottom w:val="single" w:color="999999" w:sz="4"/>
+              <w:right w:val="single" w:color="999999" w:sz="4"/>
+            </w:tcBorders>
+            <w:tcMar>
+              <w:top w:type="dxa" w:w="30"/>
+              <w:left w:type="dxa" w:w="60"/>
+              <w:bottom w:type="dxa" w:w="30"/>
+              <w:right w:type="dxa" w:w="60"/>
+            </w:tcMar>
+          </w:tcPr>
+          <w:p>
+            <w:pPr>
+              <w:jc w:val="center"/>
+            </w:pPr>
+            <w:r>
+              <w:rPr>
+                <w:rFonts w:ascii="Times New Roman" w:cs="Times New Roman" w:eastAsia="Times New Roman" w:hAnsi="Times New Roman"/>
+                <w:b w:val="false"/>
+                <w:bCs w:val="false"/>
+                <w:sz w:val="14"/>
+                <w:szCs w:val="14"/>
+              </w:rPr>
+              <w:t xml:space="preserve">Radarsat-2, TerraSAR-X, Gaofen-3 [40]; ALOS-PALSAR [41]</w:t>
+            </w:r>
+          </w:p>
+        </w:tc>
+        <w:tc>
+          <w:tcPr>
+            <w:tcW w:type="dxa" w:w="3500"/>
+            <w:tcBorders>
+              <w:top w:val="single" w:color="999999" w:sz="4"/>
+              <w:left w:val="single" w:color="999999" w:sz="4"/>
+              <w:bottom w:val="single" w:color="999999" w:sz="4"/>
+              <w:right w:val="single" w:color="999999" w:sz="4"/>
+            </w:tcBorders>
+            <w:tcMar>
+              <w:top w:type="dxa" w:w="30"/>
+              <w:left w:type="dxa" w:w="60"/>
+              <w:bottom w:type="dxa" w:w="30"/>
+              <w:right w:type="dxa" w:w="60"/>
+            </w:tcMar>
+          </w:tcPr>
+          <w:p>
+            <w:pPr>
+              <w:jc w:val="center"/>
+            </w:pPr>
+            <w:r>
+              <w:rPr>
+                <w:rFonts w:ascii="Times New Roman" w:cs="Times New Roman" w:eastAsia="Times New Roman" w:hAnsi="Times New Roman"/>
+                <w:b w:val="false"/>
+                <w:bCs w:val="false"/>
+                <w:sz w:val="14"/>
+                <w:szCs w:val="14"/>
+              </w:rPr>
+              <w:t xml:space="preserve">AIS data sets the number of outliers [40]; GAO closed form is faster than K+R at similar accuracy [41]</w:t>
+            </w:r>
+          </w:p>
+        </w:tc>
+        <w:tc>
+          <w:tcPr>
+            <w:tcW w:type="dxa" w:w="2400"/>
+            <w:tcBorders>
+              <w:top w:val="single" w:color="999999" w:sz="4"/>
+              <w:left w:val="single" w:color="999999" w:sz="4"/>
+              <w:bottom w:val="single" w:color="999999" w:sz="4"/>
+              <w:right w:val="single" w:color="999999" w:sz="4"/>
+            </w:tcBorders>
+            <w:tcMar>
+              <w:top w:type="dxa" w:w="30"/>
+              <w:left w:type="dxa" w:w="60"/>
+              <w:bottom w:type="dxa" w:w="30"/>
+              <w:right w:type="dxa" w:w="60"/>
+            </w:tcMar>
+          </w:tcPr>
+          <w:p>
+            <w:pPr>
+              <w:jc w:val="center"/>
+            </w:pPr>
+            <w:r>
+              <w:rPr>
+                <w:rFonts w:ascii="Times New Roman" w:cs="Times New Roman" w:eastAsia="Times New Roman" w:hAnsi="Times New Roman"/>
+                <w:b w:val="false"/>
+                <w:bCs w:val="false"/>
+                <w:sz w:val="14"/>
+                <w:szCs w:val="14"/>
+              </w:rPr>
+              <w:t xml:space="preserve">software</w:t>
+            </w:r>
+          </w:p>
+        </w:tc>
+        <w:tc>
+          <w:tcPr>
+            <w:tcW w:type="dxa" w:w="2000"/>
+            <w:tcBorders>
+              <w:top w:val="single" w:color="999999" w:sz="4"/>
+              <w:left w:val="single" w:color="999999" w:sz="4"/>
+              <w:bottom w:val="single" w:color="999999" w:sz="4"/>
+              <w:right w:val="single" w:color="999999" w:sz="4"/>
+            </w:tcBorders>
+            <w:tcMar>
+              <w:top w:type="dxa" w:w="30"/>
+              <w:left w:type="dxa" w:w="60"/>
+              <w:bottom w:type="dxa" w:w="30"/>
+              <w:right w:type="dxa" w:w="60"/>
+            </w:tcMar>
+          </w:tcPr>
+          <w:p>
+            <w:pPr>
+              <w:jc w:val="center"/>
+            </w:pPr>
+            <w:r>
+              <w:rPr>
+                <w:rFonts w:ascii="Times New Roman" w:cs="Times New Roman" w:eastAsia="Times New Roman" w:hAnsi="Times New Roman"/>
+                <w:b w:val="false"/>
+                <w:bCs w:val="false"/>
+                <w:sz w:val="14"/>
+                <w:szCs w:val="14"/>
+              </w:rPr>
+              <w:t xml:space="preserve">[40] needs an AIS side channel we do not have; [41] supports closed-form detectors</w:t>
+            </w:r>
+          </w:p>
+        </w:tc>
+      </w:tr>
+      <w:tr>
+        <w:trPr>
+          <w:cantSplit/>
+        </w:trPr>
+        <w:tc>
+          <w:tcPr>
+            <w:tcW w:type="dxa" w:w="620"/>
+            <w:tcBorders>
+              <w:top w:val="single" w:color="999999" w:sz="4"/>
+              <w:left w:val="single" w:color="999999" w:sz="4"/>
+              <w:bottom w:val="single" w:color="999999" w:sz="4"/>
+              <w:right w:val="single" w:color="999999" w:sz="4"/>
+            </w:tcBorders>
+            <w:tcMar>
+              <w:top w:type="dxa" w:w="30"/>
+              <w:left w:type="dxa" w:w="60"/>
+              <w:bottom w:type="dxa" w:w="30"/>
+              <w:right w:type="dxa" w:w="60"/>
+            </w:tcMar>
+          </w:tcPr>
+          <w:p>
+            <w:pPr>
+              <w:jc w:val="left"/>
+            </w:pPr>
+            <w:r>
+              <w:rPr>
+                <w:rFonts w:ascii="Times New Roman" w:cs="Times New Roman" w:eastAsia="Times New Roman" w:hAnsi="Times New Roman"/>
+                <w:b w:val="false"/>
+                <w:bCs w:val="false"/>
+                <w:sz w:val="14"/>
+                <w:szCs w:val="14"/>
+              </w:rPr>
+              <w:t xml:space="preserve">[26]</w:t>
+            </w:r>
+          </w:p>
+        </w:tc>
+        <w:tc>
+          <w:tcPr>
+            <w:tcW w:type="dxa" w:w="3000"/>
+            <w:tcBorders>
+              <w:top w:val="single" w:color="999999" w:sz="4"/>
+              <w:left w:val="single" w:color="999999" w:sz="4"/>
+              <w:bottom w:val="single" w:color="999999" w:sz="4"/>
+              <w:right w:val="single" w:color="999999" w:sz="4"/>
+            </w:tcBorders>
+            <w:tcMar>
+              <w:top w:type="dxa" w:w="30"/>
+              <w:left w:type="dxa" w:w="60"/>
+              <w:bottom w:type="dxa" w:w="30"/>
+              <w:right w:type="dxa" w:w="60"/>
+            </w:tcMar>
+          </w:tcPr>
+          <w:p>
+            <w:pPr>
+              <w:jc w:val="left"/>
+            </w:pPr>
+            <w:r>
+              <w:rPr>
+                <w:rFonts w:ascii="Times New Roman" w:cs="Times New Roman" w:eastAsia="Times New Roman" w:hAnsi="Times New Roman"/>
+                <w:b w:val="false"/>
+                <w:bCs w:val="false"/>
+                <w:sz w:val="14"/>
+                <w:szCs w:val="14"/>
+              </w:rPr>
+              <w:t xml:space="preserve">ELSD-Net, YOLOv5n-based (2025, GRSL)</w:t>
+            </w:r>
+          </w:p>
+        </w:tc>
+        <w:tc>
+          <w:tcPr>
+            <w:tcW w:type="dxa" w:w="2500"/>
+            <w:tcBorders>
+              <w:top w:val="single" w:color="999999" w:sz="4"/>
+              <w:left w:val="single" w:color="999999" w:sz="4"/>
+              <w:bottom w:val="single" w:color="999999" w:sz="4"/>
+              <w:right w:val="single" w:color="999999" w:sz="4"/>
+            </w:tcBorders>
+            <w:tcMar>
+              <w:top w:type="dxa" w:w="30"/>
+              <w:left w:type="dxa" w:w="60"/>
+              <w:bottom w:type="dxa" w:w="30"/>
+              <w:right w:type="dxa" w:w="60"/>
+            </w:tcMar>
+          </w:tcPr>
+          <w:p>
+            <w:pPr>
+              <w:jc w:val="center"/>
+            </w:pPr>
+            <w:r>
+              <w:rPr>
+                <w:rFonts w:ascii="Times New Roman" w:cs="Times New Roman" w:eastAsia="Times New Roman" w:hAnsi="Times New Roman"/>
+                <w:b w:val="false"/>
+                <w:bCs w:val="false"/>
+                <w:sz w:val="14"/>
+                <w:szCs w:val="14"/>
+              </w:rPr>
+              <w:t xml:space="preserve">SSDD</w:t>
+            </w:r>
+          </w:p>
+        </w:tc>
+        <w:tc>
+          <w:tcPr>
+            <w:tcW w:type="dxa" w:w="3500"/>
+            <w:tcBorders>
+              <w:top w:val="single" w:color="999999" w:sz="4"/>
+              <w:left w:val="single" w:color="999999" w:sz="4"/>
+              <w:bottom w:val="single" w:color="999999" w:sz="4"/>
+              <w:right w:val="single" w:color="999999" w:sz="4"/>
+            </w:tcBorders>
+            <w:tcMar>
+              <w:top w:type="dxa" w:w="30"/>
+              <w:left w:type="dxa" w:w="60"/>
+              <w:bottom w:type="dxa" w:w="30"/>
+              <w:right w:type="dxa" w:w="60"/>
+            </w:tcMar>
+          </w:tcPr>
+          <w:p>
+            <w:pPr>
+              <w:jc w:val="center"/>
+            </w:pPr>
+            <w:r>
+              <w:rPr>
+                <w:rFonts w:ascii="Times New Roman" w:cs="Times New Roman" w:eastAsia="Times New Roman" w:hAnsi="Times New Roman"/>
+                <w:b w:val="false"/>
+                <w:bCs w:val="false"/>
+                <w:sz w:val="14"/>
+                <w:szCs w:val="14"/>
+              </w:rPr>
+              <w:t xml:space="preserve">AP50 98.2 % with 0.3 M parameters and 1.2 GFLOPs (SSDD)</w:t>
+            </w:r>
+          </w:p>
+        </w:tc>
+        <w:tc>
+          <w:tcPr>
+            <w:tcW w:type="dxa" w:w="2400"/>
+            <w:tcBorders>
+              <w:top w:val="single" w:color="999999" w:sz="4"/>
+              <w:left w:val="single" w:color="999999" w:sz="4"/>
+              <w:bottom w:val="single" w:color="999999" w:sz="4"/>
+              <w:right w:val="single" w:color="999999" w:sz="4"/>
+            </w:tcBorders>
+            <w:tcMar>
+              <w:top w:type="dxa" w:w="30"/>
+              <w:left w:type="dxa" w:w="60"/>
+              <w:bottom w:type="dxa" w:w="30"/>
+              <w:right w:type="dxa" w:w="60"/>
+            </w:tcMar>
+          </w:tcPr>
+          <w:p>
+            <w:pPr>
+              <w:jc w:val="center"/>
+            </w:pPr>
+            <w:r>
+              <w:rPr>
+                <w:rFonts w:ascii="Times New Roman" w:cs="Times New Roman" w:eastAsia="Times New Roman" w:hAnsi="Times New Roman"/>
+                <w:b w:val="false"/>
+                <w:bCs w:val="false"/>
+                <w:sz w:val="14"/>
+                <w:szCs w:val="14"/>
+              </w:rPr>
+              <w:t xml:space="preserve">640 px, RTX 2050 named in the text</w:t>
+            </w:r>
+          </w:p>
+        </w:tc>
+        <w:tc>
+          <w:tcPr>
+            <w:tcW w:type="dxa" w:w="2000"/>
+            <w:tcBorders>
+              <w:top w:val="single" w:color="999999" w:sz="4"/>
+              <w:left w:val="single" w:color="999999" w:sz="4"/>
+              <w:bottom w:val="single" w:color="999999" w:sz="4"/>
+              <w:right w:val="single" w:color="999999" w:sz="4"/>
+            </w:tcBorders>
+            <w:tcMar>
+              <w:top w:type="dxa" w:w="30"/>
+              <w:left w:type="dxa" w:w="60"/>
+              <w:bottom w:type="dxa" w:w="30"/>
+              <w:right w:type="dxa" w:w="60"/>
+            </w:tcMar>
+          </w:tcPr>
+          <w:p>
+            <w:pPr>
+              <w:jc w:val="center"/>
+            </w:pPr>
+            <w:r>
+              <w:rPr>
+                <w:rFonts w:ascii="Times New Roman" w:cs="Times New Roman" w:eastAsia="Times New Roman" w:hAnsi="Times New Roman"/>
+                <w:b w:val="false"/>
+                <w:bCs w:val="false"/>
+                <w:sz w:val="14"/>
+                <w:szCs w:val="14"/>
+              </w:rPr>
+              <w:t xml:space="preserve">smallest detector found; HRSID not reported</w:t>
+            </w:r>
+          </w:p>
+        </w:tc>
+      </w:tr>
+      <w:tr>
+        <w:trPr>
+          <w:cantSplit/>
+        </w:trPr>
+        <w:tc>
+          <w:tcPr>
+            <w:tcW w:type="dxa" w:w="620"/>
+            <w:tcBorders>
+              <w:top w:val="single" w:color="999999" w:sz="4"/>
+              <w:left w:val="single" w:color="999999" w:sz="4"/>
+              <w:bottom w:val="single" w:color="999999" w:sz="4"/>
+              <w:right w:val="single" w:color="999999" w:sz="4"/>
+            </w:tcBorders>
+            <w:tcMar>
+              <w:top w:type="dxa" w:w="30"/>
+              <w:left w:type="dxa" w:w="60"/>
+              <w:bottom w:type="dxa" w:w="30"/>
+              <w:right w:type="dxa" w:w="60"/>
+            </w:tcMar>
+          </w:tcPr>
+          <w:p>
+            <w:pPr>
+              <w:jc w:val="left"/>
+            </w:pPr>
+            <w:r>
+              <w:rPr>
+                <w:rFonts w:ascii="Times New Roman" w:cs="Times New Roman" w:eastAsia="Times New Roman" w:hAnsi="Times New Roman"/>
+                <w:b w:val="false"/>
+                <w:bCs w:val="false"/>
+                <w:sz w:val="14"/>
+                <w:szCs w:val="14"/>
+              </w:rPr>
+              <w:t xml:space="preserve">[27]-[29]</w:t>
+            </w:r>
+          </w:p>
+        </w:tc>
+        <w:tc>
+          <w:tcPr>
+            <w:tcW w:type="dxa" w:w="3000"/>
+            <w:tcBorders>
+              <w:top w:val="single" w:color="999999" w:sz="4"/>
+              <w:left w:val="single" w:color="999999" w:sz="4"/>
+              <w:bottom w:val="single" w:color="999999" w:sz="4"/>
+              <w:right w:val="single" w:color="999999" w:sz="4"/>
+            </w:tcBorders>
+            <w:tcMar>
+              <w:top w:type="dxa" w:w="30"/>
+              <w:left w:type="dxa" w:w="60"/>
+              <w:bottom w:type="dxa" w:w="30"/>
+              <w:right w:type="dxa" w:w="60"/>
+            </w:tcMar>
+          </w:tcPr>
+          <w:p>
+            <w:pPr>
+              <w:jc w:val="left"/>
+            </w:pPr>
+            <w:r>
+              <w:rPr>
+                <w:rFonts w:ascii="Times New Roman" w:cs="Times New Roman" w:eastAsia="Times New Roman" w:hAnsi="Times New Roman"/>
+                <w:b w:val="false"/>
+                <w:bCs w:val="false"/>
+                <w:sz w:val="14"/>
+                <w:szCs w:val="14"/>
+              </w:rPr>
+              <w:t xml:space="preserve">SLit-YOLOv5 [27] (2023, GRSL); CPC-YOLO [28] and adaptive feature enhancement with mixture of experts [29] (2026, SPL)</w:t>
+            </w:r>
+          </w:p>
+        </w:tc>
+        <w:tc>
+          <w:tcPr>
+            <w:tcW w:type="dxa" w:w="2500"/>
+            <w:tcBorders>
+              <w:top w:val="single" w:color="999999" w:sz="4"/>
+              <w:left w:val="single" w:color="999999" w:sz="4"/>
+              <w:bottom w:val="single" w:color="999999" w:sz="4"/>
+              <w:right w:val="single" w:color="999999" w:sz="4"/>
+            </w:tcBorders>
+            <w:tcMar>
+              <w:top w:type="dxa" w:w="30"/>
+              <w:left w:type="dxa" w:w="60"/>
+              <w:bottom w:type="dxa" w:w="30"/>
+              <w:right w:type="dxa" w:w="60"/>
+            </w:tcMar>
+          </w:tcPr>
+          <w:p>
+            <w:pPr>
+              <w:jc w:val="center"/>
+            </w:pPr>
+            <w:r>
+              <w:rPr>
+                <w:rFonts w:ascii="Times New Roman" w:cs="Times New Roman" w:eastAsia="Times New Roman" w:hAnsi="Times New Roman"/>
+                <w:b w:val="false"/>
+                <w:bCs w:val="false"/>
+                <w:sz w:val="14"/>
+                <w:szCs w:val="14"/>
+              </w:rPr>
+              <w:t xml:space="preserve">SSDD [27]; LS-SSDD-v1.0 and SAR-Ship-Dataset [28]; SSDD and SAR-Ship-Dataset [29]</w:t>
+            </w:r>
+          </w:p>
+        </w:tc>
+        <w:tc>
+          <w:tcPr>
+            <w:tcW w:type="dxa" w:w="3500"/>
+            <w:tcBorders>
+              <w:top w:val="single" w:color="999999" w:sz="4"/>
+              <w:left w:val="single" w:color="999999" w:sz="4"/>
+              <w:bottom w:val="single" w:color="999999" w:sz="4"/>
+              <w:right w:val="single" w:color="999999" w:sz="4"/>
+            </w:tcBorders>
+            <w:tcMar>
+              <w:top w:type="dxa" w:w="30"/>
+              <w:left w:type="dxa" w:w="60"/>
+              <w:bottom w:type="dxa" w:w="30"/>
+              <w:right w:type="dxa" w:w="60"/>
+            </w:tcMar>
+          </w:tcPr>
+          <w:p>
+            <w:pPr>
+              <w:jc w:val="center"/>
+            </w:pPr>
+            <w:r>
+              <w:rPr>
+                <w:rFonts w:ascii="Times New Roman" w:cs="Times New Roman" w:eastAsia="Times New Roman" w:hAnsi="Times New Roman"/>
+                <w:b w:val="false"/>
+                <w:bCs w:val="false"/>
+                <w:sz w:val="14"/>
+                <w:szCs w:val="14"/>
+              </w:rPr>
+              <w:t xml:space="preserve">lighter backbone [27]; +2.15 / +1.64 AP over the baseline [28]; target-driven data synthesis plus expert routing [29]</w:t>
+            </w:r>
+          </w:p>
+        </w:tc>
+        <w:tc>
+          <w:tcPr>
+            <w:tcW w:type="dxa" w:w="2400"/>
+            <w:tcBorders>
+              <w:top w:val="single" w:color="999999" w:sz="4"/>
+              <w:left w:val="single" w:color="999999" w:sz="4"/>
+              <w:bottom w:val="single" w:color="999999" w:sz="4"/>
+              <w:right w:val="single" w:color="999999" w:sz="4"/>
+            </w:tcBorders>
+            <w:tcMar>
+              <w:top w:type="dxa" w:w="30"/>
+              <w:left w:type="dxa" w:w="60"/>
+              <w:bottom w:type="dxa" w:w="30"/>
+              <w:right w:type="dxa" w:w="60"/>
+            </w:tcMar>
+          </w:tcPr>
+          <w:p>
+            <w:pPr>
+              <w:jc w:val="center"/>
+            </w:pPr>
+            <w:r>
+              <w:rPr>
+                <w:rFonts w:ascii="Times New Roman" w:cs="Times New Roman" w:eastAsia="Times New Roman" w:hAnsi="Times New Roman"/>
+                <w:b w:val="false"/>
+                <w:bCs w:val="false"/>
+                <w:sz w:val="14"/>
+                <w:szCs w:val="14"/>
+              </w:rPr>
+              <w:t xml:space="preserve">GPU inference times only</w:t>
+            </w:r>
+          </w:p>
+        </w:tc>
+        <w:tc>
+          <w:tcPr>
+            <w:tcW w:type="dxa" w:w="2000"/>
+            <w:tcBorders>
+              <w:top w:val="single" w:color="999999" w:sz="4"/>
+              <w:left w:val="single" w:color="999999" w:sz="4"/>
+              <w:bottom w:val="single" w:color="999999" w:sz="4"/>
+              <w:right w:val="single" w:color="999999" w:sz="4"/>
+            </w:tcBorders>
+            <w:tcMar>
+              <w:top w:type="dxa" w:w="30"/>
+              <w:left w:type="dxa" w:w="60"/>
+              <w:bottom w:type="dxa" w:w="30"/>
+              <w:right w:type="dxa" w:w="60"/>
+            </w:tcMar>
+          </w:tcPr>
+          <w:p>
+            <w:pPr>
+              <w:jc w:val="center"/>
+            </w:pPr>
+            <w:r>
+              <w:rPr>
+                <w:rFonts w:ascii="Times New Roman" w:cs="Times New Roman" w:eastAsia="Times New Roman" w:hAnsi="Times New Roman"/>
+                <w:b w:val="false"/>
+                <w:bCs w:val="false"/>
+                <w:sz w:val="14"/>
+                <w:szCs w:val="14"/>
+              </w:rPr>
+              <w:t xml:space="preserve">no HRSID, no hardware</w:t>
+            </w:r>
+          </w:p>
+        </w:tc>
+      </w:tr>
+    </w:tbl>
+    <w:p>
+      <w:pPr>
+        <w:pStyle w:val="Heading1"/>
+        <w:spacing w:after="110" w:before="260"/>
+      </w:pPr>
+      <w:r>
+        <w:rPr>
+          <w:rFonts w:ascii="Times New Roman" w:cs="Times New Roman" w:eastAsia="Times New Roman" w:hAnsi="Times New Roman"/>
+          <w:b/>
+          <w:bCs/>
+          <w:sz w:val="26"/>
+          <w:szCs w:val="26"/>
+        </w:rPr>
+        <w:t xml:space="preserve">4b. Which of these papers challenge the proposed system</w:t>
+      </w:r>
+    </w:p>
+    <w:p>
+      <w:pPr>
+        <w:spacing w:after="110" w:line="270"/>
+        <w:jc w:val="both"/>
+      </w:pPr>
+      <w:r>
+        <w:rPr>
+          <w:rFonts w:ascii="Times New Roman" w:cs="Times New Roman" w:eastAsia="Times New Roman" w:hAnsi="Times New Roman"/>
+          <w:sz w:val="21"/>
+          <w:szCs w:val="21"/>
+        </w:rPr>
+        <w:t xml:space="preserve">Assessed against the claims this work can support (low-cost integer prescreen, small INT8 CNN, bit-exact FPGA implementation, recall of 96-97 % at 2-3 false events per image), the new papers give the following challenges, in order of weight.</w:t>
+      </w:r>
+    </w:p>
+    <w:p>
+      <w:pPr>
+        <w:pStyle w:val="ListParagraph"/>
+        <w:numPr>
+          <w:ilvl w:val="0"/>
+          <w:numId w:val="2"/>
+        </w:numPr>
+        <w:spacing w:after="50" w:line="260"/>
+        <w:jc w:val="both"/>
+      </w:pPr>
+      <w:r>
+        <w:rPr>
+          <w:rFonts w:ascii="Times New Roman" w:cs="Times New Roman" w:eastAsia="Times New Roman" w:hAnsi="Times New Roman"/>
+          <w:b/>
+          <w:bCs/>
+          <w:sz w:val="21"/>
+          <w:szCs w:val="21"/>
+        </w:rPr>
+        <w:t xml:space="preserve">1. Small detectors reach high HRSID accuracy at a few million parameters ([22], [23], [24]). </w:t>
+      </w:r>
+      <w:r>
+        <w:rPr>
+          <w:rFonts w:ascii="Times New Roman" w:cs="Times New Roman" w:eastAsia="Times New Roman" w:hAnsi="Times New Roman"/>
+          <w:sz w:val="21"/>
+          <w:szCs w:val="21"/>
+        </w:rPr>
+        <w:t xml:space="preserve">A 1.6-2.8 M-parameter YOLO derivative reports 91.8-95.8 % AP50 on HRSID at 7 GFLOPs per frame and 370-530 FPS on desktop GPUs. The cascade needs 21-37 times fewer parameters (74,609) and about 0.84 GFLOP per frame on average (0.42 GMAC, data-dependent; median image 0.30 GFLOP), but the comparison is not like-for-like: they output boxes and are scored at IoU 0.5, and none of them reports an embedded implementation, so their deployability on a DE10-class FPGA is unknown. The honest conclusion is that the cost advantage is real and the accuracy claim must stay at the recall / false-event level, as in Section 3.</w:t>
+      </w:r>
+    </w:p>
+    <w:p>
+      <w:pPr>
+        <w:pStyle w:val="ListParagraph"/>
+        <w:numPr>
+          <w:ilvl w:val="0"/>
+          <w:numId w:val="2"/>
+        </w:numPr>
+        <w:spacing w:after="50" w:line="260"/>
+        <w:jc w:val="both"/>
+      </w:pPr>
+      <w:r>
+        <w:rPr>
+          <w:rFonts w:ascii="Times New Roman" w:cs="Times New Roman" w:eastAsia="Times New Roman" w:hAnsi="Times New Roman"/>
+          <w:b/>
+          <w:bCs/>
+          <w:sz w:val="21"/>
+          <w:szCs w:val="21"/>
+        </w:rPr>
+        <w:t xml:space="preserve">2. At matched recall the precision is equal to AD-YOLO but lower than GL-DETR. </w:t>
+      </w:r>
+      <w:r>
+        <w:rPr>
+          <w:rFonts w:ascii="Times New Roman" w:cs="Times New Roman" w:eastAsia="Times New Roman" w:hAnsi="Times New Roman"/>
+          <w:sz w:val="21"/>
+          <w:szCs w:val="21"/>
+        </w:rPr>
+        <w:t xml:space="preserve">At 83.8 % recall AD-YOLO [22] has precision 91.7 % against our 93.8 % (all images) or 91.3 % (test); at 87.6 % recall GL-DETR [7] has precision 91.5 % (F1 0.895) against our 88.7 % (F1 0.882) on all images and 85.4 % (F1 0.866) on the test split, a gap of 3-6 points of precision that is not closed by the INT8 network. Against the YOLOv4-based [25], which was run at a confidence threshold of 0.05, our precision at 91 % recall is 79-82 % against 54 %.</w:t>
+      </w:r>
+    </w:p>
+    <w:p>
+      <w:pPr>
+        <w:pStyle w:val="ListParagraph"/>
+        <w:numPr>
+          <w:ilvl w:val="0"/>
+          <w:numId w:val="2"/>
+        </w:numPr>
+        <w:spacing w:after="50" w:line="260"/>
+        <w:jc w:val="both"/>
+      </w:pPr>
+      <w:r>
+        <w:rPr>
+          <w:rFonts w:ascii="Times New Roman" w:cs="Times New Roman" w:eastAsia="Times New Roman" w:hAnsi="Times New Roman"/>
+          <w:b/>
+          <w:bCs/>
+          <w:sz w:val="21"/>
+          <w:szCs w:val="21"/>
+        </w:rPr>
+        <w:t xml:space="preserve">3. A distribution-free CFAR is a direct alternative to the Weibull prescreen ([31]). </w:t>
+      </w:r>
+      <w:r>
+        <w:rPr>
+          <w:rFonts w:ascii="Times New Roman" w:cs="Times New Roman" w:eastAsia="Times New Roman" w:hAnsi="Times New Roman"/>
+          <w:sz w:val="21"/>
+          <w:szCs w:val="21"/>
+        </w:rPr>
+        <w:t xml:space="preserve">The Wilcoxon scheme controls the false-alarm rate without assuming a clutter model and is described as "simple" in hardware (m x n + 1 comparators and an accumulator). It has not been tested on HRSID, so the claim that the Weibull test is the right front end is untested against it. With our ring window of 336 reference pixels, even a single-pixel test region needs at least n + 1 = 337 comparators, against three multipliers and no comparators in the present integer prescreen, but this is our estimate, not a measurement. Running a Wilcoxon prescreen through the same event, CNN and board pipeline is the experiment that would settle it.</w:t>
+      </w:r>
+    </w:p>
+    <w:p>
+      <w:pPr>
+        <w:pStyle w:val="ListParagraph"/>
+        <w:numPr>
+          <w:ilvl w:val="0"/>
+          <w:numId w:val="2"/>
+        </w:numPr>
+        <w:spacing w:after="50" w:line="260"/>
+        <w:jc w:val="both"/>
+      </w:pPr>
+      <w:r>
+        <w:rPr>
+          <w:rFonts w:ascii="Times New Roman" w:cs="Times New Roman" w:eastAsia="Times New Roman" w:hAnsi="Times New Roman"/>
+          <w:b/>
+          <w:bCs/>
+          <w:sz w:val="21"/>
+          <w:szCs w:val="21"/>
+        </w:rPr>
+        <w:t xml:space="preserve">4. Robust CFAR variants target the loss mechanism of our prescreen ([33]-[39]). </w:t>
+      </w:r>
+      <w:r>
+        <w:rPr>
+          <w:rFonts w:ascii="Times New Roman" w:cs="Times New Roman" w:eastAsia="Times New Roman" w:hAnsi="Times New Roman"/>
+          <w:sz w:val="21"/>
+          <w:szCs w:val="21"/>
+        </w:rPr>
+        <w:t xml:space="preserve">Censored, trimmed and superpixel CFAR address interfering targets and inshore density, the cause of 9.4 of the 15.7 points of ship loss found in the Pd study. The pooled integer prescreen already delivers 99.6 % of the ships (inshore 99.2 %), so the prescreen is no longer the limit; the loss of about 3 points of recall at the 97 % target is incurred in the CNN stage. These papers are therefore a low threat to the recall claim, and a possible way to cut the 166 off-ship events per image before the CNN.</w:t>
+      </w:r>
+    </w:p>
+    <w:p>
+      <w:pPr>
+        <w:pStyle w:val="ListParagraph"/>
+        <w:numPr>
+          <w:ilvl w:val="0"/>
+          <w:numId w:val="2"/>
+        </w:numPr>
+        <w:spacing w:after="50" w:line="260"/>
+        <w:jc w:val="both"/>
+      </w:pPr>
+      <w:r>
+        <w:rPr>
+          <w:rFonts w:ascii="Times New Roman" w:cs="Times New Roman" w:eastAsia="Times New Roman" w:hAnsi="Times New Roman"/>
+          <w:b/>
+          <w:bCs/>
+          <w:sz w:val="21"/>
+          <w:szCs w:val="21"/>
+        </w:rPr>
+        <w:t xml:space="preserve">5. CFAR-guided deep learning exists ([30]). </w:t>
+      </w:r>
+      <w:r>
+        <w:rPr>
+          <w:rFonts w:ascii="Times New Roman" w:cs="Times New Roman" w:eastAsia="Times New Roman" w:hAnsi="Times New Roman"/>
+          <w:sz w:val="21"/>
+          <w:szCs w:val="21"/>
+        </w:rPr>
+        <w:t xml:space="preserve">CFAR-DP-FW shows that combining a CFAR field with a learned detector improves inshore detection on LS-SSDD-v1.0. It does not weaken the cascade argument, since the CFAR output is an input feature to two ResNet-50 extractors rather than a gate that removes work, but it means that the combination itself is not novel; the contribution is the integer, bit-exact, board-verified implementation with measured cost.</w:t>
+      </w:r>
+    </w:p>
+    <w:p>
+      <w:pPr>
+        <w:pStyle w:val="ListParagraph"/>
+        <w:numPr>
+          <w:ilvl w:val="0"/>
+          <w:numId w:val="2"/>
+        </w:numPr>
+        <w:spacing w:after="50" w:line="260"/>
+        <w:jc w:val="both"/>
+      </w:pPr>
+      <w:r>
+        <w:rPr>
+          <w:rFonts w:ascii="Times New Roman" w:cs="Times New Roman" w:eastAsia="Times New Roman" w:hAnsi="Times New Roman"/>
+          <w:b/>
+          <w:bCs/>
+          <w:sz w:val="21"/>
+          <w:szCs w:val="21"/>
+        </w:rPr>
+        <w:t xml:space="preserve">6. No new FPGA entry. </w:t>
+      </w:r>
+      <w:r>
+        <w:rPr>
+          <w:rFonts w:ascii="Times New Roman" w:cs="Times New Roman" w:eastAsia="Times New Roman" w:hAnsi="Times New Roman"/>
+          <w:sz w:val="21"/>
+          <w:szCs w:val="21"/>
+        </w:rPr>
+        <w:t xml:space="preserve">None of the twenty-two papers reports FPGA resources, power or on-chip latency, so Table 4 is unchanged: the hardware comparison remains against [2], [10]-[12], [18]-[20] and the earlier design of this project.</w:t>
       </w:r>
     </w:p>
     <w:p>
@@ -21476,6 +25193,666 @@
           </w:p>
         </w:tc>
       </w:tr>
+      <w:tr>
+        <w:trPr>
+          <w:cantSplit/>
+        </w:trPr>
+        <w:tc>
+          <w:tcPr>
+            <w:tcW w:type="dxa" w:w="3600"/>
+            <w:tcBorders>
+              <w:top w:val="single" w:color="999999" w:sz="4"/>
+              <w:left w:val="single" w:color="999999" w:sz="4"/>
+              <w:bottom w:val="single" w:color="999999" w:sz="4"/>
+              <w:right w:val="single" w:color="999999" w:sz="4"/>
+            </w:tcBorders>
+            <w:tcMar>
+              <w:top w:type="dxa" w:w="30"/>
+              <w:left w:type="dxa" w:w="60"/>
+              <w:bottom w:type="dxa" w:w="30"/>
+              <w:right w:type="dxa" w:w="60"/>
+            </w:tcMar>
+          </w:tcPr>
+          <w:p>
+            <w:pPr>
+              <w:jc w:val="left"/>
+            </w:pPr>
+            <w:r>
+              <w:rPr>
+                <w:rFonts w:ascii="Times New Roman" w:cs="Times New Roman" w:eastAsia="Times New Roman" w:hAnsi="Times New Roman"/>
+                <w:b w:val="false"/>
+                <w:bCs w:val="false"/>
+                <w:sz w:val="16"/>
+                <w:szCs w:val="16"/>
+              </w:rPr>
+              <w:t xml:space="preserve">AMFS-Net [23]</w:t>
+            </w:r>
+          </w:p>
+        </w:tc>
+        <w:tc>
+          <w:tcPr>
+            <w:tcW w:type="dxa" w:w="2400"/>
+            <w:tcBorders>
+              <w:top w:val="single" w:color="999999" w:sz="4"/>
+              <w:left w:val="single" w:color="999999" w:sz="4"/>
+              <w:bottom w:val="single" w:color="999999" w:sz="4"/>
+              <w:right w:val="single" w:color="999999" w:sz="4"/>
+            </w:tcBorders>
+            <w:tcMar>
+              <w:top w:type="dxa" w:w="30"/>
+              <w:left w:type="dxa" w:w="60"/>
+              <w:bottom w:type="dxa" w:w="30"/>
+              <w:right w:type="dxa" w:w="60"/>
+            </w:tcMar>
+          </w:tcPr>
+          <w:p>
+            <w:pPr>
+              <w:jc w:val="left"/>
+            </w:pPr>
+            <w:r>
+              <w:rPr>
+                <w:rFonts w:ascii="Times New Roman" w:cs="Times New Roman" w:eastAsia="Times New Roman" w:hAnsi="Times New Roman"/>
+                <w:b w:val="false"/>
+                <w:bCs w:val="false"/>
+                <w:sz w:val="16"/>
+                <w:szCs w:val="16"/>
+              </w:rPr>
+              <w:t xml:space="preserve">1.59 M</w:t>
+            </w:r>
+          </w:p>
+        </w:tc>
+        <w:tc>
+          <w:tcPr>
+            <w:tcW w:type="dxa" w:w="2800"/>
+            <w:tcBorders>
+              <w:top w:val="single" w:color="999999" w:sz="4"/>
+              <w:left w:val="single" w:color="999999" w:sz="4"/>
+              <w:bottom w:val="single" w:color="999999" w:sz="4"/>
+              <w:right w:val="single" w:color="999999" w:sz="4"/>
+            </w:tcBorders>
+            <w:tcMar>
+              <w:top w:type="dxa" w:w="30"/>
+              <w:left w:type="dxa" w:w="60"/>
+              <w:bottom w:type="dxa" w:w="30"/>
+              <w:right w:type="dxa" w:w="60"/>
+            </w:tcMar>
+          </w:tcPr>
+          <w:p>
+            <w:pPr>
+              <w:jc w:val="center"/>
+            </w:pPr>
+            <w:r>
+              <w:rPr>
+                <w:rFonts w:ascii="Times New Roman" w:cs="Times New Roman" w:eastAsia="Times New Roman" w:hAnsi="Times New Roman"/>
+                <w:b w:val="false"/>
+                <w:bCs w:val="false"/>
+                <w:sz w:val="16"/>
+                <w:szCs w:val="16"/>
+              </w:rPr>
+              <w:t xml:space="preserve">7.0 GFLOPs</w:t>
+            </w:r>
+          </w:p>
+        </w:tc>
+        <w:tc>
+          <w:tcPr>
+            <w:tcW w:type="dxa" w:w="3200"/>
+            <w:tcBorders>
+              <w:top w:val="single" w:color="999999" w:sz="4"/>
+              <w:left w:val="single" w:color="999999" w:sz="4"/>
+              <w:bottom w:val="single" w:color="999999" w:sz="4"/>
+              <w:right w:val="single" w:color="999999" w:sz="4"/>
+            </w:tcBorders>
+            <w:tcMar>
+              <w:top w:type="dxa" w:w="30"/>
+              <w:left w:type="dxa" w:w="60"/>
+              <w:bottom w:type="dxa" w:w="30"/>
+              <w:right w:type="dxa" w:w="60"/>
+            </w:tcMar>
+          </w:tcPr>
+          <w:p>
+            <w:pPr>
+              <w:jc w:val="center"/>
+            </w:pPr>
+            <w:r>
+              <w:rPr>
+                <w:rFonts w:ascii="Times New Roman" w:cs="Times New Roman" w:eastAsia="Times New Roman" w:hAnsi="Times New Roman"/>
+                <w:b w:val="false"/>
+                <w:bCs w:val="false"/>
+                <w:sz w:val="16"/>
+                <w:szCs w:val="16"/>
+              </w:rPr>
+              <w:t xml:space="preserve">n.r.</w:t>
+            </w:r>
+          </w:p>
+        </w:tc>
+        <w:tc>
+          <w:tcPr>
+            <w:tcW w:type="dxa" w:w="3000"/>
+            <w:tcBorders>
+              <w:top w:val="single" w:color="999999" w:sz="4"/>
+              <w:left w:val="single" w:color="999999" w:sz="4"/>
+              <w:bottom w:val="single" w:color="999999" w:sz="4"/>
+              <w:right w:val="single" w:color="999999" w:sz="4"/>
+            </w:tcBorders>
+            <w:tcMar>
+              <w:top w:type="dxa" w:w="30"/>
+              <w:left w:type="dxa" w:w="60"/>
+              <w:bottom w:type="dxa" w:w="30"/>
+              <w:right w:type="dxa" w:w="60"/>
+            </w:tcMar>
+          </w:tcPr>
+          <w:p>
+            <w:pPr>
+              <w:jc w:val="center"/>
+            </w:pPr>
+            <w:r>
+              <w:rPr>
+                <w:rFonts w:ascii="Times New Roman" w:cs="Times New Roman" w:eastAsia="Times New Roman" w:hAnsi="Times New Roman"/>
+                <w:b w:val="false"/>
+                <w:bCs w:val="false"/>
+                <w:sz w:val="16"/>
+                <w:szCs w:val="16"/>
+              </w:rPr>
+              <w:t xml:space="preserve">HRSID AP50 93.1 %, 371 FPS, RTX 4090</w:t>
+            </w:r>
+          </w:p>
+        </w:tc>
+      </w:tr>
+      <w:tr>
+        <w:trPr>
+          <w:cantSplit/>
+        </w:trPr>
+        <w:tc>
+          <w:tcPr>
+            <w:tcW w:type="dxa" w:w="3600"/>
+            <w:tcBorders>
+              <w:top w:val="single" w:color="999999" w:sz="4"/>
+              <w:left w:val="single" w:color="999999" w:sz="4"/>
+              <w:bottom w:val="single" w:color="999999" w:sz="4"/>
+              <w:right w:val="single" w:color="999999" w:sz="4"/>
+            </w:tcBorders>
+            <w:tcMar>
+              <w:top w:type="dxa" w:w="30"/>
+              <w:left w:type="dxa" w:w="60"/>
+              <w:bottom w:type="dxa" w:w="30"/>
+              <w:right w:type="dxa" w:w="60"/>
+            </w:tcMar>
+          </w:tcPr>
+          <w:p>
+            <w:pPr>
+              <w:jc w:val="left"/>
+            </w:pPr>
+            <w:r>
+              <w:rPr>
+                <w:rFonts w:ascii="Times New Roman" w:cs="Times New Roman" w:eastAsia="Times New Roman" w:hAnsi="Times New Roman"/>
+                <w:b w:val="false"/>
+                <w:bCs w:val="false"/>
+                <w:sz w:val="16"/>
+                <w:szCs w:val="16"/>
+              </w:rPr>
+              <w:t xml:space="preserve">AD-YOLO [22]</w:t>
+            </w:r>
+          </w:p>
+        </w:tc>
+        <w:tc>
+          <w:tcPr>
+            <w:tcW w:type="dxa" w:w="2400"/>
+            <w:tcBorders>
+              <w:top w:val="single" w:color="999999" w:sz="4"/>
+              <w:left w:val="single" w:color="999999" w:sz="4"/>
+              <w:bottom w:val="single" w:color="999999" w:sz="4"/>
+              <w:right w:val="single" w:color="999999" w:sz="4"/>
+            </w:tcBorders>
+            <w:tcMar>
+              <w:top w:type="dxa" w:w="30"/>
+              <w:left w:type="dxa" w:w="60"/>
+              <w:bottom w:type="dxa" w:w="30"/>
+              <w:right w:type="dxa" w:w="60"/>
+            </w:tcMar>
+          </w:tcPr>
+          <w:p>
+            <w:pPr>
+              <w:jc w:val="left"/>
+            </w:pPr>
+            <w:r>
+              <w:rPr>
+                <w:rFonts w:ascii="Times New Roman" w:cs="Times New Roman" w:eastAsia="Times New Roman" w:hAnsi="Times New Roman"/>
+                <w:b w:val="false"/>
+                <w:bCs w:val="false"/>
+                <w:sz w:val="16"/>
+                <w:szCs w:val="16"/>
+              </w:rPr>
+              <w:t xml:space="preserve">2.75 M</w:t>
+            </w:r>
+          </w:p>
+        </w:tc>
+        <w:tc>
+          <w:tcPr>
+            <w:tcW w:type="dxa" w:w="2800"/>
+            <w:tcBorders>
+              <w:top w:val="single" w:color="999999" w:sz="4"/>
+              <w:left w:val="single" w:color="999999" w:sz="4"/>
+              <w:bottom w:val="single" w:color="999999" w:sz="4"/>
+              <w:right w:val="single" w:color="999999" w:sz="4"/>
+            </w:tcBorders>
+            <w:tcMar>
+              <w:top w:type="dxa" w:w="30"/>
+              <w:left w:type="dxa" w:w="60"/>
+              <w:bottom w:type="dxa" w:w="30"/>
+              <w:right w:type="dxa" w:w="60"/>
+            </w:tcMar>
+          </w:tcPr>
+          <w:p>
+            <w:pPr>
+              <w:jc w:val="center"/>
+            </w:pPr>
+            <w:r>
+              <w:rPr>
+                <w:rFonts w:ascii="Times New Roman" w:cs="Times New Roman" w:eastAsia="Times New Roman" w:hAnsi="Times New Roman"/>
+                <w:b w:val="false"/>
+                <w:bCs w:val="false"/>
+                <w:sz w:val="16"/>
+                <w:szCs w:val="16"/>
+              </w:rPr>
+              <w:t xml:space="preserve">7.0 GFLOPs</w:t>
+            </w:r>
+          </w:p>
+        </w:tc>
+        <w:tc>
+          <w:tcPr>
+            <w:tcW w:type="dxa" w:w="3200"/>
+            <w:tcBorders>
+              <w:top w:val="single" w:color="999999" w:sz="4"/>
+              <w:left w:val="single" w:color="999999" w:sz="4"/>
+              <w:bottom w:val="single" w:color="999999" w:sz="4"/>
+              <w:right w:val="single" w:color="999999" w:sz="4"/>
+            </w:tcBorders>
+            <w:tcMar>
+              <w:top w:type="dxa" w:w="30"/>
+              <w:left w:type="dxa" w:w="60"/>
+              <w:bottom w:type="dxa" w:w="30"/>
+              <w:right w:type="dxa" w:w="60"/>
+            </w:tcMar>
+          </w:tcPr>
+          <w:p>
+            <w:pPr>
+              <w:jc w:val="center"/>
+            </w:pPr>
+            <w:r>
+              <w:rPr>
+                <w:rFonts w:ascii="Times New Roman" w:cs="Times New Roman" w:eastAsia="Times New Roman" w:hAnsi="Times New Roman"/>
+                <w:b w:val="false"/>
+                <w:bCs w:val="false"/>
+                <w:sz w:val="16"/>
+                <w:szCs w:val="16"/>
+              </w:rPr>
+              <w:t xml:space="preserve">n.r.</w:t>
+            </w:r>
+          </w:p>
+        </w:tc>
+        <w:tc>
+          <w:tcPr>
+            <w:tcW w:type="dxa" w:w="3000"/>
+            <w:tcBorders>
+              <w:top w:val="single" w:color="999999" w:sz="4"/>
+              <w:left w:val="single" w:color="999999" w:sz="4"/>
+              <w:bottom w:val="single" w:color="999999" w:sz="4"/>
+              <w:right w:val="single" w:color="999999" w:sz="4"/>
+            </w:tcBorders>
+            <w:tcMar>
+              <w:top w:type="dxa" w:w="30"/>
+              <w:left w:type="dxa" w:w="60"/>
+              <w:bottom w:type="dxa" w:w="30"/>
+              <w:right w:type="dxa" w:w="60"/>
+            </w:tcMar>
+          </w:tcPr>
+          <w:p>
+            <w:pPr>
+              <w:jc w:val="center"/>
+            </w:pPr>
+            <w:r>
+              <w:rPr>
+                <w:rFonts w:ascii="Times New Roman" w:cs="Times New Roman" w:eastAsia="Times New Roman" w:hAnsi="Times New Roman"/>
+                <w:b w:val="false"/>
+                <w:bCs w:val="false"/>
+                <w:sz w:val="16"/>
+                <w:szCs w:val="16"/>
+              </w:rPr>
+              <w:t xml:space="preserve">HRSID AP50 91.8 %, 532 FPS, RTX 4090</w:t>
+            </w:r>
+          </w:p>
+        </w:tc>
+      </w:tr>
+      <w:tr>
+        <w:trPr>
+          <w:cantSplit/>
+        </w:trPr>
+        <w:tc>
+          <w:tcPr>
+            <w:tcW w:type="dxa" w:w="3600"/>
+            <w:tcBorders>
+              <w:top w:val="single" w:color="999999" w:sz="4"/>
+              <w:left w:val="single" w:color="999999" w:sz="4"/>
+              <w:bottom w:val="single" w:color="999999" w:sz="4"/>
+              <w:right w:val="single" w:color="999999" w:sz="4"/>
+            </w:tcBorders>
+            <w:tcMar>
+              <w:top w:type="dxa" w:w="30"/>
+              <w:left w:type="dxa" w:w="60"/>
+              <w:bottom w:type="dxa" w:w="30"/>
+              <w:right w:type="dxa" w:w="60"/>
+            </w:tcMar>
+          </w:tcPr>
+          <w:p>
+            <w:pPr>
+              <w:jc w:val="left"/>
+            </w:pPr>
+            <w:r>
+              <w:rPr>
+                <w:rFonts w:ascii="Times New Roman" w:cs="Times New Roman" w:eastAsia="Times New Roman" w:hAnsi="Times New Roman"/>
+                <w:b w:val="false"/>
+                <w:bCs w:val="false"/>
+                <w:sz w:val="16"/>
+                <w:szCs w:val="16"/>
+              </w:rPr>
+              <w:t xml:space="preserve">LightSAR-Net [24]</w:t>
+            </w:r>
+          </w:p>
+        </w:tc>
+        <w:tc>
+          <w:tcPr>
+            <w:tcW w:type="dxa" w:w="2400"/>
+            <w:tcBorders>
+              <w:top w:val="single" w:color="999999" w:sz="4"/>
+              <w:left w:val="single" w:color="999999" w:sz="4"/>
+              <w:bottom w:val="single" w:color="999999" w:sz="4"/>
+              <w:right w:val="single" w:color="999999" w:sz="4"/>
+            </w:tcBorders>
+            <w:tcMar>
+              <w:top w:type="dxa" w:w="30"/>
+              <w:left w:type="dxa" w:w="60"/>
+              <w:bottom w:type="dxa" w:w="30"/>
+              <w:right w:type="dxa" w:w="60"/>
+            </w:tcMar>
+          </w:tcPr>
+          <w:p>
+            <w:pPr>
+              <w:jc w:val="left"/>
+            </w:pPr>
+            <w:r>
+              <w:rPr>
+                <w:rFonts w:ascii="Times New Roman" w:cs="Times New Roman" w:eastAsia="Times New Roman" w:hAnsi="Times New Roman"/>
+                <w:b w:val="false"/>
+                <w:bCs w:val="false"/>
+                <w:sz w:val="16"/>
+                <w:szCs w:val="16"/>
+              </w:rPr>
+              <w:t xml:space="preserve">2.11 M</w:t>
+            </w:r>
+          </w:p>
+        </w:tc>
+        <w:tc>
+          <w:tcPr>
+            <w:tcW w:type="dxa" w:w="2800"/>
+            <w:tcBorders>
+              <w:top w:val="single" w:color="999999" w:sz="4"/>
+              <w:left w:val="single" w:color="999999" w:sz="4"/>
+              <w:bottom w:val="single" w:color="999999" w:sz="4"/>
+              <w:right w:val="single" w:color="999999" w:sz="4"/>
+            </w:tcBorders>
+            <w:tcMar>
+              <w:top w:type="dxa" w:w="30"/>
+              <w:left w:type="dxa" w:w="60"/>
+              <w:bottom w:type="dxa" w:w="30"/>
+              <w:right w:type="dxa" w:w="60"/>
+            </w:tcMar>
+          </w:tcPr>
+          <w:p>
+            <w:pPr>
+              <w:jc w:val="center"/>
+            </w:pPr>
+            <w:r>
+              <w:rPr>
+                <w:rFonts w:ascii="Times New Roman" w:cs="Times New Roman" w:eastAsia="Times New Roman" w:hAnsi="Times New Roman"/>
+                <w:b w:val="false"/>
+                <w:bCs w:val="false"/>
+                <w:sz w:val="16"/>
+                <w:szCs w:val="16"/>
+              </w:rPr>
+              <w:t xml:space="preserve">7.2 GFLOPs</w:t>
+            </w:r>
+          </w:p>
+        </w:tc>
+        <w:tc>
+          <w:tcPr>
+            <w:tcW w:type="dxa" w:w="3200"/>
+            <w:tcBorders>
+              <w:top w:val="single" w:color="999999" w:sz="4"/>
+              <w:left w:val="single" w:color="999999" w:sz="4"/>
+              <w:bottom w:val="single" w:color="999999" w:sz="4"/>
+              <w:right w:val="single" w:color="999999" w:sz="4"/>
+            </w:tcBorders>
+            <w:tcMar>
+              <w:top w:type="dxa" w:w="30"/>
+              <w:left w:type="dxa" w:w="60"/>
+              <w:bottom w:type="dxa" w:w="30"/>
+              <w:right w:type="dxa" w:w="60"/>
+            </w:tcMar>
+          </w:tcPr>
+          <w:p>
+            <w:pPr>
+              <w:jc w:val="center"/>
+            </w:pPr>
+            <w:r>
+              <w:rPr>
+                <w:rFonts w:ascii="Times New Roman" w:cs="Times New Roman" w:eastAsia="Times New Roman" w:hAnsi="Times New Roman"/>
+                <w:b w:val="false"/>
+                <w:bCs w:val="false"/>
+                <w:sz w:val="16"/>
+                <w:szCs w:val="16"/>
+              </w:rPr>
+              <w:t xml:space="preserve">n.r.</w:t>
+            </w:r>
+          </w:p>
+        </w:tc>
+        <w:tc>
+          <w:tcPr>
+            <w:tcW w:type="dxa" w:w="3000"/>
+            <w:tcBorders>
+              <w:top w:val="single" w:color="999999" w:sz="4"/>
+              <w:left w:val="single" w:color="999999" w:sz="4"/>
+              <w:bottom w:val="single" w:color="999999" w:sz="4"/>
+              <w:right w:val="single" w:color="999999" w:sz="4"/>
+            </w:tcBorders>
+            <w:tcMar>
+              <w:top w:type="dxa" w:w="30"/>
+              <w:left w:type="dxa" w:w="60"/>
+              <w:bottom w:type="dxa" w:w="30"/>
+              <w:right w:type="dxa" w:w="60"/>
+            </w:tcMar>
+          </w:tcPr>
+          <w:p>
+            <w:pPr>
+              <w:jc w:val="center"/>
+            </w:pPr>
+            <w:r>
+              <w:rPr>
+                <w:rFonts w:ascii="Times New Roman" w:cs="Times New Roman" w:eastAsia="Times New Roman" w:hAnsi="Times New Roman"/>
+                <w:b w:val="false"/>
+                <w:bCs w:val="false"/>
+                <w:sz w:val="16"/>
+                <w:szCs w:val="16"/>
+              </w:rPr>
+              <w:t xml:space="preserve">HRSID AP50 95.8 % (value read from a degraded table), RTX 3060</w:t>
+            </w:r>
+          </w:p>
+        </w:tc>
+      </w:tr>
+      <w:tr>
+        <w:trPr>
+          <w:cantSplit/>
+        </w:trPr>
+        <w:tc>
+          <w:tcPr>
+            <w:tcW w:type="dxa" w:w="3600"/>
+            <w:tcBorders>
+              <w:top w:val="single" w:color="999999" w:sz="4"/>
+              <w:left w:val="single" w:color="999999" w:sz="4"/>
+              <w:bottom w:val="single" w:color="999999" w:sz="4"/>
+              <w:right w:val="single" w:color="999999" w:sz="4"/>
+            </w:tcBorders>
+            <w:tcMar>
+              <w:top w:type="dxa" w:w="30"/>
+              <w:left w:type="dxa" w:w="60"/>
+              <w:bottom w:type="dxa" w:w="30"/>
+              <w:right w:type="dxa" w:w="60"/>
+            </w:tcMar>
+          </w:tcPr>
+          <w:p>
+            <w:pPr>
+              <w:jc w:val="left"/>
+            </w:pPr>
+            <w:r>
+              <w:rPr>
+                <w:rFonts w:ascii="Times New Roman" w:cs="Times New Roman" w:eastAsia="Times New Roman" w:hAnsi="Times New Roman"/>
+                <w:b w:val="false"/>
+                <w:bCs w:val="false"/>
+                <w:sz w:val="16"/>
+                <w:szCs w:val="16"/>
+              </w:rPr>
+              <w:t xml:space="preserve">ELSD-Net [26]</w:t>
+            </w:r>
+          </w:p>
+        </w:tc>
+        <w:tc>
+          <w:tcPr>
+            <w:tcW w:type="dxa" w:w="2400"/>
+            <w:tcBorders>
+              <w:top w:val="single" w:color="999999" w:sz="4"/>
+              <w:left w:val="single" w:color="999999" w:sz="4"/>
+              <w:bottom w:val="single" w:color="999999" w:sz="4"/>
+              <w:right w:val="single" w:color="999999" w:sz="4"/>
+            </w:tcBorders>
+            <w:tcMar>
+              <w:top w:type="dxa" w:w="30"/>
+              <w:left w:type="dxa" w:w="60"/>
+              <w:bottom w:type="dxa" w:w="30"/>
+              <w:right w:type="dxa" w:w="60"/>
+            </w:tcMar>
+          </w:tcPr>
+          <w:p>
+            <w:pPr>
+              <w:jc w:val="left"/>
+            </w:pPr>
+            <w:r>
+              <w:rPr>
+                <w:rFonts w:ascii="Times New Roman" w:cs="Times New Roman" w:eastAsia="Times New Roman" w:hAnsi="Times New Roman"/>
+                <w:b w:val="false"/>
+                <w:bCs w:val="false"/>
+                <w:sz w:val="16"/>
+                <w:szCs w:val="16"/>
+              </w:rPr>
+              <w:t xml:space="preserve">0.3 M</w:t>
+            </w:r>
+          </w:p>
+        </w:tc>
+        <w:tc>
+          <w:tcPr>
+            <w:tcW w:type="dxa" w:w="2800"/>
+            <w:tcBorders>
+              <w:top w:val="single" w:color="999999" w:sz="4"/>
+              <w:left w:val="single" w:color="999999" w:sz="4"/>
+              <w:bottom w:val="single" w:color="999999" w:sz="4"/>
+              <w:right w:val="single" w:color="999999" w:sz="4"/>
+            </w:tcBorders>
+            <w:tcMar>
+              <w:top w:type="dxa" w:w="30"/>
+              <w:left w:type="dxa" w:w="60"/>
+              <w:bottom w:type="dxa" w:w="30"/>
+              <w:right w:type="dxa" w:w="60"/>
+            </w:tcMar>
+          </w:tcPr>
+          <w:p>
+            <w:pPr>
+              <w:jc w:val="center"/>
+            </w:pPr>
+            <w:r>
+              <w:rPr>
+                <w:rFonts w:ascii="Times New Roman" w:cs="Times New Roman" w:eastAsia="Times New Roman" w:hAnsi="Times New Roman"/>
+                <w:b w:val="false"/>
+                <w:bCs w:val="false"/>
+                <w:sz w:val="16"/>
+                <w:szCs w:val="16"/>
+              </w:rPr>
+              <w:t xml:space="preserve">1.2 GFLOPs</w:t>
+            </w:r>
+          </w:p>
+        </w:tc>
+        <w:tc>
+          <w:tcPr>
+            <w:tcW w:type="dxa" w:w="3200"/>
+            <w:tcBorders>
+              <w:top w:val="single" w:color="999999" w:sz="4"/>
+              <w:left w:val="single" w:color="999999" w:sz="4"/>
+              <w:bottom w:val="single" w:color="999999" w:sz="4"/>
+              <w:right w:val="single" w:color="999999" w:sz="4"/>
+            </w:tcBorders>
+            <w:tcMar>
+              <w:top w:type="dxa" w:w="30"/>
+              <w:left w:type="dxa" w:w="60"/>
+              <w:bottom w:type="dxa" w:w="30"/>
+              <w:right w:type="dxa" w:w="60"/>
+            </w:tcMar>
+          </w:tcPr>
+          <w:p>
+            <w:pPr>
+              <w:jc w:val="center"/>
+            </w:pPr>
+            <w:r>
+              <w:rPr>
+                <w:rFonts w:ascii="Times New Roman" w:cs="Times New Roman" w:eastAsia="Times New Roman" w:hAnsi="Times New Roman"/>
+                <w:b w:val="false"/>
+                <w:bCs w:val="false"/>
+                <w:sz w:val="16"/>
+                <w:szCs w:val="16"/>
+              </w:rPr>
+              <w:t xml:space="preserve">n.r.</w:t>
+            </w:r>
+          </w:p>
+        </w:tc>
+        <w:tc>
+          <w:tcPr>
+            <w:tcW w:type="dxa" w:w="3000"/>
+            <w:tcBorders>
+              <w:top w:val="single" w:color="999999" w:sz="4"/>
+              <w:left w:val="single" w:color="999999" w:sz="4"/>
+              <w:bottom w:val="single" w:color="999999" w:sz="4"/>
+              <w:right w:val="single" w:color="999999" w:sz="4"/>
+            </w:tcBorders>
+            <w:tcMar>
+              <w:top w:type="dxa" w:w="30"/>
+              <w:left w:type="dxa" w:w="60"/>
+              <w:bottom w:type="dxa" w:w="30"/>
+              <w:right w:type="dxa" w:w="60"/>
+            </w:tcMar>
+          </w:tcPr>
+          <w:p>
+            <w:pPr>
+              <w:jc w:val="center"/>
+            </w:pPr>
+            <w:r>
+              <w:rPr>
+                <w:rFonts w:ascii="Times New Roman" w:cs="Times New Roman" w:eastAsia="Times New Roman" w:hAnsi="Times New Roman"/>
+                <w:b w:val="false"/>
+                <w:bCs w:val="false"/>
+                <w:sz w:val="16"/>
+                <w:szCs w:val="16"/>
+              </w:rPr>
+              <w:t xml:space="preserve">SSDD only (AP50 98.2 %); HRSID n.r.</w:t>
+            </w:r>
+          </w:p>
+        </w:tc>
+      </w:tr>
     </w:tbl>
     <w:p>
       <w:pPr>
@@ -21490,7 +25867,7 @@
           <w:sz w:val="17"/>
           <w:szCs w:val="17"/>
         </w:rPr>
-        <w:t xml:space="preserve">MAC / FLOP conventions differ between papers (1 MAC = 2 FLOPs here: 1.95 M MAC = 3.9 MFLOP per patch). Our per-frame figure counts only candidate patches; image-level pooling and the prescreen are integer additions and are not included. The lightweight detectors are 15-47 times larger in parameters than our CNN, but they also produce boxes, classify and localise without a separate CFAR stage.</w:t>
+        <w:t xml:space="preserve">MAC / FLOP conventions differ between papers (1 MAC = 2 FLOPs here: 1.95 M MAC = 3.9 MFLOP per patch). Our per-frame figure counts only candidate patches; image-level pooling and the prescreen are integer additions and are not included. The lightweight detectors are about 5 to 47 times larger in parameters than our CNN (ELSD-Net, which reports SSDD only, is the smallest at 0.3 M), but they also produce boxes, classify and localise without a separate CFAR stage.</w:t>
       </w:r>
     </w:p>
     <w:p>
@@ -27691,6 +32068,286 @@
           <w:szCs w:val="18"/>
         </w:rPr>
         <w:t xml:space="preserve">[21] "Adaptive CFAR method for SAR ship detection using intensity and texture feature fusion attention contrast mechanism," Sensors, 2022, PMC9659258 (project vault; author list not recorded in the vault note).</w:t>
+      </w:r>
+    </w:p>
+    <w:p>
+      <w:pPr>
+        <w:spacing w:after="50" w:line="250"/>
+        <w:jc w:val="left"/>
+      </w:pPr>
+      <w:r>
+        <w:rPr>
+          <w:rFonts w:ascii="Times New Roman" w:cs="Times New Roman" w:eastAsia="Times New Roman" w:hAnsi="Times New Roman"/>
+          <w:sz w:val="18"/>
+          <w:szCs w:val="18"/>
+        </w:rPr>
+        <w:t xml:space="preserve">[22] X. Peng, Y. Xu, "AD-YOLO: An adaptive detection YOLO architecture for ship detection in SAR imagery," IEEE Geosci. Remote Sens. Lett., vol. 23, 2026, Art. no. 3502705, doi:10.1109/LGRS.2026.3718803.</w:t>
+      </w:r>
+    </w:p>
+    <w:p>
+      <w:pPr>
+        <w:spacing w:after="50" w:line="250"/>
+        <w:jc w:val="left"/>
+      </w:pPr>
+      <w:r>
+        <w:rPr>
+          <w:rFonts w:ascii="Times New Roman" w:cs="Times New Roman" w:eastAsia="Times New Roman" w:hAnsi="Times New Roman"/>
+          <w:sz w:val="18"/>
+          <w:szCs w:val="18"/>
+        </w:rPr>
+        <w:t xml:space="preserve">[23] C. Zhang, J. Xing, Y. Wang, Y. Liu, Y. Xing, "AMFS-Net: An adaptive multiscale feature fusion framework for efficient SAR ship detection," IEEE Geosci. Remote Sens. Lett., vol. 23, 2026, Art. no. 4004405, doi:10.1109/LGRS.2026.3656578.</w:t>
+      </w:r>
+    </w:p>
+    <w:p>
+      <w:pPr>
+        <w:spacing w:after="50" w:line="250"/>
+        <w:jc w:val="left"/>
+      </w:pPr>
+      <w:r>
+        <w:rPr>
+          <w:rFonts w:ascii="Times New Roman" w:cs="Times New Roman" w:eastAsia="Times New Roman" w:hAnsi="Times New Roman"/>
+          <w:sz w:val="18"/>
+          <w:szCs w:val="18"/>
+        </w:rPr>
+        <w:t xml:space="preserve">[24] G. Fang, F. Han, C. He, J. Li, "LightSAR-Net: A lightweight multiscale dynamic SAR ship detection network," IEEE Geosci. Remote Sens. Lett., vol. 22, 2025, Art. no. 4015105, doi:10.1109/LGRS.2025.3628605.</w:t>
+      </w:r>
+    </w:p>
+    <w:p>
+      <w:pPr>
+        <w:spacing w:after="50" w:line="250"/>
+        <w:jc w:val="left"/>
+      </w:pPr>
+      <w:r>
+        <w:rPr>
+          <w:rFonts w:ascii="Times New Roman" w:cs="Times New Roman" w:eastAsia="Times New Roman" w:hAnsi="Times New Roman"/>
+          <w:sz w:val="18"/>
+          <w:szCs w:val="18"/>
+        </w:rPr>
+        <w:t xml:space="preserve">[25] S. Gao, J. M. Liu, Y. H. Miao, Z. J. He, "A high-effective implementation of ship detector for SAR images," IEEE Geosci. Remote Sens. Lett., vol. 19, 2022, Art. no. 4019005, doi:10.1109/LGRS.2021.3115121.</w:t>
+      </w:r>
+    </w:p>
+    <w:p>
+      <w:pPr>
+        <w:spacing w:after="50" w:line="250"/>
+        <w:jc w:val="left"/>
+      </w:pPr>
+      <w:r>
+        <w:rPr>
+          <w:rFonts w:ascii="Times New Roman" w:cs="Times New Roman" w:eastAsia="Times New Roman" w:hAnsi="Times New Roman"/>
+          <w:sz w:val="18"/>
+          <w:szCs w:val="18"/>
+        </w:rPr>
+        <w:t xml:space="preserve">[26] S. Man, W. Yu, "ELSD-Net: A novel efficient and lightweight ship detection network for SAR images," IEEE Geosci. Remote Sens. Lett., vol. 22, 2025, Art. no. 4003505, doi:10.1109/LGRS.2025.3527444.</w:t>
+      </w:r>
+    </w:p>
+    <w:p>
+      <w:pPr>
+        <w:spacing w:after="50" w:line="250"/>
+        <w:jc w:val="left"/>
+      </w:pPr>
+      <w:r>
+        <w:rPr>
+          <w:rFonts w:ascii="Times New Roman" w:cs="Times New Roman" w:eastAsia="Times New Roman" w:hAnsi="Times New Roman"/>
+          <w:sz w:val="18"/>
+          <w:szCs w:val="18"/>
+        </w:rPr>
+        <w:t xml:space="preserve">[27] Y. Yang, Y. Ju, Z. Zhou, "A super lightweight and efficient SAR image ship detector," IEEE Geosci. Remote Sens. Lett., vol. 20, 2023, Art. no. 4006805, doi:10.1109/LGRS.2023.3284093.</w:t>
+      </w:r>
+    </w:p>
+    <w:p>
+      <w:pPr>
+        <w:spacing w:after="50" w:line="250"/>
+        <w:jc w:val="left"/>
+      </w:pPr>
+      <w:r>
+        <w:rPr>
+          <w:rFonts w:ascii="Times New Roman" w:cs="Times New Roman" w:eastAsia="Times New Roman" w:hAnsi="Times New Roman"/>
+          <w:sz w:val="18"/>
+          <w:szCs w:val="18"/>
+        </w:rPr>
+        <w:t xml:space="preserve">[28] X. Wang, B. Yang, S. Chen, X. Liu, "CPC-YOLO: Lightweight framework for small ship detection in SAR images," IEEE Signal Process. Lett., vol. 33, 2026, p. 1961, doi:10.1109/LSP.2026.3687786.</w:t>
+      </w:r>
+    </w:p>
+    <w:p>
+      <w:pPr>
+        <w:spacing w:after="50" w:line="250"/>
+        <w:jc w:val="left"/>
+      </w:pPr>
+      <w:r>
+        <w:rPr>
+          <w:rFonts w:ascii="Times New Roman" w:cs="Times New Roman" w:eastAsia="Times New Roman" w:hAnsi="Times New Roman"/>
+          <w:sz w:val="18"/>
+          <w:szCs w:val="18"/>
+        </w:rPr>
+        <w:t xml:space="preserve">[29] W. Chen, M. Ye, "Adaptive feature enhancement for SAR-based ship detection," IEEE Signal Process. Lett., vol. 33, 2026, p. 2121, doi:10.1109/LSP.2026.3696607.</w:t>
+      </w:r>
+    </w:p>
+    <w:p>
+      <w:pPr>
+        <w:spacing w:after="50" w:line="250"/>
+        <w:jc w:val="left"/>
+      </w:pPr>
+      <w:r>
+        <w:rPr>
+          <w:rFonts w:ascii="Times New Roman" w:cs="Times New Roman" w:eastAsia="Times New Roman" w:hAnsi="Times New Roman"/>
+          <w:sz w:val="18"/>
+          <w:szCs w:val="18"/>
+        </w:rPr>
+        <w:t xml:space="preserve">[30] T. Zeng, T. Zhang, Z. Shao, X. Xu, W. Zhang, J. Shi, S. Wei, X. Zhang, "CFAR-DP-FW: A CFAR-guided dual-polarization fusion framework for large-scene SAR ship detection," IEEE J. Sel. Topics Appl. Earth Observ. Remote Sens., vol. 17, 2024, doi:10.1109/JSTARS.2024.3358058.</w:t>
+      </w:r>
+    </w:p>
+    <w:p>
+      <w:pPr>
+        <w:spacing w:after="50" w:line="250"/>
+        <w:jc w:val="left"/>
+      </w:pPr>
+      <w:r>
+        <w:rPr>
+          <w:rFonts w:ascii="Times New Roman" w:cs="Times New Roman" w:eastAsia="Times New Roman" w:hAnsi="Times New Roman"/>
+          <w:sz w:val="18"/>
+          <w:szCs w:val="18"/>
+        </w:rPr>
+        <w:t xml:space="preserve">[31] X. Meng, "Wilcoxon nonparametric CFAR scheme for ship detection in SAR image," IEEE J. Sel. Topics Appl. Earth Observ. Remote Sens., vol. 18, 2025, p. 5360, doi:10.1109/JSTARS.2025.3533140.</w:t>
+      </w:r>
+    </w:p>
+    <w:p>
+      <w:pPr>
+        <w:spacing w:after="50" w:line="250"/>
+        <w:jc w:val="left"/>
+      </w:pPr>
+      <w:r>
+        <w:rPr>
+          <w:rFonts w:ascii="Times New Roman" w:cs="Times New Roman" w:eastAsia="Times New Roman" w:hAnsi="Times New Roman"/>
+          <w:sz w:val="18"/>
+          <w:szCs w:val="18"/>
+        </w:rPr>
+        <w:t xml:space="preserve">[32] Y. Li, Z. Wang, H. Chen, Y. Li, "A density clustering-based CFAR algorithm for ship detection in SAR images," IEEE Geosci. Remote Sens. Lett., vol. 21, 2024, Art. no. 4009505, doi:10.1109/LGRS.2024.3397883.</w:t>
+      </w:r>
+    </w:p>
+    <w:p>
+      <w:pPr>
+        <w:spacing w:after="50" w:line="250"/>
+        <w:jc w:val="left"/>
+      </w:pPr>
+      <w:r>
+        <w:rPr>
+          <w:rFonts w:ascii="Times New Roman" w:cs="Times New Roman" w:eastAsia="Times New Roman" w:hAnsi="Times New Roman"/>
+          <w:sz w:val="18"/>
+          <w:szCs w:val="18"/>
+        </w:rPr>
+        <w:t xml:space="preserve">[33] X. Wang, G. Li, X.-P. Zhang, Y. He, "A fast CFAR algorithm based on density-censoring operation for ship detection in SAR images," IEEE Signal Process. Lett., vol. 28, p. 1085, 2021, doi:10.1109/LSP.2021.3082034.</w:t>
+      </w:r>
+    </w:p>
+    <w:p>
+      <w:pPr>
+        <w:spacing w:after="50" w:line="250"/>
+        <w:jc w:val="left"/>
+      </w:pPr>
+      <w:r>
+        <w:rPr>
+          <w:rFonts w:ascii="Times New Roman" w:cs="Times New Roman" w:eastAsia="Times New Roman" w:hAnsi="Times New Roman"/>
+          <w:sz w:val="18"/>
+          <w:szCs w:val="18"/>
+        </w:rPr>
+        <w:t xml:space="preserve">[34] Z. Cui, Z. Hou, H. Yang, N. Liu, Z. Cao, "A CFAR target-detection method based on superpixel statistical modeling," IEEE Geosci. Remote Sens. Lett., vol. 18, no. 9, p. 1605, 2021, doi:10.1109/LGRS.2020.3006033.</w:t>
+      </w:r>
+    </w:p>
+    <w:p>
+      <w:pPr>
+        <w:spacing w:after="50" w:line="250"/>
+        <w:jc w:val="left"/>
+      </w:pPr>
+      <w:r>
+        <w:rPr>
+          <w:rFonts w:ascii="Times New Roman" w:cs="Times New Roman" w:eastAsia="Times New Roman" w:hAnsi="Times New Roman"/>
+          <w:sz w:val="18"/>
+          <w:szCs w:val="18"/>
+        </w:rPr>
+        <w:t xml:space="preserve">[35] M.-D. Li, X.-C. Cui, S.-W. Chen, "Adaptive superpixel-level CFAR detector for SAR inshore dense ship detection," IEEE Geosci. Remote Sens. Lett., vol. 19, 2022, Art. no. 4010405, doi:10.1109/LGRS.2021.3059253.</w:t>
+      </w:r>
+    </w:p>
+    <w:p>
+      <w:pPr>
+        <w:spacing w:after="50" w:line="250"/>
+        <w:jc w:val="left"/>
+      </w:pPr>
+      <w:r>
+        <w:rPr>
+          <w:rFonts w:ascii="Times New Roman" w:cs="Times New Roman" w:eastAsia="Times New Roman" w:hAnsi="Times New Roman"/>
+          <w:sz w:val="18"/>
+          <w:szCs w:val="18"/>
+        </w:rPr>
+        <w:t xml:space="preserve">[36] L. Zhang, Z. Zhang, S. Lu, D. Xiang, Y. Su, "Fast superpixel-based non-window CFAR ship detector for SAR imagery," Remote Sens., vol. 14, no. 9, 2092, 2022, doi:10.3390/rs14092092.</w:t>
+      </w:r>
+    </w:p>
+    <w:p>
+      <w:pPr>
+        <w:spacing w:after="50" w:line="250"/>
+        <w:jc w:val="left"/>
+      </w:pPr>
+      <w:r>
+        <w:rPr>
+          <w:rFonts w:ascii="Times New Roman" w:cs="Times New Roman" w:eastAsia="Times New Roman" w:hAnsi="Times New Roman"/>
+          <w:sz w:val="18"/>
+          <w:szCs w:val="18"/>
+        </w:rPr>
+        <w:t xml:space="preserve">[37] S. Chen, X. Li, "A new CFAR algorithm based on variable window for ship target detection in SAR images," Signal Image Video Process., vol. 13, pp. 779-786, 2019, doi:10.1007/s11760-018-1408-4.</w:t>
+      </w:r>
+    </w:p>
+    <w:p>
+      <w:pPr>
+        <w:spacing w:after="50" w:line="250"/>
+        <w:jc w:val="left"/>
+      </w:pPr>
+      <w:r>
+        <w:rPr>
+          <w:rFonts w:ascii="Times New Roman" w:cs="Times New Roman" w:eastAsia="Times New Roman" w:hAnsi="Times New Roman"/>
+          <w:sz w:val="18"/>
+          <w:szCs w:val="18"/>
+        </w:rPr>
+        <w:t xml:space="preserve">[38] "Robust CFAR detector based on censored harmonic averaging in heterogeneous clutter," IEEE Trans. Aerosp. Electron. Syst. (Correspondence), 2021, doi:10.1109/TAES.2020.3046050 (author list not captured in the text extraction of the PDF).</w:t>
+      </w:r>
+    </w:p>
+    <w:p>
+      <w:pPr>
+        <w:spacing w:after="50" w:line="250"/>
+        <w:jc w:val="left"/>
+      </w:pPr>
+      <w:r>
+        <w:rPr>
+          <w:rFonts w:ascii="Times New Roman" w:cs="Times New Roman" w:eastAsia="Times New Roman" w:hAnsi="Times New Roman"/>
+          <w:sz w:val="18"/>
+          <w:szCs w:val="18"/>
+        </w:rPr>
+        <w:t xml:space="preserve">[39] J. Ai, Y. Mao, Q. Luo et al., "Robust CFAR ship detector based on bilateral-trimmed-statistics of complex ocean scenes in SAR imagery: A closed-form solution," IEEE Trans. Aerosp. Electron. Syst., vol. 57, no. 3, 2021, doi:10.1109/TAES.2021.3050654.</w:t>
+      </w:r>
+    </w:p>
+    <w:p>
+      <w:pPr>
+        <w:spacing w:after="50" w:line="250"/>
+        <w:jc w:val="left"/>
+      </w:pPr>
+      <w:r>
+        <w:rPr>
+          <w:rFonts w:ascii="Times New Roman" w:cs="Times New Roman" w:eastAsia="Times New Roman" w:hAnsi="Times New Roman"/>
+          <w:sz w:val="18"/>
+          <w:szCs w:val="18"/>
+        </w:rPr>
+        <w:t xml:space="preserve">[40] J. Ai, Z. Pei, B. Yao, Z. Wang, M. Xing, "AIS data aided Rayleigh CFAR ship detection algorithm of multiple-target environment in SAR images," IEEE Trans. Aerosp. Electron. Syst., 2022, doi:10.1109/TAES.2021.3111849.</w:t>
+      </w:r>
+    </w:p>
+    <w:p>
+      <w:pPr>
+        <w:spacing w:after="50" w:line="250"/>
+        <w:jc w:val="left"/>
+      </w:pPr>
+      <w:r>
+        <w:rPr>
+          <w:rFonts w:ascii="Times New Roman" w:cs="Times New Roman" w:eastAsia="Times New Roman" w:hAnsi="Times New Roman"/>
+          <w:sz w:val="18"/>
+          <w:szCs w:val="18"/>
+        </w:rPr>
+        <w:t xml:space="preserve">[41] S. Gao, H. Liu, "Performance comparison of statistical models for characterizing sea clutter and ship CFAR detection in SAR images," IEEE J. Sel. Topics Appl. Earth Observ. Remote Sens., vol. 15, p. 7414, 2022, doi:10.1109/JSTARS.2022.3203230.</w:t>
       </w:r>
     </w:p>
     <w:sectPr>
